--- a/Crown-ERP-Delivery-Plan-Modules.docx
+++ b/Crown-ERP-Delivery-Plan-Modules.docx
@@ -44,11 +44,7 @@
           <w:color w:val="333A45"/>
           <w:sz w:val="20"/>
         </w:rPr>
-        <w:t>الباقة الكاملة: ١٥ وحدة · ١٨٠٬٠٠٠ جنيه مصري · من 15/10/2026 إلى 07/02/2027</w:t>
-        <w:br/>
-        <w:t>أيام العمل فقط: الأحد–الخميس (الجمعة والسبت والإجازات الرسمية خارج الجدول)</w:t>
-        <w:br/>
-        <w:t>الإجازات المستبعدة: ٦ أكتوبر ٢٠٢٦، و٧ يناير ٢٠٢٧، و٢٥ يناير ٢٠٢٧ · القبول خلال ثلاثة أيام عمل بعد العرض</w:t>
+        <w:t>الباقة الكاملة: ١٥ وحدة · ١٨٠٬٠٠٠ جنيه مصري · من 15/10/2026 إلى 07/02/2027. قبل تنفيذ كل وحدة ثلاثة أيام عمل للاتفاق مع العميل على المطلوب. أيام العمل فقط: الأحد–الخميس.</w:t>
       </w:r>
     </w:p>
     <w:p>
@@ -74,18 +70,18 @@
         <w:tblLook w:firstColumn="1" w:firstRow="1" w:lastColumn="0" w:lastRow="0" w:noHBand="0" w:noVBand="1" w:val="04A0"/>
       </w:tblPr>
       <w:tblGrid>
-        <w:gridCol w:w="1506"/>
-        <w:gridCol w:w="1506"/>
-        <w:gridCol w:w="1506"/>
-        <w:gridCol w:w="1506"/>
-        <w:gridCol w:w="1506"/>
-        <w:gridCol w:w="1506"/>
-        <w:gridCol w:w="1506"/>
+        <w:gridCol w:w="2211"/>
+        <w:gridCol w:w="2211"/>
+        <w:gridCol w:w="2211"/>
+        <w:gridCol w:w="2211"/>
+        <w:gridCol w:w="2211"/>
+        <w:gridCol w:w="2211"/>
+        <w:gridCol w:w="2211"/>
       </w:tblGrid>
       <w:tr>
         <w:tc>
           <w:tcPr>
-            <w:tcW w:type="dxa" w:w="1506"/>
+            <w:tcW w:type="dxa" w:w="2211"/>
             <w:shd w:fill="082868" w:val="clear"/>
           </w:tcPr>
           <w:p>
@@ -93,11 +89,7 @@
               <w:bidi w:val="1"/>
               <w:jc w:val="center"/>
             </w:pPr>
-            <w:r>
-              <w:rPr>
-                <w:color w:val="FFFFFF"/>
-              </w:rPr>
-            </w:r>
+            <w:r/>
             <w:r>
               <w:rPr>
                 <w:rFonts w:ascii="Arial" w:hAnsi="Arial" w:eastAsia="Arial"/>
@@ -111,7 +103,7 @@
         </w:tc>
         <w:tc>
           <w:tcPr>
-            <w:tcW w:type="dxa" w:w="1506"/>
+            <w:tcW w:type="dxa" w:w="2211"/>
             <w:shd w:fill="082868" w:val="clear"/>
           </w:tcPr>
           <w:p>
@@ -119,11 +111,7 @@
               <w:bidi w:val="1"/>
               <w:jc w:val="center"/>
             </w:pPr>
-            <w:r>
-              <w:rPr>
-                <w:color w:val="FFFFFF"/>
-              </w:rPr>
-            </w:r>
+            <w:r/>
             <w:r>
               <w:rPr>
                 <w:rFonts w:ascii="Arial" w:hAnsi="Arial" w:eastAsia="Arial"/>
@@ -137,7 +125,7 @@
         </w:tc>
         <w:tc>
           <w:tcPr>
-            <w:tcW w:type="dxa" w:w="1506"/>
+            <w:tcW w:type="dxa" w:w="2211"/>
             <w:shd w:fill="082868" w:val="clear"/>
           </w:tcPr>
           <w:p>
@@ -145,11 +133,7 @@
               <w:bidi w:val="1"/>
               <w:jc w:val="center"/>
             </w:pPr>
-            <w:r>
-              <w:rPr>
-                <w:color w:val="FFFFFF"/>
-              </w:rPr>
-            </w:r>
+            <w:r/>
             <w:r>
               <w:rPr>
                 <w:rFonts w:ascii="Arial" w:hAnsi="Arial" w:eastAsia="Arial"/>
@@ -157,13 +141,13 @@
                 <w:color w:val="FFFFFF"/>
                 <w:sz w:val="18"/>
               </w:rPr>
-              <w:t>أيام العمل</w:t>
-            </w:r>
-          </w:p>
-        </w:tc>
-        <w:tc>
-          <w:tcPr>
-            <w:tcW w:type="dxa" w:w="1506"/>
+              <w:t>أيام الاتفاق مع العميل</w:t>
+            </w:r>
+          </w:p>
+        </w:tc>
+        <w:tc>
+          <w:tcPr>
+            <w:tcW w:type="dxa" w:w="2211"/>
             <w:shd w:fill="082868" w:val="clear"/>
           </w:tcPr>
           <w:p>
@@ -171,11 +155,7 @@
               <w:bidi w:val="1"/>
               <w:jc w:val="center"/>
             </w:pPr>
-            <w:r>
-              <w:rPr>
-                <w:color w:val="FFFFFF"/>
-              </w:rPr>
-            </w:r>
+            <w:r/>
             <w:r>
               <w:rPr>
                 <w:rFonts w:ascii="Arial" w:hAnsi="Arial" w:eastAsia="Arial"/>
@@ -183,13 +163,13 @@
                 <w:color w:val="FFFFFF"/>
                 <w:sz w:val="18"/>
               </w:rPr>
-              <w:t>أول يوم عمل</w:t>
-            </w:r>
-          </w:p>
-        </w:tc>
-        <w:tc>
-          <w:tcPr>
-            <w:tcW w:type="dxa" w:w="1506"/>
+              <w:t>أيام العمل</w:t>
+            </w:r>
+          </w:p>
+        </w:tc>
+        <w:tc>
+          <w:tcPr>
+            <w:tcW w:type="dxa" w:w="2211"/>
             <w:shd w:fill="082868" w:val="clear"/>
           </w:tcPr>
           <w:p>
@@ -197,11 +177,7 @@
               <w:bidi w:val="1"/>
               <w:jc w:val="center"/>
             </w:pPr>
-            <w:r>
-              <w:rPr>
-                <w:color w:val="FFFFFF"/>
-              </w:rPr>
-            </w:r>
+            <w:r/>
             <w:r>
               <w:rPr>
                 <w:rFonts w:ascii="Arial" w:hAnsi="Arial" w:eastAsia="Arial"/>
@@ -209,13 +185,13 @@
                 <w:color w:val="FFFFFF"/>
                 <w:sz w:val="18"/>
               </w:rPr>
-              <w:t>آخر يوم عمل (العرض)</w:t>
-            </w:r>
-          </w:p>
-        </w:tc>
-        <w:tc>
-          <w:tcPr>
-            <w:tcW w:type="dxa" w:w="1506"/>
+              <w:t>أول يوم تنفيذ</w:t>
+            </w:r>
+          </w:p>
+        </w:tc>
+        <w:tc>
+          <w:tcPr>
+            <w:tcW w:type="dxa" w:w="2211"/>
             <w:shd w:fill="082868" w:val="clear"/>
           </w:tcPr>
           <w:p>
@@ -223,11 +199,7 @@
               <w:bidi w:val="1"/>
               <w:jc w:val="center"/>
             </w:pPr>
-            <w:r>
-              <w:rPr>
-                <w:color w:val="FFFFFF"/>
-              </w:rPr>
-            </w:r>
+            <w:r/>
             <w:r>
               <w:rPr>
                 <w:rFonts w:ascii="Arial" w:hAnsi="Arial" w:eastAsia="Arial"/>
@@ -235,13 +207,13 @@
                 <w:color w:val="FFFFFF"/>
                 <w:sz w:val="18"/>
               </w:rPr>
-              <w:t>آخر موعد للقبول</w:t>
-            </w:r>
-          </w:p>
-        </w:tc>
-        <w:tc>
-          <w:tcPr>
-            <w:tcW w:type="dxa" w:w="1506"/>
+              <w:t>آخر يوم عمل (العرض)</w:t>
+            </w:r>
+          </w:p>
+        </w:tc>
+        <w:tc>
+          <w:tcPr>
+            <w:tcW w:type="dxa" w:w="2211"/>
             <w:shd w:fill="082868" w:val="clear"/>
           </w:tcPr>
           <w:p>
@@ -249,11 +221,7 @@
               <w:bidi w:val="1"/>
               <w:jc w:val="center"/>
             </w:pPr>
-            <w:r>
-              <w:rPr>
-                <w:color w:val="FFFFFF"/>
-              </w:rPr>
-            </w:r>
+            <w:r/>
             <w:r>
               <w:rPr>
                 <w:rFonts w:ascii="Arial" w:hAnsi="Arial" w:eastAsia="Arial"/>
@@ -261,7 +229,7 @@
                 <w:color w:val="FFFFFF"/>
                 <w:sz w:val="18"/>
               </w:rPr>
-              <w:t>أيام التنفيذ</w:t>
+              <w:t>آخر موعد للقبول</w:t>
             </w:r>
           </w:p>
         </w:tc>
@@ -269,7 +237,7 @@
       <w:tr>
         <w:tc>
           <w:tcPr>
-            <w:tcW w:type="dxa" w:w="1506"/>
+            <w:tcW w:type="dxa" w:w="2211"/>
           </w:tcPr>
           <w:p>
             <w:pPr>
@@ -290,7 +258,7 @@
         </w:tc>
         <w:tc>
           <w:tcPr>
-            <w:tcW w:type="dxa" w:w="1506"/>
+            <w:tcW w:type="dxa" w:w="2211"/>
           </w:tcPr>
           <w:p>
             <w:pPr>
@@ -311,7 +279,28 @@
         </w:tc>
         <w:tc>
           <w:tcPr>
-            <w:tcW w:type="dxa" w:w="1506"/>
+            <w:tcW w:type="dxa" w:w="2211"/>
+          </w:tcPr>
+          <w:p>
+            <w:pPr>
+              <w:bidi w:val="1"/>
+              <w:jc w:val="right"/>
+            </w:pPr>
+            <w:r/>
+            <w:r>
+              <w:rPr>
+                <w:rFonts w:ascii="Arial" w:hAnsi="Arial" w:eastAsia="Arial"/>
+                <w:b w:val="0"/>
+                <w:color w:val="0A0E17"/>
+                <w:sz w:val="16"/>
+              </w:rPr>
+              <w:t>26/10، 27/10، 28/10</w:t>
+            </w:r>
+          </w:p>
+        </w:tc>
+        <w:tc>
+          <w:tcPr>
+            <w:tcW w:type="dxa" w:w="2211"/>
           </w:tcPr>
           <w:p>
             <w:pPr>
@@ -332,7 +321,7 @@
         </w:tc>
         <w:tc>
           <w:tcPr>
-            <w:tcW w:type="dxa" w:w="1506"/>
+            <w:tcW w:type="dxa" w:w="2211"/>
           </w:tcPr>
           <w:p>
             <w:pPr>
@@ -353,7 +342,7 @@
         </w:tc>
         <w:tc>
           <w:tcPr>
-            <w:tcW w:type="dxa" w:w="1506"/>
+            <w:tcW w:type="dxa" w:w="2211"/>
           </w:tcPr>
           <w:p>
             <w:pPr>
@@ -374,7 +363,7 @@
         </w:tc>
         <w:tc>
           <w:tcPr>
-            <w:tcW w:type="dxa" w:w="1506"/>
+            <w:tcW w:type="dxa" w:w="2211"/>
           </w:tcPr>
           <w:p>
             <w:pPr>
@@ -390,27 +379,6 @@
                 <w:sz w:val="16"/>
               </w:rPr>
               <w:t>الاثنين 09/11/2026</w:t>
-            </w:r>
-          </w:p>
-        </w:tc>
-        <w:tc>
-          <w:tcPr>
-            <w:tcW w:type="dxa" w:w="1506"/>
-          </w:tcPr>
-          <w:p>
-            <w:pPr>
-              <w:bidi w:val="1"/>
-              <w:jc w:val="right"/>
-            </w:pPr>
-            <w:r/>
-            <w:r>
-              <w:rPr>
-                <w:rFonts w:ascii="Arial" w:hAnsi="Arial" w:eastAsia="Arial"/>
-                <w:b w:val="0"/>
-                <w:color w:val="0A0E17"/>
-                <w:sz w:val="16"/>
-              </w:rPr>
-              <w:t>29/10، 01/11، 02/11، 03/11، 04/11</w:t>
             </w:r>
           </w:p>
         </w:tc>
@@ -418,7 +386,7 @@
       <w:tr>
         <w:tc>
           <w:tcPr>
-            <w:tcW w:type="dxa" w:w="1506"/>
+            <w:tcW w:type="dxa" w:w="2211"/>
             <w:shd w:fill="F3F6F9" w:val="clear"/>
           </w:tcPr>
           <w:p>
@@ -440,7 +408,7 @@
         </w:tc>
         <w:tc>
           <w:tcPr>
-            <w:tcW w:type="dxa" w:w="1506"/>
+            <w:tcW w:type="dxa" w:w="2211"/>
             <w:shd w:fill="F3F6F9" w:val="clear"/>
           </w:tcPr>
           <w:p>
@@ -462,12 +430,34 @@
         </w:tc>
         <w:tc>
           <w:tcPr>
-            <w:tcW w:type="dxa" w:w="1506"/>
+            <w:tcW w:type="dxa" w:w="2211"/>
             <w:shd w:fill="F3F6F9" w:val="clear"/>
           </w:tcPr>
           <w:p>
             <w:pPr>
               <w:bidi w:val="1"/>
+              <w:jc w:val="right"/>
+            </w:pPr>
+            <w:r/>
+            <w:r>
+              <w:rPr>
+                <w:rFonts w:ascii="Arial" w:hAnsi="Arial" w:eastAsia="Arial"/>
+                <w:b w:val="0"/>
+                <w:color w:val="0A0E17"/>
+                <w:sz w:val="16"/>
+              </w:rPr>
+              <w:t>26/10، 27/10، 28/10</w:t>
+            </w:r>
+          </w:p>
+        </w:tc>
+        <w:tc>
+          <w:tcPr>
+            <w:tcW w:type="dxa" w:w="2211"/>
+            <w:shd w:fill="F3F6F9" w:val="clear"/>
+          </w:tcPr>
+          <w:p>
+            <w:pPr>
+              <w:bidi w:val="1"/>
               <w:jc w:val="center"/>
             </w:pPr>
             <w:r/>
@@ -484,7 +474,7 @@
         </w:tc>
         <w:tc>
           <w:tcPr>
-            <w:tcW w:type="dxa" w:w="1506"/>
+            <w:tcW w:type="dxa" w:w="2211"/>
             <w:shd w:fill="F3F6F9" w:val="clear"/>
           </w:tcPr>
           <w:p>
@@ -506,7 +496,7 @@
         </w:tc>
         <w:tc>
           <w:tcPr>
-            <w:tcW w:type="dxa" w:w="1506"/>
+            <w:tcW w:type="dxa" w:w="2211"/>
             <w:shd w:fill="F3F6F9" w:val="clear"/>
           </w:tcPr>
           <w:p>
@@ -528,7 +518,7 @@
         </w:tc>
         <w:tc>
           <w:tcPr>
-            <w:tcW w:type="dxa" w:w="1506"/>
+            <w:tcW w:type="dxa" w:w="2211"/>
             <w:shd w:fill="F3F6F9" w:val="clear"/>
           </w:tcPr>
           <w:p>
@@ -545,28 +535,6 @@
                 <w:sz w:val="16"/>
               </w:rPr>
               <w:t>الخميس 12/11/2026</w:t>
-            </w:r>
-          </w:p>
-        </w:tc>
-        <w:tc>
-          <w:tcPr>
-            <w:tcW w:type="dxa" w:w="1506"/>
-            <w:shd w:fill="F3F6F9" w:val="clear"/>
-          </w:tcPr>
-          <w:p>
-            <w:pPr>
-              <w:bidi w:val="1"/>
-              <w:jc w:val="right"/>
-            </w:pPr>
-            <w:r/>
-            <w:r>
-              <w:rPr>
-                <w:rFonts w:ascii="Arial" w:hAnsi="Arial" w:eastAsia="Arial"/>
-                <w:b w:val="0"/>
-                <w:color w:val="0A0E17"/>
-                <w:sz w:val="16"/>
-              </w:rPr>
-              <w:t>29/10، 01/11، 02/11، 03/11، 04/11، 05/11، 08/11، 09/11</w:t>
             </w:r>
           </w:p>
         </w:tc>
@@ -574,7 +542,7 @@
       <w:tr>
         <w:tc>
           <w:tcPr>
-            <w:tcW w:type="dxa" w:w="1506"/>
+            <w:tcW w:type="dxa" w:w="2211"/>
           </w:tcPr>
           <w:p>
             <w:pPr>
@@ -595,7 +563,7 @@
         </w:tc>
         <w:tc>
           <w:tcPr>
-            <w:tcW w:type="dxa" w:w="1506"/>
+            <w:tcW w:type="dxa" w:w="2211"/>
           </w:tcPr>
           <w:p>
             <w:pPr>
@@ -616,7 +584,28 @@
         </w:tc>
         <w:tc>
           <w:tcPr>
-            <w:tcW w:type="dxa" w:w="1506"/>
+            <w:tcW w:type="dxa" w:w="2211"/>
+          </w:tcPr>
+          <w:p>
+            <w:pPr>
+              <w:bidi w:val="1"/>
+              <w:jc w:val="right"/>
+            </w:pPr>
+            <w:r/>
+            <w:r>
+              <w:rPr>
+                <w:rFonts w:ascii="Arial" w:hAnsi="Arial" w:eastAsia="Arial"/>
+                <w:b w:val="0"/>
+                <w:color w:val="0A0E17"/>
+                <w:sz w:val="16"/>
+              </w:rPr>
+              <w:t>02/11، 03/11، 04/11</w:t>
+            </w:r>
+          </w:p>
+        </w:tc>
+        <w:tc>
+          <w:tcPr>
+            <w:tcW w:type="dxa" w:w="2211"/>
           </w:tcPr>
           <w:p>
             <w:pPr>
@@ -637,7 +626,7 @@
         </w:tc>
         <w:tc>
           <w:tcPr>
-            <w:tcW w:type="dxa" w:w="1506"/>
+            <w:tcW w:type="dxa" w:w="2211"/>
           </w:tcPr>
           <w:p>
             <w:pPr>
@@ -658,7 +647,7 @@
         </w:tc>
         <w:tc>
           <w:tcPr>
-            <w:tcW w:type="dxa" w:w="1506"/>
+            <w:tcW w:type="dxa" w:w="2211"/>
           </w:tcPr>
           <w:p>
             <w:pPr>
@@ -679,7 +668,7 @@
         </w:tc>
         <w:tc>
           <w:tcPr>
-            <w:tcW w:type="dxa" w:w="1506"/>
+            <w:tcW w:type="dxa" w:w="2211"/>
           </w:tcPr>
           <w:p>
             <w:pPr>
@@ -695,27 +684,6 @@
                 <w:sz w:val="16"/>
               </w:rPr>
               <w:t>الاثنين 16/11/2026</w:t>
-            </w:r>
-          </w:p>
-        </w:tc>
-        <w:tc>
-          <w:tcPr>
-            <w:tcW w:type="dxa" w:w="1506"/>
-          </w:tcPr>
-          <w:p>
-            <w:pPr>
-              <w:bidi w:val="1"/>
-              <w:jc w:val="right"/>
-            </w:pPr>
-            <w:r/>
-            <w:r>
-              <w:rPr>
-                <w:rFonts w:ascii="Arial" w:hAnsi="Arial" w:eastAsia="Arial"/>
-                <w:b w:val="0"/>
-                <w:color w:val="0A0E17"/>
-                <w:sz w:val="16"/>
-              </w:rPr>
-              <w:t>05/11، 08/11، 09/11، 10/11، 11/11</w:t>
             </w:r>
           </w:p>
         </w:tc>
@@ -723,7 +691,7 @@
       <w:tr>
         <w:tc>
           <w:tcPr>
-            <w:tcW w:type="dxa" w:w="1506"/>
+            <w:tcW w:type="dxa" w:w="2211"/>
             <w:shd w:fill="F3F6F9" w:val="clear"/>
           </w:tcPr>
           <w:p>
@@ -745,7 +713,7 @@
         </w:tc>
         <w:tc>
           <w:tcPr>
-            <w:tcW w:type="dxa" w:w="1506"/>
+            <w:tcW w:type="dxa" w:w="2211"/>
             <w:shd w:fill="F3F6F9" w:val="clear"/>
           </w:tcPr>
           <w:p>
@@ -767,12 +735,34 @@
         </w:tc>
         <w:tc>
           <w:tcPr>
-            <w:tcW w:type="dxa" w:w="1506"/>
+            <w:tcW w:type="dxa" w:w="2211"/>
             <w:shd w:fill="F3F6F9" w:val="clear"/>
           </w:tcPr>
           <w:p>
             <w:pPr>
               <w:bidi w:val="1"/>
+              <w:jc w:val="right"/>
+            </w:pPr>
+            <w:r/>
+            <w:r>
+              <w:rPr>
+                <w:rFonts w:ascii="Arial" w:hAnsi="Arial" w:eastAsia="Arial"/>
+                <w:b w:val="0"/>
+                <w:color w:val="0A0E17"/>
+                <w:sz w:val="16"/>
+              </w:rPr>
+              <w:t>05/11، 08/11، 09/11</w:t>
+            </w:r>
+          </w:p>
+        </w:tc>
+        <w:tc>
+          <w:tcPr>
+            <w:tcW w:type="dxa" w:w="2211"/>
+            <w:shd w:fill="F3F6F9" w:val="clear"/>
+          </w:tcPr>
+          <w:p>
+            <w:pPr>
+              <w:bidi w:val="1"/>
               <w:jc w:val="center"/>
             </w:pPr>
             <w:r/>
@@ -789,7 +779,7 @@
         </w:tc>
         <w:tc>
           <w:tcPr>
-            <w:tcW w:type="dxa" w:w="1506"/>
+            <w:tcW w:type="dxa" w:w="2211"/>
             <w:shd w:fill="F3F6F9" w:val="clear"/>
           </w:tcPr>
           <w:p>
@@ -811,7 +801,7 @@
         </w:tc>
         <w:tc>
           <w:tcPr>
-            <w:tcW w:type="dxa" w:w="1506"/>
+            <w:tcW w:type="dxa" w:w="2211"/>
             <w:shd w:fill="F3F6F9" w:val="clear"/>
           </w:tcPr>
           <w:p>
@@ -833,7 +823,7 @@
         </w:tc>
         <w:tc>
           <w:tcPr>
-            <w:tcW w:type="dxa" w:w="1506"/>
+            <w:tcW w:type="dxa" w:w="2211"/>
             <w:shd w:fill="F3F6F9" w:val="clear"/>
           </w:tcPr>
           <w:p>
@@ -850,28 +840,6 @@
                 <w:sz w:val="16"/>
               </w:rPr>
               <w:t>الأحد 22/11/2026</w:t>
-            </w:r>
-          </w:p>
-        </w:tc>
-        <w:tc>
-          <w:tcPr>
-            <w:tcW w:type="dxa" w:w="1506"/>
-            <w:shd w:fill="F3F6F9" w:val="clear"/>
-          </w:tcPr>
-          <w:p>
-            <w:pPr>
-              <w:bidi w:val="1"/>
-              <w:jc w:val="right"/>
-            </w:pPr>
-            <w:r/>
-            <w:r>
-              <w:rPr>
-                <w:rFonts w:ascii="Arial" w:hAnsi="Arial" w:eastAsia="Arial"/>
-                <w:b w:val="0"/>
-                <w:color w:val="0A0E17"/>
-                <w:sz w:val="16"/>
-              </w:rPr>
-              <w:t>10/11، 11/11، 12/11، 15/11، 16/11، 17/11</w:t>
             </w:r>
           </w:p>
         </w:tc>
@@ -879,7 +847,7 @@
       <w:tr>
         <w:tc>
           <w:tcPr>
-            <w:tcW w:type="dxa" w:w="1506"/>
+            <w:tcW w:type="dxa" w:w="2211"/>
           </w:tcPr>
           <w:p>
             <w:pPr>
@@ -900,7 +868,7 @@
         </w:tc>
         <w:tc>
           <w:tcPr>
-            <w:tcW w:type="dxa" w:w="1506"/>
+            <w:tcW w:type="dxa" w:w="2211"/>
           </w:tcPr>
           <w:p>
             <w:pPr>
@@ -921,7 +889,28 @@
         </w:tc>
         <w:tc>
           <w:tcPr>
-            <w:tcW w:type="dxa" w:w="1506"/>
+            <w:tcW w:type="dxa" w:w="2211"/>
+          </w:tcPr>
+          <w:p>
+            <w:pPr>
+              <w:bidi w:val="1"/>
+              <w:jc w:val="right"/>
+            </w:pPr>
+            <w:r/>
+            <w:r>
+              <w:rPr>
+                <w:rFonts w:ascii="Arial" w:hAnsi="Arial" w:eastAsia="Arial"/>
+                <w:b w:val="0"/>
+                <w:color w:val="0A0E17"/>
+                <w:sz w:val="16"/>
+              </w:rPr>
+              <w:t>09/11، 10/11، 11/11</w:t>
+            </w:r>
+          </w:p>
+        </w:tc>
+        <w:tc>
+          <w:tcPr>
+            <w:tcW w:type="dxa" w:w="2211"/>
           </w:tcPr>
           <w:p>
             <w:pPr>
@@ -942,7 +931,7 @@
         </w:tc>
         <w:tc>
           <w:tcPr>
-            <w:tcW w:type="dxa" w:w="1506"/>
+            <w:tcW w:type="dxa" w:w="2211"/>
           </w:tcPr>
           <w:p>
             <w:pPr>
@@ -963,7 +952,7 @@
         </w:tc>
         <w:tc>
           <w:tcPr>
-            <w:tcW w:type="dxa" w:w="1506"/>
+            <w:tcW w:type="dxa" w:w="2211"/>
           </w:tcPr>
           <w:p>
             <w:pPr>
@@ -984,7 +973,7 @@
         </w:tc>
         <w:tc>
           <w:tcPr>
-            <w:tcW w:type="dxa" w:w="1506"/>
+            <w:tcW w:type="dxa" w:w="2211"/>
           </w:tcPr>
           <w:p>
             <w:pPr>
@@ -1000,27 +989,6 @@
                 <w:sz w:val="16"/>
               </w:rPr>
               <w:t>الأربعاء 02/12/2026</w:t>
-            </w:r>
-          </w:p>
-        </w:tc>
-        <w:tc>
-          <w:tcPr>
-            <w:tcW w:type="dxa" w:w="1506"/>
-          </w:tcPr>
-          <w:p>
-            <w:pPr>
-              <w:bidi w:val="1"/>
-              <w:jc w:val="right"/>
-            </w:pPr>
-            <w:r/>
-            <w:r>
-              <w:rPr>
-                <w:rFonts w:ascii="Arial" w:hAnsi="Arial" w:eastAsia="Arial"/>
-                <w:b w:val="0"/>
-                <w:color w:val="0A0E17"/>
-                <w:sz w:val="16"/>
-              </w:rPr>
-              <w:t>12/11، 15/11، 16/11، 17/11، 18/11، 19/11، 22/11، 23/11، 24/11، 25/11، 26/11، 29/11</w:t>
             </w:r>
           </w:p>
         </w:tc>
@@ -1028,7 +996,7 @@
       <w:tr>
         <w:tc>
           <w:tcPr>
-            <w:tcW w:type="dxa" w:w="1506"/>
+            <w:tcW w:type="dxa" w:w="2211"/>
             <w:shd w:fill="F3F6F9" w:val="clear"/>
           </w:tcPr>
           <w:p>
@@ -1050,7 +1018,7 @@
         </w:tc>
         <w:tc>
           <w:tcPr>
-            <w:tcW w:type="dxa" w:w="1506"/>
+            <w:tcW w:type="dxa" w:w="2211"/>
             <w:shd w:fill="F3F6F9" w:val="clear"/>
           </w:tcPr>
           <w:p>
@@ -1072,12 +1040,34 @@
         </w:tc>
         <w:tc>
           <w:tcPr>
-            <w:tcW w:type="dxa" w:w="1506"/>
+            <w:tcW w:type="dxa" w:w="2211"/>
             <w:shd w:fill="F3F6F9" w:val="clear"/>
           </w:tcPr>
           <w:p>
             <w:pPr>
               <w:bidi w:val="1"/>
+              <w:jc w:val="right"/>
+            </w:pPr>
+            <w:r/>
+            <w:r>
+              <w:rPr>
+                <w:rFonts w:ascii="Arial" w:hAnsi="Arial" w:eastAsia="Arial"/>
+                <w:b w:val="0"/>
+                <w:color w:val="0A0E17"/>
+                <w:sz w:val="16"/>
+              </w:rPr>
+              <w:t>16/11، 17/11، 18/11</w:t>
+            </w:r>
+          </w:p>
+        </w:tc>
+        <w:tc>
+          <w:tcPr>
+            <w:tcW w:type="dxa" w:w="2211"/>
+            <w:shd w:fill="F3F6F9" w:val="clear"/>
+          </w:tcPr>
+          <w:p>
+            <w:pPr>
+              <w:bidi w:val="1"/>
               <w:jc w:val="center"/>
             </w:pPr>
             <w:r/>
@@ -1094,7 +1084,7 @@
         </w:tc>
         <w:tc>
           <w:tcPr>
-            <w:tcW w:type="dxa" w:w="1506"/>
+            <w:tcW w:type="dxa" w:w="2211"/>
             <w:shd w:fill="F3F6F9" w:val="clear"/>
           </w:tcPr>
           <w:p>
@@ -1116,7 +1106,7 @@
         </w:tc>
         <w:tc>
           <w:tcPr>
-            <w:tcW w:type="dxa" w:w="1506"/>
+            <w:tcW w:type="dxa" w:w="2211"/>
             <w:shd w:fill="F3F6F9" w:val="clear"/>
           </w:tcPr>
           <w:p>
@@ -1138,7 +1128,7 @@
         </w:tc>
         <w:tc>
           <w:tcPr>
-            <w:tcW w:type="dxa" w:w="1506"/>
+            <w:tcW w:type="dxa" w:w="2211"/>
             <w:shd w:fill="F3F6F9" w:val="clear"/>
           </w:tcPr>
           <w:p>
@@ -1155,28 +1145,6 @@
                 <w:sz w:val="16"/>
               </w:rPr>
               <w:t>الخميس 03/12/2026</w:t>
-            </w:r>
-          </w:p>
-        </w:tc>
-        <w:tc>
-          <w:tcPr>
-            <w:tcW w:type="dxa" w:w="1506"/>
-            <w:shd w:fill="F3F6F9" w:val="clear"/>
-          </w:tcPr>
-          <w:p>
-            <w:pPr>
-              <w:bidi w:val="1"/>
-              <w:jc w:val="right"/>
-            </w:pPr>
-            <w:r/>
-            <w:r>
-              <w:rPr>
-                <w:rFonts w:ascii="Arial" w:hAnsi="Arial" w:eastAsia="Arial"/>
-                <w:b w:val="0"/>
-                <w:color w:val="0A0E17"/>
-                <w:sz w:val="16"/>
-              </w:rPr>
-              <w:t>19/11، 22/11، 23/11، 24/11، 25/11، 26/11، 29/11، 30/11</w:t>
             </w:r>
           </w:p>
         </w:tc>
@@ -1184,7 +1152,7 @@
       <w:tr>
         <w:tc>
           <w:tcPr>
-            <w:tcW w:type="dxa" w:w="1506"/>
+            <w:tcW w:type="dxa" w:w="2211"/>
           </w:tcPr>
           <w:p>
             <w:pPr>
@@ -1205,7 +1173,7 @@
         </w:tc>
         <w:tc>
           <w:tcPr>
-            <w:tcW w:type="dxa" w:w="1506"/>
+            <w:tcW w:type="dxa" w:w="2211"/>
           </w:tcPr>
           <w:p>
             <w:pPr>
@@ -1226,7 +1194,28 @@
         </w:tc>
         <w:tc>
           <w:tcPr>
-            <w:tcW w:type="dxa" w:w="1506"/>
+            <w:tcW w:type="dxa" w:w="2211"/>
+          </w:tcPr>
+          <w:p>
+            <w:pPr>
+              <w:bidi w:val="1"/>
+              <w:jc w:val="right"/>
+            </w:pPr>
+            <w:r/>
+            <w:r>
+              <w:rPr>
+                <w:rFonts w:ascii="Arial" w:hAnsi="Arial" w:eastAsia="Arial"/>
+                <w:b w:val="0"/>
+                <w:color w:val="0A0E17"/>
+                <w:sz w:val="16"/>
+              </w:rPr>
+              <w:t>25/11، 26/11، 29/11</w:t>
+            </w:r>
+          </w:p>
+        </w:tc>
+        <w:tc>
+          <w:tcPr>
+            <w:tcW w:type="dxa" w:w="2211"/>
           </w:tcPr>
           <w:p>
             <w:pPr>
@@ -1247,7 +1236,7 @@
         </w:tc>
         <w:tc>
           <w:tcPr>
-            <w:tcW w:type="dxa" w:w="1506"/>
+            <w:tcW w:type="dxa" w:w="2211"/>
           </w:tcPr>
           <w:p>
             <w:pPr>
@@ -1268,7 +1257,7 @@
         </w:tc>
         <w:tc>
           <w:tcPr>
-            <w:tcW w:type="dxa" w:w="1506"/>
+            <w:tcW w:type="dxa" w:w="2211"/>
           </w:tcPr>
           <w:p>
             <w:pPr>
@@ -1289,7 +1278,7 @@
         </w:tc>
         <w:tc>
           <w:tcPr>
-            <w:tcW w:type="dxa" w:w="1506"/>
+            <w:tcW w:type="dxa" w:w="2211"/>
           </w:tcPr>
           <w:p>
             <w:pPr>
@@ -1305,27 +1294,6 @@
                 <w:sz w:val="16"/>
               </w:rPr>
               <w:t>الأربعاء 09/12/2026</w:t>
-            </w:r>
-          </w:p>
-        </w:tc>
-        <w:tc>
-          <w:tcPr>
-            <w:tcW w:type="dxa" w:w="1506"/>
-          </w:tcPr>
-          <w:p>
-            <w:pPr>
-              <w:bidi w:val="1"/>
-              <w:jc w:val="right"/>
-            </w:pPr>
-            <w:r/>
-            <w:r>
-              <w:rPr>
-                <w:rFonts w:ascii="Arial" w:hAnsi="Arial" w:eastAsia="Arial"/>
-                <w:b w:val="0"/>
-                <w:color w:val="0A0E17"/>
-                <w:sz w:val="16"/>
-              </w:rPr>
-              <w:t>30/11، 01/12، 02/12، 03/12، 06/12</w:t>
             </w:r>
           </w:p>
         </w:tc>
@@ -1333,7 +1301,7 @@
       <w:tr>
         <w:tc>
           <w:tcPr>
-            <w:tcW w:type="dxa" w:w="1506"/>
+            <w:tcW w:type="dxa" w:w="2211"/>
             <w:shd w:fill="F3F6F9" w:val="clear"/>
           </w:tcPr>
           <w:p>
@@ -1355,7 +1323,7 @@
         </w:tc>
         <w:tc>
           <w:tcPr>
-            <w:tcW w:type="dxa" w:w="1506"/>
+            <w:tcW w:type="dxa" w:w="2211"/>
             <w:shd w:fill="F3F6F9" w:val="clear"/>
           </w:tcPr>
           <w:p>
@@ -1377,12 +1345,34 @@
         </w:tc>
         <w:tc>
           <w:tcPr>
-            <w:tcW w:type="dxa" w:w="1506"/>
+            <w:tcW w:type="dxa" w:w="2211"/>
             <w:shd w:fill="F3F6F9" w:val="clear"/>
           </w:tcPr>
           <w:p>
             <w:pPr>
               <w:bidi w:val="1"/>
+              <w:jc w:val="right"/>
+            </w:pPr>
+            <w:r/>
+            <w:r>
+              <w:rPr>
+                <w:rFonts w:ascii="Arial" w:hAnsi="Arial" w:eastAsia="Arial"/>
+                <w:b w:val="0"/>
+                <w:color w:val="0A0E17"/>
+                <w:sz w:val="16"/>
+              </w:rPr>
+              <w:t>26/11، 29/11، 30/11</w:t>
+            </w:r>
+          </w:p>
+        </w:tc>
+        <w:tc>
+          <w:tcPr>
+            <w:tcW w:type="dxa" w:w="2211"/>
+            <w:shd w:fill="F3F6F9" w:val="clear"/>
+          </w:tcPr>
+          <w:p>
+            <w:pPr>
+              <w:bidi w:val="1"/>
               <w:jc w:val="center"/>
             </w:pPr>
             <w:r/>
@@ -1399,7 +1389,7 @@
         </w:tc>
         <w:tc>
           <w:tcPr>
-            <w:tcW w:type="dxa" w:w="1506"/>
+            <w:tcW w:type="dxa" w:w="2211"/>
             <w:shd w:fill="F3F6F9" w:val="clear"/>
           </w:tcPr>
           <w:p>
@@ -1421,7 +1411,7 @@
         </w:tc>
         <w:tc>
           <w:tcPr>
-            <w:tcW w:type="dxa" w:w="1506"/>
+            <w:tcW w:type="dxa" w:w="2211"/>
             <w:shd w:fill="F3F6F9" w:val="clear"/>
           </w:tcPr>
           <w:p>
@@ -1443,7 +1433,7 @@
         </w:tc>
         <w:tc>
           <w:tcPr>
-            <w:tcW w:type="dxa" w:w="1506"/>
+            <w:tcW w:type="dxa" w:w="2211"/>
             <w:shd w:fill="F3F6F9" w:val="clear"/>
           </w:tcPr>
           <w:p>
@@ -1460,28 +1450,6 @@
                 <w:sz w:val="16"/>
               </w:rPr>
               <w:t>الاثنين 14/12/2026</w:t>
-            </w:r>
-          </w:p>
-        </w:tc>
-        <w:tc>
-          <w:tcPr>
-            <w:tcW w:type="dxa" w:w="1506"/>
-            <w:shd w:fill="F3F6F9" w:val="clear"/>
-          </w:tcPr>
-          <w:p>
-            <w:pPr>
-              <w:bidi w:val="1"/>
-              <w:jc w:val="right"/>
-            </w:pPr>
-            <w:r/>
-            <w:r>
-              <w:rPr>
-                <w:rFonts w:ascii="Arial" w:hAnsi="Arial" w:eastAsia="Arial"/>
-                <w:b w:val="0"/>
-                <w:color w:val="0A0E17"/>
-                <w:sz w:val="16"/>
-              </w:rPr>
-              <w:t>01/12، 02/12، 03/12، 06/12، 07/12، 08/12، 09/12</w:t>
             </w:r>
           </w:p>
         </w:tc>
@@ -1489,7 +1457,7 @@
       <w:tr>
         <w:tc>
           <w:tcPr>
-            <w:tcW w:type="dxa" w:w="1506"/>
+            <w:tcW w:type="dxa" w:w="2211"/>
           </w:tcPr>
           <w:p>
             <w:pPr>
@@ -1510,7 +1478,7 @@
         </w:tc>
         <w:tc>
           <w:tcPr>
-            <w:tcW w:type="dxa" w:w="1506"/>
+            <w:tcW w:type="dxa" w:w="2211"/>
           </w:tcPr>
           <w:p>
             <w:pPr>
@@ -1531,7 +1499,28 @@
         </w:tc>
         <w:tc>
           <w:tcPr>
-            <w:tcW w:type="dxa" w:w="1506"/>
+            <w:tcW w:type="dxa" w:w="2211"/>
+          </w:tcPr>
+          <w:p>
+            <w:pPr>
+              <w:bidi w:val="1"/>
+              <w:jc w:val="right"/>
+            </w:pPr>
+            <w:r/>
+            <w:r>
+              <w:rPr>
+                <w:rFonts w:ascii="Arial" w:hAnsi="Arial" w:eastAsia="Arial"/>
+                <w:b w:val="0"/>
+                <w:color w:val="0A0E17"/>
+                <w:sz w:val="16"/>
+              </w:rPr>
+              <w:t>02/12، 03/12، 06/12</w:t>
+            </w:r>
+          </w:p>
+        </w:tc>
+        <w:tc>
+          <w:tcPr>
+            <w:tcW w:type="dxa" w:w="2211"/>
           </w:tcPr>
           <w:p>
             <w:pPr>
@@ -1552,7 +1541,7 @@
         </w:tc>
         <w:tc>
           <w:tcPr>
-            <w:tcW w:type="dxa" w:w="1506"/>
+            <w:tcW w:type="dxa" w:w="2211"/>
           </w:tcPr>
           <w:p>
             <w:pPr>
@@ -1573,7 +1562,7 @@
         </w:tc>
         <w:tc>
           <w:tcPr>
-            <w:tcW w:type="dxa" w:w="1506"/>
+            <w:tcW w:type="dxa" w:w="2211"/>
           </w:tcPr>
           <w:p>
             <w:pPr>
@@ -1594,7 +1583,7 @@
         </w:tc>
         <w:tc>
           <w:tcPr>
-            <w:tcW w:type="dxa" w:w="1506"/>
+            <w:tcW w:type="dxa" w:w="2211"/>
           </w:tcPr>
           <w:p>
             <w:pPr>
@@ -1610,27 +1599,6 @@
                 <w:sz w:val="16"/>
               </w:rPr>
               <w:t>الاثنين 14/12/2026</w:t>
-            </w:r>
-          </w:p>
-        </w:tc>
-        <w:tc>
-          <w:tcPr>
-            <w:tcW w:type="dxa" w:w="1506"/>
-          </w:tcPr>
-          <w:p>
-            <w:pPr>
-              <w:bidi w:val="1"/>
-              <w:jc w:val="right"/>
-            </w:pPr>
-            <w:r/>
-            <w:r>
-              <w:rPr>
-                <w:rFonts w:ascii="Arial" w:hAnsi="Arial" w:eastAsia="Arial"/>
-                <w:b w:val="0"/>
-                <w:color w:val="0A0E17"/>
-                <w:sz w:val="16"/>
-              </w:rPr>
-              <w:t>07/12، 08/12، 09/12</w:t>
             </w:r>
           </w:p>
         </w:tc>
@@ -1638,7 +1606,7 @@
       <w:tr>
         <w:tc>
           <w:tcPr>
-            <w:tcW w:type="dxa" w:w="1506"/>
+            <w:tcW w:type="dxa" w:w="2211"/>
             <w:shd w:fill="F3F6F9" w:val="clear"/>
           </w:tcPr>
           <w:p>
@@ -1660,7 +1628,7 @@
         </w:tc>
         <w:tc>
           <w:tcPr>
-            <w:tcW w:type="dxa" w:w="1506"/>
+            <w:tcW w:type="dxa" w:w="2211"/>
             <w:shd w:fill="F3F6F9" w:val="clear"/>
           </w:tcPr>
           <w:p>
@@ -1682,12 +1650,34 @@
         </w:tc>
         <w:tc>
           <w:tcPr>
-            <w:tcW w:type="dxa" w:w="1506"/>
+            <w:tcW w:type="dxa" w:w="2211"/>
             <w:shd w:fill="F3F6F9" w:val="clear"/>
           </w:tcPr>
           <w:p>
             <w:pPr>
               <w:bidi w:val="1"/>
+              <w:jc w:val="right"/>
+            </w:pPr>
+            <w:r/>
+            <w:r>
+              <w:rPr>
+                <w:rFonts w:ascii="Arial" w:hAnsi="Arial" w:eastAsia="Arial"/>
+                <w:b w:val="0"/>
+                <w:color w:val="0A0E17"/>
+                <w:sz w:val="16"/>
+              </w:rPr>
+              <w:t>07/12، 08/12، 09/12</w:t>
+            </w:r>
+          </w:p>
+        </w:tc>
+        <w:tc>
+          <w:tcPr>
+            <w:tcW w:type="dxa" w:w="2211"/>
+            <w:shd w:fill="F3F6F9" w:val="clear"/>
+          </w:tcPr>
+          <w:p>
+            <w:pPr>
+              <w:bidi w:val="1"/>
               <w:jc w:val="center"/>
             </w:pPr>
             <w:r/>
@@ -1704,7 +1694,7 @@
         </w:tc>
         <w:tc>
           <w:tcPr>
-            <w:tcW w:type="dxa" w:w="1506"/>
+            <w:tcW w:type="dxa" w:w="2211"/>
             <w:shd w:fill="F3F6F9" w:val="clear"/>
           </w:tcPr>
           <w:p>
@@ -1726,7 +1716,7 @@
         </w:tc>
         <w:tc>
           <w:tcPr>
-            <w:tcW w:type="dxa" w:w="1506"/>
+            <w:tcW w:type="dxa" w:w="2211"/>
             <w:shd w:fill="F3F6F9" w:val="clear"/>
           </w:tcPr>
           <w:p>
@@ -1748,7 +1738,7 @@
         </w:tc>
         <w:tc>
           <w:tcPr>
-            <w:tcW w:type="dxa" w:w="1506"/>
+            <w:tcW w:type="dxa" w:w="2211"/>
             <w:shd w:fill="F3F6F9" w:val="clear"/>
           </w:tcPr>
           <w:p>
@@ -1765,28 +1755,6 @@
                 <w:sz w:val="16"/>
               </w:rPr>
               <w:t>الثلاثاء 22/12/2026</w:t>
-            </w:r>
-          </w:p>
-        </w:tc>
-        <w:tc>
-          <w:tcPr>
-            <w:tcW w:type="dxa" w:w="1506"/>
-            <w:shd w:fill="F3F6F9" w:val="clear"/>
-          </w:tcPr>
-          <w:p>
-            <w:pPr>
-              <w:bidi w:val="1"/>
-              <w:jc w:val="right"/>
-            </w:pPr>
-            <w:r/>
-            <w:r>
-              <w:rPr>
-                <w:rFonts w:ascii="Arial" w:hAnsi="Arial" w:eastAsia="Arial"/>
-                <w:b w:val="0"/>
-                <w:color w:val="0A0E17"/>
-                <w:sz w:val="16"/>
-              </w:rPr>
-              <w:t>10/12، 13/12، 14/12، 15/12، 16/12، 17/12</w:t>
             </w:r>
           </w:p>
         </w:tc>
@@ -1794,7 +1762,7 @@
       <w:tr>
         <w:tc>
           <w:tcPr>
-            <w:tcW w:type="dxa" w:w="1506"/>
+            <w:tcW w:type="dxa" w:w="2211"/>
           </w:tcPr>
           <w:p>
             <w:pPr>
@@ -1815,7 +1783,7 @@
         </w:tc>
         <w:tc>
           <w:tcPr>
-            <w:tcW w:type="dxa" w:w="1506"/>
+            <w:tcW w:type="dxa" w:w="2211"/>
           </w:tcPr>
           <w:p>
             <w:pPr>
@@ -1836,7 +1804,28 @@
         </w:tc>
         <w:tc>
           <w:tcPr>
-            <w:tcW w:type="dxa" w:w="1506"/>
+            <w:tcW w:type="dxa" w:w="2211"/>
+          </w:tcPr>
+          <w:p>
+            <w:pPr>
+              <w:bidi w:val="1"/>
+              <w:jc w:val="right"/>
+            </w:pPr>
+            <w:r/>
+            <w:r>
+              <w:rPr>
+                <w:rFonts w:ascii="Arial" w:hAnsi="Arial" w:eastAsia="Arial"/>
+                <w:b w:val="0"/>
+                <w:color w:val="0A0E17"/>
+                <w:sz w:val="16"/>
+              </w:rPr>
+              <w:t>07/12، 08/12، 09/12</w:t>
+            </w:r>
+          </w:p>
+        </w:tc>
+        <w:tc>
+          <w:tcPr>
+            <w:tcW w:type="dxa" w:w="2211"/>
           </w:tcPr>
           <w:p>
             <w:pPr>
@@ -1857,7 +1846,7 @@
         </w:tc>
         <w:tc>
           <w:tcPr>
-            <w:tcW w:type="dxa" w:w="1506"/>
+            <w:tcW w:type="dxa" w:w="2211"/>
           </w:tcPr>
           <w:p>
             <w:pPr>
@@ -1878,7 +1867,7 @@
         </w:tc>
         <w:tc>
           <w:tcPr>
-            <w:tcW w:type="dxa" w:w="1506"/>
+            <w:tcW w:type="dxa" w:w="2211"/>
           </w:tcPr>
           <w:p>
             <w:pPr>
@@ -1899,7 +1888,7 @@
         </w:tc>
         <w:tc>
           <w:tcPr>
-            <w:tcW w:type="dxa" w:w="1506"/>
+            <w:tcW w:type="dxa" w:w="2211"/>
           </w:tcPr>
           <w:p>
             <w:pPr>
@@ -1915,27 +1904,6 @@
                 <w:sz w:val="16"/>
               </w:rPr>
               <w:t>الأربعاء 23/12/2026</w:t>
-            </w:r>
-          </w:p>
-        </w:tc>
-        <w:tc>
-          <w:tcPr>
-            <w:tcW w:type="dxa" w:w="1506"/>
-          </w:tcPr>
-          <w:p>
-            <w:pPr>
-              <w:bidi w:val="1"/>
-              <w:jc w:val="right"/>
-            </w:pPr>
-            <w:r/>
-            <w:r>
-              <w:rPr>
-                <w:rFonts w:ascii="Arial" w:hAnsi="Arial" w:eastAsia="Arial"/>
-                <w:b w:val="0"/>
-                <w:color w:val="0A0E17"/>
-                <w:sz w:val="16"/>
-              </w:rPr>
-              <w:t>10/12، 13/12، 14/12، 15/12، 16/12، 17/12، 20/12</w:t>
             </w:r>
           </w:p>
         </w:tc>
@@ -1943,7 +1911,7 @@
       <w:tr>
         <w:tc>
           <w:tcPr>
-            <w:tcW w:type="dxa" w:w="1506"/>
+            <w:tcW w:type="dxa" w:w="2211"/>
             <w:shd w:fill="F3F6F9" w:val="clear"/>
           </w:tcPr>
           <w:p>
@@ -1965,7 +1933,7 @@
         </w:tc>
         <w:tc>
           <w:tcPr>
-            <w:tcW w:type="dxa" w:w="1506"/>
+            <w:tcW w:type="dxa" w:w="2211"/>
             <w:shd w:fill="F3F6F9" w:val="clear"/>
           </w:tcPr>
           <w:p>
@@ -1987,12 +1955,34 @@
         </w:tc>
         <w:tc>
           <w:tcPr>
-            <w:tcW w:type="dxa" w:w="1506"/>
+            <w:tcW w:type="dxa" w:w="2211"/>
             <w:shd w:fill="F3F6F9" w:val="clear"/>
           </w:tcPr>
           <w:p>
             <w:pPr>
               <w:bidi w:val="1"/>
+              <w:jc w:val="right"/>
+            </w:pPr>
+            <w:r/>
+            <w:r>
+              <w:rPr>
+                <w:rFonts w:ascii="Arial" w:hAnsi="Arial" w:eastAsia="Arial"/>
+                <w:b w:val="0"/>
+                <w:color w:val="0A0E17"/>
+                <w:sz w:val="16"/>
+              </w:rPr>
+              <w:t>15/12، 16/12، 17/12</w:t>
+            </w:r>
+          </w:p>
+        </w:tc>
+        <w:tc>
+          <w:tcPr>
+            <w:tcW w:type="dxa" w:w="2211"/>
+            <w:shd w:fill="F3F6F9" w:val="clear"/>
+          </w:tcPr>
+          <w:p>
+            <w:pPr>
+              <w:bidi w:val="1"/>
               <w:jc w:val="center"/>
             </w:pPr>
             <w:r/>
@@ -2009,7 +1999,7 @@
         </w:tc>
         <w:tc>
           <w:tcPr>
-            <w:tcW w:type="dxa" w:w="1506"/>
+            <w:tcW w:type="dxa" w:w="2211"/>
             <w:shd w:fill="F3F6F9" w:val="clear"/>
           </w:tcPr>
           <w:p>
@@ -2031,7 +2021,7 @@
         </w:tc>
         <w:tc>
           <w:tcPr>
-            <w:tcW w:type="dxa" w:w="1506"/>
+            <w:tcW w:type="dxa" w:w="2211"/>
             <w:shd w:fill="F3F6F9" w:val="clear"/>
           </w:tcPr>
           <w:p>
@@ -2053,7 +2043,7 @@
         </w:tc>
         <w:tc>
           <w:tcPr>
-            <w:tcW w:type="dxa" w:w="1506"/>
+            <w:tcW w:type="dxa" w:w="2211"/>
             <w:shd w:fill="F3F6F9" w:val="clear"/>
           </w:tcPr>
           <w:p>
@@ -2070,28 +2060,6 @@
                 <w:sz w:val="16"/>
               </w:rPr>
               <w:t>الثلاثاء 29/12/2026</w:t>
-            </w:r>
-          </w:p>
-        </w:tc>
-        <w:tc>
-          <w:tcPr>
-            <w:tcW w:type="dxa" w:w="1506"/>
-            <w:shd w:fill="F3F6F9" w:val="clear"/>
-          </w:tcPr>
-          <w:p>
-            <w:pPr>
-              <w:bidi w:val="1"/>
-              <w:jc w:val="right"/>
-            </w:pPr>
-            <w:r/>
-            <w:r>
-              <w:rPr>
-                <w:rFonts w:ascii="Arial" w:hAnsi="Arial" w:eastAsia="Arial"/>
-                <w:b w:val="0"/>
-                <w:color w:val="0A0E17"/>
-                <w:sz w:val="16"/>
-              </w:rPr>
-              <w:t>20/12، 21/12، 22/12، 23/12، 24/12</w:t>
             </w:r>
           </w:p>
         </w:tc>
@@ -2099,7 +2067,7 @@
       <w:tr>
         <w:tc>
           <w:tcPr>
-            <w:tcW w:type="dxa" w:w="1506"/>
+            <w:tcW w:type="dxa" w:w="2211"/>
           </w:tcPr>
           <w:p>
             <w:pPr>
@@ -2120,7 +2088,7 @@
         </w:tc>
         <w:tc>
           <w:tcPr>
-            <w:tcW w:type="dxa" w:w="1506"/>
+            <w:tcW w:type="dxa" w:w="2211"/>
           </w:tcPr>
           <w:p>
             <w:pPr>
@@ -2141,7 +2109,28 @@
         </w:tc>
         <w:tc>
           <w:tcPr>
-            <w:tcW w:type="dxa" w:w="1506"/>
+            <w:tcW w:type="dxa" w:w="2211"/>
+          </w:tcPr>
+          <w:p>
+            <w:pPr>
+              <w:bidi w:val="1"/>
+              <w:jc w:val="right"/>
+            </w:pPr>
+            <w:r/>
+            <w:r>
+              <w:rPr>
+                <w:rFonts w:ascii="Arial" w:hAnsi="Arial" w:eastAsia="Arial"/>
+                <w:b w:val="0"/>
+                <w:color w:val="0A0E17"/>
+                <w:sz w:val="16"/>
+              </w:rPr>
+              <w:t>16/12، 17/12، 20/12</w:t>
+            </w:r>
+          </w:p>
+        </w:tc>
+        <w:tc>
+          <w:tcPr>
+            <w:tcW w:type="dxa" w:w="2211"/>
           </w:tcPr>
           <w:p>
             <w:pPr>
@@ -2162,7 +2151,7 @@
         </w:tc>
         <w:tc>
           <w:tcPr>
-            <w:tcW w:type="dxa" w:w="1506"/>
+            <w:tcW w:type="dxa" w:w="2211"/>
           </w:tcPr>
           <w:p>
             <w:pPr>
@@ -2183,7 +2172,7 @@
         </w:tc>
         <w:tc>
           <w:tcPr>
-            <w:tcW w:type="dxa" w:w="1506"/>
+            <w:tcW w:type="dxa" w:w="2211"/>
           </w:tcPr>
           <w:p>
             <w:pPr>
@@ -2204,7 +2193,7 @@
         </w:tc>
         <w:tc>
           <w:tcPr>
-            <w:tcW w:type="dxa" w:w="1506"/>
+            <w:tcW w:type="dxa" w:w="2211"/>
           </w:tcPr>
           <w:p>
             <w:pPr>
@@ -2220,27 +2209,6 @@
                 <w:sz w:val="16"/>
               </w:rPr>
               <w:t>الخميس 31/12/2026</w:t>
-            </w:r>
-          </w:p>
-        </w:tc>
-        <w:tc>
-          <w:tcPr>
-            <w:tcW w:type="dxa" w:w="1506"/>
-          </w:tcPr>
-          <w:p>
-            <w:pPr>
-              <w:bidi w:val="1"/>
-              <w:jc w:val="right"/>
-            </w:pPr>
-            <w:r/>
-            <w:r>
-              <w:rPr>
-                <w:rFonts w:ascii="Arial" w:hAnsi="Arial" w:eastAsia="Arial"/>
-                <w:b w:val="0"/>
-                <w:color w:val="0A0E17"/>
-                <w:sz w:val="16"/>
-              </w:rPr>
-              <w:t>21/12، 22/12، 23/12، 24/12، 27/12، 28/12</w:t>
             </w:r>
           </w:p>
         </w:tc>
@@ -2248,7 +2216,7 @@
       <w:tr>
         <w:tc>
           <w:tcPr>
-            <w:tcW w:type="dxa" w:w="1506"/>
+            <w:tcW w:type="dxa" w:w="2211"/>
             <w:shd w:fill="F3F6F9" w:val="clear"/>
           </w:tcPr>
           <w:p>
@@ -2270,7 +2238,7 @@
         </w:tc>
         <w:tc>
           <w:tcPr>
-            <w:tcW w:type="dxa" w:w="1506"/>
+            <w:tcW w:type="dxa" w:w="2211"/>
             <w:shd w:fill="F3F6F9" w:val="clear"/>
           </w:tcPr>
           <w:p>
@@ -2292,12 +2260,34 @@
         </w:tc>
         <w:tc>
           <w:tcPr>
-            <w:tcW w:type="dxa" w:w="1506"/>
+            <w:tcW w:type="dxa" w:w="2211"/>
             <w:shd w:fill="F3F6F9" w:val="clear"/>
           </w:tcPr>
           <w:p>
             <w:pPr>
               <w:bidi w:val="1"/>
+              <w:jc w:val="right"/>
+            </w:pPr>
+            <w:r/>
+            <w:r>
+              <w:rPr>
+                <w:rFonts w:ascii="Arial" w:hAnsi="Arial" w:eastAsia="Arial"/>
+                <w:b w:val="0"/>
+                <w:color w:val="0A0E17"/>
+                <w:sz w:val="16"/>
+              </w:rPr>
+              <w:t>22/12، 23/12، 24/12</w:t>
+            </w:r>
+          </w:p>
+        </w:tc>
+        <w:tc>
+          <w:tcPr>
+            <w:tcW w:type="dxa" w:w="2211"/>
+            <w:shd w:fill="F3F6F9" w:val="clear"/>
+          </w:tcPr>
+          <w:p>
+            <w:pPr>
+              <w:bidi w:val="1"/>
               <w:jc w:val="center"/>
             </w:pPr>
             <w:r/>
@@ -2314,7 +2304,7 @@
         </w:tc>
         <w:tc>
           <w:tcPr>
-            <w:tcW w:type="dxa" w:w="1506"/>
+            <w:tcW w:type="dxa" w:w="2211"/>
             <w:shd w:fill="F3F6F9" w:val="clear"/>
           </w:tcPr>
           <w:p>
@@ -2336,7 +2326,7 @@
         </w:tc>
         <w:tc>
           <w:tcPr>
-            <w:tcW w:type="dxa" w:w="1506"/>
+            <w:tcW w:type="dxa" w:w="2211"/>
             <w:shd w:fill="F3F6F9" w:val="clear"/>
           </w:tcPr>
           <w:p>
@@ -2358,7 +2348,7 @@
         </w:tc>
         <w:tc>
           <w:tcPr>
-            <w:tcW w:type="dxa" w:w="1506"/>
+            <w:tcW w:type="dxa" w:w="2211"/>
             <w:shd w:fill="F3F6F9" w:val="clear"/>
           </w:tcPr>
           <w:p>
@@ -2375,28 +2365,6 @@
                 <w:sz w:val="16"/>
               </w:rPr>
               <w:t>الاثنين 04/01/2027</w:t>
-            </w:r>
-          </w:p>
-        </w:tc>
-        <w:tc>
-          <w:tcPr>
-            <w:tcW w:type="dxa" w:w="1506"/>
-            <w:shd w:fill="F3F6F9" w:val="clear"/>
-          </w:tcPr>
-          <w:p>
-            <w:pPr>
-              <w:bidi w:val="1"/>
-              <w:jc w:val="right"/>
-            </w:pPr>
-            <w:r/>
-            <w:r>
-              <w:rPr>
-                <w:rFonts w:ascii="Arial" w:hAnsi="Arial" w:eastAsia="Arial"/>
-                <w:b w:val="0"/>
-                <w:color w:val="0A0E17"/>
-                <w:sz w:val="16"/>
-              </w:rPr>
-              <w:t>27/12، 28/12، 29/12، 30/12</w:t>
             </w:r>
           </w:p>
         </w:tc>
@@ -2404,7 +2372,7 @@
       <w:tr>
         <w:tc>
           <w:tcPr>
-            <w:tcW w:type="dxa" w:w="1506"/>
+            <w:tcW w:type="dxa" w:w="2211"/>
           </w:tcPr>
           <w:p>
             <w:pPr>
@@ -2425,7 +2393,7 @@
         </w:tc>
         <w:tc>
           <w:tcPr>
-            <w:tcW w:type="dxa" w:w="1506"/>
+            <w:tcW w:type="dxa" w:w="2211"/>
           </w:tcPr>
           <w:p>
             <w:pPr>
@@ -2446,7 +2414,28 @@
         </w:tc>
         <w:tc>
           <w:tcPr>
-            <w:tcW w:type="dxa" w:w="1506"/>
+            <w:tcW w:type="dxa" w:w="2211"/>
+          </w:tcPr>
+          <w:p>
+            <w:pPr>
+              <w:bidi w:val="1"/>
+              <w:jc w:val="right"/>
+            </w:pPr>
+            <w:r/>
+            <w:r>
+              <w:rPr>
+                <w:rFonts w:ascii="Arial" w:hAnsi="Arial" w:eastAsia="Arial"/>
+                <w:b w:val="0"/>
+                <w:color w:val="0A0E17"/>
+                <w:sz w:val="16"/>
+              </w:rPr>
+              <w:t>24/12، 27/12، 28/12</w:t>
+            </w:r>
+          </w:p>
+        </w:tc>
+        <w:tc>
+          <w:tcPr>
+            <w:tcW w:type="dxa" w:w="2211"/>
           </w:tcPr>
           <w:p>
             <w:pPr>
@@ -2467,7 +2456,7 @@
         </w:tc>
         <w:tc>
           <w:tcPr>
-            <w:tcW w:type="dxa" w:w="1506"/>
+            <w:tcW w:type="dxa" w:w="2211"/>
           </w:tcPr>
           <w:p>
             <w:pPr>
@@ -2488,7 +2477,7 @@
         </w:tc>
         <w:tc>
           <w:tcPr>
-            <w:tcW w:type="dxa" w:w="1506"/>
+            <w:tcW w:type="dxa" w:w="2211"/>
           </w:tcPr>
           <w:p>
             <w:pPr>
@@ -2509,7 +2498,7 @@
         </w:tc>
         <w:tc>
           <w:tcPr>
-            <w:tcW w:type="dxa" w:w="1506"/>
+            <w:tcW w:type="dxa" w:w="2211"/>
           </w:tcPr>
           <w:p>
             <w:pPr>
@@ -2525,27 +2514,6 @@
                 <w:sz w:val="16"/>
               </w:rPr>
               <w:t>الثلاثاء 05/01/2027</w:t>
-            </w:r>
-          </w:p>
-        </w:tc>
-        <w:tc>
-          <w:tcPr>
-            <w:tcW w:type="dxa" w:w="1506"/>
-          </w:tcPr>
-          <w:p>
-            <w:pPr>
-              <w:bidi w:val="1"/>
-              <w:jc w:val="right"/>
-            </w:pPr>
-            <w:r/>
-            <w:r>
-              <w:rPr>
-                <w:rFonts w:ascii="Arial" w:hAnsi="Arial" w:eastAsia="Arial"/>
-                <w:b w:val="0"/>
-                <w:color w:val="0A0E17"/>
-                <w:sz w:val="16"/>
-              </w:rPr>
-              <w:t>29/12، 30/12، 31/12</w:t>
             </w:r>
           </w:p>
         </w:tc>
@@ -2588,13 +2556,13 @@
         <w:tblLook w:firstColumn="1" w:firstRow="1" w:lastColumn="0" w:lastRow="0" w:noHBand="0" w:noVBand="1" w:val="04A0"/>
       </w:tblPr>
       <w:tblGrid>
-        <w:gridCol w:w="5270"/>
-        <w:gridCol w:w="5270"/>
+        <w:gridCol w:w="7739"/>
+        <w:gridCol w:w="7739"/>
       </w:tblGrid>
       <w:tr>
         <w:tc>
           <w:tcPr>
-            <w:tcW w:type="dxa" w:w="2551"/>
+            <w:tcW w:type="dxa" w:w="7739"/>
             <w:shd w:fill="EEF2F5" w:val="clear"/>
           </w:tcPr>
           <w:p>
@@ -2610,13 +2578,13 @@
                 <w:color w:val="0A0E17"/>
                 <w:sz w:val="18"/>
               </w:rPr>
-              <w:t>أول يوم عمل</w:t>
-            </w:r>
-          </w:p>
-        </w:tc>
-        <w:tc>
-          <w:tcPr>
-            <w:tcW w:type="dxa" w:w="7370"/>
+              <w:t>أيام الاتفاق مع العميل (قبل التنفيذ)</w:t>
+            </w:r>
+          </w:p>
+        </w:tc>
+        <w:tc>
+          <w:tcPr>
+            <w:tcW w:type="dxa" w:w="7739"/>
           </w:tcPr>
           <w:p>
             <w:pPr>
@@ -2631,7 +2599,7 @@
                 <w:color w:val="0A0E17"/>
                 <w:sz w:val="18"/>
               </w:rPr>
-              <w:t>الخميس 29/10/2026</w:t>
+              <w:t>الاثنين 26/10/2026 إلى الأربعاء 28/10/2026 — 26/10، 27/10، 28/10</w:t>
             </w:r>
           </w:p>
         </w:tc>
@@ -2639,7 +2607,7 @@
       <w:tr>
         <w:tc>
           <w:tcPr>
-            <w:tcW w:type="dxa" w:w="2551"/>
+            <w:tcW w:type="dxa" w:w="7739"/>
             <w:shd w:fill="EEF2F5" w:val="clear"/>
           </w:tcPr>
           <w:p>
@@ -2655,13 +2623,13 @@
                 <w:color w:val="0A0E17"/>
                 <w:sz w:val="18"/>
               </w:rPr>
-              <w:t>آخر يوم عمل / العرض</w:t>
-            </w:r>
-          </w:p>
-        </w:tc>
-        <w:tc>
-          <w:tcPr>
-            <w:tcW w:type="dxa" w:w="7370"/>
+              <w:t>يُتفق فيه على المطلوب</w:t>
+            </w:r>
+          </w:p>
+        </w:tc>
+        <w:tc>
+          <w:tcPr>
+            <w:tcW w:type="dxa" w:w="7739"/>
           </w:tcPr>
           <w:p>
             <w:pPr>
@@ -2676,7 +2644,7 @@
                 <w:color w:val="0A0E17"/>
                 <w:sz w:val="18"/>
               </w:rPr>
-              <w:t>الأربعاء 04/11/2026</w:t>
+              <w:t>الهيكل التنظيمي وملف موظف نموذجي.</w:t>
             </w:r>
           </w:p>
         </w:tc>
@@ -2684,7 +2652,7 @@
       <w:tr>
         <w:tc>
           <w:tcPr>
-            <w:tcW w:type="dxa" w:w="2551"/>
+            <w:tcW w:type="dxa" w:w="7739"/>
             <w:shd w:fill="EEF2F5" w:val="clear"/>
           </w:tcPr>
           <w:p>
@@ -2700,13 +2668,13 @@
                 <w:color w:val="0A0E17"/>
                 <w:sz w:val="18"/>
               </w:rPr>
-              <w:t>آخر موعد للقبول</w:t>
-            </w:r>
-          </w:p>
-        </w:tc>
-        <w:tc>
-          <w:tcPr>
-            <w:tcW w:type="dxa" w:w="7370"/>
+              <w:t>أول يوم تنفيذ</w:t>
+            </w:r>
+          </w:p>
+        </w:tc>
+        <w:tc>
+          <w:tcPr>
+            <w:tcW w:type="dxa" w:w="7739"/>
           </w:tcPr>
           <w:p>
             <w:pPr>
@@ -2721,7 +2689,7 @@
                 <w:color w:val="0A0E17"/>
                 <w:sz w:val="18"/>
               </w:rPr>
-              <w:t>الاثنين 09/11/2026</w:t>
+              <w:t>الخميس 29/10/2026</w:t>
             </w:r>
           </w:p>
         </w:tc>
@@ -2729,7 +2697,7 @@
       <w:tr>
         <w:tc>
           <w:tcPr>
-            <w:tcW w:type="dxa" w:w="2551"/>
+            <w:tcW w:type="dxa" w:w="7739"/>
             <w:shd w:fill="EEF2F5" w:val="clear"/>
           </w:tcPr>
           <w:p>
@@ -2745,13 +2713,13 @@
                 <w:color w:val="0A0E17"/>
                 <w:sz w:val="18"/>
               </w:rPr>
-              <w:t>تسليم بيانات العميل قبل</w:t>
-            </w:r>
-          </w:p>
-        </w:tc>
-        <w:tc>
-          <w:tcPr>
-            <w:tcW w:type="dxa" w:w="7370"/>
+              <w:t>آخر يوم عمل / العرض</w:t>
+            </w:r>
+          </w:p>
+        </w:tc>
+        <w:tc>
+          <w:tcPr>
+            <w:tcW w:type="dxa" w:w="7739"/>
           </w:tcPr>
           <w:p>
             <w:pPr>
@@ -2766,7 +2734,7 @@
                 <w:color w:val="0A0E17"/>
                 <w:sz w:val="18"/>
               </w:rPr>
-              <w:t>الاثنين 26/10/2026</w:t>
+              <w:t>الأربعاء 04/11/2026</w:t>
             </w:r>
           </w:p>
         </w:tc>
@@ -2774,7 +2742,7 @@
       <w:tr>
         <w:tc>
           <w:tcPr>
-            <w:tcW w:type="dxa" w:w="2551"/>
+            <w:tcW w:type="dxa" w:w="7739"/>
             <w:shd w:fill="EEF2F5" w:val="clear"/>
           </w:tcPr>
           <w:p>
@@ -2790,13 +2758,13 @@
                 <w:color w:val="0A0E17"/>
                 <w:sz w:val="18"/>
               </w:rPr>
-              <w:t>أيام التنفيذ (بدون جمعة وسبت وإجازات)</w:t>
-            </w:r>
-          </w:p>
-        </w:tc>
-        <w:tc>
-          <w:tcPr>
-            <w:tcW w:type="dxa" w:w="7370"/>
+              <w:t>آخر موعد للقبول</w:t>
+            </w:r>
+          </w:p>
+        </w:tc>
+        <w:tc>
+          <w:tcPr>
+            <w:tcW w:type="dxa" w:w="7739"/>
           </w:tcPr>
           <w:p>
             <w:pPr>
@@ -2811,7 +2779,7 @@
                 <w:color w:val="0A0E17"/>
                 <w:sz w:val="18"/>
               </w:rPr>
-              <w:t>29/10، 01/11، 02/11، 03/11، 04/11</w:t>
+              <w:t>الاثنين 09/11/2026</w:t>
             </w:r>
           </w:p>
         </w:tc>
@@ -2819,7 +2787,7 @@
       <w:tr>
         <w:tc>
           <w:tcPr>
-            <w:tcW w:type="dxa" w:w="2551"/>
+            <w:tcW w:type="dxa" w:w="7739"/>
             <w:shd w:fill="EEF2F5" w:val="clear"/>
           </w:tcPr>
           <w:p>
@@ -2835,13 +2803,13 @@
                 <w:color w:val="0A0E17"/>
                 <w:sz w:val="18"/>
               </w:rPr>
-              <w:t>الشرط السابق</w:t>
-            </w:r>
-          </w:p>
-        </w:tc>
-        <w:tc>
-          <w:tcPr>
-            <w:tcW w:type="dxa" w:w="7370"/>
+              <w:t>أيام التنفيذ (بدون جمعة وسبت وإجازات)</w:t>
+            </w:r>
+          </w:p>
+        </w:tc>
+        <w:tc>
+          <w:tcPr>
+            <w:tcW w:type="dxa" w:w="7739"/>
           </w:tcPr>
           <w:p>
             <w:pPr>
@@ -2856,7 +2824,7 @@
                 <w:color w:val="0A0E17"/>
                 <w:sz w:val="18"/>
               </w:rPr>
-              <w:t>اعتماد وثيقة المتطلبات — الأربعاء 28/10/2026</w:t>
+              <w:t>29/10، 01/11، 02/11، 03/11، 04/11</w:t>
             </w:r>
           </w:p>
         </w:tc>
@@ -2864,7 +2832,7 @@
       <w:tr>
         <w:tc>
           <w:tcPr>
-            <w:tcW w:type="dxa" w:w="2551"/>
+            <w:tcW w:type="dxa" w:w="7739"/>
             <w:shd w:fill="EEF2F5" w:val="clear"/>
           </w:tcPr>
           <w:p>
@@ -2880,13 +2848,13 @@
                 <w:color w:val="0A0E17"/>
                 <w:sz w:val="18"/>
               </w:rPr>
-              <w:t>تُقبل الوحدة عند تحقق الآتي</w:t>
-            </w:r>
-          </w:p>
-        </w:tc>
-        <w:tc>
-          <w:tcPr>
-            <w:tcW w:type="dxa" w:w="7370"/>
+              <w:t>الشرط السابق</w:t>
+            </w:r>
+          </w:p>
+        </w:tc>
+        <w:tc>
+          <w:tcPr>
+            <w:tcW w:type="dxa" w:w="7739"/>
           </w:tcPr>
           <w:p>
             <w:pPr>
@@ -2901,7 +2869,7 @@
                 <w:color w:val="0A0E17"/>
                 <w:sz w:val="18"/>
               </w:rPr>
-              <w:t>إعداد الهيكل الوظيفي وملف موظف كامل من التعيين حتى إنهاء الخدمة على بيانات تجريبية لشركة Crown.</w:t>
+              <w:t>اعتماد وثيقة المتطلبات — الأربعاء 28/10/2026</w:t>
             </w:r>
           </w:p>
         </w:tc>
@@ -2909,7 +2877,7 @@
       <w:tr>
         <w:tc>
           <w:tcPr>
-            <w:tcW w:type="dxa" w:w="2551"/>
+            <w:tcW w:type="dxa" w:w="7739"/>
             <w:shd w:fill="EEF2F5" w:val="clear"/>
           </w:tcPr>
           <w:p>
@@ -2925,13 +2893,13 @@
                 <w:color w:val="0A0E17"/>
                 <w:sz w:val="18"/>
               </w:rPr>
-              <w:t>المطلوب من العميل</w:t>
-            </w:r>
-          </w:p>
-        </w:tc>
-        <w:tc>
-          <w:tcPr>
-            <w:tcW w:type="dxa" w:w="7370"/>
+              <w:t>تُقبل الوحدة عند تحقق الآتي</w:t>
+            </w:r>
+          </w:p>
+        </w:tc>
+        <w:tc>
+          <w:tcPr>
+            <w:tcW w:type="dxa" w:w="7739"/>
           </w:tcPr>
           <w:p>
             <w:pPr>
@@ -2946,17 +2914,12 @@
                 <w:color w:val="0A0E17"/>
                 <w:sz w:val="18"/>
               </w:rPr>
-              <w:t>الهيكل التنظيمي وملف موظف نموذجي.</w:t>
+              <w:t>إعداد الهيكل الوظيفي وملف موظف كامل من التعيين حتى إنهاء الخدمة على بيانات تجريبية لشركة Crown.</w:t>
             </w:r>
           </w:p>
         </w:tc>
       </w:tr>
     </w:tbl>
-    <w:p>
-      <w:pPr>
-        <w:spacing w:after="120"/>
-      </w:pPr>
-    </w:p>
     <w:p>
       <w:pPr>
         <w:bidi w:val="1"/>
@@ -2979,13 +2942,13 @@
         <w:tblLook w:firstColumn="1" w:firstRow="1" w:lastColumn="0" w:lastRow="0" w:noHBand="0" w:noVBand="1" w:val="04A0"/>
       </w:tblPr>
       <w:tblGrid>
-        <w:gridCol w:w="5270"/>
-        <w:gridCol w:w="5270"/>
+        <w:gridCol w:w="7739"/>
+        <w:gridCol w:w="7739"/>
       </w:tblGrid>
       <w:tr>
         <w:tc>
           <w:tcPr>
-            <w:tcW w:type="dxa" w:w="2551"/>
+            <w:tcW w:type="dxa" w:w="7739"/>
             <w:shd w:fill="EEF2F5" w:val="clear"/>
           </w:tcPr>
           <w:p>
@@ -3001,13 +2964,13 @@
                 <w:color w:val="0A0E17"/>
                 <w:sz w:val="18"/>
               </w:rPr>
-              <w:t>أول يوم عمل</w:t>
-            </w:r>
-          </w:p>
-        </w:tc>
-        <w:tc>
-          <w:tcPr>
-            <w:tcW w:type="dxa" w:w="7370"/>
+              <w:t>أيام الاتفاق مع العميل (قبل التنفيذ)</w:t>
+            </w:r>
+          </w:p>
+        </w:tc>
+        <w:tc>
+          <w:tcPr>
+            <w:tcW w:type="dxa" w:w="7739"/>
           </w:tcPr>
           <w:p>
             <w:pPr>
@@ -3022,7 +2985,7 @@
                 <w:color w:val="0A0E17"/>
                 <w:sz w:val="18"/>
               </w:rPr>
-              <w:t>الخميس 29/10/2026</w:t>
+              <w:t>الاثنين 26/10/2026 إلى الأربعاء 28/10/2026 — 26/10، 27/10، 28/10</w:t>
             </w:r>
           </w:p>
         </w:tc>
@@ -3030,7 +2993,7 @@
       <w:tr>
         <w:tc>
           <w:tcPr>
-            <w:tcW w:type="dxa" w:w="2551"/>
+            <w:tcW w:type="dxa" w:w="7739"/>
             <w:shd w:fill="EEF2F5" w:val="clear"/>
           </w:tcPr>
           <w:p>
@@ -3046,13 +3009,13 @@
                 <w:color w:val="0A0E17"/>
                 <w:sz w:val="18"/>
               </w:rPr>
-              <w:t>آخر يوم عمل / العرض</w:t>
-            </w:r>
-          </w:p>
-        </w:tc>
-        <w:tc>
-          <w:tcPr>
-            <w:tcW w:type="dxa" w:w="7370"/>
+              <w:t>يُتفق فيه على المطلوب</w:t>
+            </w:r>
+          </w:p>
+        </w:tc>
+        <w:tc>
+          <w:tcPr>
+            <w:tcW w:type="dxa" w:w="7739"/>
           </w:tcPr>
           <w:p>
             <w:pPr>
@@ -3067,7 +3030,7 @@
                 <w:color w:val="0A0E17"/>
                 <w:sz w:val="18"/>
               </w:rPr>
-              <w:t>الاثنين 09/11/2026</w:t>
+              <w:t>قائمة العملاء، ومراحل المناقصة، ومصفوفة اعتماد العطاء.</w:t>
             </w:r>
           </w:p>
         </w:tc>
@@ -3075,7 +3038,7 @@
       <w:tr>
         <w:tc>
           <w:tcPr>
-            <w:tcW w:type="dxa" w:w="2551"/>
+            <w:tcW w:type="dxa" w:w="7739"/>
             <w:shd w:fill="EEF2F5" w:val="clear"/>
           </w:tcPr>
           <w:p>
@@ -3091,13 +3054,13 @@
                 <w:color w:val="0A0E17"/>
                 <w:sz w:val="18"/>
               </w:rPr>
-              <w:t>آخر موعد للقبول</w:t>
-            </w:r>
-          </w:p>
-        </w:tc>
-        <w:tc>
-          <w:tcPr>
-            <w:tcW w:type="dxa" w:w="7370"/>
+              <w:t>أول يوم تنفيذ</w:t>
+            </w:r>
+          </w:p>
+        </w:tc>
+        <w:tc>
+          <w:tcPr>
+            <w:tcW w:type="dxa" w:w="7739"/>
           </w:tcPr>
           <w:p>
             <w:pPr>
@@ -3112,7 +3075,7 @@
                 <w:color w:val="0A0E17"/>
                 <w:sz w:val="18"/>
               </w:rPr>
-              <w:t>الخميس 12/11/2026</w:t>
+              <w:t>الخميس 29/10/2026</w:t>
             </w:r>
           </w:p>
         </w:tc>
@@ -3120,7 +3083,7 @@
       <w:tr>
         <w:tc>
           <w:tcPr>
-            <w:tcW w:type="dxa" w:w="2551"/>
+            <w:tcW w:type="dxa" w:w="7739"/>
             <w:shd w:fill="EEF2F5" w:val="clear"/>
           </w:tcPr>
           <w:p>
@@ -3136,13 +3099,13 @@
                 <w:color w:val="0A0E17"/>
                 <w:sz w:val="18"/>
               </w:rPr>
-              <w:t>تسليم بيانات العميل قبل</w:t>
-            </w:r>
-          </w:p>
-        </w:tc>
-        <w:tc>
-          <w:tcPr>
-            <w:tcW w:type="dxa" w:w="7370"/>
+              <w:t>آخر يوم عمل / العرض</w:t>
+            </w:r>
+          </w:p>
+        </w:tc>
+        <w:tc>
+          <w:tcPr>
+            <w:tcW w:type="dxa" w:w="7739"/>
           </w:tcPr>
           <w:p>
             <w:pPr>
@@ -3157,7 +3120,7 @@
                 <w:color w:val="0A0E17"/>
                 <w:sz w:val="18"/>
               </w:rPr>
-              <w:t>الاثنين 26/10/2026</w:t>
+              <w:t>الاثنين 09/11/2026</w:t>
             </w:r>
           </w:p>
         </w:tc>
@@ -3165,7 +3128,7 @@
       <w:tr>
         <w:tc>
           <w:tcPr>
-            <w:tcW w:type="dxa" w:w="2551"/>
+            <w:tcW w:type="dxa" w:w="7739"/>
             <w:shd w:fill="EEF2F5" w:val="clear"/>
           </w:tcPr>
           <w:p>
@@ -3181,13 +3144,13 @@
                 <w:color w:val="0A0E17"/>
                 <w:sz w:val="18"/>
               </w:rPr>
-              <w:t>أيام التنفيذ (بدون جمعة وسبت وإجازات)</w:t>
-            </w:r>
-          </w:p>
-        </w:tc>
-        <w:tc>
-          <w:tcPr>
-            <w:tcW w:type="dxa" w:w="7370"/>
+              <w:t>آخر موعد للقبول</w:t>
+            </w:r>
+          </w:p>
+        </w:tc>
+        <w:tc>
+          <w:tcPr>
+            <w:tcW w:type="dxa" w:w="7739"/>
           </w:tcPr>
           <w:p>
             <w:pPr>
@@ -3202,7 +3165,7 @@
                 <w:color w:val="0A0E17"/>
                 <w:sz w:val="18"/>
               </w:rPr>
-              <w:t>29/10، 01/11، 02/11، 03/11، 04/11، 05/11، 08/11، 09/11</w:t>
+              <w:t>الخميس 12/11/2026</w:t>
             </w:r>
           </w:p>
         </w:tc>
@@ -3210,7 +3173,7 @@
       <w:tr>
         <w:tc>
           <w:tcPr>
-            <w:tcW w:type="dxa" w:w="2551"/>
+            <w:tcW w:type="dxa" w:w="7739"/>
             <w:shd w:fill="EEF2F5" w:val="clear"/>
           </w:tcPr>
           <w:p>
@@ -3226,13 +3189,13 @@
                 <w:color w:val="0A0E17"/>
                 <w:sz w:val="18"/>
               </w:rPr>
-              <w:t>الشرط السابق</w:t>
-            </w:r>
-          </w:p>
-        </w:tc>
-        <w:tc>
-          <w:tcPr>
-            <w:tcW w:type="dxa" w:w="7370"/>
+              <w:t>أيام التنفيذ (بدون جمعة وسبت وإجازات)</w:t>
+            </w:r>
+          </w:p>
+        </w:tc>
+        <w:tc>
+          <w:tcPr>
+            <w:tcW w:type="dxa" w:w="7739"/>
           </w:tcPr>
           <w:p>
             <w:pPr>
@@ -3247,7 +3210,7 @@
                 <w:color w:val="0A0E17"/>
                 <w:sz w:val="18"/>
               </w:rPr>
-              <w:t>اعتماد وثيقة المتطلبات — الأربعاء 28/10/2026</w:t>
+              <w:t>29/10، 01/11، 02/11، 03/11، 04/11، 05/11، 08/11، 09/11</w:t>
             </w:r>
           </w:p>
         </w:tc>
@@ -3255,7 +3218,7 @@
       <w:tr>
         <w:tc>
           <w:tcPr>
-            <w:tcW w:type="dxa" w:w="2551"/>
+            <w:tcW w:type="dxa" w:w="7739"/>
             <w:shd w:fill="EEF2F5" w:val="clear"/>
           </w:tcPr>
           <w:p>
@@ -3271,13 +3234,13 @@
                 <w:color w:val="0A0E17"/>
                 <w:sz w:val="18"/>
               </w:rPr>
-              <w:t>تُقبل الوحدة عند تحقق الآتي</w:t>
-            </w:r>
-          </w:p>
-        </w:tc>
-        <w:tc>
-          <w:tcPr>
-            <w:tcW w:type="dxa" w:w="7370"/>
+              <w:t>الشرط السابق</w:t>
+            </w:r>
+          </w:p>
+        </w:tc>
+        <w:tc>
+          <w:tcPr>
+            <w:tcW w:type="dxa" w:w="7739"/>
           </w:tcPr>
           <w:p>
             <w:pPr>
@@ -3292,7 +3255,7 @@
                 <w:color w:val="0A0E17"/>
                 <w:sz w:val="18"/>
               </w:rPr>
-              <w:t>مسار كامل: عميل، ثم فرصة، ثم مناقصة، ثم قرار التقدم أو الانسحاب، ثم نتيجة الفوز أو الخسارة، مع اعتماد واحد على الأقل.</w:t>
+              <w:t>اعتماد وثيقة المتطلبات — الأربعاء 28/10/2026</w:t>
             </w:r>
           </w:p>
         </w:tc>
@@ -3300,7 +3263,7 @@
       <w:tr>
         <w:tc>
           <w:tcPr>
-            <w:tcW w:type="dxa" w:w="2551"/>
+            <w:tcW w:type="dxa" w:w="7739"/>
             <w:shd w:fill="EEF2F5" w:val="clear"/>
           </w:tcPr>
           <w:p>
@@ -3316,13 +3279,13 @@
                 <w:color w:val="0A0E17"/>
                 <w:sz w:val="18"/>
               </w:rPr>
-              <w:t>المطلوب من العميل</w:t>
-            </w:r>
-          </w:p>
-        </w:tc>
-        <w:tc>
-          <w:tcPr>
-            <w:tcW w:type="dxa" w:w="7370"/>
+              <w:t>تُقبل الوحدة عند تحقق الآتي</w:t>
+            </w:r>
+          </w:p>
+        </w:tc>
+        <w:tc>
+          <w:tcPr>
+            <w:tcW w:type="dxa" w:w="7739"/>
           </w:tcPr>
           <w:p>
             <w:pPr>
@@ -3337,17 +3300,12 @@
                 <w:color w:val="0A0E17"/>
                 <w:sz w:val="18"/>
               </w:rPr>
-              <w:t>قائمة العملاء، ومراحل المناقصة، ومصفوفة اعتماد العطاء.</w:t>
+              <w:t>مسار كامل: عميل، ثم فرصة، ثم مناقصة، ثم قرار التقدم أو الانسحاب، ثم نتيجة الفوز أو الخسارة، مع اعتماد واحد على الأقل.</w:t>
             </w:r>
           </w:p>
         </w:tc>
       </w:tr>
     </w:tbl>
-    <w:p>
-      <w:pPr>
-        <w:spacing w:after="120"/>
-      </w:pPr>
-    </w:p>
     <w:p>
       <w:pPr>
         <w:bidi w:val="1"/>
@@ -3370,13 +3328,13 @@
         <w:tblLook w:firstColumn="1" w:firstRow="1" w:lastColumn="0" w:lastRow="0" w:noHBand="0" w:noVBand="1" w:val="04A0"/>
       </w:tblPr>
       <w:tblGrid>
-        <w:gridCol w:w="5270"/>
-        <w:gridCol w:w="5270"/>
+        <w:gridCol w:w="7739"/>
+        <w:gridCol w:w="7739"/>
       </w:tblGrid>
       <w:tr>
         <w:tc>
           <w:tcPr>
-            <w:tcW w:type="dxa" w:w="2551"/>
+            <w:tcW w:type="dxa" w:w="7739"/>
             <w:shd w:fill="EEF2F5" w:val="clear"/>
           </w:tcPr>
           <w:p>
@@ -3392,13 +3350,13 @@
                 <w:color w:val="0A0E17"/>
                 <w:sz w:val="18"/>
               </w:rPr>
-              <w:t>أول يوم عمل</w:t>
-            </w:r>
-          </w:p>
-        </w:tc>
-        <w:tc>
-          <w:tcPr>
-            <w:tcW w:type="dxa" w:w="7370"/>
+              <w:t>أيام الاتفاق مع العميل (قبل التنفيذ)</w:t>
+            </w:r>
+          </w:p>
+        </w:tc>
+        <w:tc>
+          <w:tcPr>
+            <w:tcW w:type="dxa" w:w="7739"/>
           </w:tcPr>
           <w:p>
             <w:pPr>
@@ -3413,7 +3371,7 @@
                 <w:color w:val="0A0E17"/>
                 <w:sz w:val="18"/>
               </w:rPr>
-              <w:t>الخميس 05/11/2026</w:t>
+              <w:t>الاثنين 02/11/2026 إلى الأربعاء 04/11/2026 — 02/11، 03/11، 04/11</w:t>
             </w:r>
           </w:p>
         </w:tc>
@@ -3421,7 +3379,7 @@
       <w:tr>
         <w:tc>
           <w:tcPr>
-            <w:tcW w:type="dxa" w:w="2551"/>
+            <w:tcW w:type="dxa" w:w="7739"/>
             <w:shd w:fill="EEF2F5" w:val="clear"/>
           </w:tcPr>
           <w:p>
@@ -3437,13 +3395,13 @@
                 <w:color w:val="0A0E17"/>
                 <w:sz w:val="18"/>
               </w:rPr>
-              <w:t>آخر يوم عمل / العرض</w:t>
-            </w:r>
-          </w:p>
-        </w:tc>
-        <w:tc>
-          <w:tcPr>
-            <w:tcW w:type="dxa" w:w="7370"/>
+              <w:t>يُتفق فيه على المطلوب</w:t>
+            </w:r>
+          </w:p>
+        </w:tc>
+        <w:tc>
+          <w:tcPr>
+            <w:tcW w:type="dxa" w:w="7739"/>
           </w:tcPr>
           <w:p>
             <w:pPr>
@@ -3458,7 +3416,7 @@
                 <w:color w:val="0A0E17"/>
                 <w:sz w:val="18"/>
               </w:rPr>
-              <w:t>الأربعاء 11/11/2026</w:t>
+              <w:t>لائحة الإجازات، ومكونات الراتب، والورديات.</w:t>
             </w:r>
           </w:p>
         </w:tc>
@@ -3466,7 +3424,7 @@
       <w:tr>
         <w:tc>
           <w:tcPr>
-            <w:tcW w:type="dxa" w:w="2551"/>
+            <w:tcW w:type="dxa" w:w="7739"/>
             <w:shd w:fill="EEF2F5" w:val="clear"/>
           </w:tcPr>
           <w:p>
@@ -3482,13 +3440,13 @@
                 <w:color w:val="0A0E17"/>
                 <w:sz w:val="18"/>
               </w:rPr>
-              <w:t>آخر موعد للقبول</w:t>
-            </w:r>
-          </w:p>
-        </w:tc>
-        <w:tc>
-          <w:tcPr>
-            <w:tcW w:type="dxa" w:w="7370"/>
+              <w:t>أول يوم تنفيذ</w:t>
+            </w:r>
+          </w:p>
+        </w:tc>
+        <w:tc>
+          <w:tcPr>
+            <w:tcW w:type="dxa" w:w="7739"/>
           </w:tcPr>
           <w:p>
             <w:pPr>
@@ -3503,7 +3461,7 @@
                 <w:color w:val="0A0E17"/>
                 <w:sz w:val="18"/>
               </w:rPr>
-              <w:t>الاثنين 16/11/2026</w:t>
+              <w:t>الخميس 05/11/2026</w:t>
             </w:r>
           </w:p>
         </w:tc>
@@ -3511,7 +3469,7 @@
       <w:tr>
         <w:tc>
           <w:tcPr>
-            <w:tcW w:type="dxa" w:w="2551"/>
+            <w:tcW w:type="dxa" w:w="7739"/>
             <w:shd w:fill="EEF2F5" w:val="clear"/>
           </w:tcPr>
           <w:p>
@@ -3527,13 +3485,13 @@
                 <w:color w:val="0A0E17"/>
                 <w:sz w:val="18"/>
               </w:rPr>
-              <w:t>تسليم بيانات العميل قبل</w:t>
-            </w:r>
-          </w:p>
-        </w:tc>
-        <w:tc>
-          <w:tcPr>
-            <w:tcW w:type="dxa" w:w="7370"/>
+              <w:t>آخر يوم عمل / العرض</w:t>
+            </w:r>
+          </w:p>
+        </w:tc>
+        <w:tc>
+          <w:tcPr>
+            <w:tcW w:type="dxa" w:w="7739"/>
           </w:tcPr>
           <w:p>
             <w:pPr>
@@ -3548,7 +3506,7 @@
                 <w:color w:val="0A0E17"/>
                 <w:sz w:val="18"/>
               </w:rPr>
-              <w:t>الاثنين 02/11/2026</w:t>
+              <w:t>الأربعاء 11/11/2026</w:t>
             </w:r>
           </w:p>
         </w:tc>
@@ -3556,7 +3514,7 @@
       <w:tr>
         <w:tc>
           <w:tcPr>
-            <w:tcW w:type="dxa" w:w="2551"/>
+            <w:tcW w:type="dxa" w:w="7739"/>
             <w:shd w:fill="EEF2F5" w:val="clear"/>
           </w:tcPr>
           <w:p>
@@ -3572,13 +3530,13 @@
                 <w:color w:val="0A0E17"/>
                 <w:sz w:val="18"/>
               </w:rPr>
-              <w:t>أيام التنفيذ (بدون جمعة وسبت وإجازات)</w:t>
-            </w:r>
-          </w:p>
-        </w:tc>
-        <w:tc>
-          <w:tcPr>
-            <w:tcW w:type="dxa" w:w="7370"/>
+              <w:t>آخر موعد للقبول</w:t>
+            </w:r>
+          </w:p>
+        </w:tc>
+        <w:tc>
+          <w:tcPr>
+            <w:tcW w:type="dxa" w:w="7739"/>
           </w:tcPr>
           <w:p>
             <w:pPr>
@@ -3593,7 +3551,7 @@
                 <w:color w:val="0A0E17"/>
                 <w:sz w:val="18"/>
               </w:rPr>
-              <w:t>05/11، 08/11، 09/11، 10/11، 11/11</w:t>
+              <w:t>الاثنين 16/11/2026</w:t>
             </w:r>
           </w:p>
         </w:tc>
@@ -3601,7 +3559,7 @@
       <w:tr>
         <w:tc>
           <w:tcPr>
-            <w:tcW w:type="dxa" w:w="2551"/>
+            <w:tcW w:type="dxa" w:w="7739"/>
             <w:shd w:fill="EEF2F5" w:val="clear"/>
           </w:tcPr>
           <w:p>
@@ -3617,13 +3575,13 @@
                 <w:color w:val="0A0E17"/>
                 <w:sz w:val="18"/>
               </w:rPr>
-              <w:t>الشرط السابق</w:t>
-            </w:r>
-          </w:p>
-        </w:tc>
-        <w:tc>
-          <w:tcPr>
-            <w:tcW w:type="dxa" w:w="7370"/>
+              <w:t>أيام التنفيذ (بدون جمعة وسبت وإجازات)</w:t>
+            </w:r>
+          </w:p>
+        </w:tc>
+        <w:tc>
+          <w:tcPr>
+            <w:tcW w:type="dxa" w:w="7739"/>
           </w:tcPr>
           <w:p>
             <w:pPr>
@@ -3638,7 +3596,7 @@
                 <w:color w:val="0A0E17"/>
                 <w:sz w:val="18"/>
               </w:rPr>
-              <w:t>قبول الوحدة 10 — الاثنين 09/11/2026</w:t>
+              <w:t>05/11، 08/11، 09/11، 10/11، 11/11</w:t>
             </w:r>
           </w:p>
         </w:tc>
@@ -3646,7 +3604,7 @@
       <w:tr>
         <w:tc>
           <w:tcPr>
-            <w:tcW w:type="dxa" w:w="2551"/>
+            <w:tcW w:type="dxa" w:w="7739"/>
             <w:shd w:fill="EEF2F5" w:val="clear"/>
           </w:tcPr>
           <w:p>
@@ -3662,13 +3620,13 @@
                 <w:color w:val="0A0E17"/>
                 <w:sz w:val="18"/>
               </w:rPr>
-              <w:t>تُقبل الوحدة عند تحقق الآتي</w:t>
-            </w:r>
-          </w:p>
-        </w:tc>
-        <w:tc>
-          <w:tcPr>
-            <w:tcW w:type="dxa" w:w="7370"/>
+              <w:t>الشرط السابق</w:t>
+            </w:r>
+          </w:p>
+        </w:tc>
+        <w:tc>
+          <w:tcPr>
+            <w:tcW w:type="dxa" w:w="7739"/>
           </w:tcPr>
           <w:p>
             <w:pPr>
@@ -3683,7 +3641,7 @@
                 <w:color w:val="0A0E17"/>
                 <w:sz w:val="18"/>
               </w:rPr>
-              <w:t>وردية عمل، وطلب إجازة، وقسيمة راتب واحدة لموظف تجريبي، مع قيد محاسبي جاهز للربط.</w:t>
+              <w:t>قبول الوحدة 10 — الاثنين 09/11/2026</w:t>
             </w:r>
           </w:p>
         </w:tc>
@@ -3691,7 +3649,7 @@
       <w:tr>
         <w:tc>
           <w:tcPr>
-            <w:tcW w:type="dxa" w:w="2551"/>
+            <w:tcW w:type="dxa" w:w="7739"/>
             <w:shd w:fill="EEF2F5" w:val="clear"/>
           </w:tcPr>
           <w:p>
@@ -3707,13 +3665,13 @@
                 <w:color w:val="0A0E17"/>
                 <w:sz w:val="18"/>
               </w:rPr>
-              <w:t>المطلوب من العميل</w:t>
-            </w:r>
-          </w:p>
-        </w:tc>
-        <w:tc>
-          <w:tcPr>
-            <w:tcW w:type="dxa" w:w="7370"/>
+              <w:t>تُقبل الوحدة عند تحقق الآتي</w:t>
+            </w:r>
+          </w:p>
+        </w:tc>
+        <w:tc>
+          <w:tcPr>
+            <w:tcW w:type="dxa" w:w="7739"/>
           </w:tcPr>
           <w:p>
             <w:pPr>
@@ -3728,17 +3686,12 @@
                 <w:color w:val="0A0E17"/>
                 <w:sz w:val="18"/>
               </w:rPr>
-              <w:t>لائحة الإجازات، ومكونات الراتب، والورديات.</w:t>
+              <w:t>وردية عمل، وطلب إجازة، وقسيمة راتب واحدة لموظف تجريبي، مع قيد محاسبي جاهز للربط.</w:t>
             </w:r>
           </w:p>
         </w:tc>
       </w:tr>
     </w:tbl>
-    <w:p>
-      <w:pPr>
-        <w:spacing w:after="120"/>
-      </w:pPr>
-    </w:p>
     <w:p>
       <w:pPr>
         <w:bidi w:val="1"/>
@@ -3761,13 +3714,13 @@
         <w:tblLook w:firstColumn="1" w:firstRow="1" w:lastColumn="0" w:lastRow="0" w:noHBand="0" w:noVBand="1" w:val="04A0"/>
       </w:tblPr>
       <w:tblGrid>
-        <w:gridCol w:w="5270"/>
-        <w:gridCol w:w="5270"/>
+        <w:gridCol w:w="7739"/>
+        <w:gridCol w:w="7739"/>
       </w:tblGrid>
       <w:tr>
         <w:tc>
           <w:tcPr>
-            <w:tcW w:type="dxa" w:w="2551"/>
+            <w:tcW w:type="dxa" w:w="7739"/>
             <w:shd w:fill="EEF2F5" w:val="clear"/>
           </w:tcPr>
           <w:p>
@@ -3783,13 +3736,13 @@
                 <w:color w:val="0A0E17"/>
                 <w:sz w:val="18"/>
               </w:rPr>
-              <w:t>أول يوم عمل</w:t>
-            </w:r>
-          </w:p>
-        </w:tc>
-        <w:tc>
-          <w:tcPr>
-            <w:tcW w:type="dxa" w:w="7370"/>
+              <w:t>أيام الاتفاق مع العميل (قبل التنفيذ)</w:t>
+            </w:r>
+          </w:p>
+        </w:tc>
+        <w:tc>
+          <w:tcPr>
+            <w:tcW w:type="dxa" w:w="7739"/>
           </w:tcPr>
           <w:p>
             <w:pPr>
@@ -3804,7 +3757,7 @@
                 <w:color w:val="0A0E17"/>
                 <w:sz w:val="18"/>
               </w:rPr>
-              <w:t>الثلاثاء 10/11/2026</w:t>
+              <w:t>الخميس 05/11/2026 إلى الاثنين 09/11/2026 — 05/11، 08/11، 09/11</w:t>
             </w:r>
           </w:p>
         </w:tc>
@@ -3812,7 +3765,7 @@
       <w:tr>
         <w:tc>
           <w:tcPr>
-            <w:tcW w:type="dxa" w:w="2551"/>
+            <w:tcW w:type="dxa" w:w="7739"/>
             <w:shd w:fill="EEF2F5" w:val="clear"/>
           </w:tcPr>
           <w:p>
@@ -3828,13 +3781,13 @@
                 <w:color w:val="0A0E17"/>
                 <w:sz w:val="18"/>
               </w:rPr>
-              <w:t>آخر يوم عمل / العرض</w:t>
-            </w:r>
-          </w:p>
-        </w:tc>
-        <w:tc>
-          <w:tcPr>
-            <w:tcW w:type="dxa" w:w="7370"/>
+              <w:t>يُتفق فيه على المطلوب</w:t>
+            </w:r>
+          </w:p>
+        </w:tc>
+        <w:tc>
+          <w:tcPr>
+            <w:tcW w:type="dxa" w:w="7739"/>
           </w:tcPr>
           <w:p>
             <w:pPr>
@@ -3849,7 +3802,7 @@
                 <w:color w:val="0A0E17"/>
                 <w:sz w:val="18"/>
               </w:rPr>
-              <w:t>الثلاثاء 17/11/2026</w:t>
+              <w:t>كتالوج الخدمات، ونموذج العرض، وبنود العقد.</w:t>
             </w:r>
           </w:p>
         </w:tc>
@@ -3857,7 +3810,7 @@
       <w:tr>
         <w:tc>
           <w:tcPr>
-            <w:tcW w:type="dxa" w:w="2551"/>
+            <w:tcW w:type="dxa" w:w="7739"/>
             <w:shd w:fill="EEF2F5" w:val="clear"/>
           </w:tcPr>
           <w:p>
@@ -3873,13 +3826,13 @@
                 <w:color w:val="0A0E17"/>
                 <w:sz w:val="18"/>
               </w:rPr>
-              <w:t>آخر موعد للقبول</w:t>
-            </w:r>
-          </w:p>
-        </w:tc>
-        <w:tc>
-          <w:tcPr>
-            <w:tcW w:type="dxa" w:w="7370"/>
+              <w:t>أول يوم تنفيذ</w:t>
+            </w:r>
+          </w:p>
+        </w:tc>
+        <w:tc>
+          <w:tcPr>
+            <w:tcW w:type="dxa" w:w="7739"/>
           </w:tcPr>
           <w:p>
             <w:pPr>
@@ -3894,7 +3847,7 @@
                 <w:color w:val="0A0E17"/>
                 <w:sz w:val="18"/>
               </w:rPr>
-              <w:t>الأحد 22/11/2026</w:t>
+              <w:t>الثلاثاء 10/11/2026</w:t>
             </w:r>
           </w:p>
         </w:tc>
@@ -3902,7 +3855,7 @@
       <w:tr>
         <w:tc>
           <w:tcPr>
-            <w:tcW w:type="dxa" w:w="2551"/>
+            <w:tcW w:type="dxa" w:w="7739"/>
             <w:shd w:fill="EEF2F5" w:val="clear"/>
           </w:tcPr>
           <w:p>
@@ -3918,13 +3871,13 @@
                 <w:color w:val="0A0E17"/>
                 <w:sz w:val="18"/>
               </w:rPr>
-              <w:t>تسليم بيانات العميل قبل</w:t>
-            </w:r>
-          </w:p>
-        </w:tc>
-        <w:tc>
-          <w:tcPr>
-            <w:tcW w:type="dxa" w:w="7370"/>
+              <w:t>آخر يوم عمل / العرض</w:t>
+            </w:r>
+          </w:p>
+        </w:tc>
+        <w:tc>
+          <w:tcPr>
+            <w:tcW w:type="dxa" w:w="7739"/>
           </w:tcPr>
           <w:p>
             <w:pPr>
@@ -3939,7 +3892,7 @@
                 <w:color w:val="0A0E17"/>
                 <w:sz w:val="18"/>
               </w:rPr>
-              <w:t>الخميس 05/11/2026</w:t>
+              <w:t>الثلاثاء 17/11/2026</w:t>
             </w:r>
           </w:p>
         </w:tc>
@@ -3947,7 +3900,7 @@
       <w:tr>
         <w:tc>
           <w:tcPr>
-            <w:tcW w:type="dxa" w:w="2551"/>
+            <w:tcW w:type="dxa" w:w="7739"/>
             <w:shd w:fill="EEF2F5" w:val="clear"/>
           </w:tcPr>
           <w:p>
@@ -3963,13 +3916,13 @@
                 <w:color w:val="0A0E17"/>
                 <w:sz w:val="18"/>
               </w:rPr>
-              <w:t>أيام التنفيذ (بدون جمعة وسبت وإجازات)</w:t>
-            </w:r>
-          </w:p>
-        </w:tc>
-        <w:tc>
-          <w:tcPr>
-            <w:tcW w:type="dxa" w:w="7370"/>
+              <w:t>آخر موعد للقبول</w:t>
+            </w:r>
+          </w:p>
+        </w:tc>
+        <w:tc>
+          <w:tcPr>
+            <w:tcW w:type="dxa" w:w="7739"/>
           </w:tcPr>
           <w:p>
             <w:pPr>
@@ -3984,7 +3937,7 @@
                 <w:color w:val="0A0E17"/>
                 <w:sz w:val="18"/>
               </w:rPr>
-              <w:t>10/11، 11/11، 12/11، 15/11، 16/11، 17/11</w:t>
+              <w:t>الأحد 22/11/2026</w:t>
             </w:r>
           </w:p>
         </w:tc>
@@ -3992,7 +3945,7 @@
       <w:tr>
         <w:tc>
           <w:tcPr>
-            <w:tcW w:type="dxa" w:w="2551"/>
+            <w:tcW w:type="dxa" w:w="7739"/>
             <w:shd w:fill="EEF2F5" w:val="clear"/>
           </w:tcPr>
           <w:p>
@@ -4008,13 +3961,13 @@
                 <w:color w:val="0A0E17"/>
                 <w:sz w:val="18"/>
               </w:rPr>
-              <w:t>الشرط السابق</w:t>
-            </w:r>
-          </w:p>
-        </w:tc>
-        <w:tc>
-          <w:tcPr>
-            <w:tcW w:type="dxa" w:w="7370"/>
+              <w:t>أيام التنفيذ (بدون جمعة وسبت وإجازات)</w:t>
+            </w:r>
+          </w:p>
+        </w:tc>
+        <w:tc>
+          <w:tcPr>
+            <w:tcW w:type="dxa" w:w="7739"/>
           </w:tcPr>
           <w:p>
             <w:pPr>
@@ -4029,7 +3982,7 @@
                 <w:color w:val="0A0E17"/>
                 <w:sz w:val="18"/>
               </w:rPr>
-              <w:t>عرض الوحدة 1 — الاثنين 09/11/2026</w:t>
+              <w:t>10/11، 11/11، 12/11، 15/11، 16/11، 17/11</w:t>
             </w:r>
           </w:p>
         </w:tc>
@@ -4037,7 +3990,7 @@
       <w:tr>
         <w:tc>
           <w:tcPr>
-            <w:tcW w:type="dxa" w:w="2551"/>
+            <w:tcW w:type="dxa" w:w="7739"/>
             <w:shd w:fill="EEF2F5" w:val="clear"/>
           </w:tcPr>
           <w:p>
@@ -4053,13 +4006,13 @@
                 <w:color w:val="0A0E17"/>
                 <w:sz w:val="18"/>
               </w:rPr>
-              <w:t>تُقبل الوحدة عند تحقق الآتي</w:t>
-            </w:r>
-          </w:p>
-        </w:tc>
-        <w:tc>
-          <w:tcPr>
-            <w:tcW w:type="dxa" w:w="7370"/>
+              <w:t>الشرط السابق</w:t>
+            </w:r>
+          </w:p>
+        </w:tc>
+        <w:tc>
+          <w:tcPr>
+            <w:tcW w:type="dxa" w:w="7739"/>
           </w:tcPr>
           <w:p>
             <w:pPr>
@@ -4074,7 +4027,7 @@
                 <w:color w:val="0A0E17"/>
                 <w:sz w:val="18"/>
               </w:rPr>
-              <w:t>فرصة مقبولة تتحول إلى عرض سعر ثم إلى عقد يتضمن المراحل والاحتجاز والدفعة المقدمة.</w:t>
+              <w:t>عرض الوحدة 1 — الاثنين 09/11/2026</w:t>
             </w:r>
           </w:p>
         </w:tc>
@@ -4082,7 +4035,7 @@
       <w:tr>
         <w:tc>
           <w:tcPr>
-            <w:tcW w:type="dxa" w:w="2551"/>
+            <w:tcW w:type="dxa" w:w="7739"/>
             <w:shd w:fill="EEF2F5" w:val="clear"/>
           </w:tcPr>
           <w:p>
@@ -4098,13 +4051,13 @@
                 <w:color w:val="0A0E17"/>
                 <w:sz w:val="18"/>
               </w:rPr>
-              <w:t>المطلوب من العميل</w:t>
-            </w:r>
-          </w:p>
-        </w:tc>
-        <w:tc>
-          <w:tcPr>
-            <w:tcW w:type="dxa" w:w="7370"/>
+              <w:t>تُقبل الوحدة عند تحقق الآتي</w:t>
+            </w:r>
+          </w:p>
+        </w:tc>
+        <w:tc>
+          <w:tcPr>
+            <w:tcW w:type="dxa" w:w="7739"/>
           </w:tcPr>
           <w:p>
             <w:pPr>
@@ -4119,17 +4072,12 @@
                 <w:color w:val="0A0E17"/>
                 <w:sz w:val="18"/>
               </w:rPr>
-              <w:t>كتالوج الخدمات، ونموذج العرض، وبنود العقد.</w:t>
+              <w:t>فرصة مقبولة تتحول إلى عرض سعر ثم إلى عقد يتضمن المراحل والاحتجاز والدفعة المقدمة.</w:t>
             </w:r>
           </w:p>
         </w:tc>
       </w:tr>
     </w:tbl>
-    <w:p>
-      <w:pPr>
-        <w:spacing w:after="120"/>
-      </w:pPr>
-    </w:p>
     <w:p>
       <w:pPr>
         <w:bidi w:val="1"/>
@@ -4152,13 +4100,13 @@
         <w:tblLook w:firstColumn="1" w:firstRow="1" w:lastColumn="0" w:lastRow="0" w:noHBand="0" w:noVBand="1" w:val="04A0"/>
       </w:tblPr>
       <w:tblGrid>
-        <w:gridCol w:w="5270"/>
-        <w:gridCol w:w="5270"/>
+        <w:gridCol w:w="7739"/>
+        <w:gridCol w:w="7739"/>
       </w:tblGrid>
       <w:tr>
         <w:tc>
           <w:tcPr>
-            <w:tcW w:type="dxa" w:w="2551"/>
+            <w:tcW w:type="dxa" w:w="7739"/>
             <w:shd w:fill="EEF2F5" w:val="clear"/>
           </w:tcPr>
           <w:p>
@@ -4174,13 +4122,13 @@
                 <w:color w:val="0A0E17"/>
                 <w:sz w:val="18"/>
               </w:rPr>
-              <w:t>أول يوم عمل</w:t>
-            </w:r>
-          </w:p>
-        </w:tc>
-        <w:tc>
-          <w:tcPr>
-            <w:tcW w:type="dxa" w:w="7370"/>
+              <w:t>أيام الاتفاق مع العميل (قبل التنفيذ)</w:t>
+            </w:r>
+          </w:p>
+        </w:tc>
+        <w:tc>
+          <w:tcPr>
+            <w:tcW w:type="dxa" w:w="7739"/>
           </w:tcPr>
           <w:p>
             <w:pPr>
@@ -4195,7 +4143,7 @@
                 <w:color w:val="0A0E17"/>
                 <w:sz w:val="18"/>
               </w:rPr>
-              <w:t>الخميس 12/11/2026</w:t>
+              <w:t>الاثنين 09/11/2026 إلى الأربعاء 11/11/2026 — 09/11، 10/11، 11/11</w:t>
             </w:r>
           </w:p>
         </w:tc>
@@ -4203,7 +4151,7 @@
       <w:tr>
         <w:tc>
           <w:tcPr>
-            <w:tcW w:type="dxa" w:w="2551"/>
+            <w:tcW w:type="dxa" w:w="7739"/>
             <w:shd w:fill="EEF2F5" w:val="clear"/>
           </w:tcPr>
           <w:p>
@@ -4219,13 +4167,13 @@
                 <w:color w:val="0A0E17"/>
                 <w:sz w:val="18"/>
               </w:rPr>
-              <w:t>آخر يوم عمل / العرض</w:t>
-            </w:r>
-          </w:p>
-        </w:tc>
-        <w:tc>
-          <w:tcPr>
-            <w:tcW w:type="dxa" w:w="7370"/>
+              <w:t>يُتفق فيه على المطلوب</w:t>
+            </w:r>
+          </w:p>
+        </w:tc>
+        <w:tc>
+          <w:tcPr>
+            <w:tcW w:type="dxa" w:w="7739"/>
           </w:tcPr>
           <w:p>
             <w:pPr>
@@ -4240,7 +4188,7 @@
                 <w:color w:val="0A0E17"/>
                 <w:sz w:val="18"/>
               </w:rPr>
-              <w:t>الأحد 29/11/2026</w:t>
+              <w:t>دليل الحسابات، والأرصدة الافتتاحية، وحسابات البنوك، وإعداد الضريبة.</w:t>
             </w:r>
           </w:p>
         </w:tc>
@@ -4248,7 +4196,7 @@
       <w:tr>
         <w:tc>
           <w:tcPr>
-            <w:tcW w:type="dxa" w:w="2551"/>
+            <w:tcW w:type="dxa" w:w="7739"/>
             <w:shd w:fill="EEF2F5" w:val="clear"/>
           </w:tcPr>
           <w:p>
@@ -4264,13 +4212,13 @@
                 <w:color w:val="0A0E17"/>
                 <w:sz w:val="18"/>
               </w:rPr>
-              <w:t>آخر موعد للقبول</w:t>
-            </w:r>
-          </w:p>
-        </w:tc>
-        <w:tc>
-          <w:tcPr>
-            <w:tcW w:type="dxa" w:w="7370"/>
+              <w:t>أول يوم تنفيذ</w:t>
+            </w:r>
+          </w:p>
+        </w:tc>
+        <w:tc>
+          <w:tcPr>
+            <w:tcW w:type="dxa" w:w="7739"/>
           </w:tcPr>
           <w:p>
             <w:pPr>
@@ -4285,7 +4233,7 @@
                 <w:color w:val="0A0E17"/>
                 <w:sz w:val="18"/>
               </w:rPr>
-              <w:t>الأربعاء 02/12/2026</w:t>
+              <w:t>الخميس 12/11/2026</w:t>
             </w:r>
           </w:p>
         </w:tc>
@@ -4293,7 +4241,7 @@
       <w:tr>
         <w:tc>
           <w:tcPr>
-            <w:tcW w:type="dxa" w:w="2551"/>
+            <w:tcW w:type="dxa" w:w="7739"/>
             <w:shd w:fill="EEF2F5" w:val="clear"/>
           </w:tcPr>
           <w:p>
@@ -4309,13 +4257,13 @@
                 <w:color w:val="0A0E17"/>
                 <w:sz w:val="18"/>
               </w:rPr>
-              <w:t>تسليم بيانات العميل قبل</w:t>
-            </w:r>
-          </w:p>
-        </w:tc>
-        <w:tc>
-          <w:tcPr>
-            <w:tcW w:type="dxa" w:w="7370"/>
+              <w:t>آخر يوم عمل / العرض</w:t>
+            </w:r>
+          </w:p>
+        </w:tc>
+        <w:tc>
+          <w:tcPr>
+            <w:tcW w:type="dxa" w:w="7739"/>
           </w:tcPr>
           <w:p>
             <w:pPr>
@@ -4330,7 +4278,7 @@
                 <w:color w:val="0A0E17"/>
                 <w:sz w:val="18"/>
               </w:rPr>
-              <w:t>الاثنين 09/11/2026</w:t>
+              <w:t>الأحد 29/11/2026</w:t>
             </w:r>
           </w:p>
         </w:tc>
@@ -4338,7 +4286,7 @@
       <w:tr>
         <w:tc>
           <w:tcPr>
-            <w:tcW w:type="dxa" w:w="2551"/>
+            <w:tcW w:type="dxa" w:w="7739"/>
             <w:shd w:fill="EEF2F5" w:val="clear"/>
           </w:tcPr>
           <w:p>
@@ -4354,13 +4302,13 @@
                 <w:color w:val="0A0E17"/>
                 <w:sz w:val="18"/>
               </w:rPr>
-              <w:t>أيام التنفيذ (بدون جمعة وسبت وإجازات)</w:t>
-            </w:r>
-          </w:p>
-        </w:tc>
-        <w:tc>
-          <w:tcPr>
-            <w:tcW w:type="dxa" w:w="7370"/>
+              <w:t>آخر موعد للقبول</w:t>
+            </w:r>
+          </w:p>
+        </w:tc>
+        <w:tc>
+          <w:tcPr>
+            <w:tcW w:type="dxa" w:w="7739"/>
           </w:tcPr>
           <w:p>
             <w:pPr>
@@ -4375,7 +4323,7 @@
                 <w:color w:val="0A0E17"/>
                 <w:sz w:val="18"/>
               </w:rPr>
-              <w:t>12/11، 15/11، 16/11، 17/11، 18/11، 19/11، 22/11، 23/11، 24/11، 25/11، 26/11، 29/11</w:t>
+              <w:t>الأربعاء 02/12/2026</w:t>
             </w:r>
           </w:p>
         </w:tc>
@@ -4383,7 +4331,7 @@
       <w:tr>
         <w:tc>
           <w:tcPr>
-            <w:tcW w:type="dxa" w:w="2551"/>
+            <w:tcW w:type="dxa" w:w="7739"/>
             <w:shd w:fill="EEF2F5" w:val="clear"/>
           </w:tcPr>
           <w:p>
@@ -4399,13 +4347,13 @@
                 <w:color w:val="0A0E17"/>
                 <w:sz w:val="18"/>
               </w:rPr>
-              <w:t>الشرط السابق</w:t>
-            </w:r>
-          </w:p>
-        </w:tc>
-        <w:tc>
-          <w:tcPr>
-            <w:tcW w:type="dxa" w:w="7370"/>
+              <w:t>أيام التنفيذ (بدون جمعة وسبت وإجازات)</w:t>
+            </w:r>
+          </w:p>
+        </w:tc>
+        <w:tc>
+          <w:tcPr>
+            <w:tcW w:type="dxa" w:w="7739"/>
           </w:tcPr>
           <w:p>
             <w:pPr>
@@ -4420,7 +4368,7 @@
                 <w:color w:val="0A0E17"/>
                 <w:sz w:val="18"/>
               </w:rPr>
-              <w:t>اعتماد وثيقة المتطلبات — الأربعاء 28/10/2026</w:t>
+              <w:t>12/11، 15/11، 16/11، 17/11، 18/11، 19/11، 22/11، 23/11، 24/11، 25/11، 26/11، 29/11</w:t>
             </w:r>
           </w:p>
         </w:tc>
@@ -4428,7 +4376,7 @@
       <w:tr>
         <w:tc>
           <w:tcPr>
-            <w:tcW w:type="dxa" w:w="2551"/>
+            <w:tcW w:type="dxa" w:w="7739"/>
             <w:shd w:fill="EEF2F5" w:val="clear"/>
           </w:tcPr>
           <w:p>
@@ -4444,13 +4392,13 @@
                 <w:color w:val="0A0E17"/>
                 <w:sz w:val="18"/>
               </w:rPr>
-              <w:t>تُقبل الوحدة عند تحقق الآتي</w:t>
-            </w:r>
-          </w:p>
-        </w:tc>
-        <w:tc>
-          <w:tcPr>
-            <w:tcW w:type="dxa" w:w="7370"/>
+              <w:t>الشرط السابق</w:t>
+            </w:r>
+          </w:p>
+        </w:tc>
+        <w:tc>
+          <w:tcPr>
+            <w:tcW w:type="dxa" w:w="7739"/>
           </w:tcPr>
           <w:p>
             <w:pPr>
@@ -4465,7 +4413,7 @@
                 <w:color w:val="0A0E17"/>
                 <w:sz w:val="18"/>
               </w:rPr>
-              <w:t>سنة مالية، وقيد يومية، وفاتورة عميل، وفاتورة مورد، وحساب بنكي، وتسوية بنكية.</w:t>
+              <w:t>اعتماد وثيقة المتطلبات — الأربعاء 28/10/2026</w:t>
             </w:r>
           </w:p>
         </w:tc>
@@ -4473,7 +4421,7 @@
       <w:tr>
         <w:tc>
           <w:tcPr>
-            <w:tcW w:type="dxa" w:w="2551"/>
+            <w:tcW w:type="dxa" w:w="7739"/>
             <w:shd w:fill="EEF2F5" w:val="clear"/>
           </w:tcPr>
           <w:p>
@@ -4489,13 +4437,13 @@
                 <w:color w:val="0A0E17"/>
                 <w:sz w:val="18"/>
               </w:rPr>
-              <w:t>المطلوب من العميل</w:t>
-            </w:r>
-          </w:p>
-        </w:tc>
-        <w:tc>
-          <w:tcPr>
-            <w:tcW w:type="dxa" w:w="7370"/>
+              <w:t>تُقبل الوحدة عند تحقق الآتي</w:t>
+            </w:r>
+          </w:p>
+        </w:tc>
+        <w:tc>
+          <w:tcPr>
+            <w:tcW w:type="dxa" w:w="7739"/>
           </w:tcPr>
           <w:p>
             <w:pPr>
@@ -4510,17 +4458,12 @@
                 <w:color w:val="0A0E17"/>
                 <w:sz w:val="18"/>
               </w:rPr>
-              <w:t>دليل الحسابات، والأرصدة الافتتاحية، وحسابات البنوك، وإعداد الضريبة.</w:t>
+              <w:t>سنة مالية، وقيد يومية، وفاتورة عميل، وفاتورة مورد، وحساب بنكي، وتسوية بنكية.</w:t>
             </w:r>
           </w:p>
         </w:tc>
       </w:tr>
     </w:tbl>
-    <w:p>
-      <w:pPr>
-        <w:spacing w:after="120"/>
-      </w:pPr>
-    </w:p>
     <w:p>
       <w:pPr>
         <w:bidi w:val="1"/>
@@ -4543,13 +4486,13 @@
         <w:tblLook w:firstColumn="1" w:firstRow="1" w:lastColumn="0" w:lastRow="0" w:noHBand="0" w:noVBand="1" w:val="04A0"/>
       </w:tblPr>
       <w:tblGrid>
-        <w:gridCol w:w="5270"/>
-        <w:gridCol w:w="5270"/>
+        <w:gridCol w:w="7739"/>
+        <w:gridCol w:w="7739"/>
       </w:tblGrid>
       <w:tr>
         <w:tc>
           <w:tcPr>
-            <w:tcW w:type="dxa" w:w="2551"/>
+            <w:tcW w:type="dxa" w:w="7739"/>
             <w:shd w:fill="EEF2F5" w:val="clear"/>
           </w:tcPr>
           <w:p>
@@ -4565,13 +4508,13 @@
                 <w:color w:val="0A0E17"/>
                 <w:sz w:val="18"/>
               </w:rPr>
-              <w:t>أول يوم عمل</w:t>
-            </w:r>
-          </w:p>
-        </w:tc>
-        <w:tc>
-          <w:tcPr>
-            <w:tcW w:type="dxa" w:w="7370"/>
+              <w:t>أيام الاتفاق مع العميل (قبل التنفيذ)</w:t>
+            </w:r>
+          </w:p>
+        </w:tc>
+        <w:tc>
+          <w:tcPr>
+            <w:tcW w:type="dxa" w:w="7739"/>
           </w:tcPr>
           <w:p>
             <w:pPr>
@@ -4586,7 +4529,7 @@
                 <w:color w:val="0A0E17"/>
                 <w:sz w:val="18"/>
               </w:rPr>
-              <w:t>الخميس 19/11/2026</w:t>
+              <w:t>الاثنين 16/11/2026 إلى الأربعاء 18/11/2026 — 16/11، 17/11، 18/11</w:t>
             </w:r>
           </w:p>
         </w:tc>
@@ -4594,7 +4537,7 @@
       <w:tr>
         <w:tc>
           <w:tcPr>
-            <w:tcW w:type="dxa" w:w="2551"/>
+            <w:tcW w:type="dxa" w:w="7739"/>
             <w:shd w:fill="EEF2F5" w:val="clear"/>
           </w:tcPr>
           <w:p>
@@ -4610,13 +4553,13 @@
                 <w:color w:val="0A0E17"/>
                 <w:sz w:val="18"/>
               </w:rPr>
-              <w:t>آخر يوم عمل / العرض</w:t>
-            </w:r>
-          </w:p>
-        </w:tc>
-        <w:tc>
-          <w:tcPr>
-            <w:tcW w:type="dxa" w:w="7370"/>
+              <w:t>يُتفق فيه على المطلوب</w:t>
+            </w:r>
+          </w:p>
+        </w:tc>
+        <w:tc>
+          <w:tcPr>
+            <w:tcW w:type="dxa" w:w="7739"/>
           </w:tcPr>
           <w:p>
             <w:pPr>
@@ -4631,7 +4574,7 @@
                 <w:color w:val="0A0E17"/>
                 <w:sz w:val="18"/>
               </w:rPr>
-              <w:t>الاثنين 30/11/2026</w:t>
+              <w:t>هيكل تقسيم عمل نموذجي، وأنواع سجلات المتابعة.</w:t>
             </w:r>
           </w:p>
         </w:tc>
@@ -4639,7 +4582,7 @@
       <w:tr>
         <w:tc>
           <w:tcPr>
-            <w:tcW w:type="dxa" w:w="2551"/>
+            <w:tcW w:type="dxa" w:w="7739"/>
             <w:shd w:fill="EEF2F5" w:val="clear"/>
           </w:tcPr>
           <w:p>
@@ -4655,13 +4598,13 @@
                 <w:color w:val="0A0E17"/>
                 <w:sz w:val="18"/>
               </w:rPr>
-              <w:t>آخر موعد للقبول</w:t>
-            </w:r>
-          </w:p>
-        </w:tc>
-        <w:tc>
-          <w:tcPr>
-            <w:tcW w:type="dxa" w:w="7370"/>
+              <w:t>أول يوم تنفيذ</w:t>
+            </w:r>
+          </w:p>
+        </w:tc>
+        <w:tc>
+          <w:tcPr>
+            <w:tcW w:type="dxa" w:w="7739"/>
           </w:tcPr>
           <w:p>
             <w:pPr>
@@ -4676,7 +4619,7 @@
                 <w:color w:val="0A0E17"/>
                 <w:sz w:val="18"/>
               </w:rPr>
-              <w:t>الخميس 03/12/2026</w:t>
+              <w:t>الخميس 19/11/2026</w:t>
             </w:r>
           </w:p>
         </w:tc>
@@ -4684,7 +4627,7 @@
       <w:tr>
         <w:tc>
           <w:tcPr>
-            <w:tcW w:type="dxa" w:w="2551"/>
+            <w:tcW w:type="dxa" w:w="7739"/>
             <w:shd w:fill="EEF2F5" w:val="clear"/>
           </w:tcPr>
           <w:p>
@@ -4700,13 +4643,13 @@
                 <w:color w:val="0A0E17"/>
                 <w:sz w:val="18"/>
               </w:rPr>
-              <w:t>تسليم بيانات العميل قبل</w:t>
-            </w:r>
-          </w:p>
-        </w:tc>
-        <w:tc>
-          <w:tcPr>
-            <w:tcW w:type="dxa" w:w="7370"/>
+              <w:t>آخر يوم عمل / العرض</w:t>
+            </w:r>
+          </w:p>
+        </w:tc>
+        <w:tc>
+          <w:tcPr>
+            <w:tcW w:type="dxa" w:w="7739"/>
           </w:tcPr>
           <w:p>
             <w:pPr>
@@ -4721,7 +4664,7 @@
                 <w:color w:val="0A0E17"/>
                 <w:sz w:val="18"/>
               </w:rPr>
-              <w:t>الاثنين 16/11/2026</w:t>
+              <w:t>الاثنين 30/11/2026</w:t>
             </w:r>
           </w:p>
         </w:tc>
@@ -4729,7 +4672,7 @@
       <w:tr>
         <w:tc>
           <w:tcPr>
-            <w:tcW w:type="dxa" w:w="2551"/>
+            <w:tcW w:type="dxa" w:w="7739"/>
             <w:shd w:fill="EEF2F5" w:val="clear"/>
           </w:tcPr>
           <w:p>
@@ -4745,13 +4688,13 @@
                 <w:color w:val="0A0E17"/>
                 <w:sz w:val="18"/>
               </w:rPr>
-              <w:t>أيام التنفيذ (بدون جمعة وسبت وإجازات)</w:t>
-            </w:r>
-          </w:p>
-        </w:tc>
-        <w:tc>
-          <w:tcPr>
-            <w:tcW w:type="dxa" w:w="7370"/>
+              <w:t>آخر موعد للقبول</w:t>
+            </w:r>
+          </w:p>
+        </w:tc>
+        <w:tc>
+          <w:tcPr>
+            <w:tcW w:type="dxa" w:w="7739"/>
           </w:tcPr>
           <w:p>
             <w:pPr>
@@ -4766,7 +4709,7 @@
                 <w:color w:val="0A0E17"/>
                 <w:sz w:val="18"/>
               </w:rPr>
-              <w:t>19/11، 22/11، 23/11، 24/11، 25/11، 26/11، 29/11، 30/11</w:t>
+              <w:t>الخميس 03/12/2026</w:t>
             </w:r>
           </w:p>
         </w:tc>
@@ -4774,7 +4717,7 @@
       <w:tr>
         <w:tc>
           <w:tcPr>
-            <w:tcW w:type="dxa" w:w="2551"/>
+            <w:tcW w:type="dxa" w:w="7739"/>
             <w:shd w:fill="EEF2F5" w:val="clear"/>
           </w:tcPr>
           <w:p>
@@ -4790,13 +4733,13 @@
                 <w:color w:val="0A0E17"/>
                 <w:sz w:val="18"/>
               </w:rPr>
-              <w:t>الشرط السابق</w:t>
-            </w:r>
-          </w:p>
-        </w:tc>
-        <w:tc>
-          <w:tcPr>
-            <w:tcW w:type="dxa" w:w="7370"/>
+              <w:t>أيام التنفيذ (بدون جمعة وسبت وإجازات)</w:t>
+            </w:r>
+          </w:p>
+        </w:tc>
+        <w:tc>
+          <w:tcPr>
+            <w:tcW w:type="dxa" w:w="7739"/>
           </w:tcPr>
           <w:p>
             <w:pPr>
@@ -4811,7 +4754,7 @@
                 <w:color w:val="0A0E17"/>
                 <w:sz w:val="18"/>
               </w:rPr>
-              <w:t>عرض الوحدة 2 — الثلاثاء 17/11/2026</w:t>
+              <w:t>19/11، 22/11، 23/11، 24/11، 25/11، 26/11، 29/11، 30/11</w:t>
             </w:r>
           </w:p>
         </w:tc>
@@ -4819,7 +4762,7 @@
       <w:tr>
         <w:tc>
           <w:tcPr>
-            <w:tcW w:type="dxa" w:w="2551"/>
+            <w:tcW w:type="dxa" w:w="7739"/>
             <w:shd w:fill="EEF2F5" w:val="clear"/>
           </w:tcPr>
           <w:p>
@@ -4835,13 +4778,13 @@
                 <w:color w:val="0A0E17"/>
                 <w:sz w:val="18"/>
               </w:rPr>
-              <w:t>تُقبل الوحدة عند تحقق الآتي</w:t>
-            </w:r>
-          </w:p>
-        </w:tc>
-        <w:tc>
-          <w:tcPr>
-            <w:tcW w:type="dxa" w:w="7370"/>
+              <w:t>الشرط السابق</w:t>
+            </w:r>
+          </w:p>
+        </w:tc>
+        <w:tc>
+          <w:tcPr>
+            <w:tcW w:type="dxa" w:w="7739"/>
           </w:tcPr>
           <w:p>
             <w:pPr>
@@ -4856,7 +4799,7 @@
                 <w:color w:val="0A0E17"/>
                 <w:sz w:val="18"/>
               </w:rPr>
-              <w:t>عقد يفتح مشروعًا بهيكل تقسيم العمل، ومهمة، واعتمادية، وسجل مخاطر، مع إظهار المخطط مقابل الفعلي.</w:t>
+              <w:t>عرض الوحدة 2 — الثلاثاء 17/11/2026</w:t>
             </w:r>
           </w:p>
         </w:tc>
@@ -4864,7 +4807,7 @@
       <w:tr>
         <w:tc>
           <w:tcPr>
-            <w:tcW w:type="dxa" w:w="2551"/>
+            <w:tcW w:type="dxa" w:w="7739"/>
             <w:shd w:fill="EEF2F5" w:val="clear"/>
           </w:tcPr>
           <w:p>
@@ -4880,13 +4823,13 @@
                 <w:color w:val="0A0E17"/>
                 <w:sz w:val="18"/>
               </w:rPr>
-              <w:t>المطلوب من العميل</w:t>
-            </w:r>
-          </w:p>
-        </w:tc>
-        <w:tc>
-          <w:tcPr>
-            <w:tcW w:type="dxa" w:w="7370"/>
+              <w:t>تُقبل الوحدة عند تحقق الآتي</w:t>
+            </w:r>
+          </w:p>
+        </w:tc>
+        <w:tc>
+          <w:tcPr>
+            <w:tcW w:type="dxa" w:w="7739"/>
           </w:tcPr>
           <w:p>
             <w:pPr>
@@ -4901,17 +4844,12 @@
                 <w:color w:val="0A0E17"/>
                 <w:sz w:val="18"/>
               </w:rPr>
-              <w:t>هيكل تقسيم عمل نموذجي، وأنواع سجلات المتابعة.</w:t>
+              <w:t>عقد يفتح مشروعًا بهيكل تقسيم العمل، ومهمة، واعتمادية، وسجل مخاطر، مع إظهار المخطط مقابل الفعلي.</w:t>
             </w:r>
           </w:p>
         </w:tc>
       </w:tr>
     </w:tbl>
-    <w:p>
-      <w:pPr>
-        <w:spacing w:after="120"/>
-      </w:pPr>
-    </w:p>
     <w:p>
       <w:pPr>
         <w:bidi w:val="1"/>
@@ -4934,13 +4872,13 @@
         <w:tblLook w:firstColumn="1" w:firstRow="1" w:lastColumn="0" w:lastRow="0" w:noHBand="0" w:noVBand="1" w:val="04A0"/>
       </w:tblPr>
       <w:tblGrid>
-        <w:gridCol w:w="5270"/>
-        <w:gridCol w:w="5270"/>
+        <w:gridCol w:w="7739"/>
+        <w:gridCol w:w="7739"/>
       </w:tblGrid>
       <w:tr>
         <w:tc>
           <w:tcPr>
-            <w:tcW w:type="dxa" w:w="2551"/>
+            <w:tcW w:type="dxa" w:w="7739"/>
             <w:shd w:fill="EEF2F5" w:val="clear"/>
           </w:tcPr>
           <w:p>
@@ -4956,13 +4894,13 @@
                 <w:color w:val="0A0E17"/>
                 <w:sz w:val="18"/>
               </w:rPr>
-              <w:t>أول يوم عمل</w:t>
-            </w:r>
-          </w:p>
-        </w:tc>
-        <w:tc>
-          <w:tcPr>
-            <w:tcW w:type="dxa" w:w="7370"/>
+              <w:t>أيام الاتفاق مع العميل (قبل التنفيذ)</w:t>
+            </w:r>
+          </w:p>
+        </w:tc>
+        <w:tc>
+          <w:tcPr>
+            <w:tcW w:type="dxa" w:w="7739"/>
           </w:tcPr>
           <w:p>
             <w:pPr>
@@ -4977,7 +4915,7 @@
                 <w:color w:val="0A0E17"/>
                 <w:sz w:val="18"/>
               </w:rPr>
-              <w:t>الاثنين 30/11/2026</w:t>
+              <w:t>الأربعاء 25/11/2026 إلى الأحد 29/11/2026 — 25/11، 26/11، 29/11</w:t>
             </w:r>
           </w:p>
         </w:tc>
@@ -4985,7 +4923,7 @@
       <w:tr>
         <w:tc>
           <w:tcPr>
-            <w:tcW w:type="dxa" w:w="2551"/>
+            <w:tcW w:type="dxa" w:w="7739"/>
             <w:shd w:fill="EEF2F5" w:val="clear"/>
           </w:tcPr>
           <w:p>
@@ -5001,13 +4939,13 @@
                 <w:color w:val="0A0E17"/>
                 <w:sz w:val="18"/>
               </w:rPr>
-              <w:t>آخر يوم عمل / العرض</w:t>
-            </w:r>
-          </w:p>
-        </w:tc>
-        <w:tc>
-          <w:tcPr>
-            <w:tcW w:type="dxa" w:w="7370"/>
+              <w:t>يُتفق فيه على المطلوب</w:t>
+            </w:r>
+          </w:p>
+        </w:tc>
+        <w:tc>
+          <w:tcPr>
+            <w:tcW w:type="dxa" w:w="7739"/>
           </w:tcPr>
           <w:p>
             <w:pPr>
@@ -5022,7 +4960,7 @@
                 <w:color w:val="0A0E17"/>
                 <w:sz w:val="18"/>
               </w:rPr>
-              <w:t>الأحد 06/12/2026</w:t>
+              <w:t>إجراءات الجودة، وقوالب الفحص، وبوابات الجودة.</w:t>
             </w:r>
           </w:p>
         </w:tc>
@@ -5030,7 +4968,7 @@
       <w:tr>
         <w:tc>
           <w:tcPr>
-            <w:tcW w:type="dxa" w:w="2551"/>
+            <w:tcW w:type="dxa" w:w="7739"/>
             <w:shd w:fill="EEF2F5" w:val="clear"/>
           </w:tcPr>
           <w:p>
@@ -5046,13 +4984,13 @@
                 <w:color w:val="0A0E17"/>
                 <w:sz w:val="18"/>
               </w:rPr>
-              <w:t>آخر موعد للقبول</w:t>
-            </w:r>
-          </w:p>
-        </w:tc>
-        <w:tc>
-          <w:tcPr>
-            <w:tcW w:type="dxa" w:w="7370"/>
+              <w:t>أول يوم تنفيذ</w:t>
+            </w:r>
+          </w:p>
+        </w:tc>
+        <w:tc>
+          <w:tcPr>
+            <w:tcW w:type="dxa" w:w="7739"/>
           </w:tcPr>
           <w:p>
             <w:pPr>
@@ -5067,7 +5005,7 @@
                 <w:color w:val="0A0E17"/>
                 <w:sz w:val="18"/>
               </w:rPr>
-              <w:t>الأربعاء 09/12/2026</w:t>
+              <w:t>الاثنين 30/11/2026</w:t>
             </w:r>
           </w:p>
         </w:tc>
@@ -5075,7 +5013,7 @@
       <w:tr>
         <w:tc>
           <w:tcPr>
-            <w:tcW w:type="dxa" w:w="2551"/>
+            <w:tcW w:type="dxa" w:w="7739"/>
             <w:shd w:fill="EEF2F5" w:val="clear"/>
           </w:tcPr>
           <w:p>
@@ -5091,13 +5029,13 @@
                 <w:color w:val="0A0E17"/>
                 <w:sz w:val="18"/>
               </w:rPr>
-              <w:t>تسليم بيانات العميل قبل</w:t>
-            </w:r>
-          </w:p>
-        </w:tc>
-        <w:tc>
-          <w:tcPr>
-            <w:tcW w:type="dxa" w:w="7370"/>
+              <w:t>آخر يوم عمل / العرض</w:t>
+            </w:r>
+          </w:p>
+        </w:tc>
+        <w:tc>
+          <w:tcPr>
+            <w:tcW w:type="dxa" w:w="7739"/>
           </w:tcPr>
           <w:p>
             <w:pPr>
@@ -5112,7 +5050,7 @@
                 <w:color w:val="0A0E17"/>
                 <w:sz w:val="18"/>
               </w:rPr>
-              <w:t>الأربعاء 25/11/2026</w:t>
+              <w:t>الأحد 06/12/2026</w:t>
             </w:r>
           </w:p>
         </w:tc>
@@ -5120,7 +5058,7 @@
       <w:tr>
         <w:tc>
           <w:tcPr>
-            <w:tcW w:type="dxa" w:w="2551"/>
+            <w:tcW w:type="dxa" w:w="7739"/>
             <w:shd w:fill="EEF2F5" w:val="clear"/>
           </w:tcPr>
           <w:p>
@@ -5136,13 +5074,13 @@
                 <w:color w:val="0A0E17"/>
                 <w:sz w:val="18"/>
               </w:rPr>
-              <w:t>أيام التنفيذ (بدون جمعة وسبت وإجازات)</w:t>
-            </w:r>
-          </w:p>
-        </w:tc>
-        <w:tc>
-          <w:tcPr>
-            <w:tcW w:type="dxa" w:w="7370"/>
+              <w:t>آخر موعد للقبول</w:t>
+            </w:r>
+          </w:p>
+        </w:tc>
+        <w:tc>
+          <w:tcPr>
+            <w:tcW w:type="dxa" w:w="7739"/>
           </w:tcPr>
           <w:p>
             <w:pPr>
@@ -5157,7 +5095,7 @@
                 <w:color w:val="0A0E17"/>
                 <w:sz w:val="18"/>
               </w:rPr>
-              <w:t>30/11، 01/12، 02/12، 03/12، 06/12</w:t>
+              <w:t>الأربعاء 09/12/2026</w:t>
             </w:r>
           </w:p>
         </w:tc>
@@ -5165,7 +5103,7 @@
       <w:tr>
         <w:tc>
           <w:tcPr>
-            <w:tcW w:type="dxa" w:w="2551"/>
+            <w:tcW w:type="dxa" w:w="7739"/>
             <w:shd w:fill="EEF2F5" w:val="clear"/>
           </w:tcPr>
           <w:p>
@@ -5181,13 +5119,13 @@
                 <w:color w:val="0A0E17"/>
                 <w:sz w:val="18"/>
               </w:rPr>
-              <w:t>الشرط السابق</w:t>
-            </w:r>
-          </w:p>
-        </w:tc>
-        <w:tc>
-          <w:tcPr>
-            <w:tcW w:type="dxa" w:w="7370"/>
+              <w:t>أيام التنفيذ (بدون جمعة وسبت وإجازات)</w:t>
+            </w:r>
+          </w:p>
+        </w:tc>
+        <w:tc>
+          <w:tcPr>
+            <w:tcW w:type="dxa" w:w="7739"/>
           </w:tcPr>
           <w:p>
             <w:pPr>
@@ -5202,7 +5140,7 @@
                 <w:color w:val="0A0E17"/>
                 <w:sz w:val="18"/>
               </w:rPr>
-              <w:t>اعتماد وثيقة المتطلبات — الأربعاء 28/10/2026</w:t>
+              <w:t>30/11، 01/12، 02/12، 03/12، 06/12</w:t>
             </w:r>
           </w:p>
         </w:tc>
@@ -5210,7 +5148,7 @@
       <w:tr>
         <w:tc>
           <w:tcPr>
-            <w:tcW w:type="dxa" w:w="2551"/>
+            <w:tcW w:type="dxa" w:w="7739"/>
             <w:shd w:fill="EEF2F5" w:val="clear"/>
           </w:tcPr>
           <w:p>
@@ -5226,13 +5164,13 @@
                 <w:color w:val="0A0E17"/>
                 <w:sz w:val="18"/>
               </w:rPr>
-              <w:t>تُقبل الوحدة عند تحقق الآتي</w:t>
-            </w:r>
-          </w:p>
-        </w:tc>
-        <w:tc>
-          <w:tcPr>
-            <w:tcW w:type="dxa" w:w="7370"/>
+              <w:t>الشرط السابق</w:t>
+            </w:r>
+          </w:p>
+        </w:tc>
+        <w:tc>
+          <w:tcPr>
+            <w:tcW w:type="dxa" w:w="7739"/>
           </w:tcPr>
           <w:p>
             <w:pPr>
@@ -5247,7 +5185,7 @@
                 <w:color w:val="0A0E17"/>
                 <w:sz w:val="18"/>
               </w:rPr>
-              <w:t>إجراء جودة، وفحص، وتسجيل حالة عدم مطابقة.</w:t>
+              <w:t>اعتماد وثيقة المتطلبات — الأربعاء 28/10/2026</w:t>
             </w:r>
           </w:p>
         </w:tc>
@@ -5255,7 +5193,7 @@
       <w:tr>
         <w:tc>
           <w:tcPr>
-            <w:tcW w:type="dxa" w:w="2551"/>
+            <w:tcW w:type="dxa" w:w="7739"/>
             <w:shd w:fill="EEF2F5" w:val="clear"/>
           </w:tcPr>
           <w:p>
@@ -5271,13 +5209,13 @@
                 <w:color w:val="0A0E17"/>
                 <w:sz w:val="18"/>
               </w:rPr>
-              <w:t>المطلوب من العميل</w:t>
-            </w:r>
-          </w:p>
-        </w:tc>
-        <w:tc>
-          <w:tcPr>
-            <w:tcW w:type="dxa" w:w="7370"/>
+              <w:t>تُقبل الوحدة عند تحقق الآتي</w:t>
+            </w:r>
+          </w:p>
+        </w:tc>
+        <w:tc>
+          <w:tcPr>
+            <w:tcW w:type="dxa" w:w="7739"/>
           </w:tcPr>
           <w:p>
             <w:pPr>
@@ -5292,17 +5230,12 @@
                 <w:color w:val="0A0E17"/>
                 <w:sz w:val="18"/>
               </w:rPr>
-              <w:t>إجراءات الجودة، وقوالب الفحص، وبوابات الجودة.</w:t>
+              <w:t>إجراء جودة، وفحص، وتسجيل حالة عدم مطابقة.</w:t>
             </w:r>
           </w:p>
         </w:tc>
       </w:tr>
     </w:tbl>
-    <w:p>
-      <w:pPr>
-        <w:spacing w:after="120"/>
-      </w:pPr>
-    </w:p>
     <w:p>
       <w:pPr>
         <w:bidi w:val="1"/>
@@ -5325,13 +5258,13 @@
         <w:tblLook w:firstColumn="1" w:firstRow="1" w:lastColumn="0" w:lastRow="0" w:noHBand="0" w:noVBand="1" w:val="04A0"/>
       </w:tblPr>
       <w:tblGrid>
-        <w:gridCol w:w="5270"/>
-        <w:gridCol w:w="5270"/>
+        <w:gridCol w:w="7739"/>
+        <w:gridCol w:w="7739"/>
       </w:tblGrid>
       <w:tr>
         <w:tc>
           <w:tcPr>
-            <w:tcW w:type="dxa" w:w="2551"/>
+            <w:tcW w:type="dxa" w:w="7739"/>
             <w:shd w:fill="EEF2F5" w:val="clear"/>
           </w:tcPr>
           <w:p>
@@ -5347,13 +5280,13 @@
                 <w:color w:val="0A0E17"/>
                 <w:sz w:val="18"/>
               </w:rPr>
-              <w:t>أول يوم عمل</w:t>
-            </w:r>
-          </w:p>
-        </w:tc>
-        <w:tc>
-          <w:tcPr>
-            <w:tcW w:type="dxa" w:w="7370"/>
+              <w:t>أيام الاتفاق مع العميل (قبل التنفيذ)</w:t>
+            </w:r>
+          </w:p>
+        </w:tc>
+        <w:tc>
+          <w:tcPr>
+            <w:tcW w:type="dxa" w:w="7739"/>
           </w:tcPr>
           <w:p>
             <w:pPr>
@@ -5368,7 +5301,7 @@
                 <w:color w:val="0A0E17"/>
                 <w:sz w:val="18"/>
               </w:rPr>
-              <w:t>الثلاثاء 01/12/2026</w:t>
+              <w:t>الخميس 26/11/2026 إلى الاثنين 30/11/2026 — 26/11، 29/11، 30/11</w:t>
             </w:r>
           </w:p>
         </w:tc>
@@ -5376,7 +5309,7 @@
       <w:tr>
         <w:tc>
           <w:tcPr>
-            <w:tcW w:type="dxa" w:w="2551"/>
+            <w:tcW w:type="dxa" w:w="7739"/>
             <w:shd w:fill="EEF2F5" w:val="clear"/>
           </w:tcPr>
           <w:p>
@@ -5392,13 +5325,13 @@
                 <w:color w:val="0A0E17"/>
                 <w:sz w:val="18"/>
               </w:rPr>
-              <w:t>آخر يوم عمل / العرض</w:t>
-            </w:r>
-          </w:p>
-        </w:tc>
-        <w:tc>
-          <w:tcPr>
-            <w:tcW w:type="dxa" w:w="7370"/>
+              <w:t>يُتفق فيه على المطلوب</w:t>
+            </w:r>
+          </w:p>
+        </w:tc>
+        <w:tc>
+          <w:tcPr>
+            <w:tcW w:type="dxa" w:w="7739"/>
           </w:tcPr>
           <w:p>
             <w:pPr>
@@ -5413,7 +5346,7 @@
                 <w:color w:val="0A0E17"/>
                 <w:sz w:val="18"/>
               </w:rPr>
-              <w:t>الأربعاء 09/12/2026</w:t>
+              <w:t>التخصصات، ومعدلات التكلفة والفوترة، وتقويم العمل.</w:t>
             </w:r>
           </w:p>
         </w:tc>
@@ -5421,7 +5354,7 @@
       <w:tr>
         <w:tc>
           <w:tcPr>
-            <w:tcW w:type="dxa" w:w="2551"/>
+            <w:tcW w:type="dxa" w:w="7739"/>
             <w:shd w:fill="EEF2F5" w:val="clear"/>
           </w:tcPr>
           <w:p>
@@ -5437,13 +5370,13 @@
                 <w:color w:val="0A0E17"/>
                 <w:sz w:val="18"/>
               </w:rPr>
-              <w:t>آخر موعد للقبول</w:t>
-            </w:r>
-          </w:p>
-        </w:tc>
-        <w:tc>
-          <w:tcPr>
-            <w:tcW w:type="dxa" w:w="7370"/>
+              <w:t>أول يوم تنفيذ</w:t>
+            </w:r>
+          </w:p>
+        </w:tc>
+        <w:tc>
+          <w:tcPr>
+            <w:tcW w:type="dxa" w:w="7739"/>
           </w:tcPr>
           <w:p>
             <w:pPr>
@@ -5458,7 +5391,7 @@
                 <w:color w:val="0A0E17"/>
                 <w:sz w:val="18"/>
               </w:rPr>
-              <w:t>الاثنين 14/12/2026</w:t>
+              <w:t>الثلاثاء 01/12/2026</w:t>
             </w:r>
           </w:p>
         </w:tc>
@@ -5466,7 +5399,7 @@
       <w:tr>
         <w:tc>
           <w:tcPr>
-            <w:tcW w:type="dxa" w:w="2551"/>
+            <w:tcW w:type="dxa" w:w="7739"/>
             <w:shd w:fill="EEF2F5" w:val="clear"/>
           </w:tcPr>
           <w:p>
@@ -5482,13 +5415,13 @@
                 <w:color w:val="0A0E17"/>
                 <w:sz w:val="18"/>
               </w:rPr>
-              <w:t>تسليم بيانات العميل قبل</w:t>
-            </w:r>
-          </w:p>
-        </w:tc>
-        <w:tc>
-          <w:tcPr>
-            <w:tcW w:type="dxa" w:w="7370"/>
+              <w:t>آخر يوم عمل / العرض</w:t>
+            </w:r>
+          </w:p>
+        </w:tc>
+        <w:tc>
+          <w:tcPr>
+            <w:tcW w:type="dxa" w:w="7739"/>
           </w:tcPr>
           <w:p>
             <w:pPr>
@@ -5503,7 +5436,7 @@
                 <w:color w:val="0A0E17"/>
                 <w:sz w:val="18"/>
               </w:rPr>
-              <w:t>الخميس 26/11/2026</w:t>
+              <w:t>الأربعاء 09/12/2026</w:t>
             </w:r>
           </w:p>
         </w:tc>
@@ -5511,7 +5444,7 @@
       <w:tr>
         <w:tc>
           <w:tcPr>
-            <w:tcW w:type="dxa" w:w="2551"/>
+            <w:tcW w:type="dxa" w:w="7739"/>
             <w:shd w:fill="EEF2F5" w:val="clear"/>
           </w:tcPr>
           <w:p>
@@ -5527,13 +5460,13 @@
                 <w:color w:val="0A0E17"/>
                 <w:sz w:val="18"/>
               </w:rPr>
-              <w:t>أيام التنفيذ (بدون جمعة وسبت وإجازات)</w:t>
-            </w:r>
-          </w:p>
-        </w:tc>
-        <w:tc>
-          <w:tcPr>
-            <w:tcW w:type="dxa" w:w="7370"/>
+              <w:t>آخر موعد للقبول</w:t>
+            </w:r>
+          </w:p>
+        </w:tc>
+        <w:tc>
+          <w:tcPr>
+            <w:tcW w:type="dxa" w:w="7739"/>
           </w:tcPr>
           <w:p>
             <w:pPr>
@@ -5548,7 +5481,7 @@
                 <w:color w:val="0A0E17"/>
                 <w:sz w:val="18"/>
               </w:rPr>
-              <w:t>01/12، 02/12، 03/12، 06/12، 07/12، 08/12، 09/12</w:t>
+              <w:t>الاثنين 14/12/2026</w:t>
             </w:r>
           </w:p>
         </w:tc>
@@ -5556,7 +5489,7 @@
       <w:tr>
         <w:tc>
           <w:tcPr>
-            <w:tcW w:type="dxa" w:w="2551"/>
+            <w:tcW w:type="dxa" w:w="7739"/>
             <w:shd w:fill="EEF2F5" w:val="clear"/>
           </w:tcPr>
           <w:p>
@@ -5572,13 +5505,13 @@
                 <w:color w:val="0A0E17"/>
                 <w:sz w:val="18"/>
               </w:rPr>
-              <w:t>الشرط السابق</w:t>
-            </w:r>
-          </w:p>
-        </w:tc>
-        <w:tc>
-          <w:tcPr>
-            <w:tcW w:type="dxa" w:w="7370"/>
+              <w:t>أيام التنفيذ (بدون جمعة وسبت وإجازات)</w:t>
+            </w:r>
+          </w:p>
+        </w:tc>
+        <w:tc>
+          <w:tcPr>
+            <w:tcW w:type="dxa" w:w="7739"/>
           </w:tcPr>
           <w:p>
             <w:pPr>
@@ -5593,7 +5526,7 @@
                 <w:color w:val="0A0E17"/>
                 <w:sz w:val="18"/>
               </w:rPr>
-              <w:t>عرض الوحدة 3 — الاثنين 30/11/2026</w:t>
+              <w:t>01/12، 02/12، 03/12، 06/12، 07/12، 08/12، 09/12</w:t>
             </w:r>
           </w:p>
         </w:tc>
@@ -5601,7 +5534,7 @@
       <w:tr>
         <w:tc>
           <w:tcPr>
-            <w:tcW w:type="dxa" w:w="2551"/>
+            <w:tcW w:type="dxa" w:w="7739"/>
             <w:shd w:fill="EEF2F5" w:val="clear"/>
           </w:tcPr>
           <w:p>
@@ -5617,13 +5550,13 @@
                 <w:color w:val="0A0E17"/>
                 <w:sz w:val="18"/>
               </w:rPr>
-              <w:t>تُقبل الوحدة عند تحقق الآتي</w:t>
-            </w:r>
-          </w:p>
-        </w:tc>
-        <w:tc>
-          <w:tcPr>
-            <w:tcW w:type="dxa" w:w="7370"/>
+              <w:t>الشرط السابق</w:t>
+            </w:r>
+          </w:p>
+        </w:tc>
+        <w:tc>
+          <w:tcPr>
+            <w:tcW w:type="dxa" w:w="7739"/>
           </w:tcPr>
           <w:p>
             <w:pPr>
@@ -5638,7 +5571,7 @@
                 <w:color w:val="0A0E17"/>
                 <w:sz w:val="18"/>
               </w:rPr>
-              <w:t>تخصيص مهندس على مهمة، وكشف ساعات معتمد، ونسبة استغلال للمشروع.</w:t>
+              <w:t>عرض الوحدة 3 — الاثنين 30/11/2026</w:t>
             </w:r>
           </w:p>
         </w:tc>
@@ -5646,7 +5579,7 @@
       <w:tr>
         <w:tc>
           <w:tcPr>
-            <w:tcW w:type="dxa" w:w="2551"/>
+            <w:tcW w:type="dxa" w:w="7739"/>
             <w:shd w:fill="EEF2F5" w:val="clear"/>
           </w:tcPr>
           <w:p>
@@ -5662,13 +5595,13 @@
                 <w:color w:val="0A0E17"/>
                 <w:sz w:val="18"/>
               </w:rPr>
-              <w:t>المطلوب من العميل</w:t>
-            </w:r>
-          </w:p>
-        </w:tc>
-        <w:tc>
-          <w:tcPr>
-            <w:tcW w:type="dxa" w:w="7370"/>
+              <w:t>تُقبل الوحدة عند تحقق الآتي</w:t>
+            </w:r>
+          </w:p>
+        </w:tc>
+        <w:tc>
+          <w:tcPr>
+            <w:tcW w:type="dxa" w:w="7739"/>
           </w:tcPr>
           <w:p>
             <w:pPr>
@@ -5683,17 +5616,12 @@
                 <w:color w:val="0A0E17"/>
                 <w:sz w:val="18"/>
               </w:rPr>
-              <w:t>التخصصات، ومعدلات التكلفة والفوترة، وتقويم العمل.</w:t>
+              <w:t>تخصيص مهندس على مهمة، وكشف ساعات معتمد، ونسبة استغلال للمشروع.</w:t>
             </w:r>
           </w:p>
         </w:tc>
       </w:tr>
     </w:tbl>
-    <w:p>
-      <w:pPr>
-        <w:spacing w:after="120"/>
-      </w:pPr>
-    </w:p>
     <w:p>
       <w:pPr>
         <w:bidi w:val="1"/>
@@ -5716,13 +5644,13 @@
         <w:tblLook w:firstColumn="1" w:firstRow="1" w:lastColumn="0" w:lastRow="0" w:noHBand="0" w:noVBand="1" w:val="04A0"/>
       </w:tblPr>
       <w:tblGrid>
-        <w:gridCol w:w="5270"/>
-        <w:gridCol w:w="5270"/>
+        <w:gridCol w:w="7739"/>
+        <w:gridCol w:w="7739"/>
       </w:tblGrid>
       <w:tr>
         <w:tc>
           <w:tcPr>
-            <w:tcW w:type="dxa" w:w="2551"/>
+            <w:tcW w:type="dxa" w:w="7739"/>
             <w:shd w:fill="EEF2F5" w:val="clear"/>
           </w:tcPr>
           <w:p>
@@ -5738,13 +5666,13 @@
                 <w:color w:val="0A0E17"/>
                 <w:sz w:val="18"/>
               </w:rPr>
-              <w:t>أول يوم عمل</w:t>
-            </w:r>
-          </w:p>
-        </w:tc>
-        <w:tc>
-          <w:tcPr>
-            <w:tcW w:type="dxa" w:w="7370"/>
+              <w:t>أيام الاتفاق مع العميل (قبل التنفيذ)</w:t>
+            </w:r>
+          </w:p>
+        </w:tc>
+        <w:tc>
+          <w:tcPr>
+            <w:tcW w:type="dxa" w:w="7739"/>
           </w:tcPr>
           <w:p>
             <w:pPr>
@@ -5759,7 +5687,7 @@
                 <w:color w:val="0A0E17"/>
                 <w:sz w:val="18"/>
               </w:rPr>
-              <w:t>الاثنين 07/12/2026</w:t>
+              <w:t>الأربعاء 02/12/2026 إلى الأحد 06/12/2026 — 02/12، 03/12، 06/12</w:t>
             </w:r>
           </w:p>
         </w:tc>
@@ -5767,7 +5695,7 @@
       <w:tr>
         <w:tc>
           <w:tcPr>
-            <w:tcW w:type="dxa" w:w="2551"/>
+            <w:tcW w:type="dxa" w:w="7739"/>
             <w:shd w:fill="EEF2F5" w:val="clear"/>
           </w:tcPr>
           <w:p>
@@ -5783,13 +5711,13 @@
                 <w:color w:val="0A0E17"/>
                 <w:sz w:val="18"/>
               </w:rPr>
-              <w:t>آخر يوم عمل / العرض</w:t>
-            </w:r>
-          </w:p>
-        </w:tc>
-        <w:tc>
-          <w:tcPr>
-            <w:tcW w:type="dxa" w:w="7370"/>
+              <w:t>يُتفق فيه على المطلوب</w:t>
+            </w:r>
+          </w:p>
+        </w:tc>
+        <w:tc>
+          <w:tcPr>
+            <w:tcW w:type="dxa" w:w="7739"/>
           </w:tcPr>
           <w:p>
             <w:pPr>
@@ -5804,7 +5732,7 @@
                 <w:color w:val="0A0E17"/>
                 <w:sz w:val="18"/>
               </w:rPr>
-              <w:t>الأربعاء 09/12/2026</w:t>
+              <w:t>أنواع المصروفات، وسياسة السلف.</w:t>
             </w:r>
           </w:p>
         </w:tc>
@@ -5812,7 +5740,7 @@
       <w:tr>
         <w:tc>
           <w:tcPr>
-            <w:tcW w:type="dxa" w:w="2551"/>
+            <w:tcW w:type="dxa" w:w="7739"/>
             <w:shd w:fill="EEF2F5" w:val="clear"/>
           </w:tcPr>
           <w:p>
@@ -5828,13 +5756,13 @@
                 <w:color w:val="0A0E17"/>
                 <w:sz w:val="18"/>
               </w:rPr>
-              <w:t>آخر موعد للقبول</w:t>
-            </w:r>
-          </w:p>
-        </w:tc>
-        <w:tc>
-          <w:tcPr>
-            <w:tcW w:type="dxa" w:w="7370"/>
+              <w:t>أول يوم تنفيذ</w:t>
+            </w:r>
+          </w:p>
+        </w:tc>
+        <w:tc>
+          <w:tcPr>
+            <w:tcW w:type="dxa" w:w="7739"/>
           </w:tcPr>
           <w:p>
             <w:pPr>
@@ -5849,7 +5777,7 @@
                 <w:color w:val="0A0E17"/>
                 <w:sz w:val="18"/>
               </w:rPr>
-              <w:t>الاثنين 14/12/2026</w:t>
+              <w:t>الاثنين 07/12/2026</w:t>
             </w:r>
           </w:p>
         </w:tc>
@@ -5857,7 +5785,7 @@
       <w:tr>
         <w:tc>
           <w:tcPr>
-            <w:tcW w:type="dxa" w:w="2551"/>
+            <w:tcW w:type="dxa" w:w="7739"/>
             <w:shd w:fill="EEF2F5" w:val="clear"/>
           </w:tcPr>
           <w:p>
@@ -5873,13 +5801,13 @@
                 <w:color w:val="0A0E17"/>
                 <w:sz w:val="18"/>
               </w:rPr>
-              <w:t>تسليم بيانات العميل قبل</w:t>
-            </w:r>
-          </w:p>
-        </w:tc>
-        <w:tc>
-          <w:tcPr>
-            <w:tcW w:type="dxa" w:w="7370"/>
+              <w:t>آخر يوم عمل / العرض</w:t>
+            </w:r>
+          </w:p>
+        </w:tc>
+        <w:tc>
+          <w:tcPr>
+            <w:tcW w:type="dxa" w:w="7739"/>
           </w:tcPr>
           <w:p>
             <w:pPr>
@@ -5894,7 +5822,7 @@
                 <w:color w:val="0A0E17"/>
                 <w:sz w:val="18"/>
               </w:rPr>
-              <w:t>الأربعاء 02/12/2026</w:t>
+              <w:t>الأربعاء 09/12/2026</w:t>
             </w:r>
           </w:p>
         </w:tc>
@@ -5902,7 +5830,7 @@
       <w:tr>
         <w:tc>
           <w:tcPr>
-            <w:tcW w:type="dxa" w:w="2551"/>
+            <w:tcW w:type="dxa" w:w="7739"/>
             <w:shd w:fill="EEF2F5" w:val="clear"/>
           </w:tcPr>
           <w:p>
@@ -5918,13 +5846,13 @@
                 <w:color w:val="0A0E17"/>
                 <w:sz w:val="18"/>
               </w:rPr>
-              <w:t>أيام التنفيذ (بدون جمعة وسبت وإجازات)</w:t>
-            </w:r>
-          </w:p>
-        </w:tc>
-        <w:tc>
-          <w:tcPr>
-            <w:tcW w:type="dxa" w:w="7370"/>
+              <w:t>آخر موعد للقبول</w:t>
+            </w:r>
+          </w:p>
+        </w:tc>
+        <w:tc>
+          <w:tcPr>
+            <w:tcW w:type="dxa" w:w="7739"/>
           </w:tcPr>
           <w:p>
             <w:pPr>
@@ -5939,7 +5867,7 @@
                 <w:color w:val="0A0E17"/>
                 <w:sz w:val="18"/>
               </w:rPr>
-              <w:t>07/12، 08/12، 09/12</w:t>
+              <w:t>الاثنين 14/12/2026</w:t>
             </w:r>
           </w:p>
         </w:tc>
@@ -5947,7 +5875,7 @@
       <w:tr>
         <w:tc>
           <w:tcPr>
-            <w:tcW w:type="dxa" w:w="2551"/>
+            <w:tcW w:type="dxa" w:w="7739"/>
             <w:shd w:fill="EEF2F5" w:val="clear"/>
           </w:tcPr>
           <w:p>
@@ -5963,13 +5891,13 @@
                 <w:color w:val="0A0E17"/>
                 <w:sz w:val="18"/>
               </w:rPr>
-              <w:t>الشرط السابق</w:t>
-            </w:r>
-          </w:p>
-        </w:tc>
-        <w:tc>
-          <w:tcPr>
-            <w:tcW w:type="dxa" w:w="7370"/>
+              <w:t>أيام التنفيذ (بدون جمعة وسبت وإجازات)</w:t>
+            </w:r>
+          </w:p>
+        </w:tc>
+        <w:tc>
+          <w:tcPr>
+            <w:tcW w:type="dxa" w:w="7739"/>
           </w:tcPr>
           <w:p>
             <w:pPr>
@@ -5984,7 +5912,7 @@
                 <w:color w:val="0A0E17"/>
                 <w:sz w:val="18"/>
               </w:rPr>
-              <w:t>عرض الوحدة 12 — الأحد 29/11/2026</w:t>
+              <w:t>07/12، 08/12، 09/12</w:t>
             </w:r>
           </w:p>
         </w:tc>
@@ -5992,7 +5920,7 @@
       <w:tr>
         <w:tc>
           <w:tcPr>
-            <w:tcW w:type="dxa" w:w="2551"/>
+            <w:tcW w:type="dxa" w:w="7739"/>
             <w:shd w:fill="EEF2F5" w:val="clear"/>
           </w:tcPr>
           <w:p>
@@ -6008,13 +5936,13 @@
                 <w:color w:val="0A0E17"/>
                 <w:sz w:val="18"/>
               </w:rPr>
-              <w:t>تُقبل الوحدة عند تحقق الآتي</w:t>
-            </w:r>
-          </w:p>
-        </w:tc>
-        <w:tc>
-          <w:tcPr>
-            <w:tcW w:type="dxa" w:w="7370"/>
+              <w:t>الشرط السابق</w:t>
+            </w:r>
+          </w:p>
+        </w:tc>
+        <w:tc>
+          <w:tcPr>
+            <w:tcW w:type="dxa" w:w="7739"/>
           </w:tcPr>
           <w:p>
             <w:pPr>
@@ -6029,7 +5957,7 @@
                 <w:color w:val="0A0E17"/>
                 <w:sz w:val="18"/>
               </w:rPr>
-              <w:t>سلفة ومطالبة بمصروف محملة على مشروع، وتذكرة دعم داخلي تُغلق بعد الإنجاز.</w:t>
+              <w:t>عرض الوحدة 12 — الأحد 29/11/2026</w:t>
             </w:r>
           </w:p>
         </w:tc>
@@ -6037,7 +5965,7 @@
       <w:tr>
         <w:tc>
           <w:tcPr>
-            <w:tcW w:type="dxa" w:w="2551"/>
+            <w:tcW w:type="dxa" w:w="7739"/>
             <w:shd w:fill="EEF2F5" w:val="clear"/>
           </w:tcPr>
           <w:p>
@@ -6053,13 +5981,13 @@
                 <w:color w:val="0A0E17"/>
                 <w:sz w:val="18"/>
               </w:rPr>
-              <w:t>المطلوب من العميل</w:t>
-            </w:r>
-          </w:p>
-        </w:tc>
-        <w:tc>
-          <w:tcPr>
-            <w:tcW w:type="dxa" w:w="7370"/>
+              <w:t>تُقبل الوحدة عند تحقق الآتي</w:t>
+            </w:r>
+          </w:p>
+        </w:tc>
+        <w:tc>
+          <w:tcPr>
+            <w:tcW w:type="dxa" w:w="7739"/>
           </w:tcPr>
           <w:p>
             <w:pPr>
@@ -6074,17 +6002,12 @@
                 <w:color w:val="0A0E17"/>
                 <w:sz w:val="18"/>
               </w:rPr>
-              <w:t>أنواع المصروفات، وسياسة السلف.</w:t>
+              <w:t>سلفة ومطالبة بمصروف محملة على مشروع، وتذكرة دعم داخلي تُغلق بعد الإنجاز.</w:t>
             </w:r>
           </w:p>
         </w:tc>
       </w:tr>
     </w:tbl>
-    <w:p>
-      <w:pPr>
-        <w:spacing w:after="120"/>
-      </w:pPr>
-    </w:p>
     <w:p>
       <w:pPr>
         <w:bidi w:val="1"/>
@@ -6107,13 +6030,13 @@
         <w:tblLook w:firstColumn="1" w:firstRow="1" w:lastColumn="0" w:lastRow="0" w:noHBand="0" w:noVBand="1" w:val="04A0"/>
       </w:tblPr>
       <w:tblGrid>
-        <w:gridCol w:w="5270"/>
-        <w:gridCol w:w="5270"/>
+        <w:gridCol w:w="7739"/>
+        <w:gridCol w:w="7739"/>
       </w:tblGrid>
       <w:tr>
         <w:tc>
           <w:tcPr>
-            <w:tcW w:type="dxa" w:w="2551"/>
+            <w:tcW w:type="dxa" w:w="7739"/>
             <w:shd w:fill="EEF2F5" w:val="clear"/>
           </w:tcPr>
           <w:p>
@@ -6129,13 +6052,13 @@
                 <w:color w:val="0A0E17"/>
                 <w:sz w:val="18"/>
               </w:rPr>
-              <w:t>أول يوم عمل</w:t>
-            </w:r>
-          </w:p>
-        </w:tc>
-        <w:tc>
-          <w:tcPr>
-            <w:tcW w:type="dxa" w:w="7370"/>
+              <w:t>أيام الاتفاق مع العميل (قبل التنفيذ)</w:t>
+            </w:r>
+          </w:p>
+        </w:tc>
+        <w:tc>
+          <w:tcPr>
+            <w:tcW w:type="dxa" w:w="7739"/>
           </w:tcPr>
           <w:p>
             <w:pPr>
@@ -6150,7 +6073,7 @@
                 <w:color w:val="0A0E17"/>
                 <w:sz w:val="18"/>
               </w:rPr>
-              <w:t>الخميس 10/12/2026</w:t>
+              <w:t>الاثنين 07/12/2026 إلى الأربعاء 09/12/2026 — 07/12، 08/12، 09/12</w:t>
             </w:r>
           </w:p>
         </w:tc>
@@ -6158,7 +6081,7 @@
       <w:tr>
         <w:tc>
           <w:tcPr>
-            <w:tcW w:type="dxa" w:w="2551"/>
+            <w:tcW w:type="dxa" w:w="7739"/>
             <w:shd w:fill="EEF2F5" w:val="clear"/>
           </w:tcPr>
           <w:p>
@@ -6174,13 +6097,13 @@
                 <w:color w:val="0A0E17"/>
                 <w:sz w:val="18"/>
               </w:rPr>
-              <w:t>آخر يوم عمل / العرض</w:t>
-            </w:r>
-          </w:p>
-        </w:tc>
-        <w:tc>
-          <w:tcPr>
-            <w:tcW w:type="dxa" w:w="7370"/>
+              <w:t>يُتفق فيه على المطلوب</w:t>
+            </w:r>
+          </w:p>
+        </w:tc>
+        <w:tc>
+          <w:tcPr>
+            <w:tcW w:type="dxa" w:w="7739"/>
           </w:tcPr>
           <w:p>
             <w:pPr>
@@ -6195,7 +6118,7 @@
                 <w:color w:val="0A0E17"/>
                 <w:sz w:val="18"/>
               </w:rPr>
-              <w:t>الخميس 17/12/2026</w:t>
+              <w:t>دورة الشراء، ومعايير تأهيل الموردين.</w:t>
             </w:r>
           </w:p>
         </w:tc>
@@ -6203,7 +6126,7 @@
       <w:tr>
         <w:tc>
           <w:tcPr>
-            <w:tcW w:type="dxa" w:w="2551"/>
+            <w:tcW w:type="dxa" w:w="7739"/>
             <w:shd w:fill="EEF2F5" w:val="clear"/>
           </w:tcPr>
           <w:p>
@@ -6219,13 +6142,13 @@
                 <w:color w:val="0A0E17"/>
                 <w:sz w:val="18"/>
               </w:rPr>
-              <w:t>آخر موعد للقبول</w:t>
-            </w:r>
-          </w:p>
-        </w:tc>
-        <w:tc>
-          <w:tcPr>
-            <w:tcW w:type="dxa" w:w="7370"/>
+              <w:t>أول يوم تنفيذ</w:t>
+            </w:r>
+          </w:p>
+        </w:tc>
+        <w:tc>
+          <w:tcPr>
+            <w:tcW w:type="dxa" w:w="7739"/>
           </w:tcPr>
           <w:p>
             <w:pPr>
@@ -6240,7 +6163,7 @@
                 <w:color w:val="0A0E17"/>
                 <w:sz w:val="18"/>
               </w:rPr>
-              <w:t>الثلاثاء 22/12/2026</w:t>
+              <w:t>الخميس 10/12/2026</w:t>
             </w:r>
           </w:p>
         </w:tc>
@@ -6248,7 +6171,7 @@
       <w:tr>
         <w:tc>
           <w:tcPr>
-            <w:tcW w:type="dxa" w:w="2551"/>
+            <w:tcW w:type="dxa" w:w="7739"/>
             <w:shd w:fill="EEF2F5" w:val="clear"/>
           </w:tcPr>
           <w:p>
@@ -6264,13 +6187,13 @@
                 <w:color w:val="0A0E17"/>
                 <w:sz w:val="18"/>
               </w:rPr>
-              <w:t>تسليم بيانات العميل قبل</w:t>
-            </w:r>
-          </w:p>
-        </w:tc>
-        <w:tc>
-          <w:tcPr>
-            <w:tcW w:type="dxa" w:w="7370"/>
+              <w:t>آخر يوم عمل / العرض</w:t>
+            </w:r>
+          </w:p>
+        </w:tc>
+        <w:tc>
+          <w:tcPr>
+            <w:tcW w:type="dxa" w:w="7739"/>
           </w:tcPr>
           <w:p>
             <w:pPr>
@@ -6285,7 +6208,7 @@
                 <w:color w:val="0A0E17"/>
                 <w:sz w:val="18"/>
               </w:rPr>
-              <w:t>الاثنين 07/12/2026</w:t>
+              <w:t>الخميس 17/12/2026</w:t>
             </w:r>
           </w:p>
         </w:tc>
@@ -6293,7 +6216,7 @@
       <w:tr>
         <w:tc>
           <w:tcPr>
-            <w:tcW w:type="dxa" w:w="2551"/>
+            <w:tcW w:type="dxa" w:w="7739"/>
             <w:shd w:fill="EEF2F5" w:val="clear"/>
           </w:tcPr>
           <w:p>
@@ -6309,13 +6232,13 @@
                 <w:color w:val="0A0E17"/>
                 <w:sz w:val="18"/>
               </w:rPr>
-              <w:t>أيام التنفيذ (بدون جمعة وسبت وإجازات)</w:t>
-            </w:r>
-          </w:p>
-        </w:tc>
-        <w:tc>
-          <w:tcPr>
-            <w:tcW w:type="dxa" w:w="7370"/>
+              <w:t>آخر موعد للقبول</w:t>
+            </w:r>
+          </w:p>
+        </w:tc>
+        <w:tc>
+          <w:tcPr>
+            <w:tcW w:type="dxa" w:w="7739"/>
           </w:tcPr>
           <w:p>
             <w:pPr>
@@ -6330,7 +6253,7 @@
                 <w:color w:val="0A0E17"/>
                 <w:sz w:val="18"/>
               </w:rPr>
-              <w:t>10/12، 13/12، 14/12، 15/12، 16/12، 17/12</w:t>
+              <w:t>الثلاثاء 22/12/2026</w:t>
             </w:r>
           </w:p>
         </w:tc>
@@ -6338,7 +6261,7 @@
       <w:tr>
         <w:tc>
           <w:tcPr>
-            <w:tcW w:type="dxa" w:w="2551"/>
+            <w:tcW w:type="dxa" w:w="7739"/>
             <w:shd w:fill="EEF2F5" w:val="clear"/>
           </w:tcPr>
           <w:p>
@@ -6354,13 +6277,13 @@
                 <w:color w:val="0A0E17"/>
                 <w:sz w:val="18"/>
               </w:rPr>
-              <w:t>الشرط السابق</w:t>
-            </w:r>
-          </w:p>
-        </w:tc>
-        <w:tc>
-          <w:tcPr>
-            <w:tcW w:type="dxa" w:w="7370"/>
+              <w:t>أيام التنفيذ (بدون جمعة وسبت وإجازات)</w:t>
+            </w:r>
+          </w:p>
+        </w:tc>
+        <w:tc>
+          <w:tcPr>
+            <w:tcW w:type="dxa" w:w="7739"/>
           </w:tcPr>
           <w:p>
             <w:pPr>
@@ -6375,7 +6298,7 @@
                 <w:color w:val="0A0E17"/>
                 <w:sz w:val="18"/>
               </w:rPr>
-              <w:t>قبول الوحدتين 3 و12 — الخميس 03/12/2026</w:t>
+              <w:t>10/12، 13/12، 14/12، 15/12، 16/12، 17/12</w:t>
             </w:r>
           </w:p>
         </w:tc>
@@ -6383,7 +6306,7 @@
       <w:tr>
         <w:tc>
           <w:tcPr>
-            <w:tcW w:type="dxa" w:w="2551"/>
+            <w:tcW w:type="dxa" w:w="7739"/>
             <w:shd w:fill="EEF2F5" w:val="clear"/>
           </w:tcPr>
           <w:p>
@@ -6399,13 +6322,13 @@
                 <w:color w:val="0A0E17"/>
                 <w:sz w:val="18"/>
               </w:rPr>
-              <w:t>تُقبل الوحدة عند تحقق الآتي</w:t>
-            </w:r>
-          </w:p>
-        </w:tc>
-        <w:tc>
-          <w:tcPr>
-            <w:tcW w:type="dxa" w:w="7370"/>
+              <w:t>الشرط السابق</w:t>
+            </w:r>
+          </w:p>
+        </w:tc>
+        <w:tc>
+          <w:tcPr>
+            <w:tcW w:type="dxa" w:w="7739"/>
           </w:tcPr>
           <w:p>
             <w:pPr>
@@ -6420,7 +6343,7 @@
                 <w:color w:val="0A0E17"/>
                 <w:sz w:val="18"/>
               </w:rPr>
-              <w:t>طلب شراء، ثم عروض، ثم ترسية، ثم أمر شراء، ثم استلام، مع إيقاف التنفيذ عند تجاوز ميزانية المشروع.</w:t>
+              <w:t>قبول الوحدتين 3 و12 — الخميس 03/12/2026</w:t>
             </w:r>
           </w:p>
         </w:tc>
@@ -6428,7 +6351,7 @@
       <w:tr>
         <w:tc>
           <w:tcPr>
-            <w:tcW w:type="dxa" w:w="2551"/>
+            <w:tcW w:type="dxa" w:w="7739"/>
             <w:shd w:fill="EEF2F5" w:val="clear"/>
           </w:tcPr>
           <w:p>
@@ -6444,13 +6367,13 @@
                 <w:color w:val="0A0E17"/>
                 <w:sz w:val="18"/>
               </w:rPr>
-              <w:t>المطلوب من العميل</w:t>
-            </w:r>
-          </w:p>
-        </w:tc>
-        <w:tc>
-          <w:tcPr>
-            <w:tcW w:type="dxa" w:w="7370"/>
+              <w:t>تُقبل الوحدة عند تحقق الآتي</w:t>
+            </w:r>
+          </w:p>
+        </w:tc>
+        <w:tc>
+          <w:tcPr>
+            <w:tcW w:type="dxa" w:w="7739"/>
           </w:tcPr>
           <w:p>
             <w:pPr>
@@ -6465,17 +6388,12 @@
                 <w:color w:val="0A0E17"/>
                 <w:sz w:val="18"/>
               </w:rPr>
-              <w:t>دورة الشراء، ومعايير تأهيل الموردين.</w:t>
+              <w:t>طلب شراء، ثم عروض، ثم ترسية، ثم أمر شراء، ثم استلام، مع إيقاف التنفيذ عند تجاوز ميزانية المشروع.</w:t>
             </w:r>
           </w:p>
         </w:tc>
       </w:tr>
     </w:tbl>
-    <w:p>
-      <w:pPr>
-        <w:spacing w:after="120"/>
-      </w:pPr>
-    </w:p>
     <w:p>
       <w:pPr>
         <w:bidi w:val="1"/>
@@ -6498,13 +6416,13 @@
         <w:tblLook w:firstColumn="1" w:firstRow="1" w:lastColumn="0" w:lastRow="0" w:noHBand="0" w:noVBand="1" w:val="04A0"/>
       </w:tblPr>
       <w:tblGrid>
-        <w:gridCol w:w="5270"/>
-        <w:gridCol w:w="5270"/>
+        <w:gridCol w:w="7739"/>
+        <w:gridCol w:w="7739"/>
       </w:tblGrid>
       <w:tr>
         <w:tc>
           <w:tcPr>
-            <w:tcW w:type="dxa" w:w="2551"/>
+            <w:tcW w:type="dxa" w:w="7739"/>
             <w:shd w:fill="EEF2F5" w:val="clear"/>
           </w:tcPr>
           <w:p>
@@ -6520,13 +6438,13 @@
                 <w:color w:val="0A0E17"/>
                 <w:sz w:val="18"/>
               </w:rPr>
-              <w:t>أول يوم عمل</w:t>
-            </w:r>
-          </w:p>
-        </w:tc>
-        <w:tc>
-          <w:tcPr>
-            <w:tcW w:type="dxa" w:w="7370"/>
+              <w:t>أيام الاتفاق مع العميل (قبل التنفيذ)</w:t>
+            </w:r>
+          </w:p>
+        </w:tc>
+        <w:tc>
+          <w:tcPr>
+            <w:tcW w:type="dxa" w:w="7739"/>
           </w:tcPr>
           <w:p>
             <w:pPr>
@@ -6541,7 +6459,7 @@
                 <w:color w:val="0A0E17"/>
                 <w:sz w:val="18"/>
               </w:rPr>
-              <w:t>الخميس 10/12/2026</w:t>
+              <w:t>الاثنين 07/12/2026 إلى الأربعاء 09/12/2026 — 07/12، 08/12، 09/12</w:t>
             </w:r>
           </w:p>
         </w:tc>
@@ -6549,7 +6467,7 @@
       <w:tr>
         <w:tc>
           <w:tcPr>
-            <w:tcW w:type="dxa" w:w="2551"/>
+            <w:tcW w:type="dxa" w:w="7739"/>
             <w:shd w:fill="EEF2F5" w:val="clear"/>
           </w:tcPr>
           <w:p>
@@ -6565,13 +6483,13 @@
                 <w:color w:val="0A0E17"/>
                 <w:sz w:val="18"/>
               </w:rPr>
-              <w:t>آخر يوم عمل / العرض</w:t>
-            </w:r>
-          </w:p>
-        </w:tc>
-        <w:tc>
-          <w:tcPr>
-            <w:tcW w:type="dxa" w:w="7370"/>
+              <w:t>يُتفق فيه على المطلوب</w:t>
+            </w:r>
+          </w:p>
+        </w:tc>
+        <w:tc>
+          <w:tcPr>
+            <w:tcW w:type="dxa" w:w="7739"/>
           </w:tcPr>
           <w:p>
             <w:pPr>
@@ -6586,7 +6504,7 @@
                 <w:color w:val="0A0E17"/>
                 <w:sz w:val="18"/>
               </w:rPr>
-              <w:t>الأحد 20/12/2026</w:t>
+              <w:t>نظام ترقيم المستندات، وأدوار المراجعة.</w:t>
             </w:r>
           </w:p>
         </w:tc>
@@ -6594,7 +6512,7 @@
       <w:tr>
         <w:tc>
           <w:tcPr>
-            <w:tcW w:type="dxa" w:w="2551"/>
+            <w:tcW w:type="dxa" w:w="7739"/>
             <w:shd w:fill="EEF2F5" w:val="clear"/>
           </w:tcPr>
           <w:p>
@@ -6610,13 +6528,13 @@
                 <w:color w:val="0A0E17"/>
                 <w:sz w:val="18"/>
               </w:rPr>
-              <w:t>آخر موعد للقبول</w:t>
-            </w:r>
-          </w:p>
-        </w:tc>
-        <w:tc>
-          <w:tcPr>
-            <w:tcW w:type="dxa" w:w="7370"/>
+              <w:t>أول يوم تنفيذ</w:t>
+            </w:r>
+          </w:p>
+        </w:tc>
+        <w:tc>
+          <w:tcPr>
+            <w:tcW w:type="dxa" w:w="7739"/>
           </w:tcPr>
           <w:p>
             <w:pPr>
@@ -6631,7 +6549,7 @@
                 <w:color w:val="0A0E17"/>
                 <w:sz w:val="18"/>
               </w:rPr>
-              <w:t>الأربعاء 23/12/2026</w:t>
+              <w:t>الخميس 10/12/2026</w:t>
             </w:r>
           </w:p>
         </w:tc>
@@ -6639,7 +6557,7 @@
       <w:tr>
         <w:tc>
           <w:tcPr>
-            <w:tcW w:type="dxa" w:w="2551"/>
+            <w:tcW w:type="dxa" w:w="7739"/>
             <w:shd w:fill="EEF2F5" w:val="clear"/>
           </w:tcPr>
           <w:p>
@@ -6655,13 +6573,13 @@
                 <w:color w:val="0A0E17"/>
                 <w:sz w:val="18"/>
               </w:rPr>
-              <w:t>تسليم بيانات العميل قبل</w:t>
-            </w:r>
-          </w:p>
-        </w:tc>
-        <w:tc>
-          <w:tcPr>
-            <w:tcW w:type="dxa" w:w="7370"/>
+              <w:t>آخر يوم عمل / العرض</w:t>
+            </w:r>
+          </w:p>
+        </w:tc>
+        <w:tc>
+          <w:tcPr>
+            <w:tcW w:type="dxa" w:w="7739"/>
           </w:tcPr>
           <w:p>
             <w:pPr>
@@ -6676,7 +6594,7 @@
                 <w:color w:val="0A0E17"/>
                 <w:sz w:val="18"/>
               </w:rPr>
-              <w:t>الاثنين 07/12/2026</w:t>
+              <w:t>الأحد 20/12/2026</w:t>
             </w:r>
           </w:p>
         </w:tc>
@@ -6684,7 +6602,7 @@
       <w:tr>
         <w:tc>
           <w:tcPr>
-            <w:tcW w:type="dxa" w:w="2551"/>
+            <w:tcW w:type="dxa" w:w="7739"/>
             <w:shd w:fill="EEF2F5" w:val="clear"/>
           </w:tcPr>
           <w:p>
@@ -6700,13 +6618,13 @@
                 <w:color w:val="0A0E17"/>
                 <w:sz w:val="18"/>
               </w:rPr>
-              <w:t>أيام التنفيذ (بدون جمعة وسبت وإجازات)</w:t>
-            </w:r>
-          </w:p>
-        </w:tc>
-        <w:tc>
-          <w:tcPr>
-            <w:tcW w:type="dxa" w:w="7370"/>
+              <w:t>آخر موعد للقبول</w:t>
+            </w:r>
+          </w:p>
+        </w:tc>
+        <w:tc>
+          <w:tcPr>
+            <w:tcW w:type="dxa" w:w="7739"/>
           </w:tcPr>
           <w:p>
             <w:pPr>
@@ -6721,7 +6639,7 @@
                 <w:color w:val="0A0E17"/>
                 <w:sz w:val="18"/>
               </w:rPr>
-              <w:t>10/12، 13/12، 14/12، 15/12، 16/12، 17/12، 20/12</w:t>
+              <w:t>الأربعاء 23/12/2026</w:t>
             </w:r>
           </w:p>
         </w:tc>
@@ -6729,7 +6647,7 @@
       <w:tr>
         <w:tc>
           <w:tcPr>
-            <w:tcW w:type="dxa" w:w="2551"/>
+            <w:tcW w:type="dxa" w:w="7739"/>
             <w:shd w:fill="EEF2F5" w:val="clear"/>
           </w:tcPr>
           <w:p>
@@ -6745,13 +6663,13 @@
                 <w:color w:val="0A0E17"/>
                 <w:sz w:val="18"/>
               </w:rPr>
-              <w:t>الشرط السابق</w:t>
-            </w:r>
-          </w:p>
-        </w:tc>
-        <w:tc>
-          <w:tcPr>
-            <w:tcW w:type="dxa" w:w="7370"/>
+              <w:t>أيام التنفيذ (بدون جمعة وسبت وإجازات)</w:t>
+            </w:r>
+          </w:p>
+        </w:tc>
+        <w:tc>
+          <w:tcPr>
+            <w:tcW w:type="dxa" w:w="7739"/>
           </w:tcPr>
           <w:p>
             <w:pPr>
@@ -6766,7 +6684,7 @@
                 <w:color w:val="0A0E17"/>
                 <w:sz w:val="18"/>
               </w:rPr>
-              <w:t>عرض الوحدة 3 — الاثنين 30/11/2026</w:t>
+              <w:t>10/12، 13/12، 14/12، 15/12، 16/12، 17/12، 20/12</w:t>
             </w:r>
           </w:p>
         </w:tc>
@@ -6774,7 +6692,7 @@
       <w:tr>
         <w:tc>
           <w:tcPr>
-            <w:tcW w:type="dxa" w:w="2551"/>
+            <w:tcW w:type="dxa" w:w="7739"/>
             <w:shd w:fill="EEF2F5" w:val="clear"/>
           </w:tcPr>
           <w:p>
@@ -6790,13 +6708,13 @@
                 <w:color w:val="0A0E17"/>
                 <w:sz w:val="18"/>
               </w:rPr>
-              <w:t>تُقبل الوحدة عند تحقق الآتي</w:t>
-            </w:r>
-          </w:p>
-        </w:tc>
-        <w:tc>
-          <w:tcPr>
-            <w:tcW w:type="dxa" w:w="7370"/>
+              <w:t>الشرط السابق</w:t>
+            </w:r>
+          </w:p>
+        </w:tc>
+        <w:tc>
+          <w:tcPr>
+            <w:tcW w:type="dxa" w:w="7739"/>
           </w:tcPr>
           <w:p>
             <w:pPr>
@@ -6811,7 +6729,7 @@
                 <w:color w:val="0A0E17"/>
                 <w:sz w:val="18"/>
               </w:rPr>
-              <w:t>مخرج هندسي يمر بمهندس ثم مراجع ثم معتمد، مع المراجعة والترقيم والإرسال.</w:t>
+              <w:t>عرض الوحدة 3 — الاثنين 30/11/2026</w:t>
             </w:r>
           </w:p>
         </w:tc>
@@ -6819,7 +6737,7 @@
       <w:tr>
         <w:tc>
           <w:tcPr>
-            <w:tcW w:type="dxa" w:w="2551"/>
+            <w:tcW w:type="dxa" w:w="7739"/>
             <w:shd w:fill="EEF2F5" w:val="clear"/>
           </w:tcPr>
           <w:p>
@@ -6835,13 +6753,13 @@
                 <w:color w:val="0A0E17"/>
                 <w:sz w:val="18"/>
               </w:rPr>
-              <w:t>المطلوب من العميل</w:t>
-            </w:r>
-          </w:p>
-        </w:tc>
-        <w:tc>
-          <w:tcPr>
-            <w:tcW w:type="dxa" w:w="7370"/>
+              <w:t>تُقبل الوحدة عند تحقق الآتي</w:t>
+            </w:r>
+          </w:p>
+        </w:tc>
+        <w:tc>
+          <w:tcPr>
+            <w:tcW w:type="dxa" w:w="7739"/>
           </w:tcPr>
           <w:p>
             <w:pPr>
@@ -6856,17 +6774,12 @@
                 <w:color w:val="0A0E17"/>
                 <w:sz w:val="18"/>
               </w:rPr>
-              <w:t>نظام ترقيم المستندات، وأدوار المراجعة.</w:t>
+              <w:t>مخرج هندسي يمر بمهندس ثم مراجع ثم معتمد، مع المراجعة والترقيم والإرسال.</w:t>
             </w:r>
           </w:p>
         </w:tc>
       </w:tr>
     </w:tbl>
-    <w:p>
-      <w:pPr>
-        <w:spacing w:after="120"/>
-      </w:pPr>
-    </w:p>
     <w:p>
       <w:pPr>
         <w:bidi w:val="1"/>
@@ -6889,13 +6802,13 @@
         <w:tblLook w:firstColumn="1" w:firstRow="1" w:lastColumn="0" w:lastRow="0" w:noHBand="0" w:noVBand="1" w:val="04A0"/>
       </w:tblPr>
       <w:tblGrid>
-        <w:gridCol w:w="5270"/>
-        <w:gridCol w:w="5270"/>
+        <w:gridCol w:w="7739"/>
+        <w:gridCol w:w="7739"/>
       </w:tblGrid>
       <w:tr>
         <w:tc>
           <w:tcPr>
-            <w:tcW w:type="dxa" w:w="2551"/>
+            <w:tcW w:type="dxa" w:w="7739"/>
             <w:shd w:fill="EEF2F5" w:val="clear"/>
           </w:tcPr>
           <w:p>
@@ -6911,13 +6824,13 @@
                 <w:color w:val="0A0E17"/>
                 <w:sz w:val="18"/>
               </w:rPr>
-              <w:t>أول يوم عمل</w:t>
-            </w:r>
-          </w:p>
-        </w:tc>
-        <w:tc>
-          <w:tcPr>
-            <w:tcW w:type="dxa" w:w="7370"/>
+              <w:t>أيام الاتفاق مع العميل (قبل التنفيذ)</w:t>
+            </w:r>
+          </w:p>
+        </w:tc>
+        <w:tc>
+          <w:tcPr>
+            <w:tcW w:type="dxa" w:w="7739"/>
           </w:tcPr>
           <w:p>
             <w:pPr>
@@ -6932,7 +6845,7 @@
                 <w:color w:val="0A0E17"/>
                 <w:sz w:val="18"/>
               </w:rPr>
-              <w:t>الأحد 20/12/2026</w:t>
+              <w:t>الثلاثاء 15/12/2026 إلى الخميس 17/12/2026 — 15/12، 16/12، 17/12</w:t>
             </w:r>
           </w:p>
         </w:tc>
@@ -6940,7 +6853,7 @@
       <w:tr>
         <w:tc>
           <w:tcPr>
-            <w:tcW w:type="dxa" w:w="2551"/>
+            <w:tcW w:type="dxa" w:w="7739"/>
             <w:shd w:fill="EEF2F5" w:val="clear"/>
           </w:tcPr>
           <w:p>
@@ -6956,13 +6869,13 @@
                 <w:color w:val="0A0E17"/>
                 <w:sz w:val="18"/>
               </w:rPr>
-              <w:t>آخر يوم عمل / العرض</w:t>
-            </w:r>
-          </w:p>
-        </w:tc>
-        <w:tc>
-          <w:tcPr>
-            <w:tcW w:type="dxa" w:w="7370"/>
+              <w:t>يُتفق فيه على المطلوب</w:t>
+            </w:r>
+          </w:p>
+        </w:tc>
+        <w:tc>
+          <w:tcPr>
+            <w:tcW w:type="dxa" w:w="7739"/>
           </w:tcPr>
           <w:p>
             <w:pPr>
@@ -6977,7 +6890,7 @@
                 <w:color w:val="0A0E17"/>
                 <w:sz w:val="18"/>
               </w:rPr>
-              <w:t>الخميس 24/12/2026</w:t>
+              <w:t>الأصناف، والمستودعات، ووحدات القياس.</w:t>
             </w:r>
           </w:p>
         </w:tc>
@@ -6985,7 +6898,7 @@
       <w:tr>
         <w:tc>
           <w:tcPr>
-            <w:tcW w:type="dxa" w:w="2551"/>
+            <w:tcW w:type="dxa" w:w="7739"/>
             <w:shd w:fill="EEF2F5" w:val="clear"/>
           </w:tcPr>
           <w:p>
@@ -7001,13 +6914,13 @@
                 <w:color w:val="0A0E17"/>
                 <w:sz w:val="18"/>
               </w:rPr>
-              <w:t>آخر موعد للقبول</w:t>
-            </w:r>
-          </w:p>
-        </w:tc>
-        <w:tc>
-          <w:tcPr>
-            <w:tcW w:type="dxa" w:w="7370"/>
+              <w:t>أول يوم تنفيذ</w:t>
+            </w:r>
+          </w:p>
+        </w:tc>
+        <w:tc>
+          <w:tcPr>
+            <w:tcW w:type="dxa" w:w="7739"/>
           </w:tcPr>
           <w:p>
             <w:pPr>
@@ -7022,7 +6935,7 @@
                 <w:color w:val="0A0E17"/>
                 <w:sz w:val="18"/>
               </w:rPr>
-              <w:t>الثلاثاء 29/12/2026</w:t>
+              <w:t>الأحد 20/12/2026</w:t>
             </w:r>
           </w:p>
         </w:tc>
@@ -7030,7 +6943,7 @@
       <w:tr>
         <w:tc>
           <w:tcPr>
-            <w:tcW w:type="dxa" w:w="2551"/>
+            <w:tcW w:type="dxa" w:w="7739"/>
             <w:shd w:fill="EEF2F5" w:val="clear"/>
           </w:tcPr>
           <w:p>
@@ -7046,13 +6959,13 @@
                 <w:color w:val="0A0E17"/>
                 <w:sz w:val="18"/>
               </w:rPr>
-              <w:t>تسليم بيانات العميل قبل</w:t>
-            </w:r>
-          </w:p>
-        </w:tc>
-        <w:tc>
-          <w:tcPr>
-            <w:tcW w:type="dxa" w:w="7370"/>
+              <w:t>آخر يوم عمل / العرض</w:t>
+            </w:r>
+          </w:p>
+        </w:tc>
+        <w:tc>
+          <w:tcPr>
+            <w:tcW w:type="dxa" w:w="7739"/>
           </w:tcPr>
           <w:p>
             <w:pPr>
@@ -7067,7 +6980,7 @@
                 <w:color w:val="0A0E17"/>
                 <w:sz w:val="18"/>
               </w:rPr>
-              <w:t>الثلاثاء 15/12/2026</w:t>
+              <w:t>الخميس 24/12/2026</w:t>
             </w:r>
           </w:p>
         </w:tc>
@@ -7075,7 +6988,7 @@
       <w:tr>
         <w:tc>
           <w:tcPr>
-            <w:tcW w:type="dxa" w:w="2551"/>
+            <w:tcW w:type="dxa" w:w="7739"/>
             <w:shd w:fill="EEF2F5" w:val="clear"/>
           </w:tcPr>
           <w:p>
@@ -7091,13 +7004,13 @@
                 <w:color w:val="0A0E17"/>
                 <w:sz w:val="18"/>
               </w:rPr>
-              <w:t>أيام التنفيذ (بدون جمعة وسبت وإجازات)</w:t>
-            </w:r>
-          </w:p>
-        </w:tc>
-        <w:tc>
-          <w:tcPr>
-            <w:tcW w:type="dxa" w:w="7370"/>
+              <w:t>آخر موعد للقبول</w:t>
+            </w:r>
+          </w:p>
+        </w:tc>
+        <w:tc>
+          <w:tcPr>
+            <w:tcW w:type="dxa" w:w="7739"/>
           </w:tcPr>
           <w:p>
             <w:pPr>
@@ -7112,7 +7025,7 @@
                 <w:color w:val="0A0E17"/>
                 <w:sz w:val="18"/>
               </w:rPr>
-              <w:t>20/12، 21/12، 22/12، 23/12، 24/12</w:t>
+              <w:t>الثلاثاء 29/12/2026</w:t>
             </w:r>
           </w:p>
         </w:tc>
@@ -7120,7 +7033,7 @@
       <w:tr>
         <w:tc>
           <w:tcPr>
-            <w:tcW w:type="dxa" w:w="2551"/>
+            <w:tcW w:type="dxa" w:w="7739"/>
             <w:shd w:fill="EEF2F5" w:val="clear"/>
           </w:tcPr>
           <w:p>
@@ -7136,13 +7049,13 @@
                 <w:color w:val="0A0E17"/>
                 <w:sz w:val="18"/>
               </w:rPr>
-              <w:t>الشرط السابق</w:t>
-            </w:r>
-          </w:p>
-        </w:tc>
-        <w:tc>
-          <w:tcPr>
-            <w:tcW w:type="dxa" w:w="7370"/>
+              <w:t>أيام التنفيذ (بدون جمعة وسبت وإجازات)</w:t>
+            </w:r>
+          </w:p>
+        </w:tc>
+        <w:tc>
+          <w:tcPr>
+            <w:tcW w:type="dxa" w:w="7739"/>
           </w:tcPr>
           <w:p>
             <w:pPr>
@@ -7157,7 +7070,7 @@
                 <w:color w:val="0A0E17"/>
                 <w:sz w:val="18"/>
               </w:rPr>
-              <w:t>عرض الوحدة 8 — الخميس 17/12/2026</w:t>
+              <w:t>20/12، 21/12، 22/12، 23/12، 24/12</w:t>
             </w:r>
           </w:p>
         </w:tc>
@@ -7165,7 +7078,7 @@
       <w:tr>
         <w:tc>
           <w:tcPr>
-            <w:tcW w:type="dxa" w:w="2551"/>
+            <w:tcW w:type="dxa" w:w="7739"/>
             <w:shd w:fill="EEF2F5" w:val="clear"/>
           </w:tcPr>
           <w:p>
@@ -7181,13 +7094,13 @@
                 <w:color w:val="0A0E17"/>
                 <w:sz w:val="18"/>
               </w:rPr>
-              <w:t>تُقبل الوحدة عند تحقق الآتي</w:t>
-            </w:r>
-          </w:p>
-        </w:tc>
-        <w:tc>
-          <w:tcPr>
-            <w:tcW w:type="dxa" w:w="7370"/>
+              <w:t>الشرط السابق</w:t>
+            </w:r>
+          </w:p>
+        </w:tc>
+        <w:tc>
+          <w:tcPr>
+            <w:tcW w:type="dxa" w:w="7739"/>
           </w:tcPr>
           <w:p>
             <w:pPr>
@@ -7202,7 +7115,7 @@
                 <w:color w:val="0A0E17"/>
                 <w:sz w:val="18"/>
               </w:rPr>
-              <w:t>صنف يدخل المستودع من أمر الشراء، ويُصرف لمشروع، وأصل ثابت بعهدة وإهلاك.</w:t>
+              <w:t>عرض الوحدة 8 — الخميس 17/12/2026</w:t>
             </w:r>
           </w:p>
         </w:tc>
@@ -7210,7 +7123,7 @@
       <w:tr>
         <w:tc>
           <w:tcPr>
-            <w:tcW w:type="dxa" w:w="2551"/>
+            <w:tcW w:type="dxa" w:w="7739"/>
             <w:shd w:fill="EEF2F5" w:val="clear"/>
           </w:tcPr>
           <w:p>
@@ -7226,13 +7139,13 @@
                 <w:color w:val="0A0E17"/>
                 <w:sz w:val="18"/>
               </w:rPr>
-              <w:t>المطلوب من العميل</w:t>
-            </w:r>
-          </w:p>
-        </w:tc>
-        <w:tc>
-          <w:tcPr>
-            <w:tcW w:type="dxa" w:w="7370"/>
+              <w:t>تُقبل الوحدة عند تحقق الآتي</w:t>
+            </w:r>
+          </w:p>
+        </w:tc>
+        <w:tc>
+          <w:tcPr>
+            <w:tcW w:type="dxa" w:w="7739"/>
           </w:tcPr>
           <w:p>
             <w:pPr>
@@ -7247,17 +7160,12 @@
                 <w:color w:val="0A0E17"/>
                 <w:sz w:val="18"/>
               </w:rPr>
-              <w:t>الأصناف، والمستودعات، ووحدات القياس.</w:t>
+              <w:t>صنف يدخل المستودع من أمر الشراء، ويُصرف لمشروع، وأصل ثابت بعهدة وإهلاك.</w:t>
             </w:r>
           </w:p>
         </w:tc>
       </w:tr>
     </w:tbl>
-    <w:p>
-      <w:pPr>
-        <w:spacing w:after="120"/>
-      </w:pPr>
-    </w:p>
     <w:p>
       <w:pPr>
         <w:bidi w:val="1"/>
@@ -7280,13 +7188,13 @@
         <w:tblLook w:firstColumn="1" w:firstRow="1" w:lastColumn="0" w:lastRow="0" w:noHBand="0" w:noVBand="1" w:val="04A0"/>
       </w:tblPr>
       <w:tblGrid>
-        <w:gridCol w:w="5270"/>
-        <w:gridCol w:w="5270"/>
+        <w:gridCol w:w="7739"/>
+        <w:gridCol w:w="7739"/>
       </w:tblGrid>
       <w:tr>
         <w:tc>
           <w:tcPr>
-            <w:tcW w:type="dxa" w:w="2551"/>
+            <w:tcW w:type="dxa" w:w="7739"/>
             <w:shd w:fill="EEF2F5" w:val="clear"/>
           </w:tcPr>
           <w:p>
@@ -7302,13 +7210,13 @@
                 <w:color w:val="0A0E17"/>
                 <w:sz w:val="18"/>
               </w:rPr>
-              <w:t>أول يوم عمل</w:t>
-            </w:r>
-          </w:p>
-        </w:tc>
-        <w:tc>
-          <w:tcPr>
-            <w:tcW w:type="dxa" w:w="7370"/>
+              <w:t>أيام الاتفاق مع العميل (قبل التنفيذ)</w:t>
+            </w:r>
+          </w:p>
+        </w:tc>
+        <w:tc>
+          <w:tcPr>
+            <w:tcW w:type="dxa" w:w="7739"/>
           </w:tcPr>
           <w:p>
             <w:pPr>
@@ -7323,7 +7231,7 @@
                 <w:color w:val="0A0E17"/>
                 <w:sz w:val="18"/>
               </w:rPr>
-              <w:t>الاثنين 21/12/2026</w:t>
+              <w:t>الأربعاء 16/12/2026 إلى الأحد 20/12/2026 — 16/12، 17/12، 20/12</w:t>
             </w:r>
           </w:p>
         </w:tc>
@@ -7331,7 +7239,7 @@
       <w:tr>
         <w:tc>
           <w:tcPr>
-            <w:tcW w:type="dxa" w:w="2551"/>
+            <w:tcW w:type="dxa" w:w="7739"/>
             <w:shd w:fill="EEF2F5" w:val="clear"/>
           </w:tcPr>
           <w:p>
@@ -7347,13 +7255,13 @@
                 <w:color w:val="0A0E17"/>
                 <w:sz w:val="18"/>
               </w:rPr>
-              <w:t>آخر يوم عمل / العرض</w:t>
-            </w:r>
-          </w:p>
-        </w:tc>
-        <w:tc>
-          <w:tcPr>
-            <w:tcW w:type="dxa" w:w="7370"/>
+              <w:t>يُتفق فيه على المطلوب</w:t>
+            </w:r>
+          </w:p>
+        </w:tc>
+        <w:tc>
+          <w:tcPr>
+            <w:tcW w:type="dxa" w:w="7739"/>
           </w:tcPr>
           <w:p>
             <w:pPr>
@@ -7368,7 +7276,7 @@
                 <w:color w:val="0A0E17"/>
                 <w:sz w:val="18"/>
               </w:rPr>
-              <w:t>الاثنين 28/12/2026</w:t>
+              <w:t>نموذج المستخلص، وقواعد الاحتجاز.</w:t>
             </w:r>
           </w:p>
         </w:tc>
@@ -7376,7 +7284,7 @@
       <w:tr>
         <w:tc>
           <w:tcPr>
-            <w:tcW w:type="dxa" w:w="2551"/>
+            <w:tcW w:type="dxa" w:w="7739"/>
             <w:shd w:fill="EEF2F5" w:val="clear"/>
           </w:tcPr>
           <w:p>
@@ -7392,13 +7300,13 @@
                 <w:color w:val="0A0E17"/>
                 <w:sz w:val="18"/>
               </w:rPr>
-              <w:t>آخر موعد للقبول</w:t>
-            </w:r>
-          </w:p>
-        </w:tc>
-        <w:tc>
-          <w:tcPr>
-            <w:tcW w:type="dxa" w:w="7370"/>
+              <w:t>أول يوم تنفيذ</w:t>
+            </w:r>
+          </w:p>
+        </w:tc>
+        <w:tc>
+          <w:tcPr>
+            <w:tcW w:type="dxa" w:w="7739"/>
           </w:tcPr>
           <w:p>
             <w:pPr>
@@ -7413,7 +7321,7 @@
                 <w:color w:val="0A0E17"/>
                 <w:sz w:val="18"/>
               </w:rPr>
-              <w:t>الخميس 31/12/2026</w:t>
+              <w:t>الاثنين 21/12/2026</w:t>
             </w:r>
           </w:p>
         </w:tc>
@@ -7421,7 +7329,7 @@
       <w:tr>
         <w:tc>
           <w:tcPr>
-            <w:tcW w:type="dxa" w:w="2551"/>
+            <w:tcW w:type="dxa" w:w="7739"/>
             <w:shd w:fill="EEF2F5" w:val="clear"/>
           </w:tcPr>
           <w:p>
@@ -7437,13 +7345,13 @@
                 <w:color w:val="0A0E17"/>
                 <w:sz w:val="18"/>
               </w:rPr>
-              <w:t>تسليم بيانات العميل قبل</w:t>
-            </w:r>
-          </w:p>
-        </w:tc>
-        <w:tc>
-          <w:tcPr>
-            <w:tcW w:type="dxa" w:w="7370"/>
+              <w:t>آخر يوم عمل / العرض</w:t>
+            </w:r>
+          </w:p>
+        </w:tc>
+        <w:tc>
+          <w:tcPr>
+            <w:tcW w:type="dxa" w:w="7739"/>
           </w:tcPr>
           <w:p>
             <w:pPr>
@@ -7458,7 +7366,7 @@
                 <w:color w:val="0A0E17"/>
                 <w:sz w:val="18"/>
               </w:rPr>
-              <w:t>الأربعاء 16/12/2026</w:t>
+              <w:t>الاثنين 28/12/2026</w:t>
             </w:r>
           </w:p>
         </w:tc>
@@ -7466,7 +7374,7 @@
       <w:tr>
         <w:tc>
           <w:tcPr>
-            <w:tcW w:type="dxa" w:w="2551"/>
+            <w:tcW w:type="dxa" w:w="7739"/>
             <w:shd w:fill="EEF2F5" w:val="clear"/>
           </w:tcPr>
           <w:p>
@@ -7482,13 +7390,13 @@
                 <w:color w:val="0A0E17"/>
                 <w:sz w:val="18"/>
               </w:rPr>
-              <w:t>أيام التنفيذ (بدون جمعة وسبت وإجازات)</w:t>
-            </w:r>
-          </w:p>
-        </w:tc>
-        <w:tc>
-          <w:tcPr>
-            <w:tcW w:type="dxa" w:w="7370"/>
+              <w:t>آخر موعد للقبول</w:t>
+            </w:r>
+          </w:p>
+        </w:tc>
+        <w:tc>
+          <w:tcPr>
+            <w:tcW w:type="dxa" w:w="7739"/>
           </w:tcPr>
           <w:p>
             <w:pPr>
@@ -7503,7 +7411,7 @@
                 <w:color w:val="0A0E17"/>
                 <w:sz w:val="18"/>
               </w:rPr>
-              <w:t>21/12، 22/12، 23/12، 24/12، 27/12، 28/12</w:t>
+              <w:t>الخميس 31/12/2026</w:t>
             </w:r>
           </w:p>
         </w:tc>
@@ -7511,7 +7419,7 @@
       <w:tr>
         <w:tc>
           <w:tcPr>
-            <w:tcW w:type="dxa" w:w="2551"/>
+            <w:tcW w:type="dxa" w:w="7739"/>
             <w:shd w:fill="EEF2F5" w:val="clear"/>
           </w:tcPr>
           <w:p>
@@ -7527,13 +7435,13 @@
                 <w:color w:val="0A0E17"/>
                 <w:sz w:val="18"/>
               </w:rPr>
-              <w:t>الشرط السابق</w:t>
-            </w:r>
-          </w:p>
-        </w:tc>
-        <w:tc>
-          <w:tcPr>
-            <w:tcW w:type="dxa" w:w="7370"/>
+              <w:t>أيام التنفيذ (بدون جمعة وسبت وإجازات)</w:t>
+            </w:r>
+          </w:p>
+        </w:tc>
+        <w:tc>
+          <w:tcPr>
+            <w:tcW w:type="dxa" w:w="7739"/>
           </w:tcPr>
           <w:p>
             <w:pPr>
@@ -7548,7 +7456,7 @@
                 <w:color w:val="0A0E17"/>
                 <w:sz w:val="18"/>
               </w:rPr>
-              <w:t>قبول الوحدة 5 — الأربعاء 23/12/2026</w:t>
+              <w:t>21/12، 22/12، 23/12، 24/12، 27/12، 28/12</w:t>
             </w:r>
           </w:p>
         </w:tc>
@@ -7556,7 +7464,7 @@
       <w:tr>
         <w:tc>
           <w:tcPr>
-            <w:tcW w:type="dxa" w:w="2551"/>
+            <w:tcW w:type="dxa" w:w="7739"/>
             <w:shd w:fill="EEF2F5" w:val="clear"/>
           </w:tcPr>
           <w:p>
@@ -7572,13 +7480,13 @@
                 <w:color w:val="0A0E17"/>
                 <w:sz w:val="18"/>
               </w:rPr>
-              <w:t>تُقبل الوحدة عند تحقق الآتي</w:t>
-            </w:r>
-          </w:p>
-        </w:tc>
-        <w:tc>
-          <w:tcPr>
-            <w:tcW w:type="dxa" w:w="7370"/>
+              <w:t>الشرط السابق</w:t>
+            </w:r>
+          </w:p>
+        </w:tc>
+        <w:tc>
+          <w:tcPr>
+            <w:tcW w:type="dxa" w:w="7739"/>
           </w:tcPr>
           <w:p>
             <w:pPr>
@@ -7593,7 +7501,7 @@
                 <w:color w:val="0A0E17"/>
                 <w:sz w:val="18"/>
               </w:rPr>
-              <w:t>مستخلص عميل من تقدم المشروع، مع الاحتجاز واسترداد الدفعة المقدمة والهامش المتوقع.</w:t>
+              <w:t>قبول الوحدة 5 — الأربعاء 23/12/2026</w:t>
             </w:r>
           </w:p>
         </w:tc>
@@ -7601,7 +7509,7 @@
       <w:tr>
         <w:tc>
           <w:tcPr>
-            <w:tcW w:type="dxa" w:w="2551"/>
+            <w:tcW w:type="dxa" w:w="7739"/>
             <w:shd w:fill="EEF2F5" w:val="clear"/>
           </w:tcPr>
           <w:p>
@@ -7617,13 +7525,13 @@
                 <w:color w:val="0A0E17"/>
                 <w:sz w:val="18"/>
               </w:rPr>
-              <w:t>المطلوب من العميل</w:t>
-            </w:r>
-          </w:p>
-        </w:tc>
-        <w:tc>
-          <w:tcPr>
-            <w:tcW w:type="dxa" w:w="7370"/>
+              <w:t>تُقبل الوحدة عند تحقق الآتي</w:t>
+            </w:r>
+          </w:p>
+        </w:tc>
+        <w:tc>
+          <w:tcPr>
+            <w:tcW w:type="dxa" w:w="7739"/>
           </w:tcPr>
           <w:p>
             <w:pPr>
@@ -7638,17 +7546,12 @@
                 <w:color w:val="0A0E17"/>
                 <w:sz w:val="18"/>
               </w:rPr>
-              <w:t>نموذج المستخلص، وقواعد الاحتجاز.</w:t>
+              <w:t>مستخلص عميل من تقدم المشروع، مع الاحتجاز واسترداد الدفعة المقدمة والهامش المتوقع.</w:t>
             </w:r>
           </w:p>
         </w:tc>
       </w:tr>
     </w:tbl>
-    <w:p>
-      <w:pPr>
-        <w:spacing w:after="120"/>
-      </w:pPr>
-    </w:p>
     <w:p>
       <w:pPr>
         <w:bidi w:val="1"/>
@@ -7671,13 +7574,13 @@
         <w:tblLook w:firstColumn="1" w:firstRow="1" w:lastColumn="0" w:lastRow="0" w:noHBand="0" w:noVBand="1" w:val="04A0"/>
       </w:tblPr>
       <w:tblGrid>
-        <w:gridCol w:w="5270"/>
-        <w:gridCol w:w="5270"/>
+        <w:gridCol w:w="7739"/>
+        <w:gridCol w:w="7739"/>
       </w:tblGrid>
       <w:tr>
         <w:tc>
           <w:tcPr>
-            <w:tcW w:type="dxa" w:w="2551"/>
+            <w:tcW w:type="dxa" w:w="7739"/>
             <w:shd w:fill="EEF2F5" w:val="clear"/>
           </w:tcPr>
           <w:p>
@@ -7693,13 +7596,13 @@
                 <w:color w:val="0A0E17"/>
                 <w:sz w:val="18"/>
               </w:rPr>
-              <w:t>أول يوم عمل</w:t>
-            </w:r>
-          </w:p>
-        </w:tc>
-        <w:tc>
-          <w:tcPr>
-            <w:tcW w:type="dxa" w:w="7370"/>
+              <w:t>أيام الاتفاق مع العميل (قبل التنفيذ)</w:t>
+            </w:r>
+          </w:p>
+        </w:tc>
+        <w:tc>
+          <w:tcPr>
+            <w:tcW w:type="dxa" w:w="7739"/>
           </w:tcPr>
           <w:p>
             <w:pPr>
@@ -7714,7 +7617,7 @@
                 <w:color w:val="0A0E17"/>
                 <w:sz w:val="18"/>
               </w:rPr>
-              <w:t>الأحد 27/12/2026</w:t>
+              <w:t>الثلاثاء 22/12/2026 إلى الخميس 24/12/2026 — 22/12، 23/12، 24/12</w:t>
             </w:r>
           </w:p>
         </w:tc>
@@ -7722,7 +7625,7 @@
       <w:tr>
         <w:tc>
           <w:tcPr>
-            <w:tcW w:type="dxa" w:w="2551"/>
+            <w:tcW w:type="dxa" w:w="7739"/>
             <w:shd w:fill="EEF2F5" w:val="clear"/>
           </w:tcPr>
           <w:p>
@@ -7738,13 +7641,13 @@
                 <w:color w:val="0A0E17"/>
                 <w:sz w:val="18"/>
               </w:rPr>
-              <w:t>آخر يوم عمل / العرض</w:t>
-            </w:r>
-          </w:p>
-        </w:tc>
-        <w:tc>
-          <w:tcPr>
-            <w:tcW w:type="dxa" w:w="7370"/>
+              <w:t>يُتفق فيه على المطلوب</w:t>
+            </w:r>
+          </w:p>
+        </w:tc>
+        <w:tc>
+          <w:tcPr>
+            <w:tcW w:type="dxa" w:w="7739"/>
           </w:tcPr>
           <w:p>
             <w:pPr>
@@ -7759,7 +7662,7 @@
                 <w:color w:val="0A0E17"/>
                 <w:sz w:val="18"/>
               </w:rPr>
-              <w:t>الأربعاء 30/12/2026</w:t>
+              <w:t>قائمة المؤشرات المطلوبة.</w:t>
             </w:r>
           </w:p>
         </w:tc>
@@ -7767,7 +7670,7 @@
       <w:tr>
         <w:tc>
           <w:tcPr>
-            <w:tcW w:type="dxa" w:w="2551"/>
+            <w:tcW w:type="dxa" w:w="7739"/>
             <w:shd w:fill="EEF2F5" w:val="clear"/>
           </w:tcPr>
           <w:p>
@@ -7783,13 +7686,13 @@
                 <w:color w:val="0A0E17"/>
                 <w:sz w:val="18"/>
               </w:rPr>
-              <w:t>آخر موعد للقبول</w:t>
-            </w:r>
-          </w:p>
-        </w:tc>
-        <w:tc>
-          <w:tcPr>
-            <w:tcW w:type="dxa" w:w="7370"/>
+              <w:t>أول يوم تنفيذ</w:t>
+            </w:r>
+          </w:p>
+        </w:tc>
+        <w:tc>
+          <w:tcPr>
+            <w:tcW w:type="dxa" w:w="7739"/>
           </w:tcPr>
           <w:p>
             <w:pPr>
@@ -7804,7 +7707,7 @@
                 <w:color w:val="0A0E17"/>
                 <w:sz w:val="18"/>
               </w:rPr>
-              <w:t>الاثنين 04/01/2027</w:t>
+              <w:t>الأحد 27/12/2026</w:t>
             </w:r>
           </w:p>
         </w:tc>
@@ -7812,7 +7715,7 @@
       <w:tr>
         <w:tc>
           <w:tcPr>
-            <w:tcW w:type="dxa" w:w="2551"/>
+            <w:tcW w:type="dxa" w:w="7739"/>
             <w:shd w:fill="EEF2F5" w:val="clear"/>
           </w:tcPr>
           <w:p>
@@ -7828,13 +7731,13 @@
                 <w:color w:val="0A0E17"/>
                 <w:sz w:val="18"/>
               </w:rPr>
-              <w:t>تسليم بيانات العميل قبل</w:t>
-            </w:r>
-          </w:p>
-        </w:tc>
-        <w:tc>
-          <w:tcPr>
-            <w:tcW w:type="dxa" w:w="7370"/>
+              <w:t>آخر يوم عمل / العرض</w:t>
+            </w:r>
+          </w:p>
+        </w:tc>
+        <w:tc>
+          <w:tcPr>
+            <w:tcW w:type="dxa" w:w="7739"/>
           </w:tcPr>
           <w:p>
             <w:pPr>
@@ -7849,7 +7752,7 @@
                 <w:color w:val="0A0E17"/>
                 <w:sz w:val="18"/>
               </w:rPr>
-              <w:t>الثلاثاء 22/12/2026</w:t>
+              <w:t>الأربعاء 30/12/2026</w:t>
             </w:r>
           </w:p>
         </w:tc>
@@ -7857,7 +7760,7 @@
       <w:tr>
         <w:tc>
           <w:tcPr>
-            <w:tcW w:type="dxa" w:w="2551"/>
+            <w:tcW w:type="dxa" w:w="7739"/>
             <w:shd w:fill="EEF2F5" w:val="clear"/>
           </w:tcPr>
           <w:p>
@@ -7873,13 +7776,13 @@
                 <w:color w:val="0A0E17"/>
                 <w:sz w:val="18"/>
               </w:rPr>
-              <w:t>أيام التنفيذ (بدون جمعة وسبت وإجازات)</w:t>
-            </w:r>
-          </w:p>
-        </w:tc>
-        <w:tc>
-          <w:tcPr>
-            <w:tcW w:type="dxa" w:w="7370"/>
+              <w:t>آخر موعد للقبول</w:t>
+            </w:r>
+          </w:p>
+        </w:tc>
+        <w:tc>
+          <w:tcPr>
+            <w:tcW w:type="dxa" w:w="7739"/>
           </w:tcPr>
           <w:p>
             <w:pPr>
@@ -7894,7 +7797,7 @@
                 <w:color w:val="0A0E17"/>
                 <w:sz w:val="18"/>
               </w:rPr>
-              <w:t>27/12، 28/12، 29/12، 30/12</w:t>
+              <w:t>الاثنين 04/01/2027</w:t>
             </w:r>
           </w:p>
         </w:tc>
@@ -7902,7 +7805,7 @@
       <w:tr>
         <w:tc>
           <w:tcPr>
-            <w:tcW w:type="dxa" w:w="2551"/>
+            <w:tcW w:type="dxa" w:w="7739"/>
             <w:shd w:fill="EEF2F5" w:val="clear"/>
           </w:tcPr>
           <w:p>
@@ -7918,13 +7821,13 @@
                 <w:color w:val="0A0E17"/>
                 <w:sz w:val="18"/>
               </w:rPr>
-              <w:t>الشرط السابق</w:t>
-            </w:r>
-          </w:p>
-        </w:tc>
-        <w:tc>
-          <w:tcPr>
-            <w:tcW w:type="dxa" w:w="7370"/>
+              <w:t>أيام التنفيذ (بدون جمعة وسبت وإجازات)</w:t>
+            </w:r>
+          </w:p>
+        </w:tc>
+        <w:tc>
+          <w:tcPr>
+            <w:tcW w:type="dxa" w:w="7739"/>
           </w:tcPr>
           <w:p>
             <w:pPr>
@@ -7939,7 +7842,7 @@
                 <w:color w:val="0A0E17"/>
                 <w:sz w:val="18"/>
               </w:rPr>
-              <w:t>عرض الوحدتين 8 و9 — الخميس 24/12/2026</w:t>
+              <w:t>27/12، 28/12، 29/12، 30/12</w:t>
             </w:r>
           </w:p>
         </w:tc>
@@ -7947,7 +7850,7 @@
       <w:tr>
         <w:tc>
           <w:tcPr>
-            <w:tcW w:type="dxa" w:w="2551"/>
+            <w:tcW w:type="dxa" w:w="7739"/>
             <w:shd w:fill="EEF2F5" w:val="clear"/>
           </w:tcPr>
           <w:p>
@@ -7963,13 +7866,13 @@
                 <w:color w:val="0A0E17"/>
                 <w:sz w:val="18"/>
               </w:rPr>
-              <w:t>تُقبل الوحدة عند تحقق الآتي</w:t>
-            </w:r>
-          </w:p>
-        </w:tc>
-        <w:tc>
-          <w:tcPr>
-            <w:tcW w:type="dxa" w:w="7370"/>
+              <w:t>الشرط السابق</w:t>
+            </w:r>
+          </w:p>
+        </w:tc>
+        <w:tc>
+          <w:tcPr>
+            <w:tcW w:type="dxa" w:w="7739"/>
           </w:tcPr>
           <w:p>
             <w:pPr>
@@ -7984,7 +7887,7 @@
                 <w:color w:val="0A0E17"/>
                 <w:sz w:val="18"/>
               </w:rPr>
-              <w:t>لوحة متابعة إدارية وثلاثة تقارير (للمشروع، والمالية، والموارد) مع إمكانية التصدير إلى Excel وPDF.</w:t>
+              <w:t>عرض الوحدتين 8 و9 — الخميس 24/12/2026</w:t>
             </w:r>
           </w:p>
         </w:tc>
@@ -7992,7 +7895,7 @@
       <w:tr>
         <w:tc>
           <w:tcPr>
-            <w:tcW w:type="dxa" w:w="2551"/>
+            <w:tcW w:type="dxa" w:w="7739"/>
             <w:shd w:fill="EEF2F5" w:val="clear"/>
           </w:tcPr>
           <w:p>
@@ -8008,13 +7911,13 @@
                 <w:color w:val="0A0E17"/>
                 <w:sz w:val="18"/>
               </w:rPr>
-              <w:t>المطلوب من العميل</w:t>
-            </w:r>
-          </w:p>
-        </w:tc>
-        <w:tc>
-          <w:tcPr>
-            <w:tcW w:type="dxa" w:w="7370"/>
+              <w:t>تُقبل الوحدة عند تحقق الآتي</w:t>
+            </w:r>
+          </w:p>
+        </w:tc>
+        <w:tc>
+          <w:tcPr>
+            <w:tcW w:type="dxa" w:w="7739"/>
           </w:tcPr>
           <w:p>
             <w:pPr>
@@ -8029,17 +7932,12 @@
                 <w:color w:val="0A0E17"/>
                 <w:sz w:val="18"/>
               </w:rPr>
-              <w:t>قائمة المؤشرات المطلوبة.</w:t>
+              <w:t>لوحة متابعة إدارية وثلاثة تقارير (للمشروع، والمالية، والموارد) مع إمكانية التصدير إلى Excel وPDF.</w:t>
             </w:r>
           </w:p>
         </w:tc>
       </w:tr>
     </w:tbl>
-    <w:p>
-      <w:pPr>
-        <w:spacing w:after="120"/>
-      </w:pPr>
-    </w:p>
     <w:p>
       <w:pPr>
         <w:bidi w:val="1"/>
@@ -8062,13 +7960,13 @@
         <w:tblLook w:firstColumn="1" w:firstRow="1" w:lastColumn="0" w:lastRow="0" w:noHBand="0" w:noVBand="1" w:val="04A0"/>
       </w:tblPr>
       <w:tblGrid>
-        <w:gridCol w:w="5270"/>
-        <w:gridCol w:w="5270"/>
+        <w:gridCol w:w="7739"/>
+        <w:gridCol w:w="7739"/>
       </w:tblGrid>
       <w:tr>
         <w:tc>
           <w:tcPr>
-            <w:tcW w:type="dxa" w:w="2551"/>
+            <w:tcW w:type="dxa" w:w="7739"/>
             <w:shd w:fill="EEF2F5" w:val="clear"/>
           </w:tcPr>
           <w:p>
@@ -8084,13 +7982,13 @@
                 <w:color w:val="0A0E17"/>
                 <w:sz w:val="18"/>
               </w:rPr>
-              <w:t>أول يوم عمل</w:t>
-            </w:r>
-          </w:p>
-        </w:tc>
-        <w:tc>
-          <w:tcPr>
-            <w:tcW w:type="dxa" w:w="7370"/>
+              <w:t>أيام الاتفاق مع العميل (قبل التنفيذ)</w:t>
+            </w:r>
+          </w:p>
+        </w:tc>
+        <w:tc>
+          <w:tcPr>
+            <w:tcW w:type="dxa" w:w="7739"/>
           </w:tcPr>
           <w:p>
             <w:pPr>
@@ -8105,7 +8003,7 @@
                 <w:color w:val="0A0E17"/>
                 <w:sz w:val="18"/>
               </w:rPr>
-              <w:t>الثلاثاء 29/12/2026</w:t>
+              <w:t>الخميس 24/12/2026 إلى الاثنين 28/12/2026 — 24/12، 27/12، 28/12</w:t>
             </w:r>
           </w:p>
         </w:tc>
@@ -8113,7 +8011,7 @@
       <w:tr>
         <w:tc>
           <w:tcPr>
-            <w:tcW w:type="dxa" w:w="2551"/>
+            <w:tcW w:type="dxa" w:w="7739"/>
             <w:shd w:fill="EEF2F5" w:val="clear"/>
           </w:tcPr>
           <w:p>
@@ -8129,13 +8027,13 @@
                 <w:color w:val="0A0E17"/>
                 <w:sz w:val="18"/>
               </w:rPr>
-              <w:t>آخر يوم عمل / العرض</w:t>
-            </w:r>
-          </w:p>
-        </w:tc>
-        <w:tc>
-          <w:tcPr>
-            <w:tcW w:type="dxa" w:w="7370"/>
+              <w:t>يُتفق فيه على المطلوب</w:t>
+            </w:r>
+          </w:p>
+        </w:tc>
+        <w:tc>
+          <w:tcPr>
+            <w:tcW w:type="dxa" w:w="7739"/>
           </w:tcPr>
           <w:p>
             <w:pPr>
@@ -8150,7 +8048,7 @@
                 <w:color w:val="0A0E17"/>
                 <w:sz w:val="18"/>
               </w:rPr>
-              <w:t>الخميس 31/12/2026</w:t>
+              <w:t>مصفوفات الاعتماد النهائية لكل نوع مستند.</w:t>
             </w:r>
           </w:p>
         </w:tc>
@@ -8158,7 +8056,7 @@
       <w:tr>
         <w:tc>
           <w:tcPr>
-            <w:tcW w:type="dxa" w:w="2551"/>
+            <w:tcW w:type="dxa" w:w="7739"/>
             <w:shd w:fill="EEF2F5" w:val="clear"/>
           </w:tcPr>
           <w:p>
@@ -8174,13 +8072,13 @@
                 <w:color w:val="0A0E17"/>
                 <w:sz w:val="18"/>
               </w:rPr>
-              <w:t>آخر موعد للقبول</w:t>
-            </w:r>
-          </w:p>
-        </w:tc>
-        <w:tc>
-          <w:tcPr>
-            <w:tcW w:type="dxa" w:w="7370"/>
+              <w:t>أول يوم تنفيذ</w:t>
+            </w:r>
+          </w:p>
+        </w:tc>
+        <w:tc>
+          <w:tcPr>
+            <w:tcW w:type="dxa" w:w="7739"/>
           </w:tcPr>
           <w:p>
             <w:pPr>
@@ -8195,7 +8093,7 @@
                 <w:color w:val="0A0E17"/>
                 <w:sz w:val="18"/>
               </w:rPr>
-              <w:t>الثلاثاء 05/01/2027</w:t>
+              <w:t>الثلاثاء 29/12/2026</w:t>
             </w:r>
           </w:p>
         </w:tc>
@@ -8203,7 +8101,7 @@
       <w:tr>
         <w:tc>
           <w:tcPr>
-            <w:tcW w:type="dxa" w:w="2551"/>
+            <w:tcW w:type="dxa" w:w="7739"/>
             <w:shd w:fill="EEF2F5" w:val="clear"/>
           </w:tcPr>
           <w:p>
@@ -8219,13 +8117,13 @@
                 <w:color w:val="0A0E17"/>
                 <w:sz w:val="18"/>
               </w:rPr>
-              <w:t>تسليم بيانات العميل قبل</w:t>
-            </w:r>
-          </w:p>
-        </w:tc>
-        <w:tc>
-          <w:tcPr>
-            <w:tcW w:type="dxa" w:w="7370"/>
+              <w:t>آخر يوم عمل / العرض</w:t>
+            </w:r>
+          </w:p>
+        </w:tc>
+        <w:tc>
+          <w:tcPr>
+            <w:tcW w:type="dxa" w:w="7739"/>
           </w:tcPr>
           <w:p>
             <w:pPr>
@@ -8240,7 +8138,7 @@
                 <w:color w:val="0A0E17"/>
                 <w:sz w:val="18"/>
               </w:rPr>
-              <w:t>الخميس 24/12/2026</w:t>
+              <w:t>الخميس 31/12/2026</w:t>
             </w:r>
           </w:p>
         </w:tc>
@@ -8248,7 +8146,7 @@
       <w:tr>
         <w:tc>
           <w:tcPr>
-            <w:tcW w:type="dxa" w:w="2551"/>
+            <w:tcW w:type="dxa" w:w="7739"/>
             <w:shd w:fill="EEF2F5" w:val="clear"/>
           </w:tcPr>
           <w:p>
@@ -8264,13 +8162,13 @@
                 <w:color w:val="0A0E17"/>
                 <w:sz w:val="18"/>
               </w:rPr>
-              <w:t>أيام التنفيذ (بدون جمعة وسبت وإجازات)</w:t>
-            </w:r>
-          </w:p>
-        </w:tc>
-        <w:tc>
-          <w:tcPr>
-            <w:tcW w:type="dxa" w:w="7370"/>
+              <w:t>آخر موعد للقبول</w:t>
+            </w:r>
+          </w:p>
+        </w:tc>
+        <w:tc>
+          <w:tcPr>
+            <w:tcW w:type="dxa" w:w="7739"/>
           </w:tcPr>
           <w:p>
             <w:pPr>
@@ -8285,7 +8183,7 @@
                 <w:color w:val="0A0E17"/>
                 <w:sz w:val="18"/>
               </w:rPr>
-              <w:t>29/12، 30/12، 31/12</w:t>
+              <w:t>الثلاثاء 05/01/2027</w:t>
             </w:r>
           </w:p>
         </w:tc>
@@ -8293,7 +8191,7 @@
       <w:tr>
         <w:tc>
           <w:tcPr>
-            <w:tcW w:type="dxa" w:w="2551"/>
+            <w:tcW w:type="dxa" w:w="7739"/>
             <w:shd w:fill="EEF2F5" w:val="clear"/>
           </w:tcPr>
           <w:p>
@@ -8309,13 +8207,13 @@
                 <w:color w:val="0A0E17"/>
                 <w:sz w:val="18"/>
               </w:rPr>
-              <w:t>الشرط السابق</w:t>
-            </w:r>
-          </w:p>
-        </w:tc>
-        <w:tc>
-          <w:tcPr>
-            <w:tcW w:type="dxa" w:w="7370"/>
+              <w:t>أيام التنفيذ (بدون جمعة وسبت وإجازات)</w:t>
+            </w:r>
+          </w:p>
+        </w:tc>
+        <w:tc>
+          <w:tcPr>
+            <w:tcW w:type="dxa" w:w="7739"/>
           </w:tcPr>
           <w:p>
             <w:pPr>
@@ -8330,7 +8228,7 @@
                 <w:color w:val="0A0E17"/>
                 <w:sz w:val="18"/>
               </w:rPr>
-              <w:t>عرض الوحدة 7 — الاثنين 28/12/2026</w:t>
+              <w:t>29/12، 30/12، 31/12</w:t>
             </w:r>
           </w:p>
         </w:tc>
@@ -8338,7 +8236,7 @@
       <w:tr>
         <w:tc>
           <w:tcPr>
-            <w:tcW w:type="dxa" w:w="2551"/>
+            <w:tcW w:type="dxa" w:w="7739"/>
             <w:shd w:fill="EEF2F5" w:val="clear"/>
           </w:tcPr>
           <w:p>
@@ -8354,13 +8252,13 @@
                 <w:color w:val="0A0E17"/>
                 <w:sz w:val="18"/>
               </w:rPr>
-              <w:t>تُقبل الوحدة عند تحقق الآتي</w:t>
-            </w:r>
-          </w:p>
-        </w:tc>
-        <w:tc>
-          <w:tcPr>
-            <w:tcW w:type="dxa" w:w="7370"/>
+              <w:t>الشرط السابق</w:t>
+            </w:r>
+          </w:p>
+        </w:tc>
+        <w:tc>
+          <w:tcPr>
+            <w:tcW w:type="dxa" w:w="7739"/>
           </w:tcPr>
           <w:p>
             <w:pPr>
@@ -8375,7 +8273,7 @@
                 <w:color w:val="0A0E17"/>
                 <w:sz w:val="18"/>
               </w:rPr>
-              <w:t>مصفوفة اعتماد نهائية، وصلاحية على مستوى الحقل، وإشعار، وسجل مراجعة على مستند فعلي.</w:t>
+              <w:t>عرض الوحدة 7 — الاثنين 28/12/2026</w:t>
             </w:r>
           </w:p>
         </w:tc>
@@ -8383,7 +8281,7 @@
       <w:tr>
         <w:tc>
           <w:tcPr>
-            <w:tcW w:type="dxa" w:w="2551"/>
+            <w:tcW w:type="dxa" w:w="7739"/>
             <w:shd w:fill="EEF2F5" w:val="clear"/>
           </w:tcPr>
           <w:p>
@@ -8399,13 +8297,13 @@
                 <w:color w:val="0A0E17"/>
                 <w:sz w:val="18"/>
               </w:rPr>
-              <w:t>المطلوب من العميل</w:t>
-            </w:r>
-          </w:p>
-        </w:tc>
-        <w:tc>
-          <w:tcPr>
-            <w:tcW w:type="dxa" w:w="7370"/>
+              <w:t>تُقبل الوحدة عند تحقق الآتي</w:t>
+            </w:r>
+          </w:p>
+        </w:tc>
+        <w:tc>
+          <w:tcPr>
+            <w:tcW w:type="dxa" w:w="7739"/>
           </w:tcPr>
           <w:p>
             <w:pPr>
@@ -8420,17 +8318,12 @@
                 <w:color w:val="0A0E17"/>
                 <w:sz w:val="18"/>
               </w:rPr>
-              <w:t>مصفوفات الاعتماد النهائية لكل نوع مستند.</w:t>
+              <w:t>مصفوفة اعتماد نهائية، وصلاحية على مستوى الحقل، وإشعار، وسجل مراجعة على مستند فعلي.</w:t>
             </w:r>
           </w:p>
         </w:tc>
       </w:tr>
     </w:tbl>
-    <w:p>
-      <w:pPr>
-        <w:spacing w:after="120"/>
-      </w:pPr>
-    </w:p>
     <w:p>
       <w:pPr>
         <w:bidi w:val="1"/>
@@ -8453,16 +8346,16 @@
         <w:tblLook w:firstColumn="1" w:firstRow="1" w:lastColumn="0" w:lastRow="0" w:noHBand="0" w:noVBand="1" w:val="04A0"/>
       </w:tblPr>
       <w:tblGrid>
-        <w:gridCol w:w="2108"/>
-        <w:gridCol w:w="2108"/>
-        <w:gridCol w:w="2108"/>
-        <w:gridCol w:w="2108"/>
-        <w:gridCol w:w="2108"/>
+        <w:gridCol w:w="3096"/>
+        <w:gridCol w:w="3096"/>
+        <w:gridCol w:w="3096"/>
+        <w:gridCol w:w="3096"/>
+        <w:gridCol w:w="3096"/>
       </w:tblGrid>
       <w:tr>
         <w:tc>
           <w:tcPr>
-            <w:tcW w:type="dxa" w:w="2108"/>
+            <w:tcW w:type="dxa" w:w="3096"/>
             <w:shd w:fill="082868" w:val="clear"/>
           </w:tcPr>
           <w:p>
@@ -8470,11 +8363,7 @@
               <w:bidi w:val="1"/>
               <w:jc w:val="center"/>
             </w:pPr>
-            <w:r>
-              <w:rPr>
-                <w:color w:val="FFFFFF"/>
-              </w:rPr>
-            </w:r>
+            <w:r/>
             <w:r>
               <w:rPr>
                 <w:rFonts w:ascii="Arial" w:hAnsi="Arial" w:eastAsia="Arial"/>
@@ -8488,7 +8377,7 @@
         </w:tc>
         <w:tc>
           <w:tcPr>
-            <w:tcW w:type="dxa" w:w="2108"/>
+            <w:tcW w:type="dxa" w:w="3096"/>
             <w:shd w:fill="082868" w:val="clear"/>
           </w:tcPr>
           <w:p>
@@ -8496,11 +8385,7 @@
               <w:bidi w:val="1"/>
               <w:jc w:val="center"/>
             </w:pPr>
-            <w:r>
-              <w:rPr>
-                <w:color w:val="FFFFFF"/>
-              </w:rPr>
-            </w:r>
+            <w:r/>
             <w:r>
               <w:rPr>
                 <w:rFonts w:ascii="Arial" w:hAnsi="Arial" w:eastAsia="Arial"/>
@@ -8514,7 +8399,7 @@
         </w:tc>
         <w:tc>
           <w:tcPr>
-            <w:tcW w:type="dxa" w:w="2108"/>
+            <w:tcW w:type="dxa" w:w="3096"/>
             <w:shd w:fill="082868" w:val="clear"/>
           </w:tcPr>
           <w:p>
@@ -8522,11 +8407,7 @@
               <w:bidi w:val="1"/>
               <w:jc w:val="center"/>
             </w:pPr>
-            <w:r>
-              <w:rPr>
-                <w:color w:val="FFFFFF"/>
-              </w:rPr>
-            </w:r>
+            <w:r/>
             <w:r>
               <w:rPr>
                 <w:rFonts w:ascii="Arial" w:hAnsi="Arial" w:eastAsia="Arial"/>
@@ -8540,7 +8421,7 @@
         </w:tc>
         <w:tc>
           <w:tcPr>
-            <w:tcW w:type="dxa" w:w="2108"/>
+            <w:tcW w:type="dxa" w:w="3096"/>
             <w:shd w:fill="082868" w:val="clear"/>
           </w:tcPr>
           <w:p>
@@ -8548,11 +8429,7 @@
               <w:bidi w:val="1"/>
               <w:jc w:val="center"/>
             </w:pPr>
-            <w:r>
-              <w:rPr>
-                <w:color w:val="FFFFFF"/>
-              </w:rPr>
-            </w:r>
+            <w:r/>
             <w:r>
               <w:rPr>
                 <w:rFonts w:ascii="Arial" w:hAnsi="Arial" w:eastAsia="Arial"/>
@@ -8566,7 +8443,7 @@
         </w:tc>
         <w:tc>
           <w:tcPr>
-            <w:tcW w:type="dxa" w:w="2108"/>
+            <w:tcW w:type="dxa" w:w="3096"/>
             <w:shd w:fill="082868" w:val="clear"/>
           </w:tcPr>
           <w:p>
@@ -8574,11 +8451,7 @@
               <w:bidi w:val="1"/>
               <w:jc w:val="center"/>
             </w:pPr>
-            <w:r>
-              <w:rPr>
-                <w:color w:val="FFFFFF"/>
-              </w:rPr>
-            </w:r>
+            <w:r/>
             <w:r>
               <w:rPr>
                 <w:rFonts w:ascii="Arial" w:hAnsi="Arial" w:eastAsia="Arial"/>
@@ -8594,7 +8467,7 @@
       <w:tr>
         <w:tc>
           <w:tcPr>
-            <w:tcW w:type="dxa" w:w="2108"/>
+            <w:tcW w:type="dxa" w:w="3096"/>
           </w:tcPr>
           <w:p>
             <w:pPr>
@@ -8615,7 +8488,7 @@
         </w:tc>
         <w:tc>
           <w:tcPr>
-            <w:tcW w:type="dxa" w:w="2108"/>
+            <w:tcW w:type="dxa" w:w="3096"/>
           </w:tcPr>
           <w:p>
             <w:pPr>
@@ -8636,7 +8509,7 @@
         </w:tc>
         <w:tc>
           <w:tcPr>
-            <w:tcW w:type="dxa" w:w="2108"/>
+            <w:tcW w:type="dxa" w:w="3096"/>
           </w:tcPr>
           <w:p>
             <w:pPr>
@@ -8657,7 +8530,7 @@
         </w:tc>
         <w:tc>
           <w:tcPr>
-            <w:tcW w:type="dxa" w:w="2108"/>
+            <w:tcW w:type="dxa" w:w="3096"/>
           </w:tcPr>
           <w:p>
             <w:pPr>
@@ -8678,7 +8551,7 @@
         </w:tc>
         <w:tc>
           <w:tcPr>
-            <w:tcW w:type="dxa" w:w="2108"/>
+            <w:tcW w:type="dxa" w:w="3096"/>
           </w:tcPr>
           <w:p>
             <w:pPr>
@@ -8701,7 +8574,7 @@
       <w:tr>
         <w:tc>
           <w:tcPr>
-            <w:tcW w:type="dxa" w:w="2108"/>
+            <w:tcW w:type="dxa" w:w="3096"/>
           </w:tcPr>
           <w:p>
             <w:pPr>
@@ -8722,7 +8595,7 @@
         </w:tc>
         <w:tc>
           <w:tcPr>
-            <w:tcW w:type="dxa" w:w="2108"/>
+            <w:tcW w:type="dxa" w:w="3096"/>
           </w:tcPr>
           <w:p>
             <w:pPr>
@@ -8743,7 +8616,7 @@
         </w:tc>
         <w:tc>
           <w:tcPr>
-            <w:tcW w:type="dxa" w:w="2108"/>
+            <w:tcW w:type="dxa" w:w="3096"/>
           </w:tcPr>
           <w:p>
             <w:pPr>
@@ -8764,7 +8637,7 @@
         </w:tc>
         <w:tc>
           <w:tcPr>
-            <w:tcW w:type="dxa" w:w="2108"/>
+            <w:tcW w:type="dxa" w:w="3096"/>
           </w:tcPr>
           <w:p>
             <w:pPr>
@@ -8785,7 +8658,7 @@
         </w:tc>
         <w:tc>
           <w:tcPr>
-            <w:tcW w:type="dxa" w:w="2108"/>
+            <w:tcW w:type="dxa" w:w="3096"/>
           </w:tcPr>
           <w:p>
             <w:pPr>
@@ -8808,7 +8681,7 @@
       <w:tr>
         <w:tc>
           <w:tcPr>
-            <w:tcW w:type="dxa" w:w="2108"/>
+            <w:tcW w:type="dxa" w:w="3096"/>
           </w:tcPr>
           <w:p>
             <w:pPr>
@@ -8829,7 +8702,7 @@
         </w:tc>
         <w:tc>
           <w:tcPr>
-            <w:tcW w:type="dxa" w:w="2108"/>
+            <w:tcW w:type="dxa" w:w="3096"/>
           </w:tcPr>
           <w:p>
             <w:pPr>
@@ -8850,7 +8723,7 @@
         </w:tc>
         <w:tc>
           <w:tcPr>
-            <w:tcW w:type="dxa" w:w="2108"/>
+            <w:tcW w:type="dxa" w:w="3096"/>
           </w:tcPr>
           <w:p>
             <w:pPr>
@@ -8871,7 +8744,7 @@
         </w:tc>
         <w:tc>
           <w:tcPr>
-            <w:tcW w:type="dxa" w:w="2108"/>
+            <w:tcW w:type="dxa" w:w="3096"/>
           </w:tcPr>
           <w:p>
             <w:pPr>
@@ -8892,7 +8765,7 @@
         </w:tc>
         <w:tc>
           <w:tcPr>
-            <w:tcW w:type="dxa" w:w="2108"/>
+            <w:tcW w:type="dxa" w:w="3096"/>
           </w:tcPr>
           <w:p>
             <w:pPr>
@@ -8915,7 +8788,7 @@
       <w:tr>
         <w:tc>
           <w:tcPr>
-            <w:tcW w:type="dxa" w:w="2108"/>
+            <w:tcW w:type="dxa" w:w="3096"/>
           </w:tcPr>
           <w:p>
             <w:pPr>
@@ -8936,7 +8809,7 @@
         </w:tc>
         <w:tc>
           <w:tcPr>
-            <w:tcW w:type="dxa" w:w="2108"/>
+            <w:tcW w:type="dxa" w:w="3096"/>
           </w:tcPr>
           <w:p>
             <w:pPr>
@@ -8957,7 +8830,7 @@
         </w:tc>
         <w:tc>
           <w:tcPr>
-            <w:tcW w:type="dxa" w:w="2108"/>
+            <w:tcW w:type="dxa" w:w="3096"/>
           </w:tcPr>
           <w:p>
             <w:pPr>
@@ -8978,7 +8851,7 @@
         </w:tc>
         <w:tc>
           <w:tcPr>
-            <w:tcW w:type="dxa" w:w="2108"/>
+            <w:tcW w:type="dxa" w:w="3096"/>
           </w:tcPr>
           <w:p>
             <w:pPr>
@@ -8999,7 +8872,7 @@
         </w:tc>
         <w:tc>
           <w:tcPr>
-            <w:tcW w:type="dxa" w:w="2108"/>
+            <w:tcW w:type="dxa" w:w="3096"/>
           </w:tcPr>
           <w:p>
             <w:pPr>
@@ -9032,13 +8905,12 @@
           <w:color w:val="5B6475"/>
           <w:sz w:val="18"/>
         </w:rPr>
-        <w:br/>
         <w:t>روتك سيستمز · خطة تسليم Crown · خط الأساس: الخميس ١٥/١٠/٢٠٢٦ · الدعم المكثف من ٠٨/٠٢/٢٠٢٧ إلى ٢١/٠٢/٢٠٢٧ · الضمان حتى ٠٧/٠٢/٢٠٢٨</w:t>
       </w:r>
     </w:p>
     <w:sectPr>
-      <w:pgSz w:w="12240" w:h="15840"/>
-      <w:pgMar w:top="850" w:right="850" w:bottom="850" w:left="850" w:header="720" w:footer="720" w:gutter="0"/>
+      <w:pgSz w:w="16838" w:h="11906"/>
+      <w:pgMar w:top="680" w:right="680" w:bottom="680" w:left="680" w:header="720" w:footer="720" w:gutter="0"/>
       <w:cols w:space="720"/>
       <w:docGrid w:linePitch="360"/>
       <w:bidi w:val="1"/>

--- a/Crown-ERP-Delivery-Plan-Modules.docx
+++ b/Crown-ERP-Delivery-Plan-Modules.docx
@@ -44,7 +44,7 @@
           <w:color w:val="333A45"/>
           <w:sz w:val="20"/>
         </w:rPr>
-        <w:t>الباقة الكاملة: ١٥ وحدة · ١٨٠٬٠٠٠ جنيه مصري · من 15/10/2026 إلى 07/02/2027. قبل تنفيذ كل وحدة ثلاثة أيام عمل للاتفاق مع العميل على المطلوب. أيام العمل فقط: الأحد–الخميس.</w:t>
+        <w:t>الباقة الكاملة: ١٥ وحدة · ١٨٠٬٠٠٠ جنيه مصري. أيام العمل فقط: الأحد–الخميس (الجمعة والسبت والإجازات الرسمية خارج الجدول). قبل تنفيذ كل وحدة ثلاثة أيام عمل للاتفاق مع العميل على المطلوب. القبول خلال ثلاثة أيام عمل بعد العرض.</w:t>
       </w:r>
     </w:p>
     <w:p>
@@ -59,35 +59,32 @@
           <w:color w:val="082868"/>
           <w:sz w:val="28"/>
         </w:rPr>
-        <w:t>١) ملخص مواعيد كل وحدة</w:t>
+        <w:t>١) ملخص كل وحدة</w:t>
       </w:r>
     </w:p>
     <w:tbl>
       <w:tblPr>
         <w:tblStyle w:val="TableGrid"/>
         <w:tblW w:type="auto" w:w="0"/>
-        <w:jc w:val="center"/>
         <w:tblLook w:firstColumn="1" w:firstRow="1" w:lastColumn="0" w:lastRow="0" w:noHBand="0" w:noVBand="1" w:val="04A0"/>
       </w:tblPr>
       <w:tblGrid>
-        <w:gridCol w:w="2211"/>
-        <w:gridCol w:w="2211"/>
-        <w:gridCol w:w="2211"/>
-        <w:gridCol w:w="2211"/>
-        <w:gridCol w:w="2211"/>
-        <w:gridCol w:w="2211"/>
-        <w:gridCol w:w="2211"/>
+        <w:gridCol w:w="3096"/>
+        <w:gridCol w:w="3096"/>
+        <w:gridCol w:w="3096"/>
+        <w:gridCol w:w="3096"/>
+        <w:gridCol w:w="3096"/>
       </w:tblGrid>
       <w:tr>
         <w:tc>
           <w:tcPr>
-            <w:tcW w:type="dxa" w:w="2211"/>
+            <w:tcW w:type="dxa" w:w="3096"/>
             <w:shd w:fill="082868" w:val="clear"/>
           </w:tcPr>
           <w:p>
             <w:pPr>
               <w:bidi w:val="1"/>
-              <w:jc w:val="center"/>
+              <w:jc w:val="right"/>
             </w:pPr>
             <w:r/>
             <w:r>
@@ -95,7 +92,7 @@
                 <w:rFonts w:ascii="Arial" w:hAnsi="Arial" w:eastAsia="Arial"/>
                 <w:b/>
                 <w:color w:val="FFFFFF"/>
-                <w:sz w:val="18"/>
+                <w:sz w:val="20"/>
               </w:rPr>
               <w:t>الترتيب</w:t>
             </w:r>
@@ -103,13 +100,13 @@
         </w:tc>
         <w:tc>
           <w:tcPr>
-            <w:tcW w:type="dxa" w:w="2211"/>
+            <w:tcW w:type="dxa" w:w="3096"/>
             <w:shd w:fill="082868" w:val="clear"/>
           </w:tcPr>
           <w:p>
             <w:pPr>
               <w:bidi w:val="1"/>
-              <w:jc w:val="center"/>
+              <w:jc w:val="right"/>
             </w:pPr>
             <w:r/>
             <w:r>
@@ -117,7 +114,7 @@
                 <w:rFonts w:ascii="Arial" w:hAnsi="Arial" w:eastAsia="Arial"/>
                 <w:b/>
                 <w:color w:val="FFFFFF"/>
-                <w:sz w:val="18"/>
+                <w:sz w:val="20"/>
               </w:rPr>
               <w:t>الوحدة</w:t>
             </w:r>
@@ -125,13 +122,13 @@
         </w:tc>
         <w:tc>
           <w:tcPr>
-            <w:tcW w:type="dxa" w:w="2211"/>
+            <w:tcW w:type="dxa" w:w="3096"/>
             <w:shd w:fill="082868" w:val="clear"/>
           </w:tcPr>
           <w:p>
             <w:pPr>
               <w:bidi w:val="1"/>
-              <w:jc w:val="center"/>
+              <w:jc w:val="right"/>
             </w:pPr>
             <w:r/>
             <w:r>
@@ -139,7 +136,7 @@
                 <w:rFonts w:ascii="Arial" w:hAnsi="Arial" w:eastAsia="Arial"/>
                 <w:b/>
                 <w:color w:val="FFFFFF"/>
-                <w:sz w:val="18"/>
+                <w:sz w:val="20"/>
               </w:rPr>
               <w:t>أيام الاتفاق مع العميل</w:t>
             </w:r>
@@ -147,13 +144,13 @@
         </w:tc>
         <w:tc>
           <w:tcPr>
-            <w:tcW w:type="dxa" w:w="2211"/>
+            <w:tcW w:type="dxa" w:w="3096"/>
             <w:shd w:fill="082868" w:val="clear"/>
           </w:tcPr>
           <w:p>
             <w:pPr>
               <w:bidi w:val="1"/>
-              <w:jc w:val="center"/>
+              <w:jc w:val="right"/>
             </w:pPr>
             <w:r/>
             <w:r>
@@ -161,7 +158,7 @@
                 <w:rFonts w:ascii="Arial" w:hAnsi="Arial" w:eastAsia="Arial"/>
                 <w:b/>
                 <w:color w:val="FFFFFF"/>
-                <w:sz w:val="18"/>
+                <w:sz w:val="20"/>
               </w:rPr>
               <w:t>أيام العمل</w:t>
             </w:r>
@@ -169,13 +166,13 @@
         </w:tc>
         <w:tc>
           <w:tcPr>
-            <w:tcW w:type="dxa" w:w="2211"/>
+            <w:tcW w:type="dxa" w:w="3096"/>
             <w:shd w:fill="082868" w:val="clear"/>
           </w:tcPr>
           <w:p>
             <w:pPr>
               <w:bidi w:val="1"/>
-              <w:jc w:val="center"/>
+              <w:jc w:val="right"/>
             </w:pPr>
             <w:r/>
             <w:r>
@@ -183,53 +180,9 @@
                 <w:rFonts w:ascii="Arial" w:hAnsi="Arial" w:eastAsia="Arial"/>
                 <w:b/>
                 <w:color w:val="FFFFFF"/>
-                <w:sz w:val="18"/>
+                <w:sz w:val="20"/>
               </w:rPr>
-              <w:t>أول يوم تنفيذ</w:t>
-            </w:r>
-          </w:p>
-        </w:tc>
-        <w:tc>
-          <w:tcPr>
-            <w:tcW w:type="dxa" w:w="2211"/>
-            <w:shd w:fill="082868" w:val="clear"/>
-          </w:tcPr>
-          <w:p>
-            <w:pPr>
-              <w:bidi w:val="1"/>
-              <w:jc w:val="center"/>
-            </w:pPr>
-            <w:r/>
-            <w:r>
-              <w:rPr>
-                <w:rFonts w:ascii="Arial" w:hAnsi="Arial" w:eastAsia="Arial"/>
-                <w:b/>
-                <w:color w:val="FFFFFF"/>
-                <w:sz w:val="18"/>
-              </w:rPr>
-              <w:t>آخر يوم عمل (العرض)</w:t>
-            </w:r>
-          </w:p>
-        </w:tc>
-        <w:tc>
-          <w:tcPr>
-            <w:tcW w:type="dxa" w:w="2211"/>
-            <w:shd w:fill="082868" w:val="clear"/>
-          </w:tcPr>
-          <w:p>
-            <w:pPr>
-              <w:bidi w:val="1"/>
-              <w:jc w:val="center"/>
-            </w:pPr>
-            <w:r/>
-            <w:r>
-              <w:rPr>
-                <w:rFonts w:ascii="Arial" w:hAnsi="Arial" w:eastAsia="Arial"/>
-                <w:b/>
-                <w:color w:val="FFFFFF"/>
-                <w:sz w:val="18"/>
-              </w:rPr>
-              <w:t>آخر موعد للقبول</w:t>
+              <w:t>القبول</w:t>
             </w:r>
           </w:p>
         </w:tc>
@@ -237,28 +190,7 @@
       <w:tr>
         <w:tc>
           <w:tcPr>
-            <w:tcW w:type="dxa" w:w="2211"/>
-          </w:tcPr>
-          <w:p>
-            <w:pPr>
-              <w:bidi w:val="1"/>
-              <w:jc w:val="center"/>
-            </w:pPr>
-            <w:r/>
-            <w:r>
-              <w:rPr>
-                <w:rFonts w:ascii="Arial" w:hAnsi="Arial" w:eastAsia="Arial"/>
-                <w:b w:val="0"/>
-                <w:color w:val="0A0E17"/>
-                <w:sz w:val="16"/>
-              </w:rPr>
-              <w:t>1</w:t>
-            </w:r>
-          </w:p>
-        </w:tc>
-        <w:tc>
-          <w:tcPr>
-            <w:tcW w:type="dxa" w:w="2211"/>
+            <w:tcW w:type="dxa" w:w="3096"/>
           </w:tcPr>
           <w:p>
             <w:pPr>
@@ -271,15 +203,15 @@
                 <w:rFonts w:ascii="Arial" w:hAnsi="Arial" w:eastAsia="Arial"/>
                 <w:b w:val="0"/>
                 <w:color w:val="0A0E17"/>
-                <w:sz w:val="16"/>
+                <w:sz w:val="18"/>
               </w:rPr>
-              <w:t>10. الموارد البشرية وإدارة الموظفين</w:t>
+              <w:t>1</w:t>
             </w:r>
           </w:p>
         </w:tc>
         <w:tc>
           <w:tcPr>
-            <w:tcW w:type="dxa" w:w="2211"/>
+            <w:tcW w:type="dxa" w:w="3096"/>
           </w:tcPr>
           <w:p>
             <w:pPr>
@@ -292,36 +224,15 @@
                 <w:rFonts w:ascii="Arial" w:hAnsi="Arial" w:eastAsia="Arial"/>
                 <w:b w:val="0"/>
                 <w:color w:val="0A0E17"/>
-                <w:sz w:val="16"/>
+                <w:sz w:val="18"/>
               </w:rPr>
-              <w:t>26/10، 27/10، 28/10</w:t>
+              <w:t>10. الموارد البشرية وإدارة الموظفين</w:t>
             </w:r>
           </w:p>
         </w:tc>
         <w:tc>
           <w:tcPr>
-            <w:tcW w:type="dxa" w:w="2211"/>
-          </w:tcPr>
-          <w:p>
-            <w:pPr>
-              <w:bidi w:val="1"/>
-              <w:jc w:val="center"/>
-            </w:pPr>
-            <w:r/>
-            <w:r>
-              <w:rPr>
-                <w:rFonts w:ascii="Arial" w:hAnsi="Arial" w:eastAsia="Arial"/>
-                <w:b w:val="0"/>
-                <w:color w:val="0A0E17"/>
-                <w:sz w:val="16"/>
-              </w:rPr>
-              <w:t>5 أيام</w:t>
-            </w:r>
-          </w:p>
-        </w:tc>
-        <w:tc>
-          <w:tcPr>
-            <w:tcW w:type="dxa" w:w="2211"/>
+            <w:tcW w:type="dxa" w:w="3096"/>
           </w:tcPr>
           <w:p>
             <w:pPr>
@@ -334,15 +245,15 @@
                 <w:rFonts w:ascii="Arial" w:hAnsi="Arial" w:eastAsia="Arial"/>
                 <w:b w:val="0"/>
                 <w:color w:val="0A0E17"/>
-                <w:sz w:val="16"/>
+                <w:sz w:val="18"/>
               </w:rPr>
-              <w:t>الخميس 29/10/2026</w:t>
+              <w:t>٣ أيام عمل قبل التنفيذ</w:t>
             </w:r>
           </w:p>
         </w:tc>
         <w:tc>
           <w:tcPr>
-            <w:tcW w:type="dxa" w:w="2211"/>
+            <w:tcW w:type="dxa" w:w="3096"/>
           </w:tcPr>
           <w:p>
             <w:pPr>
@@ -355,15 +266,15 @@
                 <w:rFonts w:ascii="Arial" w:hAnsi="Arial" w:eastAsia="Arial"/>
                 <w:b w:val="0"/>
                 <w:color w:val="0A0E17"/>
-                <w:sz w:val="16"/>
+                <w:sz w:val="18"/>
               </w:rPr>
-              <w:t>الأربعاء 04/11/2026</w:t>
+              <w:t>5 أيام عمل</w:t>
             </w:r>
           </w:p>
         </w:tc>
         <w:tc>
           <w:tcPr>
-            <w:tcW w:type="dxa" w:w="2211"/>
+            <w:tcW w:type="dxa" w:w="3096"/>
           </w:tcPr>
           <w:p>
             <w:pPr>
@@ -376,9 +287,9 @@
                 <w:rFonts w:ascii="Arial" w:hAnsi="Arial" w:eastAsia="Arial"/>
                 <w:b w:val="0"/>
                 <w:color w:val="0A0E17"/>
-                <w:sz w:val="16"/>
+                <w:sz w:val="18"/>
               </w:rPr>
-              <w:t>الاثنين 09/11/2026</w:t>
+              <w:t>خلال ثلاثة أيام عمل بعد العرض</w:t>
             </w:r>
           </w:p>
         </w:tc>
@@ -386,29 +297,7 @@
       <w:tr>
         <w:tc>
           <w:tcPr>
-            <w:tcW w:type="dxa" w:w="2211"/>
-            <w:shd w:fill="F3F6F9" w:val="clear"/>
-          </w:tcPr>
-          <w:p>
-            <w:pPr>
-              <w:bidi w:val="1"/>
-              <w:jc w:val="center"/>
-            </w:pPr>
-            <w:r/>
-            <w:r>
-              <w:rPr>
-                <w:rFonts w:ascii="Arial" w:hAnsi="Arial" w:eastAsia="Arial"/>
-                <w:b w:val="0"/>
-                <w:color w:val="0A0E17"/>
-                <w:sz w:val="16"/>
-              </w:rPr>
-              <w:t>2</w:t>
-            </w:r>
-          </w:p>
-        </w:tc>
-        <w:tc>
-          <w:tcPr>
-            <w:tcW w:type="dxa" w:w="2211"/>
+            <w:tcW w:type="dxa" w:w="3096"/>
             <w:shd w:fill="F3F6F9" w:val="clear"/>
           </w:tcPr>
           <w:p>
@@ -422,15 +311,15 @@
                 <w:rFonts w:ascii="Arial" w:hAnsi="Arial" w:eastAsia="Arial"/>
                 <w:b w:val="0"/>
                 <w:color w:val="0A0E17"/>
-                <w:sz w:val="16"/>
+                <w:sz w:val="18"/>
               </w:rPr>
-              <w:t>1. إدارة علاقات العملاء وتطوير الأعمال والمناقصات</w:t>
+              <w:t>2</w:t>
             </w:r>
           </w:p>
         </w:tc>
         <w:tc>
           <w:tcPr>
-            <w:tcW w:type="dxa" w:w="2211"/>
+            <w:tcW w:type="dxa" w:w="3096"/>
             <w:shd w:fill="F3F6F9" w:val="clear"/>
           </w:tcPr>
           <w:p>
@@ -444,37 +333,15 @@
                 <w:rFonts w:ascii="Arial" w:hAnsi="Arial" w:eastAsia="Arial"/>
                 <w:b w:val="0"/>
                 <w:color w:val="0A0E17"/>
-                <w:sz w:val="16"/>
+                <w:sz w:val="18"/>
               </w:rPr>
-              <w:t>26/10، 27/10، 28/10</w:t>
+              <w:t>1. إدارة علاقات العملاء وتطوير الأعمال والمناقصات</w:t>
             </w:r>
           </w:p>
         </w:tc>
         <w:tc>
           <w:tcPr>
-            <w:tcW w:type="dxa" w:w="2211"/>
-            <w:shd w:fill="F3F6F9" w:val="clear"/>
-          </w:tcPr>
-          <w:p>
-            <w:pPr>
-              <w:bidi w:val="1"/>
-              <w:jc w:val="center"/>
-            </w:pPr>
-            <w:r/>
-            <w:r>
-              <w:rPr>
-                <w:rFonts w:ascii="Arial" w:hAnsi="Arial" w:eastAsia="Arial"/>
-                <w:b w:val="0"/>
-                <w:color w:val="0A0E17"/>
-                <w:sz w:val="16"/>
-              </w:rPr>
-              <w:t>8 أيام</w:t>
-            </w:r>
-          </w:p>
-        </w:tc>
-        <w:tc>
-          <w:tcPr>
-            <w:tcW w:type="dxa" w:w="2211"/>
+            <w:tcW w:type="dxa" w:w="3096"/>
             <w:shd w:fill="F3F6F9" w:val="clear"/>
           </w:tcPr>
           <w:p>
@@ -488,15 +355,15 @@
                 <w:rFonts w:ascii="Arial" w:hAnsi="Arial" w:eastAsia="Arial"/>
                 <w:b w:val="0"/>
                 <w:color w:val="0A0E17"/>
-                <w:sz w:val="16"/>
+                <w:sz w:val="18"/>
               </w:rPr>
-              <w:t>الخميس 29/10/2026</w:t>
+              <w:t>٣ أيام عمل قبل التنفيذ</w:t>
             </w:r>
           </w:p>
         </w:tc>
         <w:tc>
           <w:tcPr>
-            <w:tcW w:type="dxa" w:w="2211"/>
+            <w:tcW w:type="dxa" w:w="3096"/>
             <w:shd w:fill="F3F6F9" w:val="clear"/>
           </w:tcPr>
           <w:p>
@@ -510,15 +377,15 @@
                 <w:rFonts w:ascii="Arial" w:hAnsi="Arial" w:eastAsia="Arial"/>
                 <w:b w:val="0"/>
                 <w:color w:val="0A0E17"/>
-                <w:sz w:val="16"/>
+                <w:sz w:val="18"/>
               </w:rPr>
-              <w:t>الاثنين 09/11/2026</w:t>
+              <w:t>8 أيام عمل</w:t>
             </w:r>
           </w:p>
         </w:tc>
         <w:tc>
           <w:tcPr>
-            <w:tcW w:type="dxa" w:w="2211"/>
+            <w:tcW w:type="dxa" w:w="3096"/>
             <w:shd w:fill="F3F6F9" w:val="clear"/>
           </w:tcPr>
           <w:p>
@@ -532,9 +399,9 @@
                 <w:rFonts w:ascii="Arial" w:hAnsi="Arial" w:eastAsia="Arial"/>
                 <w:b w:val="0"/>
                 <w:color w:val="0A0E17"/>
-                <w:sz w:val="16"/>
+                <w:sz w:val="18"/>
               </w:rPr>
-              <w:t>الخميس 12/11/2026</w:t>
+              <w:t>خلال ثلاثة أيام عمل بعد العرض</w:t>
             </w:r>
           </w:p>
         </w:tc>
@@ -542,28 +409,7 @@
       <w:tr>
         <w:tc>
           <w:tcPr>
-            <w:tcW w:type="dxa" w:w="2211"/>
-          </w:tcPr>
-          <w:p>
-            <w:pPr>
-              <w:bidi w:val="1"/>
-              <w:jc w:val="center"/>
-            </w:pPr>
-            <w:r/>
-            <w:r>
-              <w:rPr>
-                <w:rFonts w:ascii="Arial" w:hAnsi="Arial" w:eastAsia="Arial"/>
-                <w:b w:val="0"/>
-                <w:color w:val="0A0E17"/>
-                <w:sz w:val="16"/>
-              </w:rPr>
-              <w:t>3</w:t>
-            </w:r>
-          </w:p>
-        </w:tc>
-        <w:tc>
-          <w:tcPr>
-            <w:tcW w:type="dxa" w:w="2211"/>
+            <w:tcW w:type="dxa" w:w="3096"/>
           </w:tcPr>
           <w:p>
             <w:pPr>
@@ -576,15 +422,15 @@
                 <w:rFonts w:ascii="Arial" w:hAnsi="Arial" w:eastAsia="Arial"/>
                 <w:b w:val="0"/>
                 <w:color w:val="0A0E17"/>
-                <w:sz w:val="16"/>
+                <w:sz w:val="18"/>
               </w:rPr>
-              <w:t>11. الحضور والإجازات والرواتب</w:t>
+              <w:t>3</w:t>
             </w:r>
           </w:p>
         </w:tc>
         <w:tc>
           <w:tcPr>
-            <w:tcW w:type="dxa" w:w="2211"/>
+            <w:tcW w:type="dxa" w:w="3096"/>
           </w:tcPr>
           <w:p>
             <w:pPr>
@@ -597,36 +443,15 @@
                 <w:rFonts w:ascii="Arial" w:hAnsi="Arial" w:eastAsia="Arial"/>
                 <w:b w:val="0"/>
                 <w:color w:val="0A0E17"/>
-                <w:sz w:val="16"/>
+                <w:sz w:val="18"/>
               </w:rPr>
-              <w:t>02/11، 03/11، 04/11</w:t>
+              <w:t>11. الحضور والإجازات والرواتب</w:t>
             </w:r>
           </w:p>
         </w:tc>
         <w:tc>
           <w:tcPr>
-            <w:tcW w:type="dxa" w:w="2211"/>
-          </w:tcPr>
-          <w:p>
-            <w:pPr>
-              <w:bidi w:val="1"/>
-              <w:jc w:val="center"/>
-            </w:pPr>
-            <w:r/>
-            <w:r>
-              <w:rPr>
-                <w:rFonts w:ascii="Arial" w:hAnsi="Arial" w:eastAsia="Arial"/>
-                <w:b w:val="0"/>
-                <w:color w:val="0A0E17"/>
-                <w:sz w:val="16"/>
-              </w:rPr>
-              <w:t>5 أيام</w:t>
-            </w:r>
-          </w:p>
-        </w:tc>
-        <w:tc>
-          <w:tcPr>
-            <w:tcW w:type="dxa" w:w="2211"/>
+            <w:tcW w:type="dxa" w:w="3096"/>
           </w:tcPr>
           <w:p>
             <w:pPr>
@@ -639,15 +464,15 @@
                 <w:rFonts w:ascii="Arial" w:hAnsi="Arial" w:eastAsia="Arial"/>
                 <w:b w:val="0"/>
                 <w:color w:val="0A0E17"/>
-                <w:sz w:val="16"/>
+                <w:sz w:val="18"/>
               </w:rPr>
-              <w:t>الخميس 05/11/2026</w:t>
+              <w:t>٣ أيام عمل قبل التنفيذ</w:t>
             </w:r>
           </w:p>
         </w:tc>
         <w:tc>
           <w:tcPr>
-            <w:tcW w:type="dxa" w:w="2211"/>
+            <w:tcW w:type="dxa" w:w="3096"/>
           </w:tcPr>
           <w:p>
             <w:pPr>
@@ -660,15 +485,15 @@
                 <w:rFonts w:ascii="Arial" w:hAnsi="Arial" w:eastAsia="Arial"/>
                 <w:b w:val="0"/>
                 <w:color w:val="0A0E17"/>
-                <w:sz w:val="16"/>
+                <w:sz w:val="18"/>
               </w:rPr>
-              <w:t>الأربعاء 11/11/2026</w:t>
+              <w:t>5 أيام عمل</w:t>
             </w:r>
           </w:p>
         </w:tc>
         <w:tc>
           <w:tcPr>
-            <w:tcW w:type="dxa" w:w="2211"/>
+            <w:tcW w:type="dxa" w:w="3096"/>
           </w:tcPr>
           <w:p>
             <w:pPr>
@@ -681,9 +506,9 @@
                 <w:rFonts w:ascii="Arial" w:hAnsi="Arial" w:eastAsia="Arial"/>
                 <w:b w:val="0"/>
                 <w:color w:val="0A0E17"/>
-                <w:sz w:val="16"/>
+                <w:sz w:val="18"/>
               </w:rPr>
-              <w:t>الاثنين 16/11/2026</w:t>
+              <w:t>خلال ثلاثة أيام عمل بعد العرض</w:t>
             </w:r>
           </w:p>
         </w:tc>
@@ -691,29 +516,7 @@
       <w:tr>
         <w:tc>
           <w:tcPr>
-            <w:tcW w:type="dxa" w:w="2211"/>
-            <w:shd w:fill="F3F6F9" w:val="clear"/>
-          </w:tcPr>
-          <w:p>
-            <w:pPr>
-              <w:bidi w:val="1"/>
-              <w:jc w:val="center"/>
-            </w:pPr>
-            <w:r/>
-            <w:r>
-              <w:rPr>
-                <w:rFonts w:ascii="Arial" w:hAnsi="Arial" w:eastAsia="Arial"/>
-                <w:b w:val="0"/>
-                <w:color w:val="0A0E17"/>
-                <w:sz w:val="16"/>
-              </w:rPr>
-              <w:t>4</w:t>
-            </w:r>
-          </w:p>
-        </w:tc>
-        <w:tc>
-          <w:tcPr>
-            <w:tcW w:type="dxa" w:w="2211"/>
+            <w:tcW w:type="dxa" w:w="3096"/>
             <w:shd w:fill="F3F6F9" w:val="clear"/>
           </w:tcPr>
           <w:p>
@@ -727,15 +530,15 @@
                 <w:rFonts w:ascii="Arial" w:hAnsi="Arial" w:eastAsia="Arial"/>
                 <w:b w:val="0"/>
                 <w:color w:val="0A0E17"/>
-                <w:sz w:val="16"/>
+                <w:sz w:val="18"/>
               </w:rPr>
-              <w:t>2. المبيعات والعروض والعقود</w:t>
+              <w:t>4</w:t>
             </w:r>
           </w:p>
         </w:tc>
         <w:tc>
           <w:tcPr>
-            <w:tcW w:type="dxa" w:w="2211"/>
+            <w:tcW w:type="dxa" w:w="3096"/>
             <w:shd w:fill="F3F6F9" w:val="clear"/>
           </w:tcPr>
           <w:p>
@@ -749,37 +552,15 @@
                 <w:rFonts w:ascii="Arial" w:hAnsi="Arial" w:eastAsia="Arial"/>
                 <w:b w:val="0"/>
                 <w:color w:val="0A0E17"/>
-                <w:sz w:val="16"/>
+                <w:sz w:val="18"/>
               </w:rPr>
-              <w:t>05/11، 08/11، 09/11</w:t>
+              <w:t>2. المبيعات والعروض والعقود</w:t>
             </w:r>
           </w:p>
         </w:tc>
         <w:tc>
           <w:tcPr>
-            <w:tcW w:type="dxa" w:w="2211"/>
-            <w:shd w:fill="F3F6F9" w:val="clear"/>
-          </w:tcPr>
-          <w:p>
-            <w:pPr>
-              <w:bidi w:val="1"/>
-              <w:jc w:val="center"/>
-            </w:pPr>
-            <w:r/>
-            <w:r>
-              <w:rPr>
-                <w:rFonts w:ascii="Arial" w:hAnsi="Arial" w:eastAsia="Arial"/>
-                <w:b w:val="0"/>
-                <w:color w:val="0A0E17"/>
-                <w:sz w:val="16"/>
-              </w:rPr>
-              <w:t>6 أيام</w:t>
-            </w:r>
-          </w:p>
-        </w:tc>
-        <w:tc>
-          <w:tcPr>
-            <w:tcW w:type="dxa" w:w="2211"/>
+            <w:tcW w:type="dxa" w:w="3096"/>
             <w:shd w:fill="F3F6F9" w:val="clear"/>
           </w:tcPr>
           <w:p>
@@ -793,15 +574,15 @@
                 <w:rFonts w:ascii="Arial" w:hAnsi="Arial" w:eastAsia="Arial"/>
                 <w:b w:val="0"/>
                 <w:color w:val="0A0E17"/>
-                <w:sz w:val="16"/>
+                <w:sz w:val="18"/>
               </w:rPr>
-              <w:t>الثلاثاء 10/11/2026</w:t>
+              <w:t>٣ أيام عمل قبل التنفيذ</w:t>
             </w:r>
           </w:p>
         </w:tc>
         <w:tc>
           <w:tcPr>
-            <w:tcW w:type="dxa" w:w="2211"/>
+            <w:tcW w:type="dxa" w:w="3096"/>
             <w:shd w:fill="F3F6F9" w:val="clear"/>
           </w:tcPr>
           <w:p>
@@ -815,15 +596,15 @@
                 <w:rFonts w:ascii="Arial" w:hAnsi="Arial" w:eastAsia="Arial"/>
                 <w:b w:val="0"/>
                 <w:color w:val="0A0E17"/>
-                <w:sz w:val="16"/>
+                <w:sz w:val="18"/>
               </w:rPr>
-              <w:t>الثلاثاء 17/11/2026</w:t>
+              <w:t>6 أيام عمل</w:t>
             </w:r>
           </w:p>
         </w:tc>
         <w:tc>
           <w:tcPr>
-            <w:tcW w:type="dxa" w:w="2211"/>
+            <w:tcW w:type="dxa" w:w="3096"/>
             <w:shd w:fill="F3F6F9" w:val="clear"/>
           </w:tcPr>
           <w:p>
@@ -837,9 +618,9 @@
                 <w:rFonts w:ascii="Arial" w:hAnsi="Arial" w:eastAsia="Arial"/>
                 <w:b w:val="0"/>
                 <w:color w:val="0A0E17"/>
-                <w:sz w:val="16"/>
+                <w:sz w:val="18"/>
               </w:rPr>
-              <w:t>الأحد 22/11/2026</w:t>
+              <w:t>خلال ثلاثة أيام عمل بعد العرض</w:t>
             </w:r>
           </w:p>
         </w:tc>
@@ -847,28 +628,7 @@
       <w:tr>
         <w:tc>
           <w:tcPr>
-            <w:tcW w:type="dxa" w:w="2211"/>
-          </w:tcPr>
-          <w:p>
-            <w:pPr>
-              <w:bidi w:val="1"/>
-              <w:jc w:val="center"/>
-            </w:pPr>
-            <w:r/>
-            <w:r>
-              <w:rPr>
-                <w:rFonts w:ascii="Arial" w:hAnsi="Arial" w:eastAsia="Arial"/>
-                <w:b w:val="0"/>
-                <w:color w:val="0A0E17"/>
-                <w:sz w:val="16"/>
-              </w:rPr>
-              <w:t>5</w:t>
-            </w:r>
-          </w:p>
-        </w:tc>
-        <w:tc>
-          <w:tcPr>
-            <w:tcW w:type="dxa" w:w="2211"/>
+            <w:tcW w:type="dxa" w:w="3096"/>
           </w:tcPr>
           <w:p>
             <w:pPr>
@@ -881,15 +641,15 @@
                 <w:rFonts w:ascii="Arial" w:hAnsi="Arial" w:eastAsia="Arial"/>
                 <w:b w:val="0"/>
                 <w:color w:val="0A0E17"/>
-                <w:sz w:val="16"/>
+                <w:sz w:val="18"/>
               </w:rPr>
-              <w:t>12. المالية والمحاسبة</w:t>
+              <w:t>5</w:t>
             </w:r>
           </w:p>
         </w:tc>
         <w:tc>
           <w:tcPr>
-            <w:tcW w:type="dxa" w:w="2211"/>
+            <w:tcW w:type="dxa" w:w="3096"/>
           </w:tcPr>
           <w:p>
             <w:pPr>
@@ -902,36 +662,15 @@
                 <w:rFonts w:ascii="Arial" w:hAnsi="Arial" w:eastAsia="Arial"/>
                 <w:b w:val="0"/>
                 <w:color w:val="0A0E17"/>
-                <w:sz w:val="16"/>
+                <w:sz w:val="18"/>
               </w:rPr>
-              <w:t>09/11، 10/11، 11/11</w:t>
+              <w:t>12. المالية والمحاسبة</w:t>
             </w:r>
           </w:p>
         </w:tc>
         <w:tc>
           <w:tcPr>
-            <w:tcW w:type="dxa" w:w="2211"/>
-          </w:tcPr>
-          <w:p>
-            <w:pPr>
-              <w:bidi w:val="1"/>
-              <w:jc w:val="center"/>
-            </w:pPr>
-            <w:r/>
-            <w:r>
-              <w:rPr>
-                <w:rFonts w:ascii="Arial" w:hAnsi="Arial" w:eastAsia="Arial"/>
-                <w:b w:val="0"/>
-                <w:color w:val="0A0E17"/>
-                <w:sz w:val="16"/>
-              </w:rPr>
-              <w:t>12 أيام</w:t>
-            </w:r>
-          </w:p>
-        </w:tc>
-        <w:tc>
-          <w:tcPr>
-            <w:tcW w:type="dxa" w:w="2211"/>
+            <w:tcW w:type="dxa" w:w="3096"/>
           </w:tcPr>
           <w:p>
             <w:pPr>
@@ -944,15 +683,15 @@
                 <w:rFonts w:ascii="Arial" w:hAnsi="Arial" w:eastAsia="Arial"/>
                 <w:b w:val="0"/>
                 <w:color w:val="0A0E17"/>
-                <w:sz w:val="16"/>
+                <w:sz w:val="18"/>
               </w:rPr>
-              <w:t>الخميس 12/11/2026</w:t>
+              <w:t>٣ أيام عمل قبل التنفيذ</w:t>
             </w:r>
           </w:p>
         </w:tc>
         <w:tc>
           <w:tcPr>
-            <w:tcW w:type="dxa" w:w="2211"/>
+            <w:tcW w:type="dxa" w:w="3096"/>
           </w:tcPr>
           <w:p>
             <w:pPr>
@@ -965,15 +704,15 @@
                 <w:rFonts w:ascii="Arial" w:hAnsi="Arial" w:eastAsia="Arial"/>
                 <w:b w:val="0"/>
                 <w:color w:val="0A0E17"/>
-                <w:sz w:val="16"/>
+                <w:sz w:val="18"/>
               </w:rPr>
-              <w:t>الأحد 29/11/2026</w:t>
+              <w:t>12 أيام عمل</w:t>
             </w:r>
           </w:p>
         </w:tc>
         <w:tc>
           <w:tcPr>
-            <w:tcW w:type="dxa" w:w="2211"/>
+            <w:tcW w:type="dxa" w:w="3096"/>
           </w:tcPr>
           <w:p>
             <w:pPr>
@@ -986,9 +725,9 @@
                 <w:rFonts w:ascii="Arial" w:hAnsi="Arial" w:eastAsia="Arial"/>
                 <w:b w:val="0"/>
                 <w:color w:val="0A0E17"/>
-                <w:sz w:val="16"/>
+                <w:sz w:val="18"/>
               </w:rPr>
-              <w:t>الأربعاء 02/12/2026</w:t>
+              <w:t>خلال ثلاثة أيام عمل بعد العرض</w:t>
             </w:r>
           </w:p>
         </w:tc>
@@ -996,29 +735,7 @@
       <w:tr>
         <w:tc>
           <w:tcPr>
-            <w:tcW w:type="dxa" w:w="2211"/>
-            <w:shd w:fill="F3F6F9" w:val="clear"/>
-          </w:tcPr>
-          <w:p>
-            <w:pPr>
-              <w:bidi w:val="1"/>
-              <w:jc w:val="center"/>
-            </w:pPr>
-            <w:r/>
-            <w:r>
-              <w:rPr>
-                <w:rFonts w:ascii="Arial" w:hAnsi="Arial" w:eastAsia="Arial"/>
-                <w:b w:val="0"/>
-                <w:color w:val="0A0E17"/>
-                <w:sz w:val="16"/>
-              </w:rPr>
-              <w:t>6</w:t>
-            </w:r>
-          </w:p>
-        </w:tc>
-        <w:tc>
-          <w:tcPr>
-            <w:tcW w:type="dxa" w:w="2211"/>
+            <w:tcW w:type="dxa" w:w="3096"/>
             <w:shd w:fill="F3F6F9" w:val="clear"/>
           </w:tcPr>
           <w:p>
@@ -1032,15 +749,15 @@
                 <w:rFonts w:ascii="Arial" w:hAnsi="Arial" w:eastAsia="Arial"/>
                 <w:b w:val="0"/>
                 <w:color w:val="0A0E17"/>
-                <w:sz w:val="16"/>
+                <w:sz w:val="18"/>
               </w:rPr>
-              <w:t>3. إدارة المشروعات ومكتب إدارة المشروعات</w:t>
+              <w:t>6</w:t>
             </w:r>
           </w:p>
         </w:tc>
         <w:tc>
           <w:tcPr>
-            <w:tcW w:type="dxa" w:w="2211"/>
+            <w:tcW w:type="dxa" w:w="3096"/>
             <w:shd w:fill="F3F6F9" w:val="clear"/>
           </w:tcPr>
           <w:p>
@@ -1054,37 +771,15 @@
                 <w:rFonts w:ascii="Arial" w:hAnsi="Arial" w:eastAsia="Arial"/>
                 <w:b w:val="0"/>
                 <w:color w:val="0A0E17"/>
-                <w:sz w:val="16"/>
+                <w:sz w:val="18"/>
               </w:rPr>
-              <w:t>16/11، 17/11، 18/11</w:t>
+              <w:t>3. إدارة المشروعات ومكتب إدارة المشروعات</w:t>
             </w:r>
           </w:p>
         </w:tc>
         <w:tc>
           <w:tcPr>
-            <w:tcW w:type="dxa" w:w="2211"/>
-            <w:shd w:fill="F3F6F9" w:val="clear"/>
-          </w:tcPr>
-          <w:p>
-            <w:pPr>
-              <w:bidi w:val="1"/>
-              <w:jc w:val="center"/>
-            </w:pPr>
-            <w:r/>
-            <w:r>
-              <w:rPr>
-                <w:rFonts w:ascii="Arial" w:hAnsi="Arial" w:eastAsia="Arial"/>
-                <w:b w:val="0"/>
-                <w:color w:val="0A0E17"/>
-                <w:sz w:val="16"/>
-              </w:rPr>
-              <w:t>8 أيام</w:t>
-            </w:r>
-          </w:p>
-        </w:tc>
-        <w:tc>
-          <w:tcPr>
-            <w:tcW w:type="dxa" w:w="2211"/>
+            <w:tcW w:type="dxa" w:w="3096"/>
             <w:shd w:fill="F3F6F9" w:val="clear"/>
           </w:tcPr>
           <w:p>
@@ -1098,15 +793,15 @@
                 <w:rFonts w:ascii="Arial" w:hAnsi="Arial" w:eastAsia="Arial"/>
                 <w:b w:val="0"/>
                 <w:color w:val="0A0E17"/>
-                <w:sz w:val="16"/>
+                <w:sz w:val="18"/>
               </w:rPr>
-              <w:t>الخميس 19/11/2026</w:t>
+              <w:t>٣ أيام عمل قبل التنفيذ</w:t>
             </w:r>
           </w:p>
         </w:tc>
         <w:tc>
           <w:tcPr>
-            <w:tcW w:type="dxa" w:w="2211"/>
+            <w:tcW w:type="dxa" w:w="3096"/>
             <w:shd w:fill="F3F6F9" w:val="clear"/>
           </w:tcPr>
           <w:p>
@@ -1120,15 +815,15 @@
                 <w:rFonts w:ascii="Arial" w:hAnsi="Arial" w:eastAsia="Arial"/>
                 <w:b w:val="0"/>
                 <w:color w:val="0A0E17"/>
-                <w:sz w:val="16"/>
+                <w:sz w:val="18"/>
               </w:rPr>
-              <w:t>الاثنين 30/11/2026</w:t>
+              <w:t>8 أيام عمل</w:t>
             </w:r>
           </w:p>
         </w:tc>
         <w:tc>
           <w:tcPr>
-            <w:tcW w:type="dxa" w:w="2211"/>
+            <w:tcW w:type="dxa" w:w="3096"/>
             <w:shd w:fill="F3F6F9" w:val="clear"/>
           </w:tcPr>
           <w:p>
@@ -1142,9 +837,9 @@
                 <w:rFonts w:ascii="Arial" w:hAnsi="Arial" w:eastAsia="Arial"/>
                 <w:b w:val="0"/>
                 <w:color w:val="0A0E17"/>
-                <w:sz w:val="16"/>
+                <w:sz w:val="18"/>
               </w:rPr>
-              <w:t>الخميس 03/12/2026</w:t>
+              <w:t>خلال ثلاثة أيام عمل بعد العرض</w:t>
             </w:r>
           </w:p>
         </w:tc>
@@ -1152,28 +847,7 @@
       <w:tr>
         <w:tc>
           <w:tcPr>
-            <w:tcW w:type="dxa" w:w="2211"/>
-          </w:tcPr>
-          <w:p>
-            <w:pPr>
-              <w:bidi w:val="1"/>
-              <w:jc w:val="center"/>
-            </w:pPr>
-            <w:r/>
-            <w:r>
-              <w:rPr>
-                <w:rFonts w:ascii="Arial" w:hAnsi="Arial" w:eastAsia="Arial"/>
-                <w:b w:val="0"/>
-                <w:color w:val="0A0E17"/>
-                <w:sz w:val="16"/>
-              </w:rPr>
-              <w:t>7</w:t>
-            </w:r>
-          </w:p>
-        </w:tc>
-        <w:tc>
-          <w:tcPr>
-            <w:tcW w:type="dxa" w:w="2211"/>
+            <w:tcW w:type="dxa" w:w="3096"/>
           </w:tcPr>
           <w:p>
             <w:pPr>
@@ -1186,15 +860,15 @@
                 <w:rFonts w:ascii="Arial" w:hAnsi="Arial" w:eastAsia="Arial"/>
                 <w:b w:val="0"/>
                 <w:color w:val="0A0E17"/>
-                <w:sz w:val="16"/>
+                <w:sz w:val="18"/>
               </w:rPr>
-              <w:t>6. الجودة وضمان الجودة ومراقبتها</w:t>
+              <w:t>7</w:t>
             </w:r>
           </w:p>
         </w:tc>
         <w:tc>
           <w:tcPr>
-            <w:tcW w:type="dxa" w:w="2211"/>
+            <w:tcW w:type="dxa" w:w="3096"/>
           </w:tcPr>
           <w:p>
             <w:pPr>
@@ -1207,36 +881,15 @@
                 <w:rFonts w:ascii="Arial" w:hAnsi="Arial" w:eastAsia="Arial"/>
                 <w:b w:val="0"/>
                 <w:color w:val="0A0E17"/>
-                <w:sz w:val="16"/>
+                <w:sz w:val="18"/>
               </w:rPr>
-              <w:t>25/11، 26/11، 29/11</w:t>
+              <w:t>6. الجودة وضمان الجودة ومراقبتها</w:t>
             </w:r>
           </w:p>
         </w:tc>
         <w:tc>
           <w:tcPr>
-            <w:tcW w:type="dxa" w:w="2211"/>
-          </w:tcPr>
-          <w:p>
-            <w:pPr>
-              <w:bidi w:val="1"/>
-              <w:jc w:val="center"/>
-            </w:pPr>
-            <w:r/>
-            <w:r>
-              <w:rPr>
-                <w:rFonts w:ascii="Arial" w:hAnsi="Arial" w:eastAsia="Arial"/>
-                <w:b w:val="0"/>
-                <w:color w:val="0A0E17"/>
-                <w:sz w:val="16"/>
-              </w:rPr>
-              <w:t>5 أيام</w:t>
-            </w:r>
-          </w:p>
-        </w:tc>
-        <w:tc>
-          <w:tcPr>
-            <w:tcW w:type="dxa" w:w="2211"/>
+            <w:tcW w:type="dxa" w:w="3096"/>
           </w:tcPr>
           <w:p>
             <w:pPr>
@@ -1249,15 +902,15 @@
                 <w:rFonts w:ascii="Arial" w:hAnsi="Arial" w:eastAsia="Arial"/>
                 <w:b w:val="0"/>
                 <w:color w:val="0A0E17"/>
-                <w:sz w:val="16"/>
+                <w:sz w:val="18"/>
               </w:rPr>
-              <w:t>الاثنين 30/11/2026</w:t>
+              <w:t>٣ أيام عمل قبل التنفيذ</w:t>
             </w:r>
           </w:p>
         </w:tc>
         <w:tc>
           <w:tcPr>
-            <w:tcW w:type="dxa" w:w="2211"/>
+            <w:tcW w:type="dxa" w:w="3096"/>
           </w:tcPr>
           <w:p>
             <w:pPr>
@@ -1270,15 +923,15 @@
                 <w:rFonts w:ascii="Arial" w:hAnsi="Arial" w:eastAsia="Arial"/>
                 <w:b w:val="0"/>
                 <w:color w:val="0A0E17"/>
-                <w:sz w:val="16"/>
+                <w:sz w:val="18"/>
               </w:rPr>
-              <w:t>الأحد 06/12/2026</w:t>
+              <w:t>5 أيام عمل</w:t>
             </w:r>
           </w:p>
         </w:tc>
         <w:tc>
           <w:tcPr>
-            <w:tcW w:type="dxa" w:w="2211"/>
+            <w:tcW w:type="dxa" w:w="3096"/>
           </w:tcPr>
           <w:p>
             <w:pPr>
@@ -1291,9 +944,9 @@
                 <w:rFonts w:ascii="Arial" w:hAnsi="Arial" w:eastAsia="Arial"/>
                 <w:b w:val="0"/>
                 <w:color w:val="0A0E17"/>
-                <w:sz w:val="16"/>
+                <w:sz w:val="18"/>
               </w:rPr>
-              <w:t>الأربعاء 09/12/2026</w:t>
+              <w:t>خلال ثلاثة أيام عمل بعد العرض</w:t>
             </w:r>
           </w:p>
         </w:tc>
@@ -1301,29 +954,7 @@
       <w:tr>
         <w:tc>
           <w:tcPr>
-            <w:tcW w:type="dxa" w:w="2211"/>
-            <w:shd w:fill="F3F6F9" w:val="clear"/>
-          </w:tcPr>
-          <w:p>
-            <w:pPr>
-              <w:bidi w:val="1"/>
-              <w:jc w:val="center"/>
-            </w:pPr>
-            <w:r/>
-            <w:r>
-              <w:rPr>
-                <w:rFonts w:ascii="Arial" w:hAnsi="Arial" w:eastAsia="Arial"/>
-                <w:b w:val="0"/>
-                <w:color w:val="0A0E17"/>
-                <w:sz w:val="16"/>
-              </w:rPr>
-              <w:t>8</w:t>
-            </w:r>
-          </w:p>
-        </w:tc>
-        <w:tc>
-          <w:tcPr>
-            <w:tcW w:type="dxa" w:w="2211"/>
+            <w:tcW w:type="dxa" w:w="3096"/>
             <w:shd w:fill="F3F6F9" w:val="clear"/>
           </w:tcPr>
           <w:p>
@@ -1337,15 +968,15 @@
                 <w:rFonts w:ascii="Arial" w:hAnsi="Arial" w:eastAsia="Arial"/>
                 <w:b w:val="0"/>
                 <w:color w:val="0A0E17"/>
-                <w:sz w:val="16"/>
+                <w:sz w:val="18"/>
               </w:rPr>
-              <w:t>4. العمليات الهندسية وتخطيط الموارد</w:t>
+              <w:t>8</w:t>
             </w:r>
           </w:p>
         </w:tc>
         <w:tc>
           <w:tcPr>
-            <w:tcW w:type="dxa" w:w="2211"/>
+            <w:tcW w:type="dxa" w:w="3096"/>
             <w:shd w:fill="F3F6F9" w:val="clear"/>
           </w:tcPr>
           <w:p>
@@ -1359,37 +990,15 @@
                 <w:rFonts w:ascii="Arial" w:hAnsi="Arial" w:eastAsia="Arial"/>
                 <w:b w:val="0"/>
                 <w:color w:val="0A0E17"/>
-                <w:sz w:val="16"/>
+                <w:sz w:val="18"/>
               </w:rPr>
-              <w:t>26/11، 29/11، 30/11</w:t>
+              <w:t>4. العمليات الهندسية وتخطيط الموارد</w:t>
             </w:r>
           </w:p>
         </w:tc>
         <w:tc>
           <w:tcPr>
-            <w:tcW w:type="dxa" w:w="2211"/>
-            <w:shd w:fill="F3F6F9" w:val="clear"/>
-          </w:tcPr>
-          <w:p>
-            <w:pPr>
-              <w:bidi w:val="1"/>
-              <w:jc w:val="center"/>
-            </w:pPr>
-            <w:r/>
-            <w:r>
-              <w:rPr>
-                <w:rFonts w:ascii="Arial" w:hAnsi="Arial" w:eastAsia="Arial"/>
-                <w:b w:val="0"/>
-                <w:color w:val="0A0E17"/>
-                <w:sz w:val="16"/>
-              </w:rPr>
-              <w:t>7 أيام</w:t>
-            </w:r>
-          </w:p>
-        </w:tc>
-        <w:tc>
-          <w:tcPr>
-            <w:tcW w:type="dxa" w:w="2211"/>
+            <w:tcW w:type="dxa" w:w="3096"/>
             <w:shd w:fill="F3F6F9" w:val="clear"/>
           </w:tcPr>
           <w:p>
@@ -1403,15 +1012,15 @@
                 <w:rFonts w:ascii="Arial" w:hAnsi="Arial" w:eastAsia="Arial"/>
                 <w:b w:val="0"/>
                 <w:color w:val="0A0E17"/>
-                <w:sz w:val="16"/>
+                <w:sz w:val="18"/>
               </w:rPr>
-              <w:t>الثلاثاء 01/12/2026</w:t>
+              <w:t>٣ أيام عمل قبل التنفيذ</w:t>
             </w:r>
           </w:p>
         </w:tc>
         <w:tc>
           <w:tcPr>
-            <w:tcW w:type="dxa" w:w="2211"/>
+            <w:tcW w:type="dxa" w:w="3096"/>
             <w:shd w:fill="F3F6F9" w:val="clear"/>
           </w:tcPr>
           <w:p>
@@ -1425,15 +1034,15 @@
                 <w:rFonts w:ascii="Arial" w:hAnsi="Arial" w:eastAsia="Arial"/>
                 <w:b w:val="0"/>
                 <w:color w:val="0A0E17"/>
-                <w:sz w:val="16"/>
+                <w:sz w:val="18"/>
               </w:rPr>
-              <w:t>الأربعاء 09/12/2026</w:t>
+              <w:t>7 أيام عمل</w:t>
             </w:r>
           </w:p>
         </w:tc>
         <w:tc>
           <w:tcPr>
-            <w:tcW w:type="dxa" w:w="2211"/>
+            <w:tcW w:type="dxa" w:w="3096"/>
             <w:shd w:fill="F3F6F9" w:val="clear"/>
           </w:tcPr>
           <w:p>
@@ -1447,9 +1056,9 @@
                 <w:rFonts w:ascii="Arial" w:hAnsi="Arial" w:eastAsia="Arial"/>
                 <w:b w:val="0"/>
                 <w:color w:val="0A0E17"/>
-                <w:sz w:val="16"/>
+                <w:sz w:val="18"/>
               </w:rPr>
-              <w:t>الاثنين 14/12/2026</w:t>
+              <w:t>خلال ثلاثة أيام عمل بعد العرض</w:t>
             </w:r>
           </w:p>
         </w:tc>
@@ -1457,28 +1066,7 @@
       <w:tr>
         <w:tc>
           <w:tcPr>
-            <w:tcW w:type="dxa" w:w="2211"/>
-          </w:tcPr>
-          <w:p>
-            <w:pPr>
-              <w:bidi w:val="1"/>
-              <w:jc w:val="center"/>
-            </w:pPr>
-            <w:r/>
-            <w:r>
-              <w:rPr>
-                <w:rFonts w:ascii="Arial" w:hAnsi="Arial" w:eastAsia="Arial"/>
-                <w:b w:val="0"/>
-                <w:color w:val="0A0E17"/>
-                <w:sz w:val="16"/>
-              </w:rPr>
-              <w:t>9</w:t>
-            </w:r>
-          </w:p>
-        </w:tc>
-        <w:tc>
-          <w:tcPr>
-            <w:tcW w:type="dxa" w:w="2211"/>
+            <w:tcW w:type="dxa" w:w="3096"/>
           </w:tcPr>
           <w:p>
             <w:pPr>
@@ -1491,15 +1079,15 @@
                 <w:rFonts w:ascii="Arial" w:hAnsi="Arial" w:eastAsia="Arial"/>
                 <w:b w:val="0"/>
                 <w:color w:val="0A0E17"/>
-                <w:sz w:val="16"/>
+                <w:sz w:val="18"/>
               </w:rPr>
-              <w:t>13. مصروفات الموظفين والدعم الداخلي</w:t>
+              <w:t>9</w:t>
             </w:r>
           </w:p>
         </w:tc>
         <w:tc>
           <w:tcPr>
-            <w:tcW w:type="dxa" w:w="2211"/>
+            <w:tcW w:type="dxa" w:w="3096"/>
           </w:tcPr>
           <w:p>
             <w:pPr>
@@ -1512,36 +1100,15 @@
                 <w:rFonts w:ascii="Arial" w:hAnsi="Arial" w:eastAsia="Arial"/>
                 <w:b w:val="0"/>
                 <w:color w:val="0A0E17"/>
-                <w:sz w:val="16"/>
+                <w:sz w:val="18"/>
               </w:rPr>
-              <w:t>02/12، 03/12، 06/12</w:t>
+              <w:t>13. مصروفات الموظفين والدعم الداخلي</w:t>
             </w:r>
           </w:p>
         </w:tc>
         <w:tc>
           <w:tcPr>
-            <w:tcW w:type="dxa" w:w="2211"/>
-          </w:tcPr>
-          <w:p>
-            <w:pPr>
-              <w:bidi w:val="1"/>
-              <w:jc w:val="center"/>
-            </w:pPr>
-            <w:r/>
-            <w:r>
-              <w:rPr>
-                <w:rFonts w:ascii="Arial" w:hAnsi="Arial" w:eastAsia="Arial"/>
-                <w:b w:val="0"/>
-                <w:color w:val="0A0E17"/>
-                <w:sz w:val="16"/>
-              </w:rPr>
-              <w:t>3 أيام</w:t>
-            </w:r>
-          </w:p>
-        </w:tc>
-        <w:tc>
-          <w:tcPr>
-            <w:tcW w:type="dxa" w:w="2211"/>
+            <w:tcW w:type="dxa" w:w="3096"/>
           </w:tcPr>
           <w:p>
             <w:pPr>
@@ -1554,15 +1121,15 @@
                 <w:rFonts w:ascii="Arial" w:hAnsi="Arial" w:eastAsia="Arial"/>
                 <w:b w:val="0"/>
                 <w:color w:val="0A0E17"/>
-                <w:sz w:val="16"/>
+                <w:sz w:val="18"/>
               </w:rPr>
-              <w:t>الاثنين 07/12/2026</w:t>
+              <w:t>٣ أيام عمل قبل التنفيذ</w:t>
             </w:r>
           </w:p>
         </w:tc>
         <w:tc>
           <w:tcPr>
-            <w:tcW w:type="dxa" w:w="2211"/>
+            <w:tcW w:type="dxa" w:w="3096"/>
           </w:tcPr>
           <w:p>
             <w:pPr>
@@ -1575,15 +1142,15 @@
                 <w:rFonts w:ascii="Arial" w:hAnsi="Arial" w:eastAsia="Arial"/>
                 <w:b w:val="0"/>
                 <w:color w:val="0A0E17"/>
-                <w:sz w:val="16"/>
+                <w:sz w:val="18"/>
               </w:rPr>
-              <w:t>الأربعاء 09/12/2026</w:t>
+              <w:t>3 أيام عمل</w:t>
             </w:r>
           </w:p>
         </w:tc>
         <w:tc>
           <w:tcPr>
-            <w:tcW w:type="dxa" w:w="2211"/>
+            <w:tcW w:type="dxa" w:w="3096"/>
           </w:tcPr>
           <w:p>
             <w:pPr>
@@ -1596,9 +1163,9 @@
                 <w:rFonts w:ascii="Arial" w:hAnsi="Arial" w:eastAsia="Arial"/>
                 <w:b w:val="0"/>
                 <w:color w:val="0A0E17"/>
-                <w:sz w:val="16"/>
+                <w:sz w:val="18"/>
               </w:rPr>
-              <w:t>الاثنين 14/12/2026</w:t>
+              <w:t>خلال ثلاثة أيام عمل بعد العرض</w:t>
             </w:r>
           </w:p>
         </w:tc>
@@ -1606,29 +1173,7 @@
       <w:tr>
         <w:tc>
           <w:tcPr>
-            <w:tcW w:type="dxa" w:w="2211"/>
-            <w:shd w:fill="F3F6F9" w:val="clear"/>
-          </w:tcPr>
-          <w:p>
-            <w:pPr>
-              <w:bidi w:val="1"/>
-              <w:jc w:val="center"/>
-            </w:pPr>
-            <w:r/>
-            <w:r>
-              <w:rPr>
-                <w:rFonts w:ascii="Arial" w:hAnsi="Arial" w:eastAsia="Arial"/>
-                <w:b w:val="0"/>
-                <w:color w:val="0A0E17"/>
-                <w:sz w:val="16"/>
-              </w:rPr>
-              <w:t>10</w:t>
-            </w:r>
-          </w:p>
-        </w:tc>
-        <w:tc>
-          <w:tcPr>
-            <w:tcW w:type="dxa" w:w="2211"/>
+            <w:tcW w:type="dxa" w:w="3096"/>
             <w:shd w:fill="F3F6F9" w:val="clear"/>
           </w:tcPr>
           <w:p>
@@ -1642,15 +1187,15 @@
                 <w:rFonts w:ascii="Arial" w:hAnsi="Arial" w:eastAsia="Arial"/>
                 <w:b w:val="0"/>
                 <w:color w:val="0A0E17"/>
-                <w:sz w:val="16"/>
+                <w:sz w:val="18"/>
               </w:rPr>
-              <w:t>8. المشتريات والموردون والاستشاريون</w:t>
+              <w:t>10</w:t>
             </w:r>
           </w:p>
         </w:tc>
         <w:tc>
           <w:tcPr>
-            <w:tcW w:type="dxa" w:w="2211"/>
+            <w:tcW w:type="dxa" w:w="3096"/>
             <w:shd w:fill="F3F6F9" w:val="clear"/>
           </w:tcPr>
           <w:p>
@@ -1664,37 +1209,15 @@
                 <w:rFonts w:ascii="Arial" w:hAnsi="Arial" w:eastAsia="Arial"/>
                 <w:b w:val="0"/>
                 <w:color w:val="0A0E17"/>
-                <w:sz w:val="16"/>
+                <w:sz w:val="18"/>
               </w:rPr>
-              <w:t>07/12، 08/12، 09/12</w:t>
+              <w:t>8. المشتريات والموردون والاستشاريون</w:t>
             </w:r>
           </w:p>
         </w:tc>
         <w:tc>
           <w:tcPr>
-            <w:tcW w:type="dxa" w:w="2211"/>
-            <w:shd w:fill="F3F6F9" w:val="clear"/>
-          </w:tcPr>
-          <w:p>
-            <w:pPr>
-              <w:bidi w:val="1"/>
-              <w:jc w:val="center"/>
-            </w:pPr>
-            <w:r/>
-            <w:r>
-              <w:rPr>
-                <w:rFonts w:ascii="Arial" w:hAnsi="Arial" w:eastAsia="Arial"/>
-                <w:b w:val="0"/>
-                <w:color w:val="0A0E17"/>
-                <w:sz w:val="16"/>
-              </w:rPr>
-              <w:t>6 أيام</w:t>
-            </w:r>
-          </w:p>
-        </w:tc>
-        <w:tc>
-          <w:tcPr>
-            <w:tcW w:type="dxa" w:w="2211"/>
+            <w:tcW w:type="dxa" w:w="3096"/>
             <w:shd w:fill="F3F6F9" w:val="clear"/>
           </w:tcPr>
           <w:p>
@@ -1708,15 +1231,15 @@
                 <w:rFonts w:ascii="Arial" w:hAnsi="Arial" w:eastAsia="Arial"/>
                 <w:b w:val="0"/>
                 <w:color w:val="0A0E17"/>
-                <w:sz w:val="16"/>
+                <w:sz w:val="18"/>
               </w:rPr>
-              <w:t>الخميس 10/12/2026</w:t>
+              <w:t>٣ أيام عمل قبل التنفيذ</w:t>
             </w:r>
           </w:p>
         </w:tc>
         <w:tc>
           <w:tcPr>
-            <w:tcW w:type="dxa" w:w="2211"/>
+            <w:tcW w:type="dxa" w:w="3096"/>
             <w:shd w:fill="F3F6F9" w:val="clear"/>
           </w:tcPr>
           <w:p>
@@ -1730,15 +1253,15 @@
                 <w:rFonts w:ascii="Arial" w:hAnsi="Arial" w:eastAsia="Arial"/>
                 <w:b w:val="0"/>
                 <w:color w:val="0A0E17"/>
-                <w:sz w:val="16"/>
+                <w:sz w:val="18"/>
               </w:rPr>
-              <w:t>الخميس 17/12/2026</w:t>
+              <w:t>6 أيام عمل</w:t>
             </w:r>
           </w:p>
         </w:tc>
         <w:tc>
           <w:tcPr>
-            <w:tcW w:type="dxa" w:w="2211"/>
+            <w:tcW w:type="dxa" w:w="3096"/>
             <w:shd w:fill="F3F6F9" w:val="clear"/>
           </w:tcPr>
           <w:p>
@@ -1752,9 +1275,9 @@
                 <w:rFonts w:ascii="Arial" w:hAnsi="Arial" w:eastAsia="Arial"/>
                 <w:b w:val="0"/>
                 <w:color w:val="0A0E17"/>
-                <w:sz w:val="16"/>
+                <w:sz w:val="18"/>
               </w:rPr>
-              <w:t>الثلاثاء 22/12/2026</w:t>
+              <w:t>خلال ثلاثة أيام عمل بعد العرض</w:t>
             </w:r>
           </w:p>
         </w:tc>
@@ -1762,28 +1285,7 @@
       <w:tr>
         <w:tc>
           <w:tcPr>
-            <w:tcW w:type="dxa" w:w="2211"/>
-          </w:tcPr>
-          <w:p>
-            <w:pPr>
-              <w:bidi w:val="1"/>
-              <w:jc w:val="center"/>
-            </w:pPr>
-            <w:r/>
-            <w:r>
-              <w:rPr>
-                <w:rFonts w:ascii="Arial" w:hAnsi="Arial" w:eastAsia="Arial"/>
-                <w:b w:val="0"/>
-                <w:color w:val="0A0E17"/>
-                <w:sz w:val="16"/>
-              </w:rPr>
-              <w:t>11</w:t>
-            </w:r>
-          </w:p>
-        </w:tc>
-        <w:tc>
-          <w:tcPr>
-            <w:tcW w:type="dxa" w:w="2211"/>
+            <w:tcW w:type="dxa" w:w="3096"/>
           </w:tcPr>
           <w:p>
             <w:pPr>
@@ -1796,15 +1298,15 @@
                 <w:rFonts w:ascii="Arial" w:hAnsi="Arial" w:eastAsia="Arial"/>
                 <w:b w:val="0"/>
                 <w:color w:val="0A0E17"/>
-                <w:sz w:val="16"/>
+                <w:sz w:val="18"/>
               </w:rPr>
-              <w:t>5. المخرجات الهندسية والتحكم في المستندات</w:t>
+              <w:t>11</w:t>
             </w:r>
           </w:p>
         </w:tc>
         <w:tc>
           <w:tcPr>
-            <w:tcW w:type="dxa" w:w="2211"/>
+            <w:tcW w:type="dxa" w:w="3096"/>
           </w:tcPr>
           <w:p>
             <w:pPr>
@@ -1817,36 +1319,15 @@
                 <w:rFonts w:ascii="Arial" w:hAnsi="Arial" w:eastAsia="Arial"/>
                 <w:b w:val="0"/>
                 <w:color w:val="0A0E17"/>
-                <w:sz w:val="16"/>
+                <w:sz w:val="18"/>
               </w:rPr>
-              <w:t>07/12، 08/12، 09/12</w:t>
+              <w:t>5. المخرجات الهندسية والتحكم في المستندات</w:t>
             </w:r>
           </w:p>
         </w:tc>
         <w:tc>
           <w:tcPr>
-            <w:tcW w:type="dxa" w:w="2211"/>
-          </w:tcPr>
-          <w:p>
-            <w:pPr>
-              <w:bidi w:val="1"/>
-              <w:jc w:val="center"/>
-            </w:pPr>
-            <w:r/>
-            <w:r>
-              <w:rPr>
-                <w:rFonts w:ascii="Arial" w:hAnsi="Arial" w:eastAsia="Arial"/>
-                <w:b w:val="0"/>
-                <w:color w:val="0A0E17"/>
-                <w:sz w:val="16"/>
-              </w:rPr>
-              <w:t>7 أيام</w:t>
-            </w:r>
-          </w:p>
-        </w:tc>
-        <w:tc>
-          <w:tcPr>
-            <w:tcW w:type="dxa" w:w="2211"/>
+            <w:tcW w:type="dxa" w:w="3096"/>
           </w:tcPr>
           <w:p>
             <w:pPr>
@@ -1859,15 +1340,15 @@
                 <w:rFonts w:ascii="Arial" w:hAnsi="Arial" w:eastAsia="Arial"/>
                 <w:b w:val="0"/>
                 <w:color w:val="0A0E17"/>
-                <w:sz w:val="16"/>
+                <w:sz w:val="18"/>
               </w:rPr>
-              <w:t>الخميس 10/12/2026</w:t>
+              <w:t>٣ أيام عمل قبل التنفيذ</w:t>
             </w:r>
           </w:p>
         </w:tc>
         <w:tc>
           <w:tcPr>
-            <w:tcW w:type="dxa" w:w="2211"/>
+            <w:tcW w:type="dxa" w:w="3096"/>
           </w:tcPr>
           <w:p>
             <w:pPr>
@@ -1880,15 +1361,15 @@
                 <w:rFonts w:ascii="Arial" w:hAnsi="Arial" w:eastAsia="Arial"/>
                 <w:b w:val="0"/>
                 <w:color w:val="0A0E17"/>
-                <w:sz w:val="16"/>
+                <w:sz w:val="18"/>
               </w:rPr>
-              <w:t>الأحد 20/12/2026</w:t>
+              <w:t>7 أيام عمل</w:t>
             </w:r>
           </w:p>
         </w:tc>
         <w:tc>
           <w:tcPr>
-            <w:tcW w:type="dxa" w:w="2211"/>
+            <w:tcW w:type="dxa" w:w="3096"/>
           </w:tcPr>
           <w:p>
             <w:pPr>
@@ -1901,9 +1382,9 @@
                 <w:rFonts w:ascii="Arial" w:hAnsi="Arial" w:eastAsia="Arial"/>
                 <w:b w:val="0"/>
                 <w:color w:val="0A0E17"/>
-                <w:sz w:val="16"/>
+                <w:sz w:val="18"/>
               </w:rPr>
-              <w:t>الأربعاء 23/12/2026</w:t>
+              <w:t>خلال ثلاثة أيام عمل بعد العرض</w:t>
             </w:r>
           </w:p>
         </w:tc>
@@ -1911,29 +1392,7 @@
       <w:tr>
         <w:tc>
           <w:tcPr>
-            <w:tcW w:type="dxa" w:w="2211"/>
-            <w:shd w:fill="F3F6F9" w:val="clear"/>
-          </w:tcPr>
-          <w:p>
-            <w:pPr>
-              <w:bidi w:val="1"/>
-              <w:jc w:val="center"/>
-            </w:pPr>
-            <w:r/>
-            <w:r>
-              <w:rPr>
-                <w:rFonts w:ascii="Arial" w:hAnsi="Arial" w:eastAsia="Arial"/>
-                <w:b w:val="0"/>
-                <w:color w:val="0A0E17"/>
-                <w:sz w:val="16"/>
-              </w:rPr>
-              <w:t>12</w:t>
-            </w:r>
-          </w:p>
-        </w:tc>
-        <w:tc>
-          <w:tcPr>
-            <w:tcW w:type="dxa" w:w="2211"/>
+            <w:tcW w:type="dxa" w:w="3096"/>
             <w:shd w:fill="F3F6F9" w:val="clear"/>
           </w:tcPr>
           <w:p>
@@ -1947,15 +1406,15 @@
                 <w:rFonts w:ascii="Arial" w:hAnsi="Arial" w:eastAsia="Arial"/>
                 <w:b w:val="0"/>
                 <w:color w:val="0A0E17"/>
-                <w:sz w:val="16"/>
+                <w:sz w:val="18"/>
               </w:rPr>
-              <w:t>9. المخزون والمستودعات والأصول</w:t>
+              <w:t>12</w:t>
             </w:r>
           </w:p>
         </w:tc>
         <w:tc>
           <w:tcPr>
-            <w:tcW w:type="dxa" w:w="2211"/>
+            <w:tcW w:type="dxa" w:w="3096"/>
             <w:shd w:fill="F3F6F9" w:val="clear"/>
           </w:tcPr>
           <w:p>
@@ -1969,37 +1428,15 @@
                 <w:rFonts w:ascii="Arial" w:hAnsi="Arial" w:eastAsia="Arial"/>
                 <w:b w:val="0"/>
                 <w:color w:val="0A0E17"/>
-                <w:sz w:val="16"/>
+                <w:sz w:val="18"/>
               </w:rPr>
-              <w:t>15/12، 16/12، 17/12</w:t>
+              <w:t>9. المخزون والمستودعات والأصول</w:t>
             </w:r>
           </w:p>
         </w:tc>
         <w:tc>
           <w:tcPr>
-            <w:tcW w:type="dxa" w:w="2211"/>
-            <w:shd w:fill="F3F6F9" w:val="clear"/>
-          </w:tcPr>
-          <w:p>
-            <w:pPr>
-              <w:bidi w:val="1"/>
-              <w:jc w:val="center"/>
-            </w:pPr>
-            <w:r/>
-            <w:r>
-              <w:rPr>
-                <w:rFonts w:ascii="Arial" w:hAnsi="Arial" w:eastAsia="Arial"/>
-                <w:b w:val="0"/>
-                <w:color w:val="0A0E17"/>
-                <w:sz w:val="16"/>
-              </w:rPr>
-              <w:t>5 أيام</w:t>
-            </w:r>
-          </w:p>
-        </w:tc>
-        <w:tc>
-          <w:tcPr>
-            <w:tcW w:type="dxa" w:w="2211"/>
+            <w:tcW w:type="dxa" w:w="3096"/>
             <w:shd w:fill="F3F6F9" w:val="clear"/>
           </w:tcPr>
           <w:p>
@@ -2013,15 +1450,15 @@
                 <w:rFonts w:ascii="Arial" w:hAnsi="Arial" w:eastAsia="Arial"/>
                 <w:b w:val="0"/>
                 <w:color w:val="0A0E17"/>
-                <w:sz w:val="16"/>
+                <w:sz w:val="18"/>
               </w:rPr>
-              <w:t>الأحد 20/12/2026</w:t>
+              <w:t>٣ أيام عمل قبل التنفيذ</w:t>
             </w:r>
           </w:p>
         </w:tc>
         <w:tc>
           <w:tcPr>
-            <w:tcW w:type="dxa" w:w="2211"/>
+            <w:tcW w:type="dxa" w:w="3096"/>
             <w:shd w:fill="F3F6F9" w:val="clear"/>
           </w:tcPr>
           <w:p>
@@ -2035,15 +1472,15 @@
                 <w:rFonts w:ascii="Arial" w:hAnsi="Arial" w:eastAsia="Arial"/>
                 <w:b w:val="0"/>
                 <w:color w:val="0A0E17"/>
-                <w:sz w:val="16"/>
+                <w:sz w:val="18"/>
               </w:rPr>
-              <w:t>الخميس 24/12/2026</w:t>
+              <w:t>5 أيام عمل</w:t>
             </w:r>
           </w:p>
         </w:tc>
         <w:tc>
           <w:tcPr>
-            <w:tcW w:type="dxa" w:w="2211"/>
+            <w:tcW w:type="dxa" w:w="3096"/>
             <w:shd w:fill="F3F6F9" w:val="clear"/>
           </w:tcPr>
           <w:p>
@@ -2057,9 +1494,9 @@
                 <w:rFonts w:ascii="Arial" w:hAnsi="Arial" w:eastAsia="Arial"/>
                 <w:b w:val="0"/>
                 <w:color w:val="0A0E17"/>
-                <w:sz w:val="16"/>
+                <w:sz w:val="18"/>
               </w:rPr>
-              <w:t>الثلاثاء 29/12/2026</w:t>
+              <w:t>خلال ثلاثة أيام عمل بعد العرض</w:t>
             </w:r>
           </w:p>
         </w:tc>
@@ -2067,28 +1504,7 @@
       <w:tr>
         <w:tc>
           <w:tcPr>
-            <w:tcW w:type="dxa" w:w="2211"/>
-          </w:tcPr>
-          <w:p>
-            <w:pPr>
-              <w:bidi w:val="1"/>
-              <w:jc w:val="center"/>
-            </w:pPr>
-            <w:r/>
-            <w:r>
-              <w:rPr>
-                <w:rFonts w:ascii="Arial" w:hAnsi="Arial" w:eastAsia="Arial"/>
-                <w:b w:val="0"/>
-                <w:color w:val="0A0E17"/>
-                <w:sz w:val="16"/>
-              </w:rPr>
-              <w:t>13</w:t>
-            </w:r>
-          </w:p>
-        </w:tc>
-        <w:tc>
-          <w:tcPr>
-            <w:tcW w:type="dxa" w:w="2211"/>
+            <w:tcW w:type="dxa" w:w="3096"/>
           </w:tcPr>
           <w:p>
             <w:pPr>
@@ -2101,15 +1517,15 @@
                 <w:rFonts w:ascii="Arial" w:hAnsi="Arial" w:eastAsia="Arial"/>
                 <w:b w:val="0"/>
                 <w:color w:val="0A0E17"/>
-                <w:sz w:val="16"/>
+                <w:sz w:val="18"/>
               </w:rPr>
-              <w:t>7. الرقابة التجارية والكميات على المشروع</w:t>
+              <w:t>13</w:t>
             </w:r>
           </w:p>
         </w:tc>
         <w:tc>
           <w:tcPr>
-            <w:tcW w:type="dxa" w:w="2211"/>
+            <w:tcW w:type="dxa" w:w="3096"/>
           </w:tcPr>
           <w:p>
             <w:pPr>
@@ -2122,36 +1538,15 @@
                 <w:rFonts w:ascii="Arial" w:hAnsi="Arial" w:eastAsia="Arial"/>
                 <w:b w:val="0"/>
                 <w:color w:val="0A0E17"/>
-                <w:sz w:val="16"/>
+                <w:sz w:val="18"/>
               </w:rPr>
-              <w:t>16/12، 17/12، 20/12</w:t>
+              <w:t>7. الرقابة التجارية والكميات على المشروع</w:t>
             </w:r>
           </w:p>
         </w:tc>
         <w:tc>
           <w:tcPr>
-            <w:tcW w:type="dxa" w:w="2211"/>
-          </w:tcPr>
-          <w:p>
-            <w:pPr>
-              <w:bidi w:val="1"/>
-              <w:jc w:val="center"/>
-            </w:pPr>
-            <w:r/>
-            <w:r>
-              <w:rPr>
-                <w:rFonts w:ascii="Arial" w:hAnsi="Arial" w:eastAsia="Arial"/>
-                <w:b w:val="0"/>
-                <w:color w:val="0A0E17"/>
-                <w:sz w:val="16"/>
-              </w:rPr>
-              <w:t>6 أيام</w:t>
-            </w:r>
-          </w:p>
-        </w:tc>
-        <w:tc>
-          <w:tcPr>
-            <w:tcW w:type="dxa" w:w="2211"/>
+            <w:tcW w:type="dxa" w:w="3096"/>
           </w:tcPr>
           <w:p>
             <w:pPr>
@@ -2164,15 +1559,15 @@
                 <w:rFonts w:ascii="Arial" w:hAnsi="Arial" w:eastAsia="Arial"/>
                 <w:b w:val="0"/>
                 <w:color w:val="0A0E17"/>
-                <w:sz w:val="16"/>
+                <w:sz w:val="18"/>
               </w:rPr>
-              <w:t>الاثنين 21/12/2026</w:t>
+              <w:t>٣ أيام عمل قبل التنفيذ</w:t>
             </w:r>
           </w:p>
         </w:tc>
         <w:tc>
           <w:tcPr>
-            <w:tcW w:type="dxa" w:w="2211"/>
+            <w:tcW w:type="dxa" w:w="3096"/>
           </w:tcPr>
           <w:p>
             <w:pPr>
@@ -2185,15 +1580,15 @@
                 <w:rFonts w:ascii="Arial" w:hAnsi="Arial" w:eastAsia="Arial"/>
                 <w:b w:val="0"/>
                 <w:color w:val="0A0E17"/>
-                <w:sz w:val="16"/>
+                <w:sz w:val="18"/>
               </w:rPr>
-              <w:t>الاثنين 28/12/2026</w:t>
+              <w:t>6 أيام عمل</w:t>
             </w:r>
           </w:p>
         </w:tc>
         <w:tc>
           <w:tcPr>
-            <w:tcW w:type="dxa" w:w="2211"/>
+            <w:tcW w:type="dxa" w:w="3096"/>
           </w:tcPr>
           <w:p>
             <w:pPr>
@@ -2206,9 +1601,9 @@
                 <w:rFonts w:ascii="Arial" w:hAnsi="Arial" w:eastAsia="Arial"/>
                 <w:b w:val="0"/>
                 <w:color w:val="0A0E17"/>
-                <w:sz w:val="16"/>
+                <w:sz w:val="18"/>
               </w:rPr>
-              <w:t>الخميس 31/12/2026</w:t>
+              <w:t>خلال ثلاثة أيام عمل بعد العرض</w:t>
             </w:r>
           </w:p>
         </w:tc>
@@ -2216,29 +1611,7 @@
       <w:tr>
         <w:tc>
           <w:tcPr>
-            <w:tcW w:type="dxa" w:w="2211"/>
-            <w:shd w:fill="F3F6F9" w:val="clear"/>
-          </w:tcPr>
-          <w:p>
-            <w:pPr>
-              <w:bidi w:val="1"/>
-              <w:jc w:val="center"/>
-            </w:pPr>
-            <w:r/>
-            <w:r>
-              <w:rPr>
-                <w:rFonts w:ascii="Arial" w:hAnsi="Arial" w:eastAsia="Arial"/>
-                <w:b w:val="0"/>
-                <w:color w:val="0A0E17"/>
-                <w:sz w:val="16"/>
-              </w:rPr>
-              <w:t>14</w:t>
-            </w:r>
-          </w:p>
-        </w:tc>
-        <w:tc>
-          <w:tcPr>
-            <w:tcW w:type="dxa" w:w="2211"/>
+            <w:tcW w:type="dxa" w:w="3096"/>
             <w:shd w:fill="F3F6F9" w:val="clear"/>
           </w:tcPr>
           <w:p>
@@ -2252,15 +1625,15 @@
                 <w:rFonts w:ascii="Arial" w:hAnsi="Arial" w:eastAsia="Arial"/>
                 <w:b w:val="0"/>
                 <w:color w:val="0A0E17"/>
-                <w:sz w:val="16"/>
+                <w:sz w:val="18"/>
               </w:rPr>
-              <w:t>14. التقارير ولوحات المتابعة وذكاء الأعمال</w:t>
+              <w:t>14</w:t>
             </w:r>
           </w:p>
         </w:tc>
         <w:tc>
           <w:tcPr>
-            <w:tcW w:type="dxa" w:w="2211"/>
+            <w:tcW w:type="dxa" w:w="3096"/>
             <w:shd w:fill="F3F6F9" w:val="clear"/>
           </w:tcPr>
           <w:p>
@@ -2274,37 +1647,15 @@
                 <w:rFonts w:ascii="Arial" w:hAnsi="Arial" w:eastAsia="Arial"/>
                 <w:b w:val="0"/>
                 <w:color w:val="0A0E17"/>
-                <w:sz w:val="16"/>
+                <w:sz w:val="18"/>
               </w:rPr>
-              <w:t>22/12، 23/12، 24/12</w:t>
+              <w:t>14. التقارير ولوحات المتابعة وذكاء الأعمال</w:t>
             </w:r>
           </w:p>
         </w:tc>
         <w:tc>
           <w:tcPr>
-            <w:tcW w:type="dxa" w:w="2211"/>
-            <w:shd w:fill="F3F6F9" w:val="clear"/>
-          </w:tcPr>
-          <w:p>
-            <w:pPr>
-              <w:bidi w:val="1"/>
-              <w:jc w:val="center"/>
-            </w:pPr>
-            <w:r/>
-            <w:r>
-              <w:rPr>
-                <w:rFonts w:ascii="Arial" w:hAnsi="Arial" w:eastAsia="Arial"/>
-                <w:b w:val="0"/>
-                <w:color w:val="0A0E17"/>
-                <w:sz w:val="16"/>
-              </w:rPr>
-              <w:t>4 أيام</w:t>
-            </w:r>
-          </w:p>
-        </w:tc>
-        <w:tc>
-          <w:tcPr>
-            <w:tcW w:type="dxa" w:w="2211"/>
+            <w:tcW w:type="dxa" w:w="3096"/>
             <w:shd w:fill="F3F6F9" w:val="clear"/>
           </w:tcPr>
           <w:p>
@@ -2318,15 +1669,15 @@
                 <w:rFonts w:ascii="Arial" w:hAnsi="Arial" w:eastAsia="Arial"/>
                 <w:b w:val="0"/>
                 <w:color w:val="0A0E17"/>
-                <w:sz w:val="16"/>
+                <w:sz w:val="18"/>
               </w:rPr>
-              <w:t>الأحد 27/12/2026</w:t>
+              <w:t>٣ أيام عمل قبل التنفيذ</w:t>
             </w:r>
           </w:p>
         </w:tc>
         <w:tc>
           <w:tcPr>
-            <w:tcW w:type="dxa" w:w="2211"/>
+            <w:tcW w:type="dxa" w:w="3096"/>
             <w:shd w:fill="F3F6F9" w:val="clear"/>
           </w:tcPr>
           <w:p>
@@ -2340,15 +1691,15 @@
                 <w:rFonts w:ascii="Arial" w:hAnsi="Arial" w:eastAsia="Arial"/>
                 <w:b w:val="0"/>
                 <w:color w:val="0A0E17"/>
-                <w:sz w:val="16"/>
+                <w:sz w:val="18"/>
               </w:rPr>
-              <w:t>الأربعاء 30/12/2026</w:t>
+              <w:t>4 أيام عمل</w:t>
             </w:r>
           </w:p>
         </w:tc>
         <w:tc>
           <w:tcPr>
-            <w:tcW w:type="dxa" w:w="2211"/>
+            <w:tcW w:type="dxa" w:w="3096"/>
             <w:shd w:fill="F3F6F9" w:val="clear"/>
           </w:tcPr>
           <w:p>
@@ -2362,9 +1713,9 @@
                 <w:rFonts w:ascii="Arial" w:hAnsi="Arial" w:eastAsia="Arial"/>
                 <w:b w:val="0"/>
                 <w:color w:val="0A0E17"/>
-                <w:sz w:val="16"/>
+                <w:sz w:val="18"/>
               </w:rPr>
-              <w:t>الاثنين 04/01/2027</w:t>
+              <w:t>خلال ثلاثة أيام عمل بعد العرض</w:t>
             </w:r>
           </w:p>
         </w:tc>
@@ -2372,28 +1723,7 @@
       <w:tr>
         <w:tc>
           <w:tcPr>
-            <w:tcW w:type="dxa" w:w="2211"/>
-          </w:tcPr>
-          <w:p>
-            <w:pPr>
-              <w:bidi w:val="1"/>
-              <w:jc w:val="center"/>
-            </w:pPr>
-            <w:r/>
-            <w:r>
-              <w:rPr>
-                <w:rFonts w:ascii="Arial" w:hAnsi="Arial" w:eastAsia="Arial"/>
-                <w:b w:val="0"/>
-                <w:color w:val="0A0E17"/>
-                <w:sz w:val="16"/>
-              </w:rPr>
-              <w:t>15</w:t>
-            </w:r>
-          </w:p>
-        </w:tc>
-        <w:tc>
-          <w:tcPr>
-            <w:tcW w:type="dxa" w:w="2211"/>
+            <w:tcW w:type="dxa" w:w="3096"/>
           </w:tcPr>
           <w:p>
             <w:pPr>
@@ -2406,15 +1736,15 @@
                 <w:rFonts w:ascii="Arial" w:hAnsi="Arial" w:eastAsia="Arial"/>
                 <w:b w:val="0"/>
                 <w:color w:val="0A0E17"/>
-                <w:sz w:val="16"/>
+                <w:sz w:val="18"/>
               </w:rPr>
-              <w:t>15. سير العمل والصلاحيات والإشعارات والتدقيق</w:t>
+              <w:t>15</w:t>
             </w:r>
           </w:p>
         </w:tc>
         <w:tc>
           <w:tcPr>
-            <w:tcW w:type="dxa" w:w="2211"/>
+            <w:tcW w:type="dxa" w:w="3096"/>
           </w:tcPr>
           <w:p>
             <w:pPr>
@@ -2427,36 +1757,15 @@
                 <w:rFonts w:ascii="Arial" w:hAnsi="Arial" w:eastAsia="Arial"/>
                 <w:b w:val="0"/>
                 <w:color w:val="0A0E17"/>
-                <w:sz w:val="16"/>
+                <w:sz w:val="18"/>
               </w:rPr>
-              <w:t>24/12، 27/12، 28/12</w:t>
+              <w:t>15. سير العمل والصلاحيات والإشعارات والتدقيق</w:t>
             </w:r>
           </w:p>
         </w:tc>
         <w:tc>
           <w:tcPr>
-            <w:tcW w:type="dxa" w:w="2211"/>
-          </w:tcPr>
-          <w:p>
-            <w:pPr>
-              <w:bidi w:val="1"/>
-              <w:jc w:val="center"/>
-            </w:pPr>
-            <w:r/>
-            <w:r>
-              <w:rPr>
-                <w:rFonts w:ascii="Arial" w:hAnsi="Arial" w:eastAsia="Arial"/>
-                <w:b w:val="0"/>
-                <w:color w:val="0A0E17"/>
-                <w:sz w:val="16"/>
-              </w:rPr>
-              <w:t>3 أيام</w:t>
-            </w:r>
-          </w:p>
-        </w:tc>
-        <w:tc>
-          <w:tcPr>
-            <w:tcW w:type="dxa" w:w="2211"/>
+            <w:tcW w:type="dxa" w:w="3096"/>
           </w:tcPr>
           <w:p>
             <w:pPr>
@@ -2469,15 +1778,15 @@
                 <w:rFonts w:ascii="Arial" w:hAnsi="Arial" w:eastAsia="Arial"/>
                 <w:b w:val="0"/>
                 <w:color w:val="0A0E17"/>
-                <w:sz w:val="16"/>
+                <w:sz w:val="18"/>
               </w:rPr>
-              <w:t>الثلاثاء 29/12/2026</w:t>
+              <w:t>٣ أيام عمل قبل التنفيذ</w:t>
             </w:r>
           </w:p>
         </w:tc>
         <w:tc>
           <w:tcPr>
-            <w:tcW w:type="dxa" w:w="2211"/>
+            <w:tcW w:type="dxa" w:w="3096"/>
           </w:tcPr>
           <w:p>
             <w:pPr>
@@ -2490,15 +1799,15 @@
                 <w:rFonts w:ascii="Arial" w:hAnsi="Arial" w:eastAsia="Arial"/>
                 <w:b w:val="0"/>
                 <w:color w:val="0A0E17"/>
-                <w:sz w:val="16"/>
+                <w:sz w:val="18"/>
               </w:rPr>
-              <w:t>الخميس 31/12/2026</w:t>
+              <w:t>3 أيام عمل</w:t>
             </w:r>
           </w:p>
         </w:tc>
         <w:tc>
           <w:tcPr>
-            <w:tcW w:type="dxa" w:w="2211"/>
+            <w:tcW w:type="dxa" w:w="3096"/>
           </w:tcPr>
           <w:p>
             <w:pPr>
@@ -2511,9 +1820,9 @@
                 <w:rFonts w:ascii="Arial" w:hAnsi="Arial" w:eastAsia="Arial"/>
                 <w:b w:val="0"/>
                 <w:color w:val="0A0E17"/>
-                <w:sz w:val="16"/>
+                <w:sz w:val="18"/>
               </w:rPr>
-              <w:t>الثلاثاء 05/01/2027</w:t>
+              <w:t>خلال ثلاثة أيام عمل بعد العرض</w:t>
             </w:r>
           </w:p>
         </w:tc>
@@ -2578,7 +1887,7 @@
                 <w:color w:val="0A0E17"/>
                 <w:sz w:val="18"/>
               </w:rPr>
-              <w:t>أيام الاتفاق مع العميل (قبل التنفيذ)</w:t>
+              <w:t>أيام الاتفاق مع العميل</w:t>
             </w:r>
           </w:p>
         </w:tc>
@@ -2599,7 +1908,7 @@
                 <w:color w:val="0A0E17"/>
                 <w:sz w:val="18"/>
               </w:rPr>
-              <w:t>الاثنين 26/10/2026 إلى الأربعاء 28/10/2026 — 26/10، 27/10، 28/10</w:t>
+              <w:t>ثلاثة أيام عمل قبل التنفيذ، للاتفاق على المطلوب</w:t>
             </w:r>
           </w:p>
         </w:tc>
@@ -2623,7 +1932,7 @@
                 <w:color w:val="0A0E17"/>
                 <w:sz w:val="18"/>
               </w:rPr>
-              <w:t>يُتفق فيه على المطلوب</w:t>
+              <w:t>يُتفق فيه على</w:t>
             </w:r>
           </w:p>
         </w:tc>
@@ -2668,7 +1977,7 @@
                 <w:color w:val="0A0E17"/>
                 <w:sz w:val="18"/>
               </w:rPr>
-              <w:t>أول يوم تنفيذ</w:t>
+              <w:t>أيام التنفيذ</w:t>
             </w:r>
           </w:p>
         </w:tc>
@@ -2689,142 +1998,7 @@
                 <w:color w:val="0A0E17"/>
                 <w:sz w:val="18"/>
               </w:rPr>
-              <w:t>الخميس 29/10/2026</w:t>
-            </w:r>
-          </w:p>
-        </w:tc>
-      </w:tr>
-      <w:tr>
-        <w:tc>
-          <w:tcPr>
-            <w:tcW w:type="dxa" w:w="7739"/>
-            <w:shd w:fill="EEF2F5" w:val="clear"/>
-          </w:tcPr>
-          <w:p>
-            <w:pPr>
-              <w:bidi w:val="1"/>
-              <w:jc w:val="right"/>
-            </w:pPr>
-            <w:r/>
-            <w:r>
-              <w:rPr>
-                <w:rFonts w:ascii="Arial" w:hAnsi="Arial" w:eastAsia="Arial"/>
-                <w:b/>
-                <w:color w:val="0A0E17"/>
-                <w:sz w:val="18"/>
-              </w:rPr>
-              <w:t>آخر يوم عمل / العرض</w:t>
-            </w:r>
-          </w:p>
-        </w:tc>
-        <w:tc>
-          <w:tcPr>
-            <w:tcW w:type="dxa" w:w="7739"/>
-          </w:tcPr>
-          <w:p>
-            <w:pPr>
-              <w:bidi w:val="1"/>
-              <w:jc w:val="right"/>
-            </w:pPr>
-            <w:r/>
-            <w:r>
-              <w:rPr>
-                <w:rFonts w:ascii="Arial" w:hAnsi="Arial" w:eastAsia="Arial"/>
-                <w:b w:val="0"/>
-                <w:color w:val="0A0E17"/>
-                <w:sz w:val="18"/>
-              </w:rPr>
-              <w:t>الأربعاء 04/11/2026</w:t>
-            </w:r>
-          </w:p>
-        </w:tc>
-      </w:tr>
-      <w:tr>
-        <w:tc>
-          <w:tcPr>
-            <w:tcW w:type="dxa" w:w="7739"/>
-            <w:shd w:fill="EEF2F5" w:val="clear"/>
-          </w:tcPr>
-          <w:p>
-            <w:pPr>
-              <w:bidi w:val="1"/>
-              <w:jc w:val="right"/>
-            </w:pPr>
-            <w:r/>
-            <w:r>
-              <w:rPr>
-                <w:rFonts w:ascii="Arial" w:hAnsi="Arial" w:eastAsia="Arial"/>
-                <w:b/>
-                <w:color w:val="0A0E17"/>
-                <w:sz w:val="18"/>
-              </w:rPr>
-              <w:t>آخر موعد للقبول</w:t>
-            </w:r>
-          </w:p>
-        </w:tc>
-        <w:tc>
-          <w:tcPr>
-            <w:tcW w:type="dxa" w:w="7739"/>
-          </w:tcPr>
-          <w:p>
-            <w:pPr>
-              <w:bidi w:val="1"/>
-              <w:jc w:val="right"/>
-            </w:pPr>
-            <w:r/>
-            <w:r>
-              <w:rPr>
-                <w:rFonts w:ascii="Arial" w:hAnsi="Arial" w:eastAsia="Arial"/>
-                <w:b w:val="0"/>
-                <w:color w:val="0A0E17"/>
-                <w:sz w:val="18"/>
-              </w:rPr>
-              <w:t>الاثنين 09/11/2026</w:t>
-            </w:r>
-          </w:p>
-        </w:tc>
-      </w:tr>
-      <w:tr>
-        <w:tc>
-          <w:tcPr>
-            <w:tcW w:type="dxa" w:w="7739"/>
-            <w:shd w:fill="EEF2F5" w:val="clear"/>
-          </w:tcPr>
-          <w:p>
-            <w:pPr>
-              <w:bidi w:val="1"/>
-              <w:jc w:val="right"/>
-            </w:pPr>
-            <w:r/>
-            <w:r>
-              <w:rPr>
-                <w:rFonts w:ascii="Arial" w:hAnsi="Arial" w:eastAsia="Arial"/>
-                <w:b/>
-                <w:color w:val="0A0E17"/>
-                <w:sz w:val="18"/>
-              </w:rPr>
-              <w:t>أيام التنفيذ (بدون جمعة وسبت وإجازات)</w:t>
-            </w:r>
-          </w:p>
-        </w:tc>
-        <w:tc>
-          <w:tcPr>
-            <w:tcW w:type="dxa" w:w="7739"/>
-          </w:tcPr>
-          <w:p>
-            <w:pPr>
-              <w:bidi w:val="1"/>
-              <w:jc w:val="right"/>
-            </w:pPr>
-            <w:r/>
-            <w:r>
-              <w:rPr>
-                <w:rFonts w:ascii="Arial" w:hAnsi="Arial" w:eastAsia="Arial"/>
-                <w:b w:val="0"/>
-                <w:color w:val="0A0E17"/>
-                <w:sz w:val="18"/>
-              </w:rPr>
-              <w:t>29/10، 01/11، 02/11، 03/11، 04/11</w:t>
+              <w:t>5 أيام عمل (بدون جمعة وسبت وإجازات)</w:t>
             </w:r>
           </w:p>
         </w:tc>
@@ -2869,7 +2043,7 @@
                 <w:color w:val="0A0E17"/>
                 <w:sz w:val="18"/>
               </w:rPr>
-              <w:t>اعتماد وثيقة المتطلبات — الأربعاء 28/10/2026</w:t>
+              <w:t>اعتماد وثيقة المتطلبات</w:t>
             </w:r>
           </w:p>
         </w:tc>
@@ -2964,7 +2138,7 @@
                 <w:color w:val="0A0E17"/>
                 <w:sz w:val="18"/>
               </w:rPr>
-              <w:t>أيام الاتفاق مع العميل (قبل التنفيذ)</w:t>
+              <w:t>أيام الاتفاق مع العميل</w:t>
             </w:r>
           </w:p>
         </w:tc>
@@ -2985,7 +2159,7 @@
                 <w:color w:val="0A0E17"/>
                 <w:sz w:val="18"/>
               </w:rPr>
-              <w:t>الاثنين 26/10/2026 إلى الأربعاء 28/10/2026 — 26/10، 27/10، 28/10</w:t>
+              <w:t>ثلاثة أيام عمل قبل التنفيذ، للاتفاق على المطلوب</w:t>
             </w:r>
           </w:p>
         </w:tc>
@@ -3009,7 +2183,7 @@
                 <w:color w:val="0A0E17"/>
                 <w:sz w:val="18"/>
               </w:rPr>
-              <w:t>يُتفق فيه على المطلوب</w:t>
+              <w:t>يُتفق فيه على</w:t>
             </w:r>
           </w:p>
         </w:tc>
@@ -3054,7 +2228,7 @@
                 <w:color w:val="0A0E17"/>
                 <w:sz w:val="18"/>
               </w:rPr>
-              <w:t>أول يوم تنفيذ</w:t>
+              <w:t>أيام التنفيذ</w:t>
             </w:r>
           </w:p>
         </w:tc>
@@ -3075,142 +2249,7 @@
                 <w:color w:val="0A0E17"/>
                 <w:sz w:val="18"/>
               </w:rPr>
-              <w:t>الخميس 29/10/2026</w:t>
-            </w:r>
-          </w:p>
-        </w:tc>
-      </w:tr>
-      <w:tr>
-        <w:tc>
-          <w:tcPr>
-            <w:tcW w:type="dxa" w:w="7739"/>
-            <w:shd w:fill="EEF2F5" w:val="clear"/>
-          </w:tcPr>
-          <w:p>
-            <w:pPr>
-              <w:bidi w:val="1"/>
-              <w:jc w:val="right"/>
-            </w:pPr>
-            <w:r/>
-            <w:r>
-              <w:rPr>
-                <w:rFonts w:ascii="Arial" w:hAnsi="Arial" w:eastAsia="Arial"/>
-                <w:b/>
-                <w:color w:val="0A0E17"/>
-                <w:sz w:val="18"/>
-              </w:rPr>
-              <w:t>آخر يوم عمل / العرض</w:t>
-            </w:r>
-          </w:p>
-        </w:tc>
-        <w:tc>
-          <w:tcPr>
-            <w:tcW w:type="dxa" w:w="7739"/>
-          </w:tcPr>
-          <w:p>
-            <w:pPr>
-              <w:bidi w:val="1"/>
-              <w:jc w:val="right"/>
-            </w:pPr>
-            <w:r/>
-            <w:r>
-              <w:rPr>
-                <w:rFonts w:ascii="Arial" w:hAnsi="Arial" w:eastAsia="Arial"/>
-                <w:b w:val="0"/>
-                <w:color w:val="0A0E17"/>
-                <w:sz w:val="18"/>
-              </w:rPr>
-              <w:t>الاثنين 09/11/2026</w:t>
-            </w:r>
-          </w:p>
-        </w:tc>
-      </w:tr>
-      <w:tr>
-        <w:tc>
-          <w:tcPr>
-            <w:tcW w:type="dxa" w:w="7739"/>
-            <w:shd w:fill="EEF2F5" w:val="clear"/>
-          </w:tcPr>
-          <w:p>
-            <w:pPr>
-              <w:bidi w:val="1"/>
-              <w:jc w:val="right"/>
-            </w:pPr>
-            <w:r/>
-            <w:r>
-              <w:rPr>
-                <w:rFonts w:ascii="Arial" w:hAnsi="Arial" w:eastAsia="Arial"/>
-                <w:b/>
-                <w:color w:val="0A0E17"/>
-                <w:sz w:val="18"/>
-              </w:rPr>
-              <w:t>آخر موعد للقبول</w:t>
-            </w:r>
-          </w:p>
-        </w:tc>
-        <w:tc>
-          <w:tcPr>
-            <w:tcW w:type="dxa" w:w="7739"/>
-          </w:tcPr>
-          <w:p>
-            <w:pPr>
-              <w:bidi w:val="1"/>
-              <w:jc w:val="right"/>
-            </w:pPr>
-            <w:r/>
-            <w:r>
-              <w:rPr>
-                <w:rFonts w:ascii="Arial" w:hAnsi="Arial" w:eastAsia="Arial"/>
-                <w:b w:val="0"/>
-                <w:color w:val="0A0E17"/>
-                <w:sz w:val="18"/>
-              </w:rPr>
-              <w:t>الخميس 12/11/2026</w:t>
-            </w:r>
-          </w:p>
-        </w:tc>
-      </w:tr>
-      <w:tr>
-        <w:tc>
-          <w:tcPr>
-            <w:tcW w:type="dxa" w:w="7739"/>
-            <w:shd w:fill="EEF2F5" w:val="clear"/>
-          </w:tcPr>
-          <w:p>
-            <w:pPr>
-              <w:bidi w:val="1"/>
-              <w:jc w:val="right"/>
-            </w:pPr>
-            <w:r/>
-            <w:r>
-              <w:rPr>
-                <w:rFonts w:ascii="Arial" w:hAnsi="Arial" w:eastAsia="Arial"/>
-                <w:b/>
-                <w:color w:val="0A0E17"/>
-                <w:sz w:val="18"/>
-              </w:rPr>
-              <w:t>أيام التنفيذ (بدون جمعة وسبت وإجازات)</w:t>
-            </w:r>
-          </w:p>
-        </w:tc>
-        <w:tc>
-          <w:tcPr>
-            <w:tcW w:type="dxa" w:w="7739"/>
-          </w:tcPr>
-          <w:p>
-            <w:pPr>
-              <w:bidi w:val="1"/>
-              <w:jc w:val="right"/>
-            </w:pPr>
-            <w:r/>
-            <w:r>
-              <w:rPr>
-                <w:rFonts w:ascii="Arial" w:hAnsi="Arial" w:eastAsia="Arial"/>
-                <w:b w:val="0"/>
-                <w:color w:val="0A0E17"/>
-                <w:sz w:val="18"/>
-              </w:rPr>
-              <w:t>29/10، 01/11، 02/11، 03/11، 04/11، 05/11، 08/11، 09/11</w:t>
+              <w:t>8 أيام عمل (بدون جمعة وسبت وإجازات)</w:t>
             </w:r>
           </w:p>
         </w:tc>
@@ -3255,7 +2294,7 @@
                 <w:color w:val="0A0E17"/>
                 <w:sz w:val="18"/>
               </w:rPr>
-              <w:t>اعتماد وثيقة المتطلبات — الأربعاء 28/10/2026</w:t>
+              <w:t>اعتماد وثيقة المتطلبات</w:t>
             </w:r>
           </w:p>
         </w:tc>
@@ -3350,7 +2389,7 @@
                 <w:color w:val="0A0E17"/>
                 <w:sz w:val="18"/>
               </w:rPr>
-              <w:t>أيام الاتفاق مع العميل (قبل التنفيذ)</w:t>
+              <w:t>أيام الاتفاق مع العميل</w:t>
             </w:r>
           </w:p>
         </w:tc>
@@ -3371,7 +2410,7 @@
                 <w:color w:val="0A0E17"/>
                 <w:sz w:val="18"/>
               </w:rPr>
-              <w:t>الاثنين 02/11/2026 إلى الأربعاء 04/11/2026 — 02/11، 03/11، 04/11</w:t>
+              <w:t>ثلاثة أيام عمل قبل التنفيذ، للاتفاق على المطلوب</w:t>
             </w:r>
           </w:p>
         </w:tc>
@@ -3395,7 +2434,7 @@
                 <w:color w:val="0A0E17"/>
                 <w:sz w:val="18"/>
               </w:rPr>
-              <w:t>يُتفق فيه على المطلوب</w:t>
+              <w:t>يُتفق فيه على</w:t>
             </w:r>
           </w:p>
         </w:tc>
@@ -3440,7 +2479,7 @@
                 <w:color w:val="0A0E17"/>
                 <w:sz w:val="18"/>
               </w:rPr>
-              <w:t>أول يوم تنفيذ</w:t>
+              <w:t>أيام التنفيذ</w:t>
             </w:r>
           </w:p>
         </w:tc>
@@ -3461,142 +2500,7 @@
                 <w:color w:val="0A0E17"/>
                 <w:sz w:val="18"/>
               </w:rPr>
-              <w:t>الخميس 05/11/2026</w:t>
-            </w:r>
-          </w:p>
-        </w:tc>
-      </w:tr>
-      <w:tr>
-        <w:tc>
-          <w:tcPr>
-            <w:tcW w:type="dxa" w:w="7739"/>
-            <w:shd w:fill="EEF2F5" w:val="clear"/>
-          </w:tcPr>
-          <w:p>
-            <w:pPr>
-              <w:bidi w:val="1"/>
-              <w:jc w:val="right"/>
-            </w:pPr>
-            <w:r/>
-            <w:r>
-              <w:rPr>
-                <w:rFonts w:ascii="Arial" w:hAnsi="Arial" w:eastAsia="Arial"/>
-                <w:b/>
-                <w:color w:val="0A0E17"/>
-                <w:sz w:val="18"/>
-              </w:rPr>
-              <w:t>آخر يوم عمل / العرض</w:t>
-            </w:r>
-          </w:p>
-        </w:tc>
-        <w:tc>
-          <w:tcPr>
-            <w:tcW w:type="dxa" w:w="7739"/>
-          </w:tcPr>
-          <w:p>
-            <w:pPr>
-              <w:bidi w:val="1"/>
-              <w:jc w:val="right"/>
-            </w:pPr>
-            <w:r/>
-            <w:r>
-              <w:rPr>
-                <w:rFonts w:ascii="Arial" w:hAnsi="Arial" w:eastAsia="Arial"/>
-                <w:b w:val="0"/>
-                <w:color w:val="0A0E17"/>
-                <w:sz w:val="18"/>
-              </w:rPr>
-              <w:t>الأربعاء 11/11/2026</w:t>
-            </w:r>
-          </w:p>
-        </w:tc>
-      </w:tr>
-      <w:tr>
-        <w:tc>
-          <w:tcPr>
-            <w:tcW w:type="dxa" w:w="7739"/>
-            <w:shd w:fill="EEF2F5" w:val="clear"/>
-          </w:tcPr>
-          <w:p>
-            <w:pPr>
-              <w:bidi w:val="1"/>
-              <w:jc w:val="right"/>
-            </w:pPr>
-            <w:r/>
-            <w:r>
-              <w:rPr>
-                <w:rFonts w:ascii="Arial" w:hAnsi="Arial" w:eastAsia="Arial"/>
-                <w:b/>
-                <w:color w:val="0A0E17"/>
-                <w:sz w:val="18"/>
-              </w:rPr>
-              <w:t>آخر موعد للقبول</w:t>
-            </w:r>
-          </w:p>
-        </w:tc>
-        <w:tc>
-          <w:tcPr>
-            <w:tcW w:type="dxa" w:w="7739"/>
-          </w:tcPr>
-          <w:p>
-            <w:pPr>
-              <w:bidi w:val="1"/>
-              <w:jc w:val="right"/>
-            </w:pPr>
-            <w:r/>
-            <w:r>
-              <w:rPr>
-                <w:rFonts w:ascii="Arial" w:hAnsi="Arial" w:eastAsia="Arial"/>
-                <w:b w:val="0"/>
-                <w:color w:val="0A0E17"/>
-                <w:sz w:val="18"/>
-              </w:rPr>
-              <w:t>الاثنين 16/11/2026</w:t>
-            </w:r>
-          </w:p>
-        </w:tc>
-      </w:tr>
-      <w:tr>
-        <w:tc>
-          <w:tcPr>
-            <w:tcW w:type="dxa" w:w="7739"/>
-            <w:shd w:fill="EEF2F5" w:val="clear"/>
-          </w:tcPr>
-          <w:p>
-            <w:pPr>
-              <w:bidi w:val="1"/>
-              <w:jc w:val="right"/>
-            </w:pPr>
-            <w:r/>
-            <w:r>
-              <w:rPr>
-                <w:rFonts w:ascii="Arial" w:hAnsi="Arial" w:eastAsia="Arial"/>
-                <w:b/>
-                <w:color w:val="0A0E17"/>
-                <w:sz w:val="18"/>
-              </w:rPr>
-              <w:t>أيام التنفيذ (بدون جمعة وسبت وإجازات)</w:t>
-            </w:r>
-          </w:p>
-        </w:tc>
-        <w:tc>
-          <w:tcPr>
-            <w:tcW w:type="dxa" w:w="7739"/>
-          </w:tcPr>
-          <w:p>
-            <w:pPr>
-              <w:bidi w:val="1"/>
-              <w:jc w:val="right"/>
-            </w:pPr>
-            <w:r/>
-            <w:r>
-              <w:rPr>
-                <w:rFonts w:ascii="Arial" w:hAnsi="Arial" w:eastAsia="Arial"/>
-                <w:b w:val="0"/>
-                <w:color w:val="0A0E17"/>
-                <w:sz w:val="18"/>
-              </w:rPr>
-              <w:t>05/11، 08/11، 09/11، 10/11، 11/11</w:t>
+              <w:t>5 أيام عمل (بدون جمعة وسبت وإجازات)</w:t>
             </w:r>
           </w:p>
         </w:tc>
@@ -3641,7 +2545,7 @@
                 <w:color w:val="0A0E17"/>
                 <w:sz w:val="18"/>
               </w:rPr>
-              <w:t>قبول الوحدة 10 — الاثنين 09/11/2026</w:t>
+              <w:t>قبول الوحدة 10</w:t>
             </w:r>
           </w:p>
         </w:tc>
@@ -3736,7 +2640,7 @@
                 <w:color w:val="0A0E17"/>
                 <w:sz w:val="18"/>
               </w:rPr>
-              <w:t>أيام الاتفاق مع العميل (قبل التنفيذ)</w:t>
+              <w:t>أيام الاتفاق مع العميل</w:t>
             </w:r>
           </w:p>
         </w:tc>
@@ -3757,7 +2661,7 @@
                 <w:color w:val="0A0E17"/>
                 <w:sz w:val="18"/>
               </w:rPr>
-              <w:t>الخميس 05/11/2026 إلى الاثنين 09/11/2026 — 05/11، 08/11، 09/11</w:t>
+              <w:t>ثلاثة أيام عمل قبل التنفيذ، للاتفاق على المطلوب</w:t>
             </w:r>
           </w:p>
         </w:tc>
@@ -3781,7 +2685,7 @@
                 <w:color w:val="0A0E17"/>
                 <w:sz w:val="18"/>
               </w:rPr>
-              <w:t>يُتفق فيه على المطلوب</w:t>
+              <w:t>يُتفق فيه على</w:t>
             </w:r>
           </w:p>
         </w:tc>
@@ -3826,7 +2730,7 @@
                 <w:color w:val="0A0E17"/>
                 <w:sz w:val="18"/>
               </w:rPr>
-              <w:t>أول يوم تنفيذ</w:t>
+              <w:t>أيام التنفيذ</w:t>
             </w:r>
           </w:p>
         </w:tc>
@@ -3847,142 +2751,7 @@
                 <w:color w:val="0A0E17"/>
                 <w:sz w:val="18"/>
               </w:rPr>
-              <w:t>الثلاثاء 10/11/2026</w:t>
-            </w:r>
-          </w:p>
-        </w:tc>
-      </w:tr>
-      <w:tr>
-        <w:tc>
-          <w:tcPr>
-            <w:tcW w:type="dxa" w:w="7739"/>
-            <w:shd w:fill="EEF2F5" w:val="clear"/>
-          </w:tcPr>
-          <w:p>
-            <w:pPr>
-              <w:bidi w:val="1"/>
-              <w:jc w:val="right"/>
-            </w:pPr>
-            <w:r/>
-            <w:r>
-              <w:rPr>
-                <w:rFonts w:ascii="Arial" w:hAnsi="Arial" w:eastAsia="Arial"/>
-                <w:b/>
-                <w:color w:val="0A0E17"/>
-                <w:sz w:val="18"/>
-              </w:rPr>
-              <w:t>آخر يوم عمل / العرض</w:t>
-            </w:r>
-          </w:p>
-        </w:tc>
-        <w:tc>
-          <w:tcPr>
-            <w:tcW w:type="dxa" w:w="7739"/>
-          </w:tcPr>
-          <w:p>
-            <w:pPr>
-              <w:bidi w:val="1"/>
-              <w:jc w:val="right"/>
-            </w:pPr>
-            <w:r/>
-            <w:r>
-              <w:rPr>
-                <w:rFonts w:ascii="Arial" w:hAnsi="Arial" w:eastAsia="Arial"/>
-                <w:b w:val="0"/>
-                <w:color w:val="0A0E17"/>
-                <w:sz w:val="18"/>
-              </w:rPr>
-              <w:t>الثلاثاء 17/11/2026</w:t>
-            </w:r>
-          </w:p>
-        </w:tc>
-      </w:tr>
-      <w:tr>
-        <w:tc>
-          <w:tcPr>
-            <w:tcW w:type="dxa" w:w="7739"/>
-            <w:shd w:fill="EEF2F5" w:val="clear"/>
-          </w:tcPr>
-          <w:p>
-            <w:pPr>
-              <w:bidi w:val="1"/>
-              <w:jc w:val="right"/>
-            </w:pPr>
-            <w:r/>
-            <w:r>
-              <w:rPr>
-                <w:rFonts w:ascii="Arial" w:hAnsi="Arial" w:eastAsia="Arial"/>
-                <w:b/>
-                <w:color w:val="0A0E17"/>
-                <w:sz w:val="18"/>
-              </w:rPr>
-              <w:t>آخر موعد للقبول</w:t>
-            </w:r>
-          </w:p>
-        </w:tc>
-        <w:tc>
-          <w:tcPr>
-            <w:tcW w:type="dxa" w:w="7739"/>
-          </w:tcPr>
-          <w:p>
-            <w:pPr>
-              <w:bidi w:val="1"/>
-              <w:jc w:val="right"/>
-            </w:pPr>
-            <w:r/>
-            <w:r>
-              <w:rPr>
-                <w:rFonts w:ascii="Arial" w:hAnsi="Arial" w:eastAsia="Arial"/>
-                <w:b w:val="0"/>
-                <w:color w:val="0A0E17"/>
-                <w:sz w:val="18"/>
-              </w:rPr>
-              <w:t>الأحد 22/11/2026</w:t>
-            </w:r>
-          </w:p>
-        </w:tc>
-      </w:tr>
-      <w:tr>
-        <w:tc>
-          <w:tcPr>
-            <w:tcW w:type="dxa" w:w="7739"/>
-            <w:shd w:fill="EEF2F5" w:val="clear"/>
-          </w:tcPr>
-          <w:p>
-            <w:pPr>
-              <w:bidi w:val="1"/>
-              <w:jc w:val="right"/>
-            </w:pPr>
-            <w:r/>
-            <w:r>
-              <w:rPr>
-                <w:rFonts w:ascii="Arial" w:hAnsi="Arial" w:eastAsia="Arial"/>
-                <w:b/>
-                <w:color w:val="0A0E17"/>
-                <w:sz w:val="18"/>
-              </w:rPr>
-              <w:t>أيام التنفيذ (بدون جمعة وسبت وإجازات)</w:t>
-            </w:r>
-          </w:p>
-        </w:tc>
-        <w:tc>
-          <w:tcPr>
-            <w:tcW w:type="dxa" w:w="7739"/>
-          </w:tcPr>
-          <w:p>
-            <w:pPr>
-              <w:bidi w:val="1"/>
-              <w:jc w:val="right"/>
-            </w:pPr>
-            <w:r/>
-            <w:r>
-              <w:rPr>
-                <w:rFonts w:ascii="Arial" w:hAnsi="Arial" w:eastAsia="Arial"/>
-                <w:b w:val="0"/>
-                <w:color w:val="0A0E17"/>
-                <w:sz w:val="18"/>
-              </w:rPr>
-              <w:t>10/11، 11/11، 12/11، 15/11، 16/11، 17/11</w:t>
+              <w:t>6 أيام عمل (بدون جمعة وسبت وإجازات)</w:t>
             </w:r>
           </w:p>
         </w:tc>
@@ -4027,7 +2796,7 @@
                 <w:color w:val="0A0E17"/>
                 <w:sz w:val="18"/>
               </w:rPr>
-              <w:t>عرض الوحدة 1 — الاثنين 09/11/2026</w:t>
+              <w:t>عرض الوحدة 1</w:t>
             </w:r>
           </w:p>
         </w:tc>
@@ -4122,7 +2891,7 @@
                 <w:color w:val="0A0E17"/>
                 <w:sz w:val="18"/>
               </w:rPr>
-              <w:t>أيام الاتفاق مع العميل (قبل التنفيذ)</w:t>
+              <w:t>أيام الاتفاق مع العميل</w:t>
             </w:r>
           </w:p>
         </w:tc>
@@ -4143,7 +2912,7 @@
                 <w:color w:val="0A0E17"/>
                 <w:sz w:val="18"/>
               </w:rPr>
-              <w:t>الاثنين 09/11/2026 إلى الأربعاء 11/11/2026 — 09/11، 10/11، 11/11</w:t>
+              <w:t>ثلاثة أيام عمل قبل التنفيذ، للاتفاق على المطلوب</w:t>
             </w:r>
           </w:p>
         </w:tc>
@@ -4167,7 +2936,7 @@
                 <w:color w:val="0A0E17"/>
                 <w:sz w:val="18"/>
               </w:rPr>
-              <w:t>يُتفق فيه على المطلوب</w:t>
+              <w:t>يُتفق فيه على</w:t>
             </w:r>
           </w:p>
         </w:tc>
@@ -4212,7 +2981,7 @@
                 <w:color w:val="0A0E17"/>
                 <w:sz w:val="18"/>
               </w:rPr>
-              <w:t>أول يوم تنفيذ</w:t>
+              <w:t>أيام التنفيذ</w:t>
             </w:r>
           </w:p>
         </w:tc>
@@ -4233,142 +3002,7 @@
                 <w:color w:val="0A0E17"/>
                 <w:sz w:val="18"/>
               </w:rPr>
-              <w:t>الخميس 12/11/2026</w:t>
-            </w:r>
-          </w:p>
-        </w:tc>
-      </w:tr>
-      <w:tr>
-        <w:tc>
-          <w:tcPr>
-            <w:tcW w:type="dxa" w:w="7739"/>
-            <w:shd w:fill="EEF2F5" w:val="clear"/>
-          </w:tcPr>
-          <w:p>
-            <w:pPr>
-              <w:bidi w:val="1"/>
-              <w:jc w:val="right"/>
-            </w:pPr>
-            <w:r/>
-            <w:r>
-              <w:rPr>
-                <w:rFonts w:ascii="Arial" w:hAnsi="Arial" w:eastAsia="Arial"/>
-                <w:b/>
-                <w:color w:val="0A0E17"/>
-                <w:sz w:val="18"/>
-              </w:rPr>
-              <w:t>آخر يوم عمل / العرض</w:t>
-            </w:r>
-          </w:p>
-        </w:tc>
-        <w:tc>
-          <w:tcPr>
-            <w:tcW w:type="dxa" w:w="7739"/>
-          </w:tcPr>
-          <w:p>
-            <w:pPr>
-              <w:bidi w:val="1"/>
-              <w:jc w:val="right"/>
-            </w:pPr>
-            <w:r/>
-            <w:r>
-              <w:rPr>
-                <w:rFonts w:ascii="Arial" w:hAnsi="Arial" w:eastAsia="Arial"/>
-                <w:b w:val="0"/>
-                <w:color w:val="0A0E17"/>
-                <w:sz w:val="18"/>
-              </w:rPr>
-              <w:t>الأحد 29/11/2026</w:t>
-            </w:r>
-          </w:p>
-        </w:tc>
-      </w:tr>
-      <w:tr>
-        <w:tc>
-          <w:tcPr>
-            <w:tcW w:type="dxa" w:w="7739"/>
-            <w:shd w:fill="EEF2F5" w:val="clear"/>
-          </w:tcPr>
-          <w:p>
-            <w:pPr>
-              <w:bidi w:val="1"/>
-              <w:jc w:val="right"/>
-            </w:pPr>
-            <w:r/>
-            <w:r>
-              <w:rPr>
-                <w:rFonts w:ascii="Arial" w:hAnsi="Arial" w:eastAsia="Arial"/>
-                <w:b/>
-                <w:color w:val="0A0E17"/>
-                <w:sz w:val="18"/>
-              </w:rPr>
-              <w:t>آخر موعد للقبول</w:t>
-            </w:r>
-          </w:p>
-        </w:tc>
-        <w:tc>
-          <w:tcPr>
-            <w:tcW w:type="dxa" w:w="7739"/>
-          </w:tcPr>
-          <w:p>
-            <w:pPr>
-              <w:bidi w:val="1"/>
-              <w:jc w:val="right"/>
-            </w:pPr>
-            <w:r/>
-            <w:r>
-              <w:rPr>
-                <w:rFonts w:ascii="Arial" w:hAnsi="Arial" w:eastAsia="Arial"/>
-                <w:b w:val="0"/>
-                <w:color w:val="0A0E17"/>
-                <w:sz w:val="18"/>
-              </w:rPr>
-              <w:t>الأربعاء 02/12/2026</w:t>
-            </w:r>
-          </w:p>
-        </w:tc>
-      </w:tr>
-      <w:tr>
-        <w:tc>
-          <w:tcPr>
-            <w:tcW w:type="dxa" w:w="7739"/>
-            <w:shd w:fill="EEF2F5" w:val="clear"/>
-          </w:tcPr>
-          <w:p>
-            <w:pPr>
-              <w:bidi w:val="1"/>
-              <w:jc w:val="right"/>
-            </w:pPr>
-            <w:r/>
-            <w:r>
-              <w:rPr>
-                <w:rFonts w:ascii="Arial" w:hAnsi="Arial" w:eastAsia="Arial"/>
-                <w:b/>
-                <w:color w:val="0A0E17"/>
-                <w:sz w:val="18"/>
-              </w:rPr>
-              <w:t>أيام التنفيذ (بدون جمعة وسبت وإجازات)</w:t>
-            </w:r>
-          </w:p>
-        </w:tc>
-        <w:tc>
-          <w:tcPr>
-            <w:tcW w:type="dxa" w:w="7739"/>
-          </w:tcPr>
-          <w:p>
-            <w:pPr>
-              <w:bidi w:val="1"/>
-              <w:jc w:val="right"/>
-            </w:pPr>
-            <w:r/>
-            <w:r>
-              <w:rPr>
-                <w:rFonts w:ascii="Arial" w:hAnsi="Arial" w:eastAsia="Arial"/>
-                <w:b w:val="0"/>
-                <w:color w:val="0A0E17"/>
-                <w:sz w:val="18"/>
-              </w:rPr>
-              <w:t>12/11، 15/11، 16/11، 17/11، 18/11، 19/11، 22/11، 23/11، 24/11، 25/11، 26/11، 29/11</w:t>
+              <w:t>12 أيام عمل (بدون جمعة وسبت وإجازات)</w:t>
             </w:r>
           </w:p>
         </w:tc>
@@ -4413,7 +3047,7 @@
                 <w:color w:val="0A0E17"/>
                 <w:sz w:val="18"/>
               </w:rPr>
-              <w:t>اعتماد وثيقة المتطلبات — الأربعاء 28/10/2026</w:t>
+              <w:t>اعتماد وثيقة المتطلبات</w:t>
             </w:r>
           </w:p>
         </w:tc>
@@ -4508,7 +3142,7 @@
                 <w:color w:val="0A0E17"/>
                 <w:sz w:val="18"/>
               </w:rPr>
-              <w:t>أيام الاتفاق مع العميل (قبل التنفيذ)</w:t>
+              <w:t>أيام الاتفاق مع العميل</w:t>
             </w:r>
           </w:p>
         </w:tc>
@@ -4529,7 +3163,7 @@
                 <w:color w:val="0A0E17"/>
                 <w:sz w:val="18"/>
               </w:rPr>
-              <w:t>الاثنين 16/11/2026 إلى الأربعاء 18/11/2026 — 16/11، 17/11، 18/11</w:t>
+              <w:t>ثلاثة أيام عمل قبل التنفيذ، للاتفاق على المطلوب</w:t>
             </w:r>
           </w:p>
         </w:tc>
@@ -4553,7 +3187,7 @@
                 <w:color w:val="0A0E17"/>
                 <w:sz w:val="18"/>
               </w:rPr>
-              <w:t>يُتفق فيه على المطلوب</w:t>
+              <w:t>يُتفق فيه على</w:t>
             </w:r>
           </w:p>
         </w:tc>
@@ -4598,7 +3232,7 @@
                 <w:color w:val="0A0E17"/>
                 <w:sz w:val="18"/>
               </w:rPr>
-              <w:t>أول يوم تنفيذ</w:t>
+              <w:t>أيام التنفيذ</w:t>
             </w:r>
           </w:p>
         </w:tc>
@@ -4619,142 +3253,7 @@
                 <w:color w:val="0A0E17"/>
                 <w:sz w:val="18"/>
               </w:rPr>
-              <w:t>الخميس 19/11/2026</w:t>
-            </w:r>
-          </w:p>
-        </w:tc>
-      </w:tr>
-      <w:tr>
-        <w:tc>
-          <w:tcPr>
-            <w:tcW w:type="dxa" w:w="7739"/>
-            <w:shd w:fill="EEF2F5" w:val="clear"/>
-          </w:tcPr>
-          <w:p>
-            <w:pPr>
-              <w:bidi w:val="1"/>
-              <w:jc w:val="right"/>
-            </w:pPr>
-            <w:r/>
-            <w:r>
-              <w:rPr>
-                <w:rFonts w:ascii="Arial" w:hAnsi="Arial" w:eastAsia="Arial"/>
-                <w:b/>
-                <w:color w:val="0A0E17"/>
-                <w:sz w:val="18"/>
-              </w:rPr>
-              <w:t>آخر يوم عمل / العرض</w:t>
-            </w:r>
-          </w:p>
-        </w:tc>
-        <w:tc>
-          <w:tcPr>
-            <w:tcW w:type="dxa" w:w="7739"/>
-          </w:tcPr>
-          <w:p>
-            <w:pPr>
-              <w:bidi w:val="1"/>
-              <w:jc w:val="right"/>
-            </w:pPr>
-            <w:r/>
-            <w:r>
-              <w:rPr>
-                <w:rFonts w:ascii="Arial" w:hAnsi="Arial" w:eastAsia="Arial"/>
-                <w:b w:val="0"/>
-                <w:color w:val="0A0E17"/>
-                <w:sz w:val="18"/>
-              </w:rPr>
-              <w:t>الاثنين 30/11/2026</w:t>
-            </w:r>
-          </w:p>
-        </w:tc>
-      </w:tr>
-      <w:tr>
-        <w:tc>
-          <w:tcPr>
-            <w:tcW w:type="dxa" w:w="7739"/>
-            <w:shd w:fill="EEF2F5" w:val="clear"/>
-          </w:tcPr>
-          <w:p>
-            <w:pPr>
-              <w:bidi w:val="1"/>
-              <w:jc w:val="right"/>
-            </w:pPr>
-            <w:r/>
-            <w:r>
-              <w:rPr>
-                <w:rFonts w:ascii="Arial" w:hAnsi="Arial" w:eastAsia="Arial"/>
-                <w:b/>
-                <w:color w:val="0A0E17"/>
-                <w:sz w:val="18"/>
-              </w:rPr>
-              <w:t>آخر موعد للقبول</w:t>
-            </w:r>
-          </w:p>
-        </w:tc>
-        <w:tc>
-          <w:tcPr>
-            <w:tcW w:type="dxa" w:w="7739"/>
-          </w:tcPr>
-          <w:p>
-            <w:pPr>
-              <w:bidi w:val="1"/>
-              <w:jc w:val="right"/>
-            </w:pPr>
-            <w:r/>
-            <w:r>
-              <w:rPr>
-                <w:rFonts w:ascii="Arial" w:hAnsi="Arial" w:eastAsia="Arial"/>
-                <w:b w:val="0"/>
-                <w:color w:val="0A0E17"/>
-                <w:sz w:val="18"/>
-              </w:rPr>
-              <w:t>الخميس 03/12/2026</w:t>
-            </w:r>
-          </w:p>
-        </w:tc>
-      </w:tr>
-      <w:tr>
-        <w:tc>
-          <w:tcPr>
-            <w:tcW w:type="dxa" w:w="7739"/>
-            <w:shd w:fill="EEF2F5" w:val="clear"/>
-          </w:tcPr>
-          <w:p>
-            <w:pPr>
-              <w:bidi w:val="1"/>
-              <w:jc w:val="right"/>
-            </w:pPr>
-            <w:r/>
-            <w:r>
-              <w:rPr>
-                <w:rFonts w:ascii="Arial" w:hAnsi="Arial" w:eastAsia="Arial"/>
-                <w:b/>
-                <w:color w:val="0A0E17"/>
-                <w:sz w:val="18"/>
-              </w:rPr>
-              <w:t>أيام التنفيذ (بدون جمعة وسبت وإجازات)</w:t>
-            </w:r>
-          </w:p>
-        </w:tc>
-        <w:tc>
-          <w:tcPr>
-            <w:tcW w:type="dxa" w:w="7739"/>
-          </w:tcPr>
-          <w:p>
-            <w:pPr>
-              <w:bidi w:val="1"/>
-              <w:jc w:val="right"/>
-            </w:pPr>
-            <w:r/>
-            <w:r>
-              <w:rPr>
-                <w:rFonts w:ascii="Arial" w:hAnsi="Arial" w:eastAsia="Arial"/>
-                <w:b w:val="0"/>
-                <w:color w:val="0A0E17"/>
-                <w:sz w:val="18"/>
-              </w:rPr>
-              <w:t>19/11، 22/11، 23/11، 24/11، 25/11، 26/11، 29/11، 30/11</w:t>
+              <w:t>8 أيام عمل (بدون جمعة وسبت وإجازات)</w:t>
             </w:r>
           </w:p>
         </w:tc>
@@ -4799,7 +3298,7 @@
                 <w:color w:val="0A0E17"/>
                 <w:sz w:val="18"/>
               </w:rPr>
-              <w:t>عرض الوحدة 2 — الثلاثاء 17/11/2026</w:t>
+              <w:t>عرض الوحدة 2</w:t>
             </w:r>
           </w:p>
         </w:tc>
@@ -4894,7 +3393,7 @@
                 <w:color w:val="0A0E17"/>
                 <w:sz w:val="18"/>
               </w:rPr>
-              <w:t>أيام الاتفاق مع العميل (قبل التنفيذ)</w:t>
+              <w:t>أيام الاتفاق مع العميل</w:t>
             </w:r>
           </w:p>
         </w:tc>
@@ -4915,7 +3414,7 @@
                 <w:color w:val="0A0E17"/>
                 <w:sz w:val="18"/>
               </w:rPr>
-              <w:t>الأربعاء 25/11/2026 إلى الأحد 29/11/2026 — 25/11، 26/11، 29/11</w:t>
+              <w:t>ثلاثة أيام عمل قبل التنفيذ، للاتفاق على المطلوب</w:t>
             </w:r>
           </w:p>
         </w:tc>
@@ -4939,7 +3438,7 @@
                 <w:color w:val="0A0E17"/>
                 <w:sz w:val="18"/>
               </w:rPr>
-              <w:t>يُتفق فيه على المطلوب</w:t>
+              <w:t>يُتفق فيه على</w:t>
             </w:r>
           </w:p>
         </w:tc>
@@ -4984,7 +3483,7 @@
                 <w:color w:val="0A0E17"/>
                 <w:sz w:val="18"/>
               </w:rPr>
-              <w:t>أول يوم تنفيذ</w:t>
+              <w:t>أيام التنفيذ</w:t>
             </w:r>
           </w:p>
         </w:tc>
@@ -5005,142 +3504,7 @@
                 <w:color w:val="0A0E17"/>
                 <w:sz w:val="18"/>
               </w:rPr>
-              <w:t>الاثنين 30/11/2026</w:t>
-            </w:r>
-          </w:p>
-        </w:tc>
-      </w:tr>
-      <w:tr>
-        <w:tc>
-          <w:tcPr>
-            <w:tcW w:type="dxa" w:w="7739"/>
-            <w:shd w:fill="EEF2F5" w:val="clear"/>
-          </w:tcPr>
-          <w:p>
-            <w:pPr>
-              <w:bidi w:val="1"/>
-              <w:jc w:val="right"/>
-            </w:pPr>
-            <w:r/>
-            <w:r>
-              <w:rPr>
-                <w:rFonts w:ascii="Arial" w:hAnsi="Arial" w:eastAsia="Arial"/>
-                <w:b/>
-                <w:color w:val="0A0E17"/>
-                <w:sz w:val="18"/>
-              </w:rPr>
-              <w:t>آخر يوم عمل / العرض</w:t>
-            </w:r>
-          </w:p>
-        </w:tc>
-        <w:tc>
-          <w:tcPr>
-            <w:tcW w:type="dxa" w:w="7739"/>
-          </w:tcPr>
-          <w:p>
-            <w:pPr>
-              <w:bidi w:val="1"/>
-              <w:jc w:val="right"/>
-            </w:pPr>
-            <w:r/>
-            <w:r>
-              <w:rPr>
-                <w:rFonts w:ascii="Arial" w:hAnsi="Arial" w:eastAsia="Arial"/>
-                <w:b w:val="0"/>
-                <w:color w:val="0A0E17"/>
-                <w:sz w:val="18"/>
-              </w:rPr>
-              <w:t>الأحد 06/12/2026</w:t>
-            </w:r>
-          </w:p>
-        </w:tc>
-      </w:tr>
-      <w:tr>
-        <w:tc>
-          <w:tcPr>
-            <w:tcW w:type="dxa" w:w="7739"/>
-            <w:shd w:fill="EEF2F5" w:val="clear"/>
-          </w:tcPr>
-          <w:p>
-            <w:pPr>
-              <w:bidi w:val="1"/>
-              <w:jc w:val="right"/>
-            </w:pPr>
-            <w:r/>
-            <w:r>
-              <w:rPr>
-                <w:rFonts w:ascii="Arial" w:hAnsi="Arial" w:eastAsia="Arial"/>
-                <w:b/>
-                <w:color w:val="0A0E17"/>
-                <w:sz w:val="18"/>
-              </w:rPr>
-              <w:t>آخر موعد للقبول</w:t>
-            </w:r>
-          </w:p>
-        </w:tc>
-        <w:tc>
-          <w:tcPr>
-            <w:tcW w:type="dxa" w:w="7739"/>
-          </w:tcPr>
-          <w:p>
-            <w:pPr>
-              <w:bidi w:val="1"/>
-              <w:jc w:val="right"/>
-            </w:pPr>
-            <w:r/>
-            <w:r>
-              <w:rPr>
-                <w:rFonts w:ascii="Arial" w:hAnsi="Arial" w:eastAsia="Arial"/>
-                <w:b w:val="0"/>
-                <w:color w:val="0A0E17"/>
-                <w:sz w:val="18"/>
-              </w:rPr>
-              <w:t>الأربعاء 09/12/2026</w:t>
-            </w:r>
-          </w:p>
-        </w:tc>
-      </w:tr>
-      <w:tr>
-        <w:tc>
-          <w:tcPr>
-            <w:tcW w:type="dxa" w:w="7739"/>
-            <w:shd w:fill="EEF2F5" w:val="clear"/>
-          </w:tcPr>
-          <w:p>
-            <w:pPr>
-              <w:bidi w:val="1"/>
-              <w:jc w:val="right"/>
-            </w:pPr>
-            <w:r/>
-            <w:r>
-              <w:rPr>
-                <w:rFonts w:ascii="Arial" w:hAnsi="Arial" w:eastAsia="Arial"/>
-                <w:b/>
-                <w:color w:val="0A0E17"/>
-                <w:sz w:val="18"/>
-              </w:rPr>
-              <w:t>أيام التنفيذ (بدون جمعة وسبت وإجازات)</w:t>
-            </w:r>
-          </w:p>
-        </w:tc>
-        <w:tc>
-          <w:tcPr>
-            <w:tcW w:type="dxa" w:w="7739"/>
-          </w:tcPr>
-          <w:p>
-            <w:pPr>
-              <w:bidi w:val="1"/>
-              <w:jc w:val="right"/>
-            </w:pPr>
-            <w:r/>
-            <w:r>
-              <w:rPr>
-                <w:rFonts w:ascii="Arial" w:hAnsi="Arial" w:eastAsia="Arial"/>
-                <w:b w:val="0"/>
-                <w:color w:val="0A0E17"/>
-                <w:sz w:val="18"/>
-              </w:rPr>
-              <w:t>30/11، 01/12، 02/12، 03/12، 06/12</w:t>
+              <w:t>5 أيام عمل (بدون جمعة وسبت وإجازات)</w:t>
             </w:r>
           </w:p>
         </w:tc>
@@ -5185,7 +3549,7 @@
                 <w:color w:val="0A0E17"/>
                 <w:sz w:val="18"/>
               </w:rPr>
-              <w:t>اعتماد وثيقة المتطلبات — الأربعاء 28/10/2026</w:t>
+              <w:t>اعتماد وثيقة المتطلبات</w:t>
             </w:r>
           </w:p>
         </w:tc>
@@ -5280,7 +3644,7 @@
                 <w:color w:val="0A0E17"/>
                 <w:sz w:val="18"/>
               </w:rPr>
-              <w:t>أيام الاتفاق مع العميل (قبل التنفيذ)</w:t>
+              <w:t>أيام الاتفاق مع العميل</w:t>
             </w:r>
           </w:p>
         </w:tc>
@@ -5301,7 +3665,7 @@
                 <w:color w:val="0A0E17"/>
                 <w:sz w:val="18"/>
               </w:rPr>
-              <w:t>الخميس 26/11/2026 إلى الاثنين 30/11/2026 — 26/11، 29/11، 30/11</w:t>
+              <w:t>ثلاثة أيام عمل قبل التنفيذ، للاتفاق على المطلوب</w:t>
             </w:r>
           </w:p>
         </w:tc>
@@ -5325,7 +3689,7 @@
                 <w:color w:val="0A0E17"/>
                 <w:sz w:val="18"/>
               </w:rPr>
-              <w:t>يُتفق فيه على المطلوب</w:t>
+              <w:t>يُتفق فيه على</w:t>
             </w:r>
           </w:p>
         </w:tc>
@@ -5370,7 +3734,7 @@
                 <w:color w:val="0A0E17"/>
                 <w:sz w:val="18"/>
               </w:rPr>
-              <w:t>أول يوم تنفيذ</w:t>
+              <w:t>أيام التنفيذ</w:t>
             </w:r>
           </w:p>
         </w:tc>
@@ -5391,142 +3755,7 @@
                 <w:color w:val="0A0E17"/>
                 <w:sz w:val="18"/>
               </w:rPr>
-              <w:t>الثلاثاء 01/12/2026</w:t>
-            </w:r>
-          </w:p>
-        </w:tc>
-      </w:tr>
-      <w:tr>
-        <w:tc>
-          <w:tcPr>
-            <w:tcW w:type="dxa" w:w="7739"/>
-            <w:shd w:fill="EEF2F5" w:val="clear"/>
-          </w:tcPr>
-          <w:p>
-            <w:pPr>
-              <w:bidi w:val="1"/>
-              <w:jc w:val="right"/>
-            </w:pPr>
-            <w:r/>
-            <w:r>
-              <w:rPr>
-                <w:rFonts w:ascii="Arial" w:hAnsi="Arial" w:eastAsia="Arial"/>
-                <w:b/>
-                <w:color w:val="0A0E17"/>
-                <w:sz w:val="18"/>
-              </w:rPr>
-              <w:t>آخر يوم عمل / العرض</w:t>
-            </w:r>
-          </w:p>
-        </w:tc>
-        <w:tc>
-          <w:tcPr>
-            <w:tcW w:type="dxa" w:w="7739"/>
-          </w:tcPr>
-          <w:p>
-            <w:pPr>
-              <w:bidi w:val="1"/>
-              <w:jc w:val="right"/>
-            </w:pPr>
-            <w:r/>
-            <w:r>
-              <w:rPr>
-                <w:rFonts w:ascii="Arial" w:hAnsi="Arial" w:eastAsia="Arial"/>
-                <w:b w:val="0"/>
-                <w:color w:val="0A0E17"/>
-                <w:sz w:val="18"/>
-              </w:rPr>
-              <w:t>الأربعاء 09/12/2026</w:t>
-            </w:r>
-          </w:p>
-        </w:tc>
-      </w:tr>
-      <w:tr>
-        <w:tc>
-          <w:tcPr>
-            <w:tcW w:type="dxa" w:w="7739"/>
-            <w:shd w:fill="EEF2F5" w:val="clear"/>
-          </w:tcPr>
-          <w:p>
-            <w:pPr>
-              <w:bidi w:val="1"/>
-              <w:jc w:val="right"/>
-            </w:pPr>
-            <w:r/>
-            <w:r>
-              <w:rPr>
-                <w:rFonts w:ascii="Arial" w:hAnsi="Arial" w:eastAsia="Arial"/>
-                <w:b/>
-                <w:color w:val="0A0E17"/>
-                <w:sz w:val="18"/>
-              </w:rPr>
-              <w:t>آخر موعد للقبول</w:t>
-            </w:r>
-          </w:p>
-        </w:tc>
-        <w:tc>
-          <w:tcPr>
-            <w:tcW w:type="dxa" w:w="7739"/>
-          </w:tcPr>
-          <w:p>
-            <w:pPr>
-              <w:bidi w:val="1"/>
-              <w:jc w:val="right"/>
-            </w:pPr>
-            <w:r/>
-            <w:r>
-              <w:rPr>
-                <w:rFonts w:ascii="Arial" w:hAnsi="Arial" w:eastAsia="Arial"/>
-                <w:b w:val="0"/>
-                <w:color w:val="0A0E17"/>
-                <w:sz w:val="18"/>
-              </w:rPr>
-              <w:t>الاثنين 14/12/2026</w:t>
-            </w:r>
-          </w:p>
-        </w:tc>
-      </w:tr>
-      <w:tr>
-        <w:tc>
-          <w:tcPr>
-            <w:tcW w:type="dxa" w:w="7739"/>
-            <w:shd w:fill="EEF2F5" w:val="clear"/>
-          </w:tcPr>
-          <w:p>
-            <w:pPr>
-              <w:bidi w:val="1"/>
-              <w:jc w:val="right"/>
-            </w:pPr>
-            <w:r/>
-            <w:r>
-              <w:rPr>
-                <w:rFonts w:ascii="Arial" w:hAnsi="Arial" w:eastAsia="Arial"/>
-                <w:b/>
-                <w:color w:val="0A0E17"/>
-                <w:sz w:val="18"/>
-              </w:rPr>
-              <w:t>أيام التنفيذ (بدون جمعة وسبت وإجازات)</w:t>
-            </w:r>
-          </w:p>
-        </w:tc>
-        <w:tc>
-          <w:tcPr>
-            <w:tcW w:type="dxa" w:w="7739"/>
-          </w:tcPr>
-          <w:p>
-            <w:pPr>
-              <w:bidi w:val="1"/>
-              <w:jc w:val="right"/>
-            </w:pPr>
-            <w:r/>
-            <w:r>
-              <w:rPr>
-                <w:rFonts w:ascii="Arial" w:hAnsi="Arial" w:eastAsia="Arial"/>
-                <w:b w:val="0"/>
-                <w:color w:val="0A0E17"/>
-                <w:sz w:val="18"/>
-              </w:rPr>
-              <w:t>01/12، 02/12، 03/12، 06/12، 07/12، 08/12، 09/12</w:t>
+              <w:t>7 أيام عمل (بدون جمعة وسبت وإجازات)</w:t>
             </w:r>
           </w:p>
         </w:tc>
@@ -5571,7 +3800,7 @@
                 <w:color w:val="0A0E17"/>
                 <w:sz w:val="18"/>
               </w:rPr>
-              <w:t>عرض الوحدة 3 — الاثنين 30/11/2026</w:t>
+              <w:t>عرض الوحدة 3</w:t>
             </w:r>
           </w:p>
         </w:tc>
@@ -5666,7 +3895,7 @@
                 <w:color w:val="0A0E17"/>
                 <w:sz w:val="18"/>
               </w:rPr>
-              <w:t>أيام الاتفاق مع العميل (قبل التنفيذ)</w:t>
+              <w:t>أيام الاتفاق مع العميل</w:t>
             </w:r>
           </w:p>
         </w:tc>
@@ -5687,7 +3916,7 @@
                 <w:color w:val="0A0E17"/>
                 <w:sz w:val="18"/>
               </w:rPr>
-              <w:t>الأربعاء 02/12/2026 إلى الأحد 06/12/2026 — 02/12، 03/12، 06/12</w:t>
+              <w:t>ثلاثة أيام عمل قبل التنفيذ، للاتفاق على المطلوب</w:t>
             </w:r>
           </w:p>
         </w:tc>
@@ -5711,7 +3940,7 @@
                 <w:color w:val="0A0E17"/>
                 <w:sz w:val="18"/>
               </w:rPr>
-              <w:t>يُتفق فيه على المطلوب</w:t>
+              <w:t>يُتفق فيه على</w:t>
             </w:r>
           </w:p>
         </w:tc>
@@ -5756,7 +3985,7 @@
                 <w:color w:val="0A0E17"/>
                 <w:sz w:val="18"/>
               </w:rPr>
-              <w:t>أول يوم تنفيذ</w:t>
+              <w:t>أيام التنفيذ</w:t>
             </w:r>
           </w:p>
         </w:tc>
@@ -5777,142 +4006,7 @@
                 <w:color w:val="0A0E17"/>
                 <w:sz w:val="18"/>
               </w:rPr>
-              <w:t>الاثنين 07/12/2026</w:t>
-            </w:r>
-          </w:p>
-        </w:tc>
-      </w:tr>
-      <w:tr>
-        <w:tc>
-          <w:tcPr>
-            <w:tcW w:type="dxa" w:w="7739"/>
-            <w:shd w:fill="EEF2F5" w:val="clear"/>
-          </w:tcPr>
-          <w:p>
-            <w:pPr>
-              <w:bidi w:val="1"/>
-              <w:jc w:val="right"/>
-            </w:pPr>
-            <w:r/>
-            <w:r>
-              <w:rPr>
-                <w:rFonts w:ascii="Arial" w:hAnsi="Arial" w:eastAsia="Arial"/>
-                <w:b/>
-                <w:color w:val="0A0E17"/>
-                <w:sz w:val="18"/>
-              </w:rPr>
-              <w:t>آخر يوم عمل / العرض</w:t>
-            </w:r>
-          </w:p>
-        </w:tc>
-        <w:tc>
-          <w:tcPr>
-            <w:tcW w:type="dxa" w:w="7739"/>
-          </w:tcPr>
-          <w:p>
-            <w:pPr>
-              <w:bidi w:val="1"/>
-              <w:jc w:val="right"/>
-            </w:pPr>
-            <w:r/>
-            <w:r>
-              <w:rPr>
-                <w:rFonts w:ascii="Arial" w:hAnsi="Arial" w:eastAsia="Arial"/>
-                <w:b w:val="0"/>
-                <w:color w:val="0A0E17"/>
-                <w:sz w:val="18"/>
-              </w:rPr>
-              <w:t>الأربعاء 09/12/2026</w:t>
-            </w:r>
-          </w:p>
-        </w:tc>
-      </w:tr>
-      <w:tr>
-        <w:tc>
-          <w:tcPr>
-            <w:tcW w:type="dxa" w:w="7739"/>
-            <w:shd w:fill="EEF2F5" w:val="clear"/>
-          </w:tcPr>
-          <w:p>
-            <w:pPr>
-              <w:bidi w:val="1"/>
-              <w:jc w:val="right"/>
-            </w:pPr>
-            <w:r/>
-            <w:r>
-              <w:rPr>
-                <w:rFonts w:ascii="Arial" w:hAnsi="Arial" w:eastAsia="Arial"/>
-                <w:b/>
-                <w:color w:val="0A0E17"/>
-                <w:sz w:val="18"/>
-              </w:rPr>
-              <w:t>آخر موعد للقبول</w:t>
-            </w:r>
-          </w:p>
-        </w:tc>
-        <w:tc>
-          <w:tcPr>
-            <w:tcW w:type="dxa" w:w="7739"/>
-          </w:tcPr>
-          <w:p>
-            <w:pPr>
-              <w:bidi w:val="1"/>
-              <w:jc w:val="right"/>
-            </w:pPr>
-            <w:r/>
-            <w:r>
-              <w:rPr>
-                <w:rFonts w:ascii="Arial" w:hAnsi="Arial" w:eastAsia="Arial"/>
-                <w:b w:val="0"/>
-                <w:color w:val="0A0E17"/>
-                <w:sz w:val="18"/>
-              </w:rPr>
-              <w:t>الاثنين 14/12/2026</w:t>
-            </w:r>
-          </w:p>
-        </w:tc>
-      </w:tr>
-      <w:tr>
-        <w:tc>
-          <w:tcPr>
-            <w:tcW w:type="dxa" w:w="7739"/>
-            <w:shd w:fill="EEF2F5" w:val="clear"/>
-          </w:tcPr>
-          <w:p>
-            <w:pPr>
-              <w:bidi w:val="1"/>
-              <w:jc w:val="right"/>
-            </w:pPr>
-            <w:r/>
-            <w:r>
-              <w:rPr>
-                <w:rFonts w:ascii="Arial" w:hAnsi="Arial" w:eastAsia="Arial"/>
-                <w:b/>
-                <w:color w:val="0A0E17"/>
-                <w:sz w:val="18"/>
-              </w:rPr>
-              <w:t>أيام التنفيذ (بدون جمعة وسبت وإجازات)</w:t>
-            </w:r>
-          </w:p>
-        </w:tc>
-        <w:tc>
-          <w:tcPr>
-            <w:tcW w:type="dxa" w:w="7739"/>
-          </w:tcPr>
-          <w:p>
-            <w:pPr>
-              <w:bidi w:val="1"/>
-              <w:jc w:val="right"/>
-            </w:pPr>
-            <w:r/>
-            <w:r>
-              <w:rPr>
-                <w:rFonts w:ascii="Arial" w:hAnsi="Arial" w:eastAsia="Arial"/>
-                <w:b w:val="0"/>
-                <w:color w:val="0A0E17"/>
-                <w:sz w:val="18"/>
-              </w:rPr>
-              <w:t>07/12، 08/12، 09/12</w:t>
+              <w:t>3 أيام عمل (بدون جمعة وسبت وإجازات)</w:t>
             </w:r>
           </w:p>
         </w:tc>
@@ -5957,7 +4051,7 @@
                 <w:color w:val="0A0E17"/>
                 <w:sz w:val="18"/>
               </w:rPr>
-              <w:t>عرض الوحدة 12 — الأحد 29/11/2026</w:t>
+              <w:t>عرض الوحدة 12</w:t>
             </w:r>
           </w:p>
         </w:tc>
@@ -6052,7 +4146,7 @@
                 <w:color w:val="0A0E17"/>
                 <w:sz w:val="18"/>
               </w:rPr>
-              <w:t>أيام الاتفاق مع العميل (قبل التنفيذ)</w:t>
+              <w:t>أيام الاتفاق مع العميل</w:t>
             </w:r>
           </w:p>
         </w:tc>
@@ -6073,7 +4167,7 @@
                 <w:color w:val="0A0E17"/>
                 <w:sz w:val="18"/>
               </w:rPr>
-              <w:t>الاثنين 07/12/2026 إلى الأربعاء 09/12/2026 — 07/12، 08/12، 09/12</w:t>
+              <w:t>ثلاثة أيام عمل قبل التنفيذ، للاتفاق على المطلوب</w:t>
             </w:r>
           </w:p>
         </w:tc>
@@ -6097,7 +4191,7 @@
                 <w:color w:val="0A0E17"/>
                 <w:sz w:val="18"/>
               </w:rPr>
-              <w:t>يُتفق فيه على المطلوب</w:t>
+              <w:t>يُتفق فيه على</w:t>
             </w:r>
           </w:p>
         </w:tc>
@@ -6142,7 +4236,7 @@
                 <w:color w:val="0A0E17"/>
                 <w:sz w:val="18"/>
               </w:rPr>
-              <w:t>أول يوم تنفيذ</w:t>
+              <w:t>أيام التنفيذ</w:t>
             </w:r>
           </w:p>
         </w:tc>
@@ -6163,142 +4257,7 @@
                 <w:color w:val="0A0E17"/>
                 <w:sz w:val="18"/>
               </w:rPr>
-              <w:t>الخميس 10/12/2026</w:t>
-            </w:r>
-          </w:p>
-        </w:tc>
-      </w:tr>
-      <w:tr>
-        <w:tc>
-          <w:tcPr>
-            <w:tcW w:type="dxa" w:w="7739"/>
-            <w:shd w:fill="EEF2F5" w:val="clear"/>
-          </w:tcPr>
-          <w:p>
-            <w:pPr>
-              <w:bidi w:val="1"/>
-              <w:jc w:val="right"/>
-            </w:pPr>
-            <w:r/>
-            <w:r>
-              <w:rPr>
-                <w:rFonts w:ascii="Arial" w:hAnsi="Arial" w:eastAsia="Arial"/>
-                <w:b/>
-                <w:color w:val="0A0E17"/>
-                <w:sz w:val="18"/>
-              </w:rPr>
-              <w:t>آخر يوم عمل / العرض</w:t>
-            </w:r>
-          </w:p>
-        </w:tc>
-        <w:tc>
-          <w:tcPr>
-            <w:tcW w:type="dxa" w:w="7739"/>
-          </w:tcPr>
-          <w:p>
-            <w:pPr>
-              <w:bidi w:val="1"/>
-              <w:jc w:val="right"/>
-            </w:pPr>
-            <w:r/>
-            <w:r>
-              <w:rPr>
-                <w:rFonts w:ascii="Arial" w:hAnsi="Arial" w:eastAsia="Arial"/>
-                <w:b w:val="0"/>
-                <w:color w:val="0A0E17"/>
-                <w:sz w:val="18"/>
-              </w:rPr>
-              <w:t>الخميس 17/12/2026</w:t>
-            </w:r>
-          </w:p>
-        </w:tc>
-      </w:tr>
-      <w:tr>
-        <w:tc>
-          <w:tcPr>
-            <w:tcW w:type="dxa" w:w="7739"/>
-            <w:shd w:fill="EEF2F5" w:val="clear"/>
-          </w:tcPr>
-          <w:p>
-            <w:pPr>
-              <w:bidi w:val="1"/>
-              <w:jc w:val="right"/>
-            </w:pPr>
-            <w:r/>
-            <w:r>
-              <w:rPr>
-                <w:rFonts w:ascii="Arial" w:hAnsi="Arial" w:eastAsia="Arial"/>
-                <w:b/>
-                <w:color w:val="0A0E17"/>
-                <w:sz w:val="18"/>
-              </w:rPr>
-              <w:t>آخر موعد للقبول</w:t>
-            </w:r>
-          </w:p>
-        </w:tc>
-        <w:tc>
-          <w:tcPr>
-            <w:tcW w:type="dxa" w:w="7739"/>
-          </w:tcPr>
-          <w:p>
-            <w:pPr>
-              <w:bidi w:val="1"/>
-              <w:jc w:val="right"/>
-            </w:pPr>
-            <w:r/>
-            <w:r>
-              <w:rPr>
-                <w:rFonts w:ascii="Arial" w:hAnsi="Arial" w:eastAsia="Arial"/>
-                <w:b w:val="0"/>
-                <w:color w:val="0A0E17"/>
-                <w:sz w:val="18"/>
-              </w:rPr>
-              <w:t>الثلاثاء 22/12/2026</w:t>
-            </w:r>
-          </w:p>
-        </w:tc>
-      </w:tr>
-      <w:tr>
-        <w:tc>
-          <w:tcPr>
-            <w:tcW w:type="dxa" w:w="7739"/>
-            <w:shd w:fill="EEF2F5" w:val="clear"/>
-          </w:tcPr>
-          <w:p>
-            <w:pPr>
-              <w:bidi w:val="1"/>
-              <w:jc w:val="right"/>
-            </w:pPr>
-            <w:r/>
-            <w:r>
-              <w:rPr>
-                <w:rFonts w:ascii="Arial" w:hAnsi="Arial" w:eastAsia="Arial"/>
-                <w:b/>
-                <w:color w:val="0A0E17"/>
-                <w:sz w:val="18"/>
-              </w:rPr>
-              <w:t>أيام التنفيذ (بدون جمعة وسبت وإجازات)</w:t>
-            </w:r>
-          </w:p>
-        </w:tc>
-        <w:tc>
-          <w:tcPr>
-            <w:tcW w:type="dxa" w:w="7739"/>
-          </w:tcPr>
-          <w:p>
-            <w:pPr>
-              <w:bidi w:val="1"/>
-              <w:jc w:val="right"/>
-            </w:pPr>
-            <w:r/>
-            <w:r>
-              <w:rPr>
-                <w:rFonts w:ascii="Arial" w:hAnsi="Arial" w:eastAsia="Arial"/>
-                <w:b w:val="0"/>
-                <w:color w:val="0A0E17"/>
-                <w:sz w:val="18"/>
-              </w:rPr>
-              <w:t>10/12، 13/12، 14/12، 15/12، 16/12، 17/12</w:t>
+              <w:t>6 أيام عمل (بدون جمعة وسبت وإجازات)</w:t>
             </w:r>
           </w:p>
         </w:tc>
@@ -6343,7 +4302,7 @@
                 <w:color w:val="0A0E17"/>
                 <w:sz w:val="18"/>
               </w:rPr>
-              <w:t>قبول الوحدتين 3 و12 — الخميس 03/12/2026</w:t>
+              <w:t>قبول الوحدتين 3 و12</w:t>
             </w:r>
           </w:p>
         </w:tc>
@@ -6438,7 +4397,7 @@
                 <w:color w:val="0A0E17"/>
                 <w:sz w:val="18"/>
               </w:rPr>
-              <w:t>أيام الاتفاق مع العميل (قبل التنفيذ)</w:t>
+              <w:t>أيام الاتفاق مع العميل</w:t>
             </w:r>
           </w:p>
         </w:tc>
@@ -6459,7 +4418,7 @@
                 <w:color w:val="0A0E17"/>
                 <w:sz w:val="18"/>
               </w:rPr>
-              <w:t>الاثنين 07/12/2026 إلى الأربعاء 09/12/2026 — 07/12، 08/12، 09/12</w:t>
+              <w:t>ثلاثة أيام عمل قبل التنفيذ، للاتفاق على المطلوب</w:t>
             </w:r>
           </w:p>
         </w:tc>
@@ -6483,7 +4442,7 @@
                 <w:color w:val="0A0E17"/>
                 <w:sz w:val="18"/>
               </w:rPr>
-              <w:t>يُتفق فيه على المطلوب</w:t>
+              <w:t>يُتفق فيه على</w:t>
             </w:r>
           </w:p>
         </w:tc>
@@ -6528,7 +4487,7 @@
                 <w:color w:val="0A0E17"/>
                 <w:sz w:val="18"/>
               </w:rPr>
-              <w:t>أول يوم تنفيذ</w:t>
+              <w:t>أيام التنفيذ</w:t>
             </w:r>
           </w:p>
         </w:tc>
@@ -6549,142 +4508,7 @@
                 <w:color w:val="0A0E17"/>
                 <w:sz w:val="18"/>
               </w:rPr>
-              <w:t>الخميس 10/12/2026</w:t>
-            </w:r>
-          </w:p>
-        </w:tc>
-      </w:tr>
-      <w:tr>
-        <w:tc>
-          <w:tcPr>
-            <w:tcW w:type="dxa" w:w="7739"/>
-            <w:shd w:fill="EEF2F5" w:val="clear"/>
-          </w:tcPr>
-          <w:p>
-            <w:pPr>
-              <w:bidi w:val="1"/>
-              <w:jc w:val="right"/>
-            </w:pPr>
-            <w:r/>
-            <w:r>
-              <w:rPr>
-                <w:rFonts w:ascii="Arial" w:hAnsi="Arial" w:eastAsia="Arial"/>
-                <w:b/>
-                <w:color w:val="0A0E17"/>
-                <w:sz w:val="18"/>
-              </w:rPr>
-              <w:t>آخر يوم عمل / العرض</w:t>
-            </w:r>
-          </w:p>
-        </w:tc>
-        <w:tc>
-          <w:tcPr>
-            <w:tcW w:type="dxa" w:w="7739"/>
-          </w:tcPr>
-          <w:p>
-            <w:pPr>
-              <w:bidi w:val="1"/>
-              <w:jc w:val="right"/>
-            </w:pPr>
-            <w:r/>
-            <w:r>
-              <w:rPr>
-                <w:rFonts w:ascii="Arial" w:hAnsi="Arial" w:eastAsia="Arial"/>
-                <w:b w:val="0"/>
-                <w:color w:val="0A0E17"/>
-                <w:sz w:val="18"/>
-              </w:rPr>
-              <w:t>الأحد 20/12/2026</w:t>
-            </w:r>
-          </w:p>
-        </w:tc>
-      </w:tr>
-      <w:tr>
-        <w:tc>
-          <w:tcPr>
-            <w:tcW w:type="dxa" w:w="7739"/>
-            <w:shd w:fill="EEF2F5" w:val="clear"/>
-          </w:tcPr>
-          <w:p>
-            <w:pPr>
-              <w:bidi w:val="1"/>
-              <w:jc w:val="right"/>
-            </w:pPr>
-            <w:r/>
-            <w:r>
-              <w:rPr>
-                <w:rFonts w:ascii="Arial" w:hAnsi="Arial" w:eastAsia="Arial"/>
-                <w:b/>
-                <w:color w:val="0A0E17"/>
-                <w:sz w:val="18"/>
-              </w:rPr>
-              <w:t>آخر موعد للقبول</w:t>
-            </w:r>
-          </w:p>
-        </w:tc>
-        <w:tc>
-          <w:tcPr>
-            <w:tcW w:type="dxa" w:w="7739"/>
-          </w:tcPr>
-          <w:p>
-            <w:pPr>
-              <w:bidi w:val="1"/>
-              <w:jc w:val="right"/>
-            </w:pPr>
-            <w:r/>
-            <w:r>
-              <w:rPr>
-                <w:rFonts w:ascii="Arial" w:hAnsi="Arial" w:eastAsia="Arial"/>
-                <w:b w:val="0"/>
-                <w:color w:val="0A0E17"/>
-                <w:sz w:val="18"/>
-              </w:rPr>
-              <w:t>الأربعاء 23/12/2026</w:t>
-            </w:r>
-          </w:p>
-        </w:tc>
-      </w:tr>
-      <w:tr>
-        <w:tc>
-          <w:tcPr>
-            <w:tcW w:type="dxa" w:w="7739"/>
-            <w:shd w:fill="EEF2F5" w:val="clear"/>
-          </w:tcPr>
-          <w:p>
-            <w:pPr>
-              <w:bidi w:val="1"/>
-              <w:jc w:val="right"/>
-            </w:pPr>
-            <w:r/>
-            <w:r>
-              <w:rPr>
-                <w:rFonts w:ascii="Arial" w:hAnsi="Arial" w:eastAsia="Arial"/>
-                <w:b/>
-                <w:color w:val="0A0E17"/>
-                <w:sz w:val="18"/>
-              </w:rPr>
-              <w:t>أيام التنفيذ (بدون جمعة وسبت وإجازات)</w:t>
-            </w:r>
-          </w:p>
-        </w:tc>
-        <w:tc>
-          <w:tcPr>
-            <w:tcW w:type="dxa" w:w="7739"/>
-          </w:tcPr>
-          <w:p>
-            <w:pPr>
-              <w:bidi w:val="1"/>
-              <w:jc w:val="right"/>
-            </w:pPr>
-            <w:r/>
-            <w:r>
-              <w:rPr>
-                <w:rFonts w:ascii="Arial" w:hAnsi="Arial" w:eastAsia="Arial"/>
-                <w:b w:val="0"/>
-                <w:color w:val="0A0E17"/>
-                <w:sz w:val="18"/>
-              </w:rPr>
-              <w:t>10/12، 13/12، 14/12، 15/12، 16/12، 17/12، 20/12</w:t>
+              <w:t>7 أيام عمل (بدون جمعة وسبت وإجازات)</w:t>
             </w:r>
           </w:p>
         </w:tc>
@@ -6729,7 +4553,7 @@
                 <w:color w:val="0A0E17"/>
                 <w:sz w:val="18"/>
               </w:rPr>
-              <w:t>عرض الوحدة 3 — الاثنين 30/11/2026</w:t>
+              <w:t>عرض الوحدة 3</w:t>
             </w:r>
           </w:p>
         </w:tc>
@@ -6824,7 +4648,7 @@
                 <w:color w:val="0A0E17"/>
                 <w:sz w:val="18"/>
               </w:rPr>
-              <w:t>أيام الاتفاق مع العميل (قبل التنفيذ)</w:t>
+              <w:t>أيام الاتفاق مع العميل</w:t>
             </w:r>
           </w:p>
         </w:tc>
@@ -6845,7 +4669,7 @@
                 <w:color w:val="0A0E17"/>
                 <w:sz w:val="18"/>
               </w:rPr>
-              <w:t>الثلاثاء 15/12/2026 إلى الخميس 17/12/2026 — 15/12، 16/12، 17/12</w:t>
+              <w:t>ثلاثة أيام عمل قبل التنفيذ، للاتفاق على المطلوب</w:t>
             </w:r>
           </w:p>
         </w:tc>
@@ -6869,7 +4693,7 @@
                 <w:color w:val="0A0E17"/>
                 <w:sz w:val="18"/>
               </w:rPr>
-              <w:t>يُتفق فيه على المطلوب</w:t>
+              <w:t>يُتفق فيه على</w:t>
             </w:r>
           </w:p>
         </w:tc>
@@ -6914,7 +4738,7 @@
                 <w:color w:val="0A0E17"/>
                 <w:sz w:val="18"/>
               </w:rPr>
-              <w:t>أول يوم تنفيذ</w:t>
+              <w:t>أيام التنفيذ</w:t>
             </w:r>
           </w:p>
         </w:tc>
@@ -6935,142 +4759,7 @@
                 <w:color w:val="0A0E17"/>
                 <w:sz w:val="18"/>
               </w:rPr>
-              <w:t>الأحد 20/12/2026</w:t>
-            </w:r>
-          </w:p>
-        </w:tc>
-      </w:tr>
-      <w:tr>
-        <w:tc>
-          <w:tcPr>
-            <w:tcW w:type="dxa" w:w="7739"/>
-            <w:shd w:fill="EEF2F5" w:val="clear"/>
-          </w:tcPr>
-          <w:p>
-            <w:pPr>
-              <w:bidi w:val="1"/>
-              <w:jc w:val="right"/>
-            </w:pPr>
-            <w:r/>
-            <w:r>
-              <w:rPr>
-                <w:rFonts w:ascii="Arial" w:hAnsi="Arial" w:eastAsia="Arial"/>
-                <w:b/>
-                <w:color w:val="0A0E17"/>
-                <w:sz w:val="18"/>
-              </w:rPr>
-              <w:t>آخر يوم عمل / العرض</w:t>
-            </w:r>
-          </w:p>
-        </w:tc>
-        <w:tc>
-          <w:tcPr>
-            <w:tcW w:type="dxa" w:w="7739"/>
-          </w:tcPr>
-          <w:p>
-            <w:pPr>
-              <w:bidi w:val="1"/>
-              <w:jc w:val="right"/>
-            </w:pPr>
-            <w:r/>
-            <w:r>
-              <w:rPr>
-                <w:rFonts w:ascii="Arial" w:hAnsi="Arial" w:eastAsia="Arial"/>
-                <w:b w:val="0"/>
-                <w:color w:val="0A0E17"/>
-                <w:sz w:val="18"/>
-              </w:rPr>
-              <w:t>الخميس 24/12/2026</w:t>
-            </w:r>
-          </w:p>
-        </w:tc>
-      </w:tr>
-      <w:tr>
-        <w:tc>
-          <w:tcPr>
-            <w:tcW w:type="dxa" w:w="7739"/>
-            <w:shd w:fill="EEF2F5" w:val="clear"/>
-          </w:tcPr>
-          <w:p>
-            <w:pPr>
-              <w:bidi w:val="1"/>
-              <w:jc w:val="right"/>
-            </w:pPr>
-            <w:r/>
-            <w:r>
-              <w:rPr>
-                <w:rFonts w:ascii="Arial" w:hAnsi="Arial" w:eastAsia="Arial"/>
-                <w:b/>
-                <w:color w:val="0A0E17"/>
-                <w:sz w:val="18"/>
-              </w:rPr>
-              <w:t>آخر موعد للقبول</w:t>
-            </w:r>
-          </w:p>
-        </w:tc>
-        <w:tc>
-          <w:tcPr>
-            <w:tcW w:type="dxa" w:w="7739"/>
-          </w:tcPr>
-          <w:p>
-            <w:pPr>
-              <w:bidi w:val="1"/>
-              <w:jc w:val="right"/>
-            </w:pPr>
-            <w:r/>
-            <w:r>
-              <w:rPr>
-                <w:rFonts w:ascii="Arial" w:hAnsi="Arial" w:eastAsia="Arial"/>
-                <w:b w:val="0"/>
-                <w:color w:val="0A0E17"/>
-                <w:sz w:val="18"/>
-              </w:rPr>
-              <w:t>الثلاثاء 29/12/2026</w:t>
-            </w:r>
-          </w:p>
-        </w:tc>
-      </w:tr>
-      <w:tr>
-        <w:tc>
-          <w:tcPr>
-            <w:tcW w:type="dxa" w:w="7739"/>
-            <w:shd w:fill="EEF2F5" w:val="clear"/>
-          </w:tcPr>
-          <w:p>
-            <w:pPr>
-              <w:bidi w:val="1"/>
-              <w:jc w:val="right"/>
-            </w:pPr>
-            <w:r/>
-            <w:r>
-              <w:rPr>
-                <w:rFonts w:ascii="Arial" w:hAnsi="Arial" w:eastAsia="Arial"/>
-                <w:b/>
-                <w:color w:val="0A0E17"/>
-                <w:sz w:val="18"/>
-              </w:rPr>
-              <w:t>أيام التنفيذ (بدون جمعة وسبت وإجازات)</w:t>
-            </w:r>
-          </w:p>
-        </w:tc>
-        <w:tc>
-          <w:tcPr>
-            <w:tcW w:type="dxa" w:w="7739"/>
-          </w:tcPr>
-          <w:p>
-            <w:pPr>
-              <w:bidi w:val="1"/>
-              <w:jc w:val="right"/>
-            </w:pPr>
-            <w:r/>
-            <w:r>
-              <w:rPr>
-                <w:rFonts w:ascii="Arial" w:hAnsi="Arial" w:eastAsia="Arial"/>
-                <w:b w:val="0"/>
-                <w:color w:val="0A0E17"/>
-                <w:sz w:val="18"/>
-              </w:rPr>
-              <w:t>20/12، 21/12، 22/12، 23/12، 24/12</w:t>
+              <w:t>5 أيام عمل (بدون جمعة وسبت وإجازات)</w:t>
             </w:r>
           </w:p>
         </w:tc>
@@ -7115,7 +4804,7 @@
                 <w:color w:val="0A0E17"/>
                 <w:sz w:val="18"/>
               </w:rPr>
-              <w:t>عرض الوحدة 8 — الخميس 17/12/2026</w:t>
+              <w:t>عرض الوحدة 8</w:t>
             </w:r>
           </w:p>
         </w:tc>
@@ -7210,7 +4899,7 @@
                 <w:color w:val="0A0E17"/>
                 <w:sz w:val="18"/>
               </w:rPr>
-              <w:t>أيام الاتفاق مع العميل (قبل التنفيذ)</w:t>
+              <w:t>أيام الاتفاق مع العميل</w:t>
             </w:r>
           </w:p>
         </w:tc>
@@ -7231,7 +4920,7 @@
                 <w:color w:val="0A0E17"/>
                 <w:sz w:val="18"/>
               </w:rPr>
-              <w:t>الأربعاء 16/12/2026 إلى الأحد 20/12/2026 — 16/12، 17/12، 20/12</w:t>
+              <w:t>ثلاثة أيام عمل قبل التنفيذ، للاتفاق على المطلوب</w:t>
             </w:r>
           </w:p>
         </w:tc>
@@ -7255,7 +4944,7 @@
                 <w:color w:val="0A0E17"/>
                 <w:sz w:val="18"/>
               </w:rPr>
-              <w:t>يُتفق فيه على المطلوب</w:t>
+              <w:t>يُتفق فيه على</w:t>
             </w:r>
           </w:p>
         </w:tc>
@@ -7300,7 +4989,7 @@
                 <w:color w:val="0A0E17"/>
                 <w:sz w:val="18"/>
               </w:rPr>
-              <w:t>أول يوم تنفيذ</w:t>
+              <w:t>أيام التنفيذ</w:t>
             </w:r>
           </w:p>
         </w:tc>
@@ -7321,142 +5010,7 @@
                 <w:color w:val="0A0E17"/>
                 <w:sz w:val="18"/>
               </w:rPr>
-              <w:t>الاثنين 21/12/2026</w:t>
-            </w:r>
-          </w:p>
-        </w:tc>
-      </w:tr>
-      <w:tr>
-        <w:tc>
-          <w:tcPr>
-            <w:tcW w:type="dxa" w:w="7739"/>
-            <w:shd w:fill="EEF2F5" w:val="clear"/>
-          </w:tcPr>
-          <w:p>
-            <w:pPr>
-              <w:bidi w:val="1"/>
-              <w:jc w:val="right"/>
-            </w:pPr>
-            <w:r/>
-            <w:r>
-              <w:rPr>
-                <w:rFonts w:ascii="Arial" w:hAnsi="Arial" w:eastAsia="Arial"/>
-                <w:b/>
-                <w:color w:val="0A0E17"/>
-                <w:sz w:val="18"/>
-              </w:rPr>
-              <w:t>آخر يوم عمل / العرض</w:t>
-            </w:r>
-          </w:p>
-        </w:tc>
-        <w:tc>
-          <w:tcPr>
-            <w:tcW w:type="dxa" w:w="7739"/>
-          </w:tcPr>
-          <w:p>
-            <w:pPr>
-              <w:bidi w:val="1"/>
-              <w:jc w:val="right"/>
-            </w:pPr>
-            <w:r/>
-            <w:r>
-              <w:rPr>
-                <w:rFonts w:ascii="Arial" w:hAnsi="Arial" w:eastAsia="Arial"/>
-                <w:b w:val="0"/>
-                <w:color w:val="0A0E17"/>
-                <w:sz w:val="18"/>
-              </w:rPr>
-              <w:t>الاثنين 28/12/2026</w:t>
-            </w:r>
-          </w:p>
-        </w:tc>
-      </w:tr>
-      <w:tr>
-        <w:tc>
-          <w:tcPr>
-            <w:tcW w:type="dxa" w:w="7739"/>
-            <w:shd w:fill="EEF2F5" w:val="clear"/>
-          </w:tcPr>
-          <w:p>
-            <w:pPr>
-              <w:bidi w:val="1"/>
-              <w:jc w:val="right"/>
-            </w:pPr>
-            <w:r/>
-            <w:r>
-              <w:rPr>
-                <w:rFonts w:ascii="Arial" w:hAnsi="Arial" w:eastAsia="Arial"/>
-                <w:b/>
-                <w:color w:val="0A0E17"/>
-                <w:sz w:val="18"/>
-              </w:rPr>
-              <w:t>آخر موعد للقبول</w:t>
-            </w:r>
-          </w:p>
-        </w:tc>
-        <w:tc>
-          <w:tcPr>
-            <w:tcW w:type="dxa" w:w="7739"/>
-          </w:tcPr>
-          <w:p>
-            <w:pPr>
-              <w:bidi w:val="1"/>
-              <w:jc w:val="right"/>
-            </w:pPr>
-            <w:r/>
-            <w:r>
-              <w:rPr>
-                <w:rFonts w:ascii="Arial" w:hAnsi="Arial" w:eastAsia="Arial"/>
-                <w:b w:val="0"/>
-                <w:color w:val="0A0E17"/>
-                <w:sz w:val="18"/>
-              </w:rPr>
-              <w:t>الخميس 31/12/2026</w:t>
-            </w:r>
-          </w:p>
-        </w:tc>
-      </w:tr>
-      <w:tr>
-        <w:tc>
-          <w:tcPr>
-            <w:tcW w:type="dxa" w:w="7739"/>
-            <w:shd w:fill="EEF2F5" w:val="clear"/>
-          </w:tcPr>
-          <w:p>
-            <w:pPr>
-              <w:bidi w:val="1"/>
-              <w:jc w:val="right"/>
-            </w:pPr>
-            <w:r/>
-            <w:r>
-              <w:rPr>
-                <w:rFonts w:ascii="Arial" w:hAnsi="Arial" w:eastAsia="Arial"/>
-                <w:b/>
-                <w:color w:val="0A0E17"/>
-                <w:sz w:val="18"/>
-              </w:rPr>
-              <w:t>أيام التنفيذ (بدون جمعة وسبت وإجازات)</w:t>
-            </w:r>
-          </w:p>
-        </w:tc>
-        <w:tc>
-          <w:tcPr>
-            <w:tcW w:type="dxa" w:w="7739"/>
-          </w:tcPr>
-          <w:p>
-            <w:pPr>
-              <w:bidi w:val="1"/>
-              <w:jc w:val="right"/>
-            </w:pPr>
-            <w:r/>
-            <w:r>
-              <w:rPr>
-                <w:rFonts w:ascii="Arial" w:hAnsi="Arial" w:eastAsia="Arial"/>
-                <w:b w:val="0"/>
-                <w:color w:val="0A0E17"/>
-                <w:sz w:val="18"/>
-              </w:rPr>
-              <w:t>21/12، 22/12، 23/12، 24/12، 27/12، 28/12</w:t>
+              <w:t>6 أيام عمل (بدون جمعة وسبت وإجازات)</w:t>
             </w:r>
           </w:p>
         </w:tc>
@@ -7501,7 +5055,7 @@
                 <w:color w:val="0A0E17"/>
                 <w:sz w:val="18"/>
               </w:rPr>
-              <w:t>قبول الوحدة 5 — الأربعاء 23/12/2026</w:t>
+              <w:t>قبول الوحدة 5</w:t>
             </w:r>
           </w:p>
         </w:tc>
@@ -7596,7 +5150,7 @@
                 <w:color w:val="0A0E17"/>
                 <w:sz w:val="18"/>
               </w:rPr>
-              <w:t>أيام الاتفاق مع العميل (قبل التنفيذ)</w:t>
+              <w:t>أيام الاتفاق مع العميل</w:t>
             </w:r>
           </w:p>
         </w:tc>
@@ -7617,7 +5171,7 @@
                 <w:color w:val="0A0E17"/>
                 <w:sz w:val="18"/>
               </w:rPr>
-              <w:t>الثلاثاء 22/12/2026 إلى الخميس 24/12/2026 — 22/12، 23/12، 24/12</w:t>
+              <w:t>ثلاثة أيام عمل قبل التنفيذ، للاتفاق على المطلوب</w:t>
             </w:r>
           </w:p>
         </w:tc>
@@ -7641,7 +5195,7 @@
                 <w:color w:val="0A0E17"/>
                 <w:sz w:val="18"/>
               </w:rPr>
-              <w:t>يُتفق فيه على المطلوب</w:t>
+              <w:t>يُتفق فيه على</w:t>
             </w:r>
           </w:p>
         </w:tc>
@@ -7686,7 +5240,7 @@
                 <w:color w:val="0A0E17"/>
                 <w:sz w:val="18"/>
               </w:rPr>
-              <w:t>أول يوم تنفيذ</w:t>
+              <w:t>أيام التنفيذ</w:t>
             </w:r>
           </w:p>
         </w:tc>
@@ -7707,142 +5261,7 @@
                 <w:color w:val="0A0E17"/>
                 <w:sz w:val="18"/>
               </w:rPr>
-              <w:t>الأحد 27/12/2026</w:t>
-            </w:r>
-          </w:p>
-        </w:tc>
-      </w:tr>
-      <w:tr>
-        <w:tc>
-          <w:tcPr>
-            <w:tcW w:type="dxa" w:w="7739"/>
-            <w:shd w:fill="EEF2F5" w:val="clear"/>
-          </w:tcPr>
-          <w:p>
-            <w:pPr>
-              <w:bidi w:val="1"/>
-              <w:jc w:val="right"/>
-            </w:pPr>
-            <w:r/>
-            <w:r>
-              <w:rPr>
-                <w:rFonts w:ascii="Arial" w:hAnsi="Arial" w:eastAsia="Arial"/>
-                <w:b/>
-                <w:color w:val="0A0E17"/>
-                <w:sz w:val="18"/>
-              </w:rPr>
-              <w:t>آخر يوم عمل / العرض</w:t>
-            </w:r>
-          </w:p>
-        </w:tc>
-        <w:tc>
-          <w:tcPr>
-            <w:tcW w:type="dxa" w:w="7739"/>
-          </w:tcPr>
-          <w:p>
-            <w:pPr>
-              <w:bidi w:val="1"/>
-              <w:jc w:val="right"/>
-            </w:pPr>
-            <w:r/>
-            <w:r>
-              <w:rPr>
-                <w:rFonts w:ascii="Arial" w:hAnsi="Arial" w:eastAsia="Arial"/>
-                <w:b w:val="0"/>
-                <w:color w:val="0A0E17"/>
-                <w:sz w:val="18"/>
-              </w:rPr>
-              <w:t>الأربعاء 30/12/2026</w:t>
-            </w:r>
-          </w:p>
-        </w:tc>
-      </w:tr>
-      <w:tr>
-        <w:tc>
-          <w:tcPr>
-            <w:tcW w:type="dxa" w:w="7739"/>
-            <w:shd w:fill="EEF2F5" w:val="clear"/>
-          </w:tcPr>
-          <w:p>
-            <w:pPr>
-              <w:bidi w:val="1"/>
-              <w:jc w:val="right"/>
-            </w:pPr>
-            <w:r/>
-            <w:r>
-              <w:rPr>
-                <w:rFonts w:ascii="Arial" w:hAnsi="Arial" w:eastAsia="Arial"/>
-                <w:b/>
-                <w:color w:val="0A0E17"/>
-                <w:sz w:val="18"/>
-              </w:rPr>
-              <w:t>آخر موعد للقبول</w:t>
-            </w:r>
-          </w:p>
-        </w:tc>
-        <w:tc>
-          <w:tcPr>
-            <w:tcW w:type="dxa" w:w="7739"/>
-          </w:tcPr>
-          <w:p>
-            <w:pPr>
-              <w:bidi w:val="1"/>
-              <w:jc w:val="right"/>
-            </w:pPr>
-            <w:r/>
-            <w:r>
-              <w:rPr>
-                <w:rFonts w:ascii="Arial" w:hAnsi="Arial" w:eastAsia="Arial"/>
-                <w:b w:val="0"/>
-                <w:color w:val="0A0E17"/>
-                <w:sz w:val="18"/>
-              </w:rPr>
-              <w:t>الاثنين 04/01/2027</w:t>
-            </w:r>
-          </w:p>
-        </w:tc>
-      </w:tr>
-      <w:tr>
-        <w:tc>
-          <w:tcPr>
-            <w:tcW w:type="dxa" w:w="7739"/>
-            <w:shd w:fill="EEF2F5" w:val="clear"/>
-          </w:tcPr>
-          <w:p>
-            <w:pPr>
-              <w:bidi w:val="1"/>
-              <w:jc w:val="right"/>
-            </w:pPr>
-            <w:r/>
-            <w:r>
-              <w:rPr>
-                <w:rFonts w:ascii="Arial" w:hAnsi="Arial" w:eastAsia="Arial"/>
-                <w:b/>
-                <w:color w:val="0A0E17"/>
-                <w:sz w:val="18"/>
-              </w:rPr>
-              <w:t>أيام التنفيذ (بدون جمعة وسبت وإجازات)</w:t>
-            </w:r>
-          </w:p>
-        </w:tc>
-        <w:tc>
-          <w:tcPr>
-            <w:tcW w:type="dxa" w:w="7739"/>
-          </w:tcPr>
-          <w:p>
-            <w:pPr>
-              <w:bidi w:val="1"/>
-              <w:jc w:val="right"/>
-            </w:pPr>
-            <w:r/>
-            <w:r>
-              <w:rPr>
-                <w:rFonts w:ascii="Arial" w:hAnsi="Arial" w:eastAsia="Arial"/>
-                <w:b w:val="0"/>
-                <w:color w:val="0A0E17"/>
-                <w:sz w:val="18"/>
-              </w:rPr>
-              <w:t>27/12، 28/12، 29/12، 30/12</w:t>
+              <w:t>4 أيام عمل (بدون جمعة وسبت وإجازات)</w:t>
             </w:r>
           </w:p>
         </w:tc>
@@ -7887,7 +5306,7 @@
                 <w:color w:val="0A0E17"/>
                 <w:sz w:val="18"/>
               </w:rPr>
-              <w:t>عرض الوحدتين 8 و9 — الخميس 24/12/2026</w:t>
+              <w:t>عرض الوحدتين 8 و9</w:t>
             </w:r>
           </w:p>
         </w:tc>
@@ -7982,7 +5401,7 @@
                 <w:color w:val="0A0E17"/>
                 <w:sz w:val="18"/>
               </w:rPr>
-              <w:t>أيام الاتفاق مع العميل (قبل التنفيذ)</w:t>
+              <w:t>أيام الاتفاق مع العميل</w:t>
             </w:r>
           </w:p>
         </w:tc>
@@ -8003,7 +5422,7 @@
                 <w:color w:val="0A0E17"/>
                 <w:sz w:val="18"/>
               </w:rPr>
-              <w:t>الخميس 24/12/2026 إلى الاثنين 28/12/2026 — 24/12، 27/12، 28/12</w:t>
+              <w:t>ثلاثة أيام عمل قبل التنفيذ، للاتفاق على المطلوب</w:t>
             </w:r>
           </w:p>
         </w:tc>
@@ -8027,7 +5446,7 @@
                 <w:color w:val="0A0E17"/>
                 <w:sz w:val="18"/>
               </w:rPr>
-              <w:t>يُتفق فيه على المطلوب</w:t>
+              <w:t>يُتفق فيه على</w:t>
             </w:r>
           </w:p>
         </w:tc>
@@ -8072,7 +5491,7 @@
                 <w:color w:val="0A0E17"/>
                 <w:sz w:val="18"/>
               </w:rPr>
-              <w:t>أول يوم تنفيذ</w:t>
+              <w:t>أيام التنفيذ</w:t>
             </w:r>
           </w:p>
         </w:tc>
@@ -8093,142 +5512,7 @@
                 <w:color w:val="0A0E17"/>
                 <w:sz w:val="18"/>
               </w:rPr>
-              <w:t>الثلاثاء 29/12/2026</w:t>
-            </w:r>
-          </w:p>
-        </w:tc>
-      </w:tr>
-      <w:tr>
-        <w:tc>
-          <w:tcPr>
-            <w:tcW w:type="dxa" w:w="7739"/>
-            <w:shd w:fill="EEF2F5" w:val="clear"/>
-          </w:tcPr>
-          <w:p>
-            <w:pPr>
-              <w:bidi w:val="1"/>
-              <w:jc w:val="right"/>
-            </w:pPr>
-            <w:r/>
-            <w:r>
-              <w:rPr>
-                <w:rFonts w:ascii="Arial" w:hAnsi="Arial" w:eastAsia="Arial"/>
-                <w:b/>
-                <w:color w:val="0A0E17"/>
-                <w:sz w:val="18"/>
-              </w:rPr>
-              <w:t>آخر يوم عمل / العرض</w:t>
-            </w:r>
-          </w:p>
-        </w:tc>
-        <w:tc>
-          <w:tcPr>
-            <w:tcW w:type="dxa" w:w="7739"/>
-          </w:tcPr>
-          <w:p>
-            <w:pPr>
-              <w:bidi w:val="1"/>
-              <w:jc w:val="right"/>
-            </w:pPr>
-            <w:r/>
-            <w:r>
-              <w:rPr>
-                <w:rFonts w:ascii="Arial" w:hAnsi="Arial" w:eastAsia="Arial"/>
-                <w:b w:val="0"/>
-                <w:color w:val="0A0E17"/>
-                <w:sz w:val="18"/>
-              </w:rPr>
-              <w:t>الخميس 31/12/2026</w:t>
-            </w:r>
-          </w:p>
-        </w:tc>
-      </w:tr>
-      <w:tr>
-        <w:tc>
-          <w:tcPr>
-            <w:tcW w:type="dxa" w:w="7739"/>
-            <w:shd w:fill="EEF2F5" w:val="clear"/>
-          </w:tcPr>
-          <w:p>
-            <w:pPr>
-              <w:bidi w:val="1"/>
-              <w:jc w:val="right"/>
-            </w:pPr>
-            <w:r/>
-            <w:r>
-              <w:rPr>
-                <w:rFonts w:ascii="Arial" w:hAnsi="Arial" w:eastAsia="Arial"/>
-                <w:b/>
-                <w:color w:val="0A0E17"/>
-                <w:sz w:val="18"/>
-              </w:rPr>
-              <w:t>آخر موعد للقبول</w:t>
-            </w:r>
-          </w:p>
-        </w:tc>
-        <w:tc>
-          <w:tcPr>
-            <w:tcW w:type="dxa" w:w="7739"/>
-          </w:tcPr>
-          <w:p>
-            <w:pPr>
-              <w:bidi w:val="1"/>
-              <w:jc w:val="right"/>
-            </w:pPr>
-            <w:r/>
-            <w:r>
-              <w:rPr>
-                <w:rFonts w:ascii="Arial" w:hAnsi="Arial" w:eastAsia="Arial"/>
-                <w:b w:val="0"/>
-                <w:color w:val="0A0E17"/>
-                <w:sz w:val="18"/>
-              </w:rPr>
-              <w:t>الثلاثاء 05/01/2027</w:t>
-            </w:r>
-          </w:p>
-        </w:tc>
-      </w:tr>
-      <w:tr>
-        <w:tc>
-          <w:tcPr>
-            <w:tcW w:type="dxa" w:w="7739"/>
-            <w:shd w:fill="EEF2F5" w:val="clear"/>
-          </w:tcPr>
-          <w:p>
-            <w:pPr>
-              <w:bidi w:val="1"/>
-              <w:jc w:val="right"/>
-            </w:pPr>
-            <w:r/>
-            <w:r>
-              <w:rPr>
-                <w:rFonts w:ascii="Arial" w:hAnsi="Arial" w:eastAsia="Arial"/>
-                <w:b/>
-                <w:color w:val="0A0E17"/>
-                <w:sz w:val="18"/>
-              </w:rPr>
-              <w:t>أيام التنفيذ (بدون جمعة وسبت وإجازات)</w:t>
-            </w:r>
-          </w:p>
-        </w:tc>
-        <w:tc>
-          <w:tcPr>
-            <w:tcW w:type="dxa" w:w="7739"/>
-          </w:tcPr>
-          <w:p>
-            <w:pPr>
-              <w:bidi w:val="1"/>
-              <w:jc w:val="right"/>
-            </w:pPr>
-            <w:r/>
-            <w:r>
-              <w:rPr>
-                <w:rFonts w:ascii="Arial" w:hAnsi="Arial" w:eastAsia="Arial"/>
-                <w:b w:val="0"/>
-                <w:color w:val="0A0E17"/>
-                <w:sz w:val="18"/>
-              </w:rPr>
-              <w:t>29/12، 30/12، 31/12</w:t>
+              <w:t>3 أيام عمل (بدون جمعة وسبت وإجازات)</w:t>
             </w:r>
           </w:p>
         </w:tc>
@@ -8273,7 +5557,7 @@
                 <w:color w:val="0A0E17"/>
                 <w:sz w:val="18"/>
               </w:rPr>
-              <w:t>عرض الوحدة 7 — الاثنين 28/12/2026</w:t>
+              <w:t>عرض الوحدة 7</w:t>
             </w:r>
           </w:p>
         </w:tc>
@@ -8336,7 +5620,7 @@
           <w:color w:val="082868"/>
           <w:sz w:val="28"/>
         </w:rPr>
-        <w:t>٣) الدفعات — مواعيد الاستحقاق</w:t>
+        <w:t>٣) الدفعات</w:t>
       </w:r>
     </w:p>
     <w:tbl>
@@ -8346,22 +5630,21 @@
         <w:tblLook w:firstColumn="1" w:firstRow="1" w:lastColumn="0" w:lastRow="0" w:noHBand="0" w:noVBand="1" w:val="04A0"/>
       </w:tblPr>
       <w:tblGrid>
-        <w:gridCol w:w="3096"/>
-        <w:gridCol w:w="3096"/>
-        <w:gridCol w:w="3096"/>
-        <w:gridCol w:w="3096"/>
-        <w:gridCol w:w="3096"/>
+        <w:gridCol w:w="3869"/>
+        <w:gridCol w:w="3869"/>
+        <w:gridCol w:w="3869"/>
+        <w:gridCol w:w="3869"/>
       </w:tblGrid>
       <w:tr>
         <w:tc>
           <w:tcPr>
-            <w:tcW w:type="dxa" w:w="3096"/>
+            <w:tcW w:type="dxa" w:w="3869"/>
             <w:shd w:fill="082868" w:val="clear"/>
           </w:tcPr>
           <w:p>
             <w:pPr>
               <w:bidi w:val="1"/>
-              <w:jc w:val="center"/>
+              <w:jc w:val="right"/>
             </w:pPr>
             <w:r/>
             <w:r>
@@ -8369,7 +5652,7 @@
                 <w:rFonts w:ascii="Arial" w:hAnsi="Arial" w:eastAsia="Arial"/>
                 <w:b/>
                 <w:color w:val="FFFFFF"/>
-                <w:sz w:val="18"/>
+                <w:sz w:val="20"/>
               </w:rPr>
               <w:t>النسبة</w:t>
             </w:r>
@@ -8377,13 +5660,13 @@
         </w:tc>
         <w:tc>
           <w:tcPr>
-            <w:tcW w:type="dxa" w:w="3096"/>
+            <w:tcW w:type="dxa" w:w="3869"/>
             <w:shd w:fill="082868" w:val="clear"/>
           </w:tcPr>
           <w:p>
             <w:pPr>
               <w:bidi w:val="1"/>
-              <w:jc w:val="center"/>
+              <w:jc w:val="right"/>
             </w:pPr>
             <w:r/>
             <w:r>
@@ -8391,7 +5674,7 @@
                 <w:rFonts w:ascii="Arial" w:hAnsi="Arial" w:eastAsia="Arial"/>
                 <w:b/>
                 <w:color w:val="FFFFFF"/>
-                <w:sz w:val="18"/>
+                <w:sz w:val="20"/>
               </w:rPr>
               <w:t>القيمة</w:t>
             </w:r>
@@ -8399,13 +5682,13 @@
         </w:tc>
         <w:tc>
           <w:tcPr>
-            <w:tcW w:type="dxa" w:w="3096"/>
+            <w:tcW w:type="dxa" w:w="3869"/>
             <w:shd w:fill="082868" w:val="clear"/>
           </w:tcPr>
           <w:p>
             <w:pPr>
               <w:bidi w:val="1"/>
-              <w:jc w:val="center"/>
+              <w:jc w:val="right"/>
             </w:pPr>
             <w:r/>
             <w:r>
@@ -8413,7 +5696,7 @@
                 <w:rFonts w:ascii="Arial" w:hAnsi="Arial" w:eastAsia="Arial"/>
                 <w:b/>
                 <w:color w:val="FFFFFF"/>
-                <w:sz w:val="18"/>
+                <w:sz w:val="20"/>
               </w:rPr>
               <w:t>البوابة</w:t>
             </w:r>
@@ -8421,13 +5704,13 @@
         </w:tc>
         <w:tc>
           <w:tcPr>
-            <w:tcW w:type="dxa" w:w="3096"/>
+            <w:tcW w:type="dxa" w:w="3869"/>
             <w:shd w:fill="082868" w:val="clear"/>
           </w:tcPr>
           <w:p>
             <w:pPr>
               <w:bidi w:val="1"/>
-              <w:jc w:val="center"/>
+              <w:jc w:val="right"/>
             </w:pPr>
             <w:r/>
             <w:r>
@@ -8435,29 +5718,7 @@
                 <w:rFonts w:ascii="Arial" w:hAnsi="Arial" w:eastAsia="Arial"/>
                 <w:b/>
                 <w:color w:val="FFFFFF"/>
-                <w:sz w:val="18"/>
-              </w:rPr>
-              <w:t>تاريخ الاستحقاق</w:t>
-            </w:r>
-          </w:p>
-        </w:tc>
-        <w:tc>
-          <w:tcPr>
-            <w:tcW w:type="dxa" w:w="3096"/>
-            <w:shd w:fill="082868" w:val="clear"/>
-          </w:tcPr>
-          <w:p>
-            <w:pPr>
-              <w:bidi w:val="1"/>
-              <w:jc w:val="center"/>
-            </w:pPr>
-            <w:r/>
-            <w:r>
-              <w:rPr>
-                <w:rFonts w:ascii="Arial" w:hAnsi="Arial" w:eastAsia="Arial"/>
-                <w:b/>
-                <w:color w:val="FFFFFF"/>
-                <w:sz w:val="18"/>
+                <w:sz w:val="20"/>
               </w:rPr>
               <w:t>شرط الصرف</w:t>
             </w:r>
@@ -8467,7 +5728,7 @@
       <w:tr>
         <w:tc>
           <w:tcPr>
-            <w:tcW w:type="dxa" w:w="3096"/>
+            <w:tcW w:type="dxa" w:w="3869"/>
           </w:tcPr>
           <w:p>
             <w:pPr>
@@ -8488,7 +5749,7 @@
         </w:tc>
         <w:tc>
           <w:tcPr>
-            <w:tcW w:type="dxa" w:w="3096"/>
+            <w:tcW w:type="dxa" w:w="3869"/>
           </w:tcPr>
           <w:p>
             <w:pPr>
@@ -8509,7 +5770,7 @@
         </w:tc>
         <w:tc>
           <w:tcPr>
-            <w:tcW w:type="dxa" w:w="3096"/>
+            <w:tcW w:type="dxa" w:w="3869"/>
           </w:tcPr>
           <w:p>
             <w:pPr>
@@ -8530,28 +5791,7 @@
         </w:tc>
         <w:tc>
           <w:tcPr>
-            <w:tcW w:type="dxa" w:w="3096"/>
-          </w:tcPr>
-          <w:p>
-            <w:pPr>
-              <w:bidi w:val="1"/>
-              <w:jc w:val="right"/>
-            </w:pPr>
-            <w:r/>
-            <w:r>
-              <w:rPr>
-                <w:rFonts w:ascii="Arial" w:hAnsi="Arial" w:eastAsia="Arial"/>
-                <w:b w:val="0"/>
-                <w:color w:val="0A0E17"/>
-                <w:sz w:val="18"/>
-              </w:rPr>
-              <w:t>الخميس 15/10/2026</w:t>
-            </w:r>
-          </w:p>
-        </w:tc>
-        <w:tc>
-          <w:tcPr>
-            <w:tcW w:type="dxa" w:w="3096"/>
+            <w:tcW w:type="dxa" w:w="3869"/>
           </w:tcPr>
           <w:p>
             <w:pPr>
@@ -8574,7 +5814,7 @@
       <w:tr>
         <w:tc>
           <w:tcPr>
-            <w:tcW w:type="dxa" w:w="3096"/>
+            <w:tcW w:type="dxa" w:w="3869"/>
           </w:tcPr>
           <w:p>
             <w:pPr>
@@ -8595,7 +5835,7 @@
         </w:tc>
         <w:tc>
           <w:tcPr>
-            <w:tcW w:type="dxa" w:w="3096"/>
+            <w:tcW w:type="dxa" w:w="3869"/>
           </w:tcPr>
           <w:p>
             <w:pPr>
@@ -8616,7 +5856,7 @@
         </w:tc>
         <w:tc>
           <w:tcPr>
-            <w:tcW w:type="dxa" w:w="3096"/>
+            <w:tcW w:type="dxa" w:w="3869"/>
           </w:tcPr>
           <w:p>
             <w:pPr>
@@ -8637,28 +5877,7 @@
         </w:tc>
         <w:tc>
           <w:tcPr>
-            <w:tcW w:type="dxa" w:w="3096"/>
-          </w:tcPr>
-          <w:p>
-            <w:pPr>
-              <w:bidi w:val="1"/>
-              <w:jc w:val="right"/>
-            </w:pPr>
-            <w:r/>
-            <w:r>
-              <w:rPr>
-                <w:rFonts w:ascii="Arial" w:hAnsi="Arial" w:eastAsia="Arial"/>
-                <w:b w:val="0"/>
-                <w:color w:val="0A0E17"/>
-                <w:sz w:val="18"/>
-              </w:rPr>
-              <w:t>الأربعاء 23/12/2026</w:t>
-            </w:r>
-          </w:p>
-        </w:tc>
-        <w:tc>
-          <w:tcPr>
-            <w:tcW w:type="dxa" w:w="3096"/>
+            <w:tcW w:type="dxa" w:w="3869"/>
           </w:tcPr>
           <w:p>
             <w:pPr>
@@ -8681,7 +5900,7 @@
       <w:tr>
         <w:tc>
           <w:tcPr>
-            <w:tcW w:type="dxa" w:w="3096"/>
+            <w:tcW w:type="dxa" w:w="3869"/>
           </w:tcPr>
           <w:p>
             <w:pPr>
@@ -8702,7 +5921,7 @@
         </w:tc>
         <w:tc>
           <w:tcPr>
-            <w:tcW w:type="dxa" w:w="3096"/>
+            <w:tcW w:type="dxa" w:w="3869"/>
           </w:tcPr>
           <w:p>
             <w:pPr>
@@ -8723,7 +5942,7 @@
         </w:tc>
         <w:tc>
           <w:tcPr>
-            <w:tcW w:type="dxa" w:w="3096"/>
+            <w:tcW w:type="dxa" w:w="3869"/>
           </w:tcPr>
           <w:p>
             <w:pPr>
@@ -8744,28 +5963,7 @@
         </w:tc>
         <w:tc>
           <w:tcPr>
-            <w:tcW w:type="dxa" w:w="3096"/>
-          </w:tcPr>
-          <w:p>
-            <w:pPr>
-              <w:bidi w:val="1"/>
-              <w:jc w:val="right"/>
-            </w:pPr>
-            <w:r/>
-            <w:r>
-              <w:rPr>
-                <w:rFonts w:ascii="Arial" w:hAnsi="Arial" w:eastAsia="Arial"/>
-                <w:b w:val="0"/>
-                <w:color w:val="0A0E17"/>
-                <w:sz w:val="18"/>
-              </w:rPr>
-              <w:t>الأحد 31/01/2027</w:t>
-            </w:r>
-          </w:p>
-        </w:tc>
-        <w:tc>
-          <w:tcPr>
-            <w:tcW w:type="dxa" w:w="3096"/>
+            <w:tcW w:type="dxa" w:w="3869"/>
           </w:tcPr>
           <w:p>
             <w:pPr>
@@ -8788,7 +5986,7 @@
       <w:tr>
         <w:tc>
           <w:tcPr>
-            <w:tcW w:type="dxa" w:w="3096"/>
+            <w:tcW w:type="dxa" w:w="3869"/>
           </w:tcPr>
           <w:p>
             <w:pPr>
@@ -8809,7 +6007,7 @@
         </w:tc>
         <w:tc>
           <w:tcPr>
-            <w:tcW w:type="dxa" w:w="3096"/>
+            <w:tcW w:type="dxa" w:w="3869"/>
           </w:tcPr>
           <w:p>
             <w:pPr>
@@ -8830,7 +6028,7 @@
         </w:tc>
         <w:tc>
           <w:tcPr>
-            <w:tcW w:type="dxa" w:w="3096"/>
+            <w:tcW w:type="dxa" w:w="3869"/>
           </w:tcPr>
           <w:p>
             <w:pPr>
@@ -8851,28 +6049,7 @@
         </w:tc>
         <w:tc>
           <w:tcPr>
-            <w:tcW w:type="dxa" w:w="3096"/>
-          </w:tcPr>
-          <w:p>
-            <w:pPr>
-              <w:bidi w:val="1"/>
-              <w:jc w:val="right"/>
-            </w:pPr>
-            <w:r/>
-            <w:r>
-              <w:rPr>
-                <w:rFonts w:ascii="Arial" w:hAnsi="Arial" w:eastAsia="Arial"/>
-                <w:b w:val="0"/>
-                <w:color w:val="0A0E17"/>
-                <w:sz w:val="18"/>
-              </w:rPr>
-              <w:t>الأحد 07/02/2027</w:t>
-            </w:r>
-          </w:p>
-        </w:tc>
-        <w:tc>
-          <w:tcPr>
-            <w:tcW w:type="dxa" w:w="3096"/>
+            <w:tcW w:type="dxa" w:w="3869"/>
           </w:tcPr>
           <w:p>
             <w:pPr>
@@ -8905,7 +6082,7 @@
           <w:color w:val="5B6475"/>
           <w:sz w:val="18"/>
         </w:rPr>
-        <w:t>روتك سيستمز · خطة تسليم Crown · خط الأساس: الخميس ١٥/١٠/٢٠٢٦ · الدعم المكثف من ٠٨/٠٢/٢٠٢٧ إلى ٢١/٠٢/٢٠٢٧ · الضمان حتى ٠٧/٠٢/٢٠٢٨</w:t>
+        <w:t>روتك سيستمز · خطة تسليم Crown · الدعم المكثف عشرة أيام عمل بعد التشغيل · الضمان لمدة ١٢ شهرًا</w:t>
       </w:r>
     </w:p>
     <w:sectPr>
